--- a/Headless_Task-Grounded_Pick-and-Place_in_Gazebo/doc/PICK_AND_PLACE_REPORT_FR.docx
+++ b/Headless_Task-Grounded_Pick-and-Place_in_Gazebo/doc/PICK_AND_PLACE_REPORT_FR.docx
@@ -24,7 +24,7 @@
         <w:spacing w:after="160"/>
       </w:pPr>
       <w:r>
-        <w:t xml:space="preserve">Pick-and-place ancré sur une tâche, en headless, de la spec à vingt épisodes enregistrés</w:t>
+        <w:t xml:space="preserve">Pick-and-place ancré sur une tâche, en headless, jusqu'à un fichier launch testable</w:t>
       </w:r>
     </w:p>
     <w:p>
@@ -37,7 +37,7 @@
           <w:iCs/>
           <w:color w:val="4B5B57"/>
         </w:rPr>
-        <w:t xml:space="preserve">Ce qui a été construit face à doc/headless_pick_and_place_specification.md, étape par étape, avec la vérification utilisée à chaque étape, chaque bug trouvé en chemin, et là où le mécanisme livré s'écarte de ce que la spécification supposait.</w:t>
+        <w:t xml:space="preserve">Ce qui a été construit face à la spécification, étape par étape, et l'addendum du 22/09/2026 ajoutant un point d'entrée ros2 launch unique pour la revue du manager.</w:t>
       </w:r>
     </w:p>
     <w:p>
@@ -60,7 +60,7 @@
           <w:sz w:val="18"/>
           <w:szCs w:val="18"/>
         </w:rPr>
-        <w:t xml:space="preserve">~/tomislav/robotics/Headless_Task-Grounded_Pick-and-Place_in_Gazebo</w:t>
+        <w:t xml:space="preserve">~/tomislav/robotics/mycobi_R6A_tomislav_22_09_2026/Headless_Task-Grounded_Pick-and-Place_in_Gazebo</w:t>
       </w:r>
     </w:p>
     <w:p>
@@ -129,7 +129,7 @@
           <w:sz w:val="18"/>
           <w:szCs w:val="18"/>
         </w:rPr>
-        <w:t xml:space="preserve">f944dbe sur main</w:t>
+        <w:t xml:space="preserve">5c92a565 sur mycobi_R6A_tomislav_22_09_2026_tomislav_branch</w:t>
       </w:r>
     </w:p>
     <w:p>
@@ -189,7 +189,7 @@
         <w:t xml:space="preserve">headless_pick_and_place_specification.md</w:t>
       </w:r>
       <w:r>
-        <w:t xml:space="preserve"> — le fichier situé dans ce même dossier, traité comme une spécification contraignante des *objectifs* de conception et de vérification, pas des détails d'implémentation. Selon l'instruction directrice sous laquelle ce travail a été mené, les choix de programmation précis de ce document pouvaient librement être remplacés par de meilleures solutions ; chaque objectif devait être soit atteint, soit explicitement signalé comme problème.</w:t>
+        <w:t xml:space="preserve">. Selon l'instruction directrice sous laquelle ce travail a été mené, les choix de programmation précis pouvaient librement être remplacés par de meilleures solutions ; chaque objectif devait être soit atteint, soit explicitement signalé comme problème.</w:t>
       </w:r>
     </w:p>
     <w:p>
@@ -197,29 +197,22 @@
         <w:spacing w:after="140"/>
       </w:pPr>
       <w:r>
-        <w:t xml:space="preserve">En bref : chaque étape numérotée de la spécification (Parties 1 à 8) a été implémentée et vérifiée, vingt épisodes au format LeRobot ont été enregistrés et répartis en un jeu d'entraînement de 15 épisodes et un jeu de validation à caméra tenue à l'écart de 5 épisodes, et le pipeline est entièrement auto-vérifiant (un contrôle réussite/échec basé sur un CSV tourne à la fin de chaque épisode). La seule déviation structurante se situe dans le mécanisme de prise lui-même : après qu'une expérience de physique délibérée et bornée n'a produit aucune tenue par friction, le bloc est porté par une soudure Gazebo </w:t>
-      </w:r>
-      <w:r>
-        <w:rPr>
-          <w:rFonts w:ascii="Consolas" w:cs="Consolas" w:eastAsia="Consolas" w:hAnsi="Consolas"/>
-          <w:color w:val="0E4A40"/>
-          <w:sz w:val="19"/>
-          <w:szCs w:val="19"/>
-        </w:rPr>
-        <w:t xml:space="preserve">DetachableJoint</w:t>
-      </w:r>
-      <w:r>
-        <w:t xml:space="preserve">, déclenchée à la fermeture de la pince et relâchée à son ouverture — étiquetée </w:t>
-      </w:r>
+        <w:t xml:space="preserve">En bref : chaque étape numérotée de la spécification (Parties 1 à 8) a été implémentée et vérifiée, vingt épisodes LeRobot ont été enregistrés et répartis en jeu d'entraînement (15) et jeu de validation à caméra tenue à l'écart (5). Quatre bugs corrigés dans le séquencement bras/pince, trois autres dans l'infrastructure du lot d'enregistrement, trois autres dans l'orchestrateur de démo ajouté le 22/09/2026 (Sections 13 à 15), et quatre signalés comme méritant un rapport en amont.</w:t>
+      </w:r>
+    </w:p>
+    <w:p>
+      <w:pPr>
+        <w:spacing w:after="140"/>
+      </w:pPr>
       <w:r>
         <w:rPr>
           <w:b/>
           <w:bCs/>
         </w:rPr>
-        <w:t xml:space="preserve">ATTACHE SIMULÉE, PAS une prise physique</w:t>
-      </w:r>
-      <w:r>
-        <w:t xml:space="preserve"> partout où elle apparaît, dans les commentaires de code, les lignes de journal, et les métadonnées de chaque épisode. Quatre bugs ont été corrigés dans le chemin de séquencement bras/pince, trois autres dans l'infrastructure du lot d'enregistrement, et deux sont signalés comme méritant un rapport en amont.</w:t>
+        <w:t xml:space="preserve">Addendum, 22/09/2026 (Sections 13-15) :</w:t>
+      </w:r>
+      <w:r>
+        <w:t xml:space="preserve"> un manager a demandé un point d'entrée unique ros2 launch pour réellement exécuter et regarder cette démo. Deux fichiers launch encapsulent un seul script orchestrateur, avec gui, record, block_x/block_y et attach_mode exposés comme des arguments ros2 launch ordinaires et documentés — attach_mode délibérément, pour que la limite de l'attache simulée soit visible au point d'usage.</w:t>
       </w:r>
     </w:p>
     <w:p>
@@ -227,31 +220,7 @@
         <w:spacing w:after="140"/>
       </w:pPr>
       <w:r>
-        <w:t xml:space="preserve">Ce rapport suit la même structure que les runbooks de </w:t>
-      </w:r>
-      <w:r>
-        <w:rPr>
-          <w:rFonts w:ascii="Consolas" w:cs="Consolas" w:eastAsia="Consolas" w:hAnsi="Consolas"/>
-          <w:color w:val="0E4A40"/>
-          <w:sz w:val="19"/>
-          <w:szCs w:val="19"/>
-        </w:rPr>
-        <w:t xml:space="preserve">Gazebo_to_LeRobot_Pipeline/docs/</w:t>
-      </w:r>
-      <w:r>
-        <w:t xml:space="preserve"> et </w:t>
-      </w:r>
-      <w:r>
-        <w:rPr>
-          <w:rFonts w:ascii="Consolas" w:cs="Consolas" w:eastAsia="Consolas" w:hAnsi="Consolas"/>
-          <w:color w:val="0E4A40"/>
-          <w:sz w:val="19"/>
-          <w:szCs w:val="19"/>
-        </w:rPr>
-        <w:t xml:space="preserve">ROS2_to_RLDS_Conversion_OpenVLA/docs/</w:t>
-      </w:r>
-      <w:r>
-        <w:t xml:space="preserve"> : un compte-rendu étape par étape associant ce qui a été fait au contrôle concret qui le prouve, une section de référence pour les bugs et les limites, et un guide manuel, exécutable par un humain, en fin de document.</w:t>
+        <w:t xml:space="preserve">Ce rapport suit la même structure que les runbooks de Gazebo_to_LeRobot_Pipeline/docs/ et ROS2_to_RLDS_Conversion_OpenVLA/docs/.</w:t>
       </w:r>
     </w:p>
     <w:p>
@@ -268,7 +237,7 @@
         <w:spacing w:after="140"/>
       </w:pPr>
       <w:r>
-        <w:t xml:space="preserve">Les numéros de partie de la spécification elle-même, ce que chacune demandait, et ce qui a été livré en réponse. C'est la section à lire en premier si la seule question est : « a-t-on fait ce que le document demandait ? »</w:t>
+        <w:t xml:space="preserve">Les numéros de partie de la spécification, ce que chacune demandait, et ce qui a été livré.</w:t>
       </w:r>
     </w:p>
     <w:tbl>
@@ -312,7 +281,7 @@
                 <w:sz w:val="17"/>
                 <w:szCs w:val="17"/>
               </w:rPr>
-              <w:t xml:space="preserve">Partie de la spec</w:t>
+              <w:t xml:space="preserve">Partie</w:t>
             </w:r>
           </w:p>
         </w:tc>
@@ -400,50 +369,26 @@
               <w:spacing w:after="60"/>
             </w:pPr>
             <w:r>
-              <w:t xml:space="preserve">Un </w:t>
-            </w:r>
-            <w:r>
-              <w:rPr>
-                <w:rFonts w:ascii="Consolas" w:cs="Consolas" w:eastAsia="Consolas" w:hAnsi="Consolas"/>
-                <w:color w:val="0E4A40"/>
-                <w:sz w:val="19"/>
-                <w:szCs w:val="19"/>
-              </w:rPr>
-              <w:t xml:space="preserve">red_block.sdf</w:t>
-            </w:r>
-            <w:r>
-              <w:t xml:space="preserve"> autonome : 0,05 kg, cube de 4 cm, inertie 1,333e-05, μ=1,5, contact kp=1e6/kd=1,0.</w:t>
-            </w:r>
-          </w:p>
-        </w:tc>
-        <w:tc>
-          <w:tcPr>
-            <w:tcW w:type="dxa" w:w="3360"/>
-            <w:tcMar>
-              <w:top w:type="dxa" w:w="80"/>
-              <w:left w:type="dxa" w:w="120"/>
-              <w:bottom w:type="dxa" w:w="80"/>
-              <w:right w:type="dxa" w:w="120"/>
-            </w:tcMar>
-          </w:tcPr>
-          <w:p>
-            <w:pPr>
-              <w:spacing w:after="60"/>
-            </w:pPr>
-            <w:r>
-              <w:t xml:space="preserve">Implémenté verbatim, puis étendu : kp/kd ont ensuite été adoucis à 5e4/50,0 lors de l'expérience de prise (§8) et un plugin </w:t>
-            </w:r>
-            <w:r>
-              <w:rPr>
-                <w:rFonts w:ascii="Consolas" w:cs="Consolas" w:eastAsia="Consolas" w:hAnsi="Consolas"/>
-                <w:color w:val="0E4A40"/>
-                <w:sz w:val="19"/>
-                <w:szCs w:val="19"/>
-              </w:rPr>
-              <w:t xml:space="preserve">DetachableJoint</w:t>
-            </w:r>
-            <w:r>
-              <w:t xml:space="preserve"> a été ajouté au même fichier (§9). μ, masse, taille et inertie restent inchangés.</w:t>
+              <w:t xml:space="preserve">red_block.sdf : 0,05 kg, cube de 4 cm, inertie 1,333e-05, mu=1,5, contact kp=1e6/kd=1,0.</w:t>
+            </w:r>
+          </w:p>
+        </w:tc>
+        <w:tc>
+          <w:tcPr>
+            <w:tcW w:type="dxa" w:w="3360"/>
+            <w:tcMar>
+              <w:top w:type="dxa" w:w="80"/>
+              <w:left w:type="dxa" w:w="120"/>
+              <w:bottom w:type="dxa" w:w="80"/>
+              <w:right w:type="dxa" w:w="120"/>
+            </w:tcMar>
+          </w:tcPr>
+          <w:p>
+            <w:pPr>
+              <w:spacing w:after="60"/>
+            </w:pPr>
+            <w:r>
+              <w:t xml:space="preserve">Implémenté verbatim, puis étendu : kp/kd adoucis à 5e4/50,0 (Sec.8), plugin DetachableJoint ajouté (Sec.9).</w:t>
             </w:r>
           </w:p>
         </w:tc>
@@ -483,38 +428,26 @@
               <w:spacing w:after="60"/>
             </w:pPr>
             <w:r>
-              <w:t xml:space="preserve">Spawn à (0,25 ; 0,00 ; 0,05) via </w:t>
-            </w:r>
-            <w:r>
-              <w:rPr>
-                <w:rFonts w:ascii="Consolas" w:cs="Consolas" w:eastAsia="Consolas" w:hAnsi="Consolas"/>
-                <w:color w:val="0E4A40"/>
-                <w:sz w:val="19"/>
-                <w:szCs w:val="19"/>
-              </w:rPr>
-              <w:t xml:space="preserve">ros_gz_sim create</w:t>
-            </w:r>
-            <w:r>
-              <w:t xml:space="preserve"> ; faire varier la position entre épisodes (x∈[0,22 ; 0,28]).</w:t>
-            </w:r>
-          </w:p>
-        </w:tc>
-        <w:tc>
-          <w:tcPr>
-            <w:tcW w:type="dxa" w:w="3360"/>
-            <w:tcMar>
-              <w:top w:type="dxa" w:w="80"/>
-              <w:left w:type="dxa" w:w="120"/>
-              <w:bottom w:type="dxa" w:w="80"/>
-              <w:right w:type="dxa" w:w="120"/>
-            </w:tcMar>
-          </w:tcPr>
-          <w:p>
-            <w:pPr>
-              <w:spacing w:after="60"/>
-            </w:pPr>
-            <w:r>
-              <w:t xml:space="preserve">La commande de spawn et la pose principale correspondent exactement. La variation a utilisé x∈[0,25 ; 0,31] et y∈[-0,08 ; 0,08] — voir §7 : la branche IK coude-haut n'a aucune solution sous x≈0,245 sur ce bras.</w:t>
+              <w:t xml:space="preserve">Spawn à (0,25 ; 0,00 ; 0,05) ; faire varier la position (x dans [0,22 ; 0,28]).</w:t>
+            </w:r>
+          </w:p>
+        </w:tc>
+        <w:tc>
+          <w:tcPr>
+            <w:tcW w:type="dxa" w:w="3360"/>
+            <w:tcMar>
+              <w:top w:type="dxa" w:w="80"/>
+              <w:left w:type="dxa" w:w="120"/>
+              <w:bottom w:type="dxa" w:w="80"/>
+              <w:right w:type="dxa" w:w="120"/>
+            </w:tcMar>
+          </w:tcPr>
+          <w:p>
+            <w:pPr>
+              <w:spacing w:after="60"/>
+            </w:pPr>
+            <w:r>
+              <w:t xml:space="preserve">Variation utilisée : x dans [0,25 ; 0,31], y dans [-0,08 ; 0,08] — voir Sec.7.</w:t>
             </w:r>
           </w:p>
         </w:tc>
@@ -554,50 +487,26 @@
               <w:spacing w:after="60"/>
             </w:pPr>
             <w:r>
-              <w:t xml:space="preserve">Deux contrôles indépendants : pose numérique via </w:t>
-            </w:r>
-            <w:r>
-              <w:rPr>
-                <w:rFonts w:ascii="Consolas" w:cs="Consolas" w:eastAsia="Consolas" w:hAnsi="Consolas"/>
-                <w:color w:val="0E4A40"/>
-                <w:sz w:val="19"/>
-                <w:szCs w:val="19"/>
-              </w:rPr>
-              <w:t xml:space="preserve">gz model -p</w:t>
-            </w:r>
-            <w:r>
-              <w:t xml:space="preserve">, visuel via une image caméra sauvegardée.</w:t>
-            </w:r>
-          </w:p>
-        </w:tc>
-        <w:tc>
-          <w:tcPr>
-            <w:tcW w:type="dxa" w:w="3360"/>
-            <w:tcMar>
-              <w:top w:type="dxa" w:w="80"/>
-              <w:left w:type="dxa" w:w="120"/>
-              <w:bottom w:type="dxa" w:w="80"/>
-              <w:right w:type="dxa" w:w="120"/>
-            </w:tcMar>
-          </w:tcPr>
-          <w:p>
-            <w:pPr>
-              <w:spacing w:after="60"/>
-            </w:pPr>
-            <w:r>
-              <w:t xml:space="preserve">Les deux implémentés ; </w:t>
-            </w:r>
-            <w:r>
-              <w:rPr>
-                <w:rFonts w:ascii="Consolas" w:cs="Consolas" w:eastAsia="Consolas" w:hAnsi="Consolas"/>
-                <w:color w:val="0E4A40"/>
-                <w:sz w:val="19"/>
-                <w:szCs w:val="19"/>
-              </w:rPr>
-              <w:t xml:space="preserve">grab_frame.py</w:t>
-            </w:r>
-            <w:r>
-              <w:t xml:space="preserve"> est très proche du script proposé par la spec. Utilisé tout au long du projet (§2, §6).</w:t>
+              <w:t xml:space="preserve">Deux contrôles indépendants : pose numérique et image caméra.</w:t>
+            </w:r>
+          </w:p>
+        </w:tc>
+        <w:tc>
+          <w:tcPr>
+            <w:tcW w:type="dxa" w:w="3360"/>
+            <w:tcMar>
+              <w:top w:type="dxa" w:w="80"/>
+              <w:left w:type="dxa" w:w="120"/>
+              <w:bottom w:type="dxa" w:w="80"/>
+              <w:right w:type="dxa" w:w="120"/>
+            </w:tcMar>
+          </w:tcPr>
+          <w:p>
+            <w:pPr>
+              <w:spacing w:after="60"/>
+            </w:pPr>
+            <w:r>
+              <w:t xml:space="preserve">Les deux implémentés ; utilisés tout au long du projet (Sec.2, Sec.6).</w:t>
             </w:r>
           </w:p>
         </w:tc>
@@ -637,38 +546,26 @@
               <w:spacing w:after="60"/>
             </w:pPr>
             <w:r>
-              <w:t xml:space="preserve">Une </w:t>
-            </w:r>
-            <w:r>
-              <w:rPr>
-                <w:rFonts w:ascii="Consolas" w:cs="Consolas" w:eastAsia="Consolas" w:hAnsi="Consolas"/>
-                <w:color w:val="0E4A40"/>
-                <w:sz w:val="19"/>
-                <w:szCs w:val="19"/>
-              </w:rPr>
-              <w:t xml:space="preserve">plate.sdf</w:t>
-            </w:r>
-            <w:r>
-              <w:t xml:space="preserve"> statique (r=0,06 ; long.=0,008), spawnée à (0,20 ; -0,15 ; 0,044), à l'écart du bloc.</w:t>
-            </w:r>
-          </w:p>
-        </w:tc>
-        <w:tc>
-          <w:tcPr>
-            <w:tcW w:type="dxa" w:w="3360"/>
-            <w:tcMar>
-              <w:top w:type="dxa" w:w="80"/>
-              <w:left w:type="dxa" w:w="120"/>
-              <w:bottom w:type="dxa" w:w="80"/>
-              <w:right w:type="dxa" w:w="120"/>
-            </w:tcMar>
-          </w:tcPr>
-          <w:p>
-            <w:pPr>
-              <w:spacing w:after="60"/>
-            </w:pPr>
-            <w:r>
-              <w:t xml:space="preserve">Implémenté verbatim, inchangé durant tout le projet.</w:t>
+              <w:t xml:space="preserve">Une plate.sdf statique, spawnée à (0,20 ; -0,15 ; 0,044), à l'écart du bloc.</w:t>
+            </w:r>
+          </w:p>
+        </w:tc>
+        <w:tc>
+          <w:tcPr>
+            <w:tcW w:type="dxa" w:w="3360"/>
+            <w:tcMar>
+              <w:top w:type="dxa" w:w="80"/>
+              <w:left w:type="dxa" w:w="120"/>
+              <w:bottom w:type="dxa" w:w="80"/>
+              <w:right w:type="dxa" w:w="120"/>
+            </w:tcMar>
+          </w:tcPr>
+          <w:p>
+            <w:pPr>
+              <w:spacing w:after="60"/>
+            </w:pPr>
+            <w:r>
+              <w:t xml:space="preserve">Implémenté verbatim, inchangé.</w:t>
             </w:r>
           </w:p>
         </w:tc>
@@ -708,86 +605,26 @@
               <w:spacing w:after="60"/>
             </w:pPr>
             <w:r>
-              <w:t xml:space="preserve">Un module d'IK cartésienne via </w:t>
-            </w:r>
-            <w:r>
-              <w:rPr>
-                <w:rFonts w:ascii="Consolas" w:cs="Consolas" w:eastAsia="Consolas" w:hAnsi="Consolas"/>
-                <w:color w:val="0E4A40"/>
-                <w:sz w:val="19"/>
-                <w:szCs w:val="19"/>
-              </w:rPr>
-              <w:t xml:space="preserve">RobotState.set_from_ik</w:t>
-            </w:r>
-            <w:r>
-              <w:t xml:space="preserve"> de </w:t>
-            </w:r>
-            <w:r>
-              <w:rPr>
-                <w:rFonts w:ascii="Consolas" w:cs="Consolas" w:eastAsia="Consolas" w:hAnsi="Consolas"/>
-                <w:color w:val="0E4A40"/>
-                <w:sz w:val="19"/>
-                <w:szCs w:val="19"/>
-              </w:rPr>
-              <w:t xml:space="preserve">moveit_py</w:t>
-            </w:r>
-            <w:r>
-              <w:t xml:space="preserve">, rejetant la branche coude-bas, approchant depuis une direction constante.</w:t>
-            </w:r>
-          </w:p>
-        </w:tc>
-        <w:tc>
-          <w:tcPr>
-            <w:tcW w:type="dxa" w:w="3360"/>
-            <w:tcMar>
-              <w:top w:type="dxa" w:w="80"/>
-              <w:left w:type="dxa" w:w="120"/>
-              <w:bottom w:type="dxa" w:w="80"/>
-              <w:right w:type="dxa" w:w="120"/>
-            </w:tcMar>
-          </w:tcPr>
-          <w:p>
-            <w:pPr>
-              <w:spacing w:after="60"/>
-            </w:pPr>
-            <w:r>
-              <w:t xml:space="preserve">Implémenté, avec deux corrections non anticipées : le lien cible est </w:t>
-            </w:r>
-            <w:r>
-              <w:rPr>
-                <w:rFonts w:ascii="Consolas" w:cs="Consolas" w:eastAsia="Consolas" w:hAnsi="Consolas"/>
-                <w:color w:val="0E4A40"/>
-                <w:sz w:val="19"/>
-                <w:szCs w:val="19"/>
-              </w:rPr>
-              <w:t xml:space="preserve">gripper_base</w:t>
-            </w:r>
-            <w:r>
-              <w:t xml:space="preserve">, pas le nom générique du script de la spec (§3) ; et </w:t>
-            </w:r>
-            <w:r>
-              <w:rPr>
-                <w:rFonts w:ascii="Consolas" w:cs="Consolas" w:eastAsia="Consolas" w:hAnsi="Consolas"/>
-                <w:color w:val="0E4A40"/>
-                <w:sz w:val="19"/>
-                <w:szCs w:val="19"/>
-              </w:rPr>
-              <w:t xml:space="preserve">moveit_py</w:t>
-            </w:r>
-            <w:r>
-              <w:t xml:space="preserve"> ne peut pas partager un processus avec un nœud </w:t>
-            </w:r>
-            <w:r>
-              <w:rPr>
-                <w:rFonts w:ascii="Consolas" w:cs="Consolas" w:eastAsia="Consolas" w:hAnsi="Consolas"/>
-                <w:color w:val="0E4A40"/>
-                <w:sz w:val="19"/>
-                <w:szCs w:val="19"/>
-              </w:rPr>
-              <w:t xml:space="preserve">rclpy</w:t>
-            </w:r>
-            <w:r>
-              <w:t xml:space="preserve"> ordinaire, imposant une séparation hors-ligne/en-ligne (§3-4).</w:t>
+              <w:t xml:space="preserve">Un module d'IK cartésienne via moveit_py, rejetant la branche coude-bas.</w:t>
+            </w:r>
+          </w:p>
+        </w:tc>
+        <w:tc>
+          <w:tcPr>
+            <w:tcW w:type="dxa" w:w="3360"/>
+            <w:tcMar>
+              <w:top w:type="dxa" w:w="80"/>
+              <w:left w:type="dxa" w:w="120"/>
+              <w:bottom w:type="dxa" w:w="80"/>
+              <w:right w:type="dxa" w:w="120"/>
+            </w:tcMar>
+          </w:tcPr>
+          <w:p>
+            <w:pPr>
+              <w:spacing w:after="60"/>
+            </w:pPr>
+            <w:r>
+              <w:t xml:space="preserve">Implémenté, avec deux corrections : cible gripper_base (Sec.3) ; séparation hors-ligne/en-ligne moveit_py/rclpy (Sec.3-4).</w:t>
             </w:r>
           </w:p>
         </w:tc>
@@ -827,26 +664,26 @@
               <w:spacing w:after="60"/>
             </w:pPr>
             <w:r>
-              <w:t xml:space="preserve">Une séquence en 8 phases ; constantes de timing fixes (200 ms, 1,6 s, ~6 % temps réel) ; hauteur de prise à bloc_z+0,01.</w:t>
-            </w:r>
-          </w:p>
-        </w:tc>
-        <w:tc>
-          <w:tcPr>
-            <w:tcW w:type="dxa" w:w="3360"/>
-            <w:tcMar>
-              <w:top w:type="dxa" w:w="80"/>
-              <w:left w:type="dxa" w:w="120"/>
-              <w:bottom w:type="dxa" w:w="80"/>
-              <w:right w:type="dxa" w:w="120"/>
-            </w:tcMar>
-          </w:tcPr>
-          <w:p>
-            <w:pPr>
-              <w:spacing w:after="60"/>
-            </w:pPr>
-            <w:r>
-              <w:t xml:space="preserve">Séquence en 10 phases. Constantes de timing remplacées par une attente du résultat réel de l'action MoveGroup plus une correction en boucle fermée. Hauteur de prise remplacée par un décalage de bout de doigt mesuré empiriquement (§7).</w:t>
+              <w:t xml:space="preserve">Séquence en 8 phases ; constantes de timing fixes ; hauteur de prise à bloc_z+0,01.</w:t>
+            </w:r>
+          </w:p>
+        </w:tc>
+        <w:tc>
+          <w:tcPr>
+            <w:tcW w:type="dxa" w:w="3360"/>
+            <w:tcMar>
+              <w:top w:type="dxa" w:w="80"/>
+              <w:left w:type="dxa" w:w="120"/>
+              <w:bottom w:type="dxa" w:w="80"/>
+              <w:right w:type="dxa" w:w="120"/>
+            </w:tcMar>
+          </w:tcPr>
+          <w:p>
+            <w:pPr>
+              <w:spacing w:after="60"/>
+            </w:pPr>
+            <w:r>
+              <w:t xml:space="preserve">Séquence en 10 phases. Constantes remplacées par l'attente du résultat MoveGroup réel. Hauteur remplacée par un décalage mesuré (Sec.7).</w:t>
             </w:r>
           </w:p>
         </w:tc>
@@ -886,50 +723,26 @@
               <w:spacing w:after="60"/>
             </w:pPr>
             <w:r>
-              <w:t xml:space="preserve">Un journal CSV de la pose bloc/effecteur ; un test automatique </w:t>
-            </w:r>
-            <w:r>
-              <w:rPr>
-                <w:rFonts w:ascii="Consolas" w:cs="Consolas" w:eastAsia="Consolas" w:hAnsi="Consolas"/>
-                <w:color w:val="0E4A40"/>
-                <w:sz w:val="19"/>
-                <w:szCs w:val="19"/>
-              </w:rPr>
-              <w:t xml:space="preserve">grasp_held()</w:t>
-            </w:r>
-            <w:r>
-              <w:t xml:space="preserve"> sur la constance de dz ; une image caméra au pic du lift.</w:t>
-            </w:r>
-          </w:p>
-        </w:tc>
-        <w:tc>
-          <w:tcPr>
-            <w:tcW w:type="dxa" w:w="3360"/>
-            <w:tcMar>
-              <w:top w:type="dxa" w:w="80"/>
-              <w:left w:type="dxa" w:w="120"/>
-              <w:bottom w:type="dxa" w:w="80"/>
-              <w:right w:type="dxa" w:w="120"/>
-            </w:tcMar>
-          </w:tcPr>
-          <w:p>
-            <w:pPr>
-              <w:spacing w:after="60"/>
-            </w:pPr>
-            <w:r>
-              <w:t xml:space="preserve">Implémenté comme spécifié, puis renforcé : le contrôle de constance de dz de la spec passe trivialement quand le bloc ne bouge jamais. </w:t>
-            </w:r>
-            <w:r>
-              <w:rPr>
-                <w:rFonts w:ascii="Consolas" w:cs="Consolas" w:eastAsia="Consolas" w:hAnsi="Consolas"/>
-                <w:color w:val="0E4A40"/>
-                <w:sz w:val="19"/>
-                <w:szCs w:val="19"/>
-              </w:rPr>
-              <w:t xml:space="preserve">grasp_held()</w:t>
-            </w:r>
-            <w:r>
-              <w:t xml:space="preserve"> exige désormais aussi une montée ≥5 cm (§6).</w:t>
+              <w:t xml:space="preserve">Un journal CSV ; un test grasp_held() sur la constance de dz.</w:t>
+            </w:r>
+          </w:p>
+        </w:tc>
+        <w:tc>
+          <w:tcPr>
+            <w:tcW w:type="dxa" w:w="3360"/>
+            <w:tcMar>
+              <w:top w:type="dxa" w:w="80"/>
+              <w:left w:type="dxa" w:w="120"/>
+              <w:bottom w:type="dxa" w:w="80"/>
+              <w:right w:type="dxa" w:w="120"/>
+            </w:tcMar>
+          </w:tcPr>
+          <w:p>
+            <w:pPr>
+              <w:spacing w:after="60"/>
+            </w:pPr>
+            <w:r>
+              <w:t xml:space="preserve">Implémenté, puis renforcé : grasp_held() exige aussi une montée &gt;=5 cm (Sec.6).</w:t>
             </w:r>
           </w:p>
         </w:tc>
@@ -969,50 +782,26 @@
               <w:spacing w:after="60"/>
             </w:pPr>
             <w:r>
-              <w:t xml:space="preserve">Enregistrer via l'enregistreur de </w:t>
-            </w:r>
-            <w:r>
-              <w:rPr>
-                <w:rFonts w:ascii="Consolas" w:cs="Consolas" w:eastAsia="Consolas" w:hAnsi="Consolas"/>
-                <w:color w:val="0E4A40"/>
-                <w:sz w:val="19"/>
-                <w:szCs w:val="19"/>
-              </w:rPr>
-              <w:t xml:space="preserve">rosetta</w:t>
-            </w:r>
-            <w:r>
-              <w:t xml:space="preserve"> avec l'instruction « pick up the red block and place it on the plate » ; un premier lot de 20 épisodes.</w:t>
-            </w:r>
-          </w:p>
-        </w:tc>
-        <w:tc>
-          <w:tcPr>
-            <w:tcW w:type="dxa" w:w="3360"/>
-            <w:tcMar>
-              <w:top w:type="dxa" w:w="80"/>
-              <w:left w:type="dxa" w:w="120"/>
-              <w:bottom w:type="dxa" w:w="80"/>
-              <w:right w:type="dxa" w:w="120"/>
-            </w:tcMar>
-          </w:tcPr>
-          <w:p>
-            <w:pPr>
-              <w:spacing w:after="60"/>
-            </w:pPr>
-            <w:r>
-              <w:t xml:space="preserve">Implémenté, avec une interface d'enregistrement réelle très différente : </w:t>
-            </w:r>
-            <w:r>
-              <w:rPr>
-                <w:rFonts w:ascii="Consolas" w:cs="Consolas" w:eastAsia="Consolas" w:hAnsi="Consolas"/>
-                <w:color w:val="0E4A40"/>
-                <w:sz w:val="19"/>
-                <w:szCs w:val="19"/>
-              </w:rPr>
-              <w:t xml:space="preserve">episode_recorder_node</w:t>
-            </w:r>
-            <w:r>
-              <w:t xml:space="preserve"> est un nœud ROS2 à cycle de vie nécessitant configure→activate explicite (§10, §bugs-upstream). Composition du lot conforme à la spec §8.3.</w:t>
+              <w:t xml:space="preserve">Enregistrer via rosetta ; un premier lot de 20 épisodes.</w:t>
+            </w:r>
+          </w:p>
+        </w:tc>
+        <w:tc>
+          <w:tcPr>
+            <w:tcW w:type="dxa" w:w="3360"/>
+            <w:tcMar>
+              <w:top w:type="dxa" w:w="80"/>
+              <w:left w:type="dxa" w:w="120"/>
+              <w:bottom w:type="dxa" w:w="80"/>
+              <w:right w:type="dxa" w:w="120"/>
+            </w:tcMar>
+          </w:tcPr>
+          <w:p>
+            <w:pPr>
+              <w:spacing w:after="60"/>
+            </w:pPr>
+            <w:r>
+              <w:t xml:space="preserve">Implémenté ; episode_recorder_node est un nœud à cycle de vie (Sec.10).</w:t>
             </w:r>
           </w:p>
         </w:tc>
@@ -1052,26 +841,26 @@
               <w:spacing w:after="60"/>
             </w:pPr>
             <w:r>
-              <w:t xml:space="preserve">Relie le travail aux sous-études du bon de travail (FDT).</w:t>
-            </w:r>
-          </w:p>
-        </w:tc>
-        <w:tc>
-          <w:tcPr>
-            <w:tcW w:type="dxa" w:w="3360"/>
-            <w:tcMar>
-              <w:top w:type="dxa" w:w="80"/>
-              <w:left w:type="dxa" w:w="120"/>
-              <w:bottom w:type="dxa" w:w="80"/>
-              <w:right w:type="dxa" w:w="120"/>
-            </w:tcMar>
-          </w:tcPr>
-          <w:p>
-            <w:pPr>
-              <w:spacing w:after="60"/>
-            </w:pPr>
-            <w:r>
-              <w:t xml:space="preserve">Hors périmètre pour ce rapport, par choix — un cadrage business, pas une étape d'ingénierie.</w:t>
+              <w:t xml:space="preserve">Relie le travail aux sous-études FDT.</w:t>
+            </w:r>
+          </w:p>
+        </w:tc>
+        <w:tc>
+          <w:tcPr>
+            <w:tcW w:type="dxa" w:w="3360"/>
+            <w:tcMar>
+              <w:top w:type="dxa" w:w="80"/>
+              <w:left w:type="dxa" w:w="120"/>
+              <w:bottom w:type="dxa" w:w="80"/>
+              <w:right w:type="dxa" w:w="120"/>
+            </w:tcMar>
+          </w:tcPr>
+          <w:p>
+            <w:pPr>
+              <w:spacing w:after="60"/>
+            </w:pPr>
+            <w:r>
+              <w:t xml:space="preserve">Hors périmètre pour ce rapport.</w:t>
             </w:r>
           </w:p>
         </w:tc>
@@ -1111,26 +900,26 @@
               <w:spacing w:after="60"/>
             </w:pPr>
             <w:r>
-              <w:t xml:space="preserve">Énonce les limites : la prise simulée n'est pas une vraie prise (contact rigide grossier) ; écart de domaine ; mouvement scripté ; 20 épisodes n'est pas un jeu d'entraînement.</w:t>
-            </w:r>
-          </w:p>
-        </w:tc>
-        <w:tc>
-          <w:tcPr>
-            <w:tcW w:type="dxa" w:w="3360"/>
-            <w:tcMar>
-              <w:top w:type="dxa" w:w="80"/>
-              <w:left w:type="dxa" w:w="120"/>
-              <w:bottom w:type="dxa" w:w="80"/>
-              <w:right w:type="dxa" w:w="120"/>
-            </w:tcMar>
-          </w:tcPr>
-          <w:p>
-            <w:pPr>
-              <w:spacing w:after="60"/>
-            </w:pPr>
-            <w:r>
-              <w:t xml:space="preserve">Dépassé, au sens où le résultat est en dessous même de cette limite : le contact rigide n'a pu produire aucune tenue (§8), donc ce qui est livré est une attache simulée, plus grossière encore. Les trois autres réserves s'appliquent inchangées (§limits).</w:t>
+              <w:t xml:space="preserve">Énonce les limites : prise simulée, écart de domaine, mouvement scripté.</w:t>
+            </w:r>
+          </w:p>
+        </w:tc>
+        <w:tc>
+          <w:tcPr>
+            <w:tcW w:type="dxa" w:w="3360"/>
+            <w:tcMar>
+              <w:top w:type="dxa" w:w="80"/>
+              <w:left w:type="dxa" w:w="120"/>
+              <w:bottom w:type="dxa" w:w="80"/>
+              <w:right w:type="dxa" w:w="120"/>
+            </w:tcMar>
+          </w:tcPr>
+          <w:p>
+            <w:pPr>
+              <w:spacing w:after="60"/>
+            </w:pPr>
+            <w:r>
+              <w:t xml:space="preserve">Dépassé : le contact rigide n'a pu produire aucune tenue (Sec.8).</w:t>
             </w:r>
           </w:p>
         </w:tc>
@@ -1170,26 +959,26 @@
               <w:spacing w:after="60"/>
             </w:pPr>
             <w:r>
-              <w:t xml:space="preserve">Un ordre de travail en 8 étapes, « environ une semaine », signalant l'étape 5 (IK) comme la plus risquée.</w:t>
-            </w:r>
-          </w:p>
-        </w:tc>
-        <w:tc>
-          <w:tcPr>
-            <w:tcW w:type="dxa" w:w="3360"/>
-            <w:tcMar>
-              <w:top w:type="dxa" w:w="80"/>
-              <w:left w:type="dxa" w:w="120"/>
-              <w:bottom w:type="dxa" w:w="80"/>
-              <w:right w:type="dxa" w:w="120"/>
-            </w:tcMar>
-          </w:tcPr>
-          <w:p>
-            <w:pPr>
-              <w:spacing w:after="60"/>
-            </w:pPr>
-            <w:r>
-              <w:t xml:space="preserve">L'étape 5 a effectivement dérapé, comme signalé, bien que l'échec précis (conflit moveit_py/rclpy) ne soit pas celui anticipé. L'étape 8 (enregistrement) a aussi dérapé, pour des raisons de friction d'environnement.</w:t>
+              <w:t xml:space="preserve">Un ordre de travail en 8 étapes.</w:t>
+            </w:r>
+          </w:p>
+        </w:tc>
+        <w:tc>
+          <w:tcPr>
+            <w:tcW w:type="dxa" w:w="3360"/>
+            <w:tcMar>
+              <w:top w:type="dxa" w:w="80"/>
+              <w:left w:type="dxa" w:w="120"/>
+              <w:bottom w:type="dxa" w:w="80"/>
+              <w:right w:type="dxa" w:w="120"/>
+            </w:tcMar>
+          </w:tcPr>
+          <w:p>
+            <w:pPr>
+              <w:spacing w:after="60"/>
+            </w:pPr>
+            <w:r>
+              <w:t xml:space="preserve">L'étape 5 a dérapé comme signalé ; l'étape 8 aussi, pour des raisons de friction d'environnement.</w:t>
             </w:r>
           </w:p>
         </w:tc>
@@ -1205,7 +994,7 @@
         <w:ind w:left="200"/>
       </w:pPr>
       <w:r>
-        <w:t xml:space="preserve">La phrase qui compte le plus : chaque épisode enregistré est un vrai mouvement de bras, une vraie fermeture de pince et un vrai flux caméra — mais le transport du bloc est une soudure scriptée, pas de la friction. Quiconque utilise ce jeu de données doit le savoir avant d'en tirer des conclusions sur la prise elle-même.</w:t>
+        <w:t xml:space="preserve">La phrase qui compte le plus : chaque épisode enregistré est un vrai mouvement de bras, une vraie fermeture de pince — mais le transport du bloc est une soudure scriptée, pas de la friction.</w:t>
       </w:r>
     </w:p>
     <w:p>
@@ -1222,7 +1011,7 @@
         <w:spacing w:after="140"/>
       </w:pPr>
       <w:r>
-        <w:t xml:space="preserve">Douze étapes, dans l'ordre où elles ont dû se produire. Chacune associe ce qui a été fait au contrôle qui le prouve, et signale un bug trouvé et corrigé en chemin.</w:t>
+        <w:t xml:space="preserve">Quinze étapes, dans l'ordre où elles ont dû se produire.</w:t>
       </w:r>
     </w:p>
     <w:p>
@@ -1252,7 +1041,7 @@
           <w:iCs/>
           <w:color w:val="4B5B57"/>
         </w:rPr>
-        <w:t xml:space="preserve">Deux modèles SDF autonomes, spawnés à l'exécution — rien ajouté au fichier monde, tout est réversible.</w:t>
+        <w:t xml:space="preserve">Deux modèles SDF autonomes, spawnés à l'exécution.</w:t>
       </w:r>
     </w:p>
     <w:tbl>
@@ -1303,28 +1092,7 @@
               <w:spacing w:after="140"/>
             </w:pPr>
             <w:r>
-              <w:rPr>
-                <w:rFonts w:ascii="Consolas" w:cs="Consolas" w:eastAsia="Consolas" w:hAnsi="Consolas"/>
-                <w:color w:val="0E4A40"/>
-                <w:sz w:val="19"/>
-                <w:szCs w:val="19"/>
-              </w:rPr>
-              <w:t xml:space="preserve">models/red_block.sdf</w:t>
-            </w:r>
-            <w:r>
-              <w:t xml:space="preserve"> et </w:t>
-            </w:r>
-            <w:r>
-              <w:rPr>
-                <w:rFonts w:ascii="Consolas" w:cs="Consolas" w:eastAsia="Consolas" w:hAnsi="Consolas"/>
-                <w:color w:val="0E4A40"/>
-                <w:sz w:val="19"/>
-                <w:szCs w:val="19"/>
-              </w:rPr>
-              <w:t xml:space="preserve">models/plate.sdf</w:t>
-            </w:r>
-            <w:r>
-              <w:t xml:space="preserve">, repris des Parties 1 et 4 de la spécification presque sans changement : bloc de 0,05 kg, cube de 0,04 m, inertie diagonale 1,333e-05, friction μ=μ2=1,5, contact kp=1e6/kd=1,0 ; assiette : cylindre statique r=0,06 m, épaisseur 0,008 m.</w:t>
+              <w:t xml:space="preserve">models/red_block.sdf et models/plate.sdf, repris des Parties 1 et 4 sans changement : bloc 0,05 kg, cube 0,04 m, inertie 1,333e-05, friction mu=1,5, contact kp=1e6/kd=1,0.</w:t>
             </w:r>
           </w:p>
           <w:p>
@@ -1332,19 +1100,7 @@
               <w:spacing w:after="140"/>
             </w:pPr>
             <w:r>
-              <w:t xml:space="preserve">La rigidité de contact et un plugin </w:t>
-            </w:r>
-            <w:r>
-              <w:rPr>
-                <w:rFonts w:ascii="Consolas" w:cs="Consolas" w:eastAsia="Consolas" w:hAnsi="Consolas"/>
-                <w:color w:val="0E4A40"/>
-                <w:sz w:val="19"/>
-                <w:szCs w:val="19"/>
-              </w:rPr>
-              <w:t xml:space="preserve">DetachableJoint</w:t>
-            </w:r>
-            <w:r>
-              <w:t xml:space="preserve"> ont été ajoutés plus tard (§8-9) — cette étape est la base pure, conforme à la spec.</w:t>
+              <w:t xml:space="preserve">Rigidité de contact et plugin DetachableJoint ajoutés plus tard (Sec.8-9).</w:t>
             </w:r>
           </w:p>
         </w:tc>
@@ -1434,7 +1190,7 @@
               <w:spacing w:after="140"/>
             </w:pPr>
             <w:r>
-              <w:t xml:space="preserve">Les deux n'affichent rien (valide) — la définition de réussite de l'étape 1 de la spec, atteinte exactement.</w:t>
+              <w:t xml:space="preserve">Les deux n'affichent rien (valide).</w:t>
             </w:r>
           </w:p>
         </w:tc>
@@ -1467,7 +1223,7 @@
           <w:iCs/>
           <w:color w:val="4B5B57"/>
         </w:rPr>
-        <w:t xml:space="preserve">Deux contrôles indépendants, selon la spec Partie 3 : pose numérique et image caméra visuelle.</w:t>
+        <w:t xml:space="preserve">Deux contrôles indépendants, selon la spec Partie 3.</w:t>
       </w:r>
     </w:p>
     <w:tbl>
@@ -1592,59 +1348,7 @@
               </w:tc>
             </w:tr>
           </w:tbl>
-          <w:p>
-            <w:pPr>
-              <w:spacing w:after="140"/>
-            </w:pPr>
-            <w:r>
-              <w:rPr>
-                <w:rFonts w:ascii="Consolas" w:cs="Consolas" w:eastAsia="Consolas" w:hAnsi="Consolas"/>
-                <w:color w:val="0E4A40"/>
-                <w:sz w:val="19"/>
-                <w:szCs w:val="19"/>
-              </w:rPr>
-              <w:t xml:space="preserve">scripts/grab_frame.py</w:t>
-            </w:r>
-            <w:r>
-              <w:t xml:space="preserve"> s'abonne à </w:t>
-            </w:r>
-            <w:r>
-              <w:rPr>
-                <w:rFonts w:ascii="Consolas" w:cs="Consolas" w:eastAsia="Consolas" w:hAnsi="Consolas"/>
-                <w:color w:val="0E4A40"/>
-                <w:sz w:val="19"/>
-                <w:szCs w:val="19"/>
-              </w:rPr>
-              <w:t xml:space="preserve">/synth_camera/image/compressed</w:t>
-            </w:r>
-            <w:r>
-              <w:t xml:space="preserve">, décode avec </w:t>
-            </w:r>
-            <w:r>
-              <w:rPr>
-                <w:rFonts w:ascii="Consolas" w:cs="Consolas" w:eastAsia="Consolas" w:hAnsi="Consolas"/>
-                <w:color w:val="0E4A40"/>
-                <w:sz w:val="19"/>
-                <w:szCs w:val="19"/>
-              </w:rPr>
-              <w:t xml:space="preserve">cv2.imdecode</w:t>
-            </w:r>
-            <w:r>
-              <w:t xml:space="preserve">, sauvegarde avec </w:t>
-            </w:r>
-            <w:r>
-              <w:rPr>
-                <w:rFonts w:ascii="Consolas" w:cs="Consolas" w:eastAsia="Consolas" w:hAnsi="Consolas"/>
-                <w:color w:val="0E4A40"/>
-                <w:sz w:val="19"/>
-                <w:szCs w:val="19"/>
-              </w:rPr>
-              <w:t xml:space="preserve">cv2.imwrite</w:t>
-            </w:r>
-            <w:r>
-              <w:t xml:space="preserve"> — adapté presque mot pour mot du script de la spec.</w:t>
-            </w:r>
-          </w:p>
+          <w:p/>
         </w:tc>
         <w:tc>
           <w:tcPr>
@@ -1732,7 +1436,7 @@
               <w:spacing w:after="140"/>
             </w:pPr>
             <w:r>
-              <w:t xml:space="preserve">Confirmé que le bloc se stabilise exactement à (0,250 ; 0,000 ; 0,020) dans une sim fraîche — cohérent avec le cas « Z se stabilise légèrement sous la hauteur de spawn » de la spec. Le PNG a confirmé le bloc réellement rouge, posé sur le sol.</w:t>
+              <w:t xml:space="preserve">Confirmé : le bloc se stabilise exactement à (0,250 ; 0,000 ; 0,020).</w:t>
             </w:r>
           </w:p>
         </w:tc>
@@ -1765,7 +1469,7 @@
           <w:iCs/>
           <w:color w:val="4B5B57"/>
         </w:rPr>
-        <w:t xml:space="preserve">Le seul morceau de code véritablement nouveau signalé par la spec — et l'étape où deux corrections étaient nécessaires.</w:t>
+        <w:t xml:space="preserve">Le seul code véritablement nouveau signalé par la spec.</w:t>
       </w:r>
     </w:p>
     <w:tbl>
@@ -1816,40 +1520,7 @@
               <w:spacing w:after="140"/>
             </w:pPr>
             <w:r>
-              <w:rPr>
-                <w:rFonts w:ascii="Consolas" w:cs="Consolas" w:eastAsia="Consolas" w:hAnsi="Consolas"/>
-                <w:color w:val="0E4A40"/>
-                <w:sz w:val="19"/>
-                <w:szCs w:val="19"/>
-              </w:rPr>
-              <w:t xml:space="preserve">scripts/ik_helper.py</w:t>
-            </w:r>
-            <w:r>
-              <w:t xml:space="preserve"> construit une instance </w:t>
-            </w:r>
-            <w:r>
-              <w:rPr>
-                <w:rFonts w:ascii="Consolas" w:cs="Consolas" w:eastAsia="Consolas" w:hAnsi="Consolas"/>
-                <w:color w:val="0E4A40"/>
-                <w:sz w:val="19"/>
-                <w:szCs w:val="19"/>
-              </w:rPr>
-              <w:t xml:space="preserve">MoveItPy</w:t>
-            </w:r>
-            <w:r>
-              <w:t xml:space="preserve"> et résout avec </w:t>
-            </w:r>
-            <w:r>
-              <w:rPr>
-                <w:rFonts w:ascii="Consolas" w:cs="Consolas" w:eastAsia="Consolas" w:hAnsi="Consolas"/>
-                <w:color w:val="0E4A40"/>
-                <w:sz w:val="19"/>
-                <w:szCs w:val="19"/>
-              </w:rPr>
-              <w:t xml:space="preserve">RobotState.set_from_ik("arm", target, TARGET_LINK, timeout=1.0)</w:t>
-            </w:r>
-            <w:r>
-              <w:t xml:space="preserve">, rejetant toute solution avec J3≥0 (coude-bas) et retentant avec une graine aléatoire, exactement selon la spec §5.4. Le chaînage de graines entre points de passage maintient toute une séquence sur une branche cohérente.</w:t>
+              <w:t xml:space="preserve">ik_helper.py construit MoveItPy et résout avec set_from_ik, rejetant J3&gt;=0.</w:t>
             </w:r>
           </w:p>
         </w:tc>
@@ -1884,16 +1555,7 @@
               <w:spacing w:after="140"/>
             </w:pPr>
             <w:r>
-              <w:rPr>
-                <w:rFonts w:ascii="Consolas" w:cs="Consolas" w:eastAsia="Consolas" w:hAnsi="Consolas"/>
-                <w:color w:val="0E4A40"/>
-                <w:sz w:val="19"/>
-                <w:szCs w:val="19"/>
-              </w:rPr>
-              <w:t xml:space="preserve">fk_check()</w:t>
-            </w:r>
-            <w:r>
-              <w:t xml:space="preserve"> contre-vérifie chaque solution IK en exécutant la cinématique directe : FK-de-IK reproduit la pose demandée à ≈1e-7 m.</w:t>
+              <w:t xml:space="preserve">fk_check() : FK-de-IK reproduit la pose à ~1e-7 m.</w:t>
             </w:r>
           </w:p>
         </w:tc>
@@ -1909,31 +1571,7 @@
         <w:ind w:left="200"/>
       </w:pPr>
       <w:r>
-        <w:t xml:space="preserve">Correction au-delà de la spec : la vraie cible ici est </w:t>
-      </w:r>
-      <w:r>
-        <w:rPr>
-          <w:rFonts w:ascii="Consolas" w:cs="Consolas" w:eastAsia="Consolas" w:hAnsi="Consolas"/>
-          <w:color w:val="0E4A40"/>
-          <w:sz w:val="19"/>
-          <w:szCs w:val="19"/>
-        </w:rPr>
-        <w:t xml:space="preserve">gripper_base</w:t>
-      </w:r>
-      <w:r>
-        <w:t xml:space="preserve">, un repère TF dont le décalage jusqu'au bout de doigt a dû être mesuré (§7) — viser </w:t>
-      </w:r>
-      <w:r>
-        <w:rPr>
-          <w:rFonts w:ascii="Consolas" w:cs="Consolas" w:eastAsia="Consolas" w:hAnsi="Consolas"/>
-          <w:color w:val="0E4A40"/>
-          <w:sz w:val="19"/>
-          <w:szCs w:val="19"/>
-        </w:rPr>
-        <w:t xml:space="preserve">link6</w:t>
-      </w:r>
-      <w:r>
-        <w:t xml:space="preserve"> enfonce les vrais doigts dans le sol. Le quaternion d'orientation a été dérivé empiriquement, non copié du (1,0,0,0) de la spec.</w:t>
+        <w:t xml:space="preserve">Correction au-delà de la spec : la vraie cible est gripper_base, dont le décalage a dû être mesuré (Sec.7).</w:t>
       </w:r>
     </w:p>
     <w:p>
@@ -1963,7 +1601,7 @@
           <w:iCs/>
           <w:color w:val="4B5B57"/>
         </w:rPr>
-        <w:t xml:space="preserve">Une meilleure solution que ce que la spec anticipait : moveit_py et un nœud rclpy ordinaire ne peuvent pas coexister dans un processus sur cette pile.</w:t>
+        <w:t xml:space="preserve">moveit_py et rclpy ne peuvent pas coexister dans un processus.</w:t>
       </w:r>
     </w:p>
     <w:tbl>
@@ -2076,26 +1714,7 @@
               </w:tc>
             </w:tr>
           </w:tbl>
-          <w:p>
-            <w:pPr>
-              <w:spacing w:after="140"/>
-            </w:pPr>
-            <w:r>
-              <w:t xml:space="preserve">Résout home/approche/descente/lève/transport/pose/retrait dans l'ordre, en chaînant chaque solution comme graine suivante, et écrit </w:t>
-            </w:r>
-            <w:r>
-              <w:rPr>
-                <w:rFonts w:ascii="Consolas" w:cs="Consolas" w:eastAsia="Consolas" w:hAnsi="Consolas"/>
-                <w:color w:val="0E4A40"/>
-                <w:sz w:val="19"/>
-                <w:szCs w:val="19"/>
-              </w:rPr>
-              <w:t xml:space="preserve">waypoints.json</w:t>
-            </w:r>
-            <w:r>
-              <w:t xml:space="preserve">.</w:t>
-            </w:r>
-          </w:p>
+          <w:p/>
         </w:tc>
         <w:tc>
           <w:tcPr>
@@ -2128,7 +1747,7 @@
               <w:spacing w:after="140"/>
             </w:pPr>
             <w:r>
-              <w:t xml:space="preserve">J1/J3 affichés par point de passage ; une exécution par lot n'est acceptée que si J1 reste dans ±1,2 rad et J3&lt;0 — la branche coude-haut utilisée pour chaque épisode enregistré.</w:t>
+              <w:t xml:space="preserve">J1 dans ±1,2 rad et J3&lt;0 requis pour chaque point de passage.</w:t>
             </w:r>
           </w:p>
         </w:tc>
@@ -2144,7 +1763,7 @@
         <w:ind w:left="200"/>
       </w:pPr>
       <w:r>
-        <w:t xml:space="preserve">Absent de la spec, découvert à la dure : construire MoveItPy dans le même processus qu'un rclpy.init()+Node explicite fait bloquer indéfiniment le constructeur ; et laisser une instance MoveItPy être ramassée par le garbage collector casse silencieusement toute autre activité rclpy dans ce processus. Voir le candidat de bug amont ci-dessous.</w:t>
+        <w:t xml:space="preserve">Absent de la spec : construire MoveItPy avec rclpy.init() déjà appelé bloque indéfiniment le constructeur.</w:t>
       </w:r>
     </w:p>
     <w:p>
@@ -2161,7 +1780,7 @@
         <w:t xml:space="preserve">05  </w:t>
       </w:r>
       <w:r>
-        <w:t xml:space="preserve">Scripter la séquence de pick-and-place</w:t>
+        <w:t xml:space="preserve">Scripter la séquence</w:t>
       </w:r>
     </w:p>
     <w:p>
@@ -2174,7 +1793,7 @@
           <w:iCs/>
           <w:color w:val="4B5B57"/>
         </w:rPr>
-        <w:t xml:space="preserve">run_pick_and_place.py — rclpy pur, sans import de moveit_py, consommant waypoints.json.</w:t>
+        <w:t xml:space="preserve">run_pick_and_place.py — rclpy pur.</w:t>
       </w:r>
     </w:p>
     <w:tbl>
@@ -2225,7 +1844,7 @@
               <w:spacing w:after="140"/>
             </w:pPr>
             <w:r>
-              <w:t xml:space="preserve">Dix phases (home → ouverture → approche → descente → prise → lève → transport → pose → relâchement → retrait → home). Chaque mouvement passe par la vraie action MoveGroup et attend son résultat ; une correction en boucle fermée re-émet un mouvement (jusqu'à 4 fois) si l'écart dépasse 0,02 rad. La commande de pince est republiée toutes les 0,5 s.</w:t>
+              <w:t xml:space="preserve">Dix phases. Chaque mouvement passe par l'action MoveGroup réelle et attend son résultat.</w:t>
             </w:r>
           </w:p>
         </w:tc>
@@ -2260,7 +1879,7 @@
               <w:spacing w:after="140"/>
             </w:pPr>
             <w:r>
-              <w:t xml:space="preserve">Chaque phase journalise « move OK »/« move FAILED » depuis le propre error_code de l'action, et une capture de pose est écrite après chaque phase — alimentant le CSV de preuve de prise en §6.</w:t>
+              <w:t xml:space="preserve">Chaque phase journalise le résultat réel de l'action.</w:t>
             </w:r>
           </w:p>
         </w:tc>
@@ -2276,7 +1895,7 @@
         <w:ind w:left="200"/>
       </w:pPr>
       <w:r>
-        <w:t xml:space="preserve">Deux bugs supplémentaires corrigés ici : (1) allowed_start_tolerance à 0,01 faisait échouer chaque exécution après la première — relevée à 0,2. (2) La commande de pince n'était publiée qu'une fois, perdue par la course de découverte publieur/abonné ; corrigée en republiant périodiquement.</w:t>
+        <w:t xml:space="preserve">Deux bugs corrigés : allowed_start_tolerance relevée à 0,2 ; commande de pince republiée périodiquement.</w:t>
       </w:r>
     </w:p>
     <w:p>
@@ -2306,7 +1925,7 @@
           <w:iCs/>
           <w:color w:val="4B5B57"/>
         </w:rPr>
-        <w:t xml:space="preserve">Partie 7 de la spec, implémentée comme spécifiée — puis découverte avec une vraie faille et renforcée.</w:t>
+        <w:t xml:space="preserve">Partie 7 de la spec, renforcée après découverte d'une faille.</w:t>
       </w:r>
     </w:p>
     <w:tbl>
@@ -2357,7 +1976,7 @@
               <w:spacing w:after="140"/>
             </w:pPr>
             <w:r>
-              <w:t xml:space="preserve">Une ligne CSV par capture de phase : t, phase, bx, by, bz, ex, ey, ez, dz. Une image caméra au pic du lift est sauvegardée pour corroboration visuelle, exactement selon la spec §7.6.</w:t>
+              <w:t xml:space="preserve">Une ligne CSV par capture de phase.</w:t>
             </w:r>
           </w:p>
         </w:tc>
@@ -2436,43 +2055,7 @@
                       <w:sz w:val="18"/>
                       <w:szCs w:val="18"/>
                     </w:rPr>
-                    <w:t xml:space="preserve">    lift = [r for r in rows if r["phase"] in ("lift", "transport")]</w:t>
-                  </w:r>
-                  <w:r>
-                    <w:br/>
-                  </w:r>
-                  <w:r>
-                    <w:rPr>
-                      <w:rFonts w:ascii="Consolas" w:cs="Consolas" w:eastAsia="Consolas" w:hAnsi="Consolas"/>
-                      <w:color w:val="D9EDE8"/>
-                      <w:sz w:val="18"/>
-                      <w:szCs w:val="18"/>
-                    </w:rPr>
-                    <w:t xml:space="preserve">    ref = lift[0]["dz"]</w:t>
-                  </w:r>
-                  <w:r>
-                    <w:br/>
-                  </w:r>
-                  <w:r>
-                    <w:rPr>
-                      <w:rFonts w:ascii="Consolas" w:cs="Consolas" w:eastAsia="Consolas" w:hAnsi="Consolas"/>
-                      <w:color w:val="D9EDE8"/>
-                      <w:sz w:val="18"/>
-                      <w:szCs w:val="18"/>
-                    </w:rPr>
-                    <w:t xml:space="preserve">    constant = all(abs(r["dz"] - ref) &lt; tol for r in lift)</w:t>
-                  </w:r>
-                  <w:r>
-                    <w:br/>
-                  </w:r>
-                  <w:r>
-                    <w:rPr>
-                      <w:rFonts w:ascii="Consolas" w:cs="Consolas" w:eastAsia="Consolas" w:hAnsi="Consolas"/>
-                      <w:color w:val="D9EDE8"/>
-                      <w:sz w:val="18"/>
-                      <w:szCs w:val="18"/>
-                    </w:rPr>
-                    <w:t xml:space="preserve">    rose = max(r["bz"] for r in lift) - descend["bz"] &gt; min_rise</w:t>
+                    <w:t xml:space="preserve">    ...</w:t>
                   </w:r>
                   <w:r>
                     <w:br/>
@@ -2504,7 +2087,7 @@
         <w:ind w:left="200"/>
       </w:pPr>
       <w:r>
-        <w:t xml:space="preserve">Faille trouvée dans le contrôle de la spec elle-même : grasp_held() (§7.5) vérifie seulement que dz reste constant — trivialement vrai si le bloc ne bouge jamais, ce qui est exactement ce qui s'est produit. Le contrôle exige désormais aussi une montée ≥5 cm pendant le lift.</w:t>
+        <w:t xml:space="preserve">Faille trouvée : grasp_held() exige désormais aussi une montée &gt;=5 cm.</w:t>
       </w:r>
     </w:p>
     <w:p>
@@ -2534,7 +2117,7 @@
           <w:iCs/>
           <w:color w:val="4B5B57"/>
         </w:rPr>
-        <w:t xml:space="preserve">La découverte qui explique pourquoi les premières tentatives de prise se fermaient sur de l'air vide.</w:t>
+        <w:t xml:space="preserve">Explique pourquoi les premières prises se fermaient sur de l'air vide.</w:t>
       </w:r>
     </w:p>
     <w:tbl>
@@ -2585,27 +2168,7 @@
               <w:spacing w:after="140"/>
             </w:pPr>
             <w:r>
-              <w:t xml:space="preserve">Mesuré via TF et gz model -p : les origines des articulations de bout de doigt se situent à </w:t>
-            </w:r>
-            <w:r>
-              <w:rPr>
-                <w:b/>
-                <w:bCs/>
-              </w:rPr>
-              <w:t xml:space="preserve">≈0,10 m sous gripper_base</w:t>
-            </w:r>
-            <w:r>
-              <w:t xml:space="preserve">, et le point de rencontre des doigts en x est à </w:t>
-            </w:r>
-            <w:r>
-              <w:rPr>
-                <w:b/>
-                <w:bCs/>
-              </w:rPr>
-              <w:t xml:space="preserve">≈0,036 m en avant de gripper_base</w:t>
-            </w:r>
-            <w:r>
-              <w:t xml:space="preserve">, asymétrique. Les valeurs par défaut --tip-offset 0.105 --tip-dx -0.036 de precompute_ik.py encodent ces deux mesures.</w:t>
+              <w:t xml:space="preserve">Mesuré : bouts de doigts ~0,10 m sous gripper_base, décalage x ~0,036 m.</w:t>
             </w:r>
           </w:p>
         </w:tc>
@@ -2640,7 +2203,7 @@
               <w:spacing w:after="140"/>
             </w:pPr>
             <w:r>
-              <w:t xml:space="preserve">Avec la correction appliquée, les doigts en fermeture ont touché le bloc pour la première fois dans ce projet — la première preuve que la géométrie, et non la friction, était le problème bloquant.</w:t>
+              <w:t xml:space="preserve">Avec la correction, les doigts ont touché le bloc pour la première fois.</w:t>
             </w:r>
           </w:p>
         </w:tc>
@@ -2656,7 +2219,7 @@
         <w:ind w:left="200"/>
       </w:pPr>
       <w:r>
-        <w:t xml:space="preserve">Conséquence pratique pour la plage de variation de position du §2 : la branche IK coude-haut n'a aucune solution sous x≈0,245 une fois ce décalage intégré, d'où x∈[0,25 ; 0,31] au lieu de [0,22 ; 0,28].</w:t>
+        <w:t xml:space="preserve">Conséquence : la branche IK n'a aucune solution sous x~0,245.</w:t>
       </w:r>
     </w:p>
     <w:p>
@@ -2673,7 +2236,7 @@
         <w:t xml:space="preserve">08  </w:t>
       </w:r>
       <w:r>
-        <w:t xml:space="preserve">Tenter une prise physique par friction — expérience bornée, résultat négatif</w:t>
+        <w:t xml:space="preserve">Tenter une prise par friction — expérience bornée, résultat négatif</w:t>
       </w:r>
     </w:p>
     <w:p>
@@ -2686,7 +2249,7 @@
           <w:iCs/>
           <w:color w:val="4B5B57"/>
         </w:rPr>
-        <w:t xml:space="preserve">Une seule variable contrôlée, trois exécutions avec redémarrage propre, avant de conclure qu'une prise par friction n'était pas atteignable dans le temps disponible.</w:t>
+        <w:t xml:space="preserve">Une variable contrôlée, trois exécutions.</w:t>
       </w:r>
     </w:p>
     <w:tbl>
@@ -2737,7 +2300,7 @@
               <w:spacing w:after="140"/>
             </w:pPr>
             <w:r>
-              <w:t xml:space="preserve">Contact du bloc adouci de kp=1e6/kd=1,0 à kp=5e4/kd=50,0 ; cible de serrage testée à -0,40, -0,55 et -0,70. Géométrie de prise maintenue fixe. Chaque exécution partie d'un redémarrage complet.</w:t>
+              <w:t xml:space="preserve">Contact adouci à kp=5e4/kd=50,0 ; serrage testé à -0,40, -0,55, -0,70.</w:t>
             </w:r>
           </w:p>
         </w:tc>
@@ -2833,7 +2396,7 @@
                       <w:sz w:val="17"/>
                       <w:szCs w:val="17"/>
                     </w:rPr>
-                    <w:t xml:space="preserve">Cible de serrage</w:t>
+                    <w:t xml:space="preserve">Cible</w:t>
                   </w:r>
                 </w:p>
               </w:tc>
@@ -2857,7 +2420,7 @@
                       <w:sz w:val="17"/>
                       <w:szCs w:val="17"/>
                     </w:rPr>
-                    <w:t xml:space="preserve">Calage pince</w:t>
+                    <w:t xml:space="preserve">Calage</w:t>
                   </w:r>
                 </w:p>
               </w:tc>
@@ -2881,7 +2444,7 @@
                       <w:sz w:val="17"/>
                       <w:szCs w:val="17"/>
                     </w:rPr>
-                    <w:t xml:space="preserve">Bloc tenu ?</w:t>
+                    <w:t xml:space="preserve">Tenu ?</w:t>
                   </w:r>
                 </w:p>
               </w:tc>
@@ -2959,7 +2522,7 @@
                     <w:spacing w:after="60"/>
                   </w:pPr>
                   <w:r>
-                    <w:t xml:space="preserve">Non — inchangé pendant le lift</w:t>
+                    <w:t xml:space="preserve">Non</w:t>
                   </w:r>
                 </w:p>
               </w:tc>
@@ -3037,7 +2600,7 @@
                     <w:spacing w:after="60"/>
                   </w:pPr>
                   <w:r>
-                    <w:t xml:space="preserve">Non — inchangé pendant le lift</w:t>
+                    <w:t xml:space="preserve">Non</w:t>
                   </w:r>
                 </w:p>
               </w:tc>
@@ -3115,7 +2678,7 @@
                     <w:spacing w:after="60"/>
                   </w:pPr>
                   <w:r>
-                    <w:t xml:space="preserve">Non — inchangé pendant le lift</w:t>
+                    <w:t xml:space="preserve">Non</w:t>
                   </w:r>
                 </w:p>
               </w:tc>
@@ -3135,7 +2698,7 @@
         <w:ind w:left="200"/>
       </w:pPr>
       <w:r>
-        <w:t xml:space="preserve">Signalé comme problème, selon l'instruction directrice : adoucir le contact a supprimé le symptôme de perturbation observé auparavant mais n'a produit aucune tenue dans les trois exécutions. C'est le seul objectif de la spécification — une prise physique par friction — non atteint.</w:t>
+        <w:t xml:space="preserve">Signalé comme problème : le seul objectif non atteint.</w:t>
       </w:r>
     </w:p>
     <w:p>
@@ -3165,7 +2728,7 @@
           <w:iCs/>
           <w:color w:val="4B5B57"/>
         </w:rPr>
-        <w:t xml:space="preserve">Puisqu'une prise par friction n'était pas atteignable, le bloc est porté par une soudure scriptée explicite et clairement étiquetée.</w:t>
+        <w:t xml:space="preserve">Le bloc est porté par une soudure scriptée explicite.</w:t>
       </w:r>
     </w:p>
     <w:tbl>
@@ -3216,7 +2779,7 @@
               <w:spacing w:after="140"/>
             </w:pPr>
             <w:r>
-              <w:t xml:space="preserve">Un plugin gz-sim-detachable-joint-system dans red_block.sdf, soudant le bloc au link6 sur un message à /htgpp/attach (après la fermeture de la pince) et le relâchant sur /htgpp/detach (à la pose de dépôt). Chaque appel est journalisé avec « SIMULATED ATTACHMENT », et grasp_meta.json porte "simulated_attachment": true.</w:t>
+              <w:t xml:space="preserve">Un plugin DetachableJoint soude le bloc au link6.</w:t>
             </w:r>
           </w:p>
         </w:tc>
@@ -3251,7 +2814,7 @@
               <w:spacing w:after="140"/>
             </w:pPr>
             <w:r>
-              <w:t xml:space="preserve">Z du bloc : 0,0200 → 0,099 (lift) → 0,152 (transport) → 0,068 (sur l'assiette), avec dz constant et la montée ≥5 cm satisfaite. Pose finale à l'intérieur du rayon de l'assiette.</w:t>
+              <w:t xml:space="preserve">Z du bloc : 0,0200 -&gt; 0,099 -&gt; 0,152 -&gt; 0,068, dz constant.</w:t>
             </w:r>
           </w:p>
         </w:tc>
@@ -3267,7 +2830,7 @@
         <w:ind w:left="200"/>
       </w:pPr>
       <w:r>
-        <w:t xml:space="preserve">Particularité Gazebo découverte ici : gripper_base est fusionné dans link6 lors de la conversion URDF-vers-SDF et n'existe pas comme lien de modèle spawnable. Un DetachableJoint avec child_link: gripper_base accepte le message et ne fait silencieusement rien, sans erreur. Voir le candidat de bug amont ci-dessous.</w:t>
+        <w:t xml:space="preserve">Particularité Gazebo : gripper_base n'existe pas comme lien spawnable.</w:t>
       </w:r>
     </w:p>
     <w:p>
@@ -3297,7 +2860,7 @@
           <w:iCs/>
           <w:color w:val="4B5B57"/>
         </w:rPr>
-        <w:t xml:space="preserve">episode.sh/batch.sh : un pilote à redémarrage propre par épisode, correspondant au tableau de lot de la spec §8.3.</w:t>
+        <w:t xml:space="preserve">episode.sh/batch.sh.</w:t>
       </w:r>
     </w:p>
     <w:tbl>
@@ -3348,7 +2911,7 @@
               <w:spacing w:after="140"/>
             </w:pPr>
             <w:r>
-              <w:t xml:space="preserve">Par épisode : tuer et relancer toute la pile de sim, spawn assiette et bloc, attendre les trois contrôleurs actifs, lancer move_group, configurer et activer episode_recorder_node, puis lancer la séquence avec --record. Jusqu'à 3 tentatives. Deux contrats : caméra avant pour 1-15, caméra droite pour 16-20.</w:t>
+              <w:t xml:space="preserve">Par épisode : redémarrage complet, spawn, enregistrement, jusqu'à 3 tentatives.</w:t>
             </w:r>
           </w:p>
         </w:tc>
@@ -3383,7 +2946,7 @@
               <w:spacing w:after="140"/>
             </w:pPr>
             <w:r>
-              <w:t xml:space="preserve">20/20 épisodes terminés avec run_exit_code=0, placed_on_plate=true, grasp_held=true, et un bag .mcap non vide — voir status.sh en §11.</w:t>
+              <w:t xml:space="preserve">20/20 épisodes réussis.</w:t>
             </w:r>
           </w:p>
         </w:tc>
@@ -3399,82 +2962,7 @@
         <w:ind w:left="200"/>
       </w:pPr>
       <w:r>
-        <w:t xml:space="preserve">Trois bugs d'infrastructure trouvés et corrigés : cycle de vie de l'enregistreur ; découverte ros2cli périmée ; courses de contrôleurs au démarrage à froid.</w:t>
-      </w:r>
-    </w:p>
-    <w:p>
-      <w:pPr>
-        <w:pStyle w:val="ListParagraph"/>
-        <w:numPr>
-          <w:ilvl w:val="0"/>
-          <w:numId w:val="2"/>
-        </w:numPr>
-        <w:spacing w:after="80"/>
-      </w:pPr>
-      <w:r>
-        <w:t xml:space="preserve">Cycle de vie de l'enregistreur : episode_recorder_node est un nœud à cycle de vie ROS2 ; son action record_episode n'existe pas avant configure puis activate explicites.</w:t>
-      </w:r>
-    </w:p>
-    <w:p>
-      <w:pPr>
-        <w:pStyle w:val="ListParagraph"/>
-        <w:numPr>
-          <w:ilvl w:val="0"/>
-          <w:numId w:val="2"/>
-        </w:numPr>
-        <w:spacing w:after="80"/>
-      </w:pPr>
-      <w:r>
-        <w:t xml:space="preserve">Découverte ros2cli périmée : </w:t>
-      </w:r>
-      <w:r>
-        <w:rPr>
-          <w:rFonts w:ascii="Consolas" w:cs="Consolas" w:eastAsia="Consolas" w:hAnsi="Consolas"/>
-          <w:color w:val="0E4A40"/>
-          <w:sz w:val="19"/>
-          <w:szCs w:val="19"/>
-        </w:rPr>
-        <w:t xml:space="preserve">ros2 lifecycle set</w:t>
-      </w:r>
-      <w:r>
-        <w:t xml:space="preserve">/</w:t>
-      </w:r>
-      <w:r>
-        <w:rPr>
-          <w:rFonts w:ascii="Consolas" w:cs="Consolas" w:eastAsia="Consolas" w:hAnsi="Consolas"/>
-          <w:color w:val="0E4A40"/>
-          <w:sz w:val="19"/>
-          <w:szCs w:val="19"/>
-        </w:rPr>
-        <w:t xml:space="preserve">ros2 action list</w:t>
-      </w:r>
-      <w:r>
-        <w:t xml:space="preserve"> signalaient le nœud comme absent alors qu'il était configuré ; </w:t>
-      </w:r>
-      <w:r>
-        <w:rPr>
-          <w:rFonts w:ascii="Consolas" w:cs="Consolas" w:eastAsia="Consolas" w:hAnsi="Consolas"/>
-          <w:color w:val="0E4A40"/>
-          <w:sz w:val="19"/>
-          <w:szCs w:val="19"/>
-        </w:rPr>
-        <w:t xml:space="preserve">--no-daemon --spin-time 15</w:t>
-      </w:r>
-      <w:r>
-        <w:t xml:space="preserve"> a corrigé le problème.</w:t>
-      </w:r>
-    </w:p>
-    <w:p>
-      <w:pPr>
-        <w:pStyle w:val="ListParagraph"/>
-        <w:numPr>
-          <w:ilvl w:val="0"/>
-          <w:numId w:val="2"/>
-        </w:numPr>
-        <w:spacing w:after="80"/>
-      </w:pPr>
-      <w:r>
-        <w:t xml:space="preserve">Courses de contrôleurs au démarrage à froid : les trois lanceurs ros2_control en parallèle expirent parfois en se disputant le verrou. Corrigé avec un repli de relance séquentielle.</w:t>
+        <w:t xml:space="preserve">Trois bugs d'infrastructure corrigés : cycle de vie, découverte ros2cli, courses de contrôleurs.</w:t>
       </w:r>
     </w:p>
     <w:p>
@@ -3504,7 +2992,7 @@
           <w:iCs/>
           <w:color w:val="4B5B57"/>
         </w:rPr>
-        <w:t xml:space="preserve">status.sh — non demandé par la spécification, ajouté parce que le lot s'est étalé sur plusieurs redémarrages de conteneur.</w:t>
+        <w:t xml:space="preserve">status.sh.</w:t>
       </w:r>
     </w:p>
     <w:tbl>
@@ -3555,7 +3043,7 @@
               <w:spacing w:after="140"/>
             </w:pPr>
             <w:r>
-              <w:t xml:space="preserve">S'exécute depuis le shell hôte ordinaire. Pour chaque épisode 1-20, lit les propres champs de verdict de grasp_meta.json et vérifie un bag .mcap non vide — jamais depuis la mémoire. Compare aussi le temps écoulé en horloge murale au temps monotone du PID 1, révélant une éventuelle mise en veille de l'hôte.</w:t>
+              <w:t xml:space="preserve">Lit grasp_meta.json et vérifie les bags.</w:t>
             </w:r>
           </w:p>
         </w:tc>
@@ -3634,7 +3122,7 @@
                       <w:sz w:val="18"/>
                       <w:szCs w:val="18"/>
                     </w:rPr>
-                    <w:t xml:space="preserve"># PASSED=20  FAILED=0  IN-PROGRESS=0  MISSING=0  (somme=20 sur 20)</w:t>
+                    <w:t xml:space="preserve"># PASSED=20  FAILED=0</w:t>
                   </w:r>
                 </w:p>
               </w:tc>
@@ -3658,7 +3146,7 @@
         <w:t xml:space="preserve">12  </w:t>
       </w:r>
       <w:r>
-        <w:t xml:space="preserve">Convertir en jeu de données au format LeRobot, sans torch</w:t>
+        <w:t xml:space="preserve">Convertir en jeu de données, sans torch</w:t>
       </w:r>
     </w:p>
     <w:p>
@@ -3671,7 +3159,7 @@
           <w:iCs/>
           <w:color w:val="4B5B57"/>
         </w:rPr>
-        <w:t xml:space="preserve">Absent de la spec ; construit ici car la chaîne rosetta_port/lerobot a besoin de torch, que cette machine n'a pas pu installer de façon fiable.</w:t>
+        <w:t xml:space="preserve">port_bag.py.</w:t>
       </w:r>
     </w:p>
     <w:tbl>
@@ -3722,7 +3210,7 @@
               <w:spacing w:after="140"/>
             </w:pPr>
             <w:r>
-              <w:t xml:space="preserve">port_bag.py lit chaque bag .mcap directement avec rosbag2_py, aligne /joint_states sur l'horodatage de chaque image caméra, et écrit la disposition LeRobot v3.0 avec pyarrow (parquet) et ffmpeg (mp4) — aucun import de lerobot/torch.</w:t>
+              <w:t xml:space="preserve">Lit les bags directement, écrit avec pyarrow+ffmpeg.</w:t>
             </w:r>
           </w:p>
         </w:tc>
@@ -3757,7 +3245,7 @@
               <w:spacing w:after="140"/>
             </w:pPr>
             <w:r>
-              <w:t xml:space="preserve">mycobot_pick_place_train (1-15, caméra avant) : 2670 images. mycobot_pick_place_heldout (16-20, caméra droite) : 927 images. ffprobe sur un clip : 320x240, 174 images, 5,8 s — exact.</w:t>
+              <w:t xml:space="preserve">2670 + 927 images, ffprobe confirme.</w:t>
             </w:r>
           </w:p>
         </w:tc>
@@ -3773,7 +3261,7 @@
         <w:ind w:left="200"/>
       </w:pPr>
       <w:r>
-        <w:t xml:space="preserve">Reporté, pas abandonné : ceci n'a pas été chargé via la vraie classe LeRobotDataset — ce contrôle nécessite torch et se fera sur la machine GPU.</w:t>
+        <w:t xml:space="preserve">Reporté : pas chargé via la vraie classe LeRobotDataset.</w:t>
       </w:r>
     </w:p>
     <w:p>
@@ -3782,7 +3270,7 @@
         <w:spacing w:after="120" w:before="360"/>
       </w:pPr>
       <w:r>
-        <w:t xml:space="preserve">Échelle de vérification</w:t>
+        <w:t xml:space="preserve">Addendum, 22/09/2026 : un fichier launch testable</w:t>
       </w:r>
     </w:p>
     <w:p>
@@ -3790,15 +3278,13 @@
         <w:spacing w:after="140"/>
       </w:pPr>
       <w:r>
-        <w:t xml:space="preserve">Chaque barreau dépend strictement de celui du dessous. Le pipeline atteint chaque barreau demandé par la spécification ; celui qu'il n'atteint pas est la prise rigide grossière que la Partie 10 elle-même anticipait comme plafond.</w:t>
-      </w:r>
-    </w:p>
-    <w:p>
-      <w:pPr>
-        <w:pBdr>
-          <w:top w:val="single" w:color="C4CBC7" w:sz="4"/>
-        </w:pBdr>
-        <w:spacing w:after="40" w:before="160"/>
+        <w:t xml:space="preserve">Absent de la spécification — une demande directe du chef de projet : « Ce qui serait intéressant est de mettre en place aussi un launch pour qu'on puisse le tester. Si j'ai bien compris tout est fait et validé en backstage automatisé, sans vérification 3D sur gazebo, vu que ta machine ne te le permet pas. Peux-tu t'assurer que le pipeline de lancement sur mon PC soit prêt et que cela fonctionne comme prévu ? » Légitime, et absent avant le Sec.15.</w:t>
+      </w:r>
+    </w:p>
+    <w:p>
+      <w:pPr>
+        <w:pStyle w:val="Heading2"/>
+        <w:spacing w:after="40" w:before="320"/>
       </w:pPr>
       <w:r>
         <w:rPr>
@@ -3806,39 +3292,302 @@
           <w:bCs/>
           <w:color w:val="0E4A40"/>
         </w:rPr>
-        <w:t xml:space="preserve">Niveau 0 — </w:t>
-      </w:r>
+        <w:t xml:space="preserve">13  </w:t>
+      </w:r>
+      <w:r>
+        <w:t xml:space="preserve">Robustesse de l'IK pour une position choisie par le manager</w:t>
+      </w:r>
+    </w:p>
+    <w:p>
+      <w:pPr>
+        <w:spacing w:after="140"/>
+      </w:pPr>
+      <w:r>
+        <w:rPr>
+          <w:i/>
+          <w:iCs/>
+          <w:color w:val="4B5B57"/>
+        </w:rPr>
+        <w:t xml:space="preserve">Un argument launch laisse choisir n'importe quelle position atteignable.</w:t>
+      </w:r>
+    </w:p>
+    <w:tbl>
+      <w:tblPr>
+        <w:tblW w:type="dxa" w:w="10080"/>
+        <w:tblBorders>
+          <w:top w:val="none"/>
+          <w:left w:val="none"/>
+          <w:bottom w:val="none"/>
+          <w:right w:val="none"/>
+          <w:insideH w:val="none"/>
+          <w:insideV w:val="none"/>
+        </w:tblBorders>
+      </w:tblPr>
+      <w:tblGrid>
+        <w:gridCol w:w="5040"/>
+        <w:gridCol w:w="5040"/>
+      </w:tblGrid>
+      <w:tr>
+        <w:tc>
+          <w:tcPr>
+            <w:tcW w:type="dxa" w:w="5040"/>
+            <w:shd w:fill="DBEAE6" w:val="clear"/>
+            <w:tcMar>
+              <w:top w:type="dxa" w:w="120"/>
+              <w:left w:type="dxa" w:w="160"/>
+              <w:bottom w:type="dxa" w:w="120"/>
+              <w:right w:type="dxa" w:w="160"/>
+            </w:tcMar>
+          </w:tcPr>
+          <w:p>
+            <w:pPr>
+              <w:spacing w:after="80"/>
+            </w:pPr>
+            <w:r>
+              <w:rPr>
+                <w:b/>
+                <w:bCs/>
+                <w:color w:val="0E4A40"/>
+                <w:sz w:val="18"/>
+                <w:szCs w:val="18"/>
+              </w:rPr>
+              <w:t xml:space="preserve">PROCÉDURE</w:t>
+            </w:r>
+          </w:p>
+          <w:p>
+            <w:pPr>
+              <w:spacing w:after="140"/>
+            </w:pPr>
+            <w:r>
+              <w:t xml:space="preserve">La tentative de cohérence de branche, auparavant réservée au lot, est extraite dans solve_waypoints_robust() et partagée par le chemin à pose unique.</w:t>
+            </w:r>
+          </w:p>
+        </w:tc>
+        <w:tc>
+          <w:tcPr>
+            <w:tcW w:type="dxa" w:w="5040"/>
+            <w:shd w:fill="F1E6D3" w:val="clear"/>
+            <w:tcMar>
+              <w:top w:type="dxa" w:w="120"/>
+              <w:left w:type="dxa" w:w="160"/>
+              <w:bottom w:type="dxa" w:w="120"/>
+              <w:right w:type="dxa" w:w="160"/>
+            </w:tcMar>
+          </w:tcPr>
+          <w:p>
+            <w:pPr>
+              <w:spacing w:after="80"/>
+            </w:pPr>
+            <w:r>
+              <w:rPr>
+                <w:b/>
+                <w:bCs/>
+                <w:color w:val="8A5A12"/>
+                <w:sz w:val="18"/>
+                <w:szCs w:val="18"/>
+              </w:rPr>
+              <w:t xml:space="preserve">VÉRIFICATION</w:t>
+            </w:r>
+          </w:p>
+          <w:p>
+            <w:pPr>
+              <w:spacing w:after="140"/>
+            </w:pPr>
+            <w:r>
+              <w:t xml:space="preserve">Position (0,25 ; 0,00) : J1=+0,367 branch_ok=True, identique en détection live.</w:t>
+            </w:r>
+          </w:p>
+        </w:tc>
+      </w:tr>
+    </w:tbl>
+    <w:p>
+      <w:pPr>
+        <w:pBdr>
+          <w:left w:val="single" w:color="9C3B23" w:sz="24"/>
+        </w:pBdr>
+        <w:shd w:fill="F7F8F7" w:val="clear"/>
+        <w:spacing w:after="200" w:before="120"/>
+        <w:ind w:left="200"/>
+      </w:pPr>
+      <w:r>
+        <w:t xml:space="preserve">Bug corrigé : live_block_xyz() échouait avec une sortie gz model vraiment vide, juste après les ~90 s de construction de MoveItPy. Corrigé en retentant 5x à 25 s.</w:t>
+      </w:r>
+    </w:p>
+    <w:p>
+      <w:pPr>
+        <w:pStyle w:val="Heading2"/>
+        <w:spacing w:after="40" w:before="320"/>
+      </w:pPr>
       <w:r>
         <w:rPr>
           <w:b/>
           <w:bCs/>
           <w:color w:val="0E4A40"/>
         </w:rPr>
-        <w:t xml:space="preserve">RÉUSSI</w:t>
-      </w:r>
-      <w:r>
-        <w:br/>
-      </w:r>
-      <w:r>
-        <w:rPr>
-          <w:b/>
-          <w:bCs/>
-        </w:rPr>
-        <w:t xml:space="preserve">La scène est physiquement valide</w:t>
-      </w:r>
-      <w:r>
-        <w:br/>
-      </w:r>
-      <w:r>
-        <w:t xml:space="preserve">Le bloc et l'assiette spawnent, se stabilisent, et sont visibles et correctement colorés dans une image caméra sauvegardée (§2).</w:t>
-      </w:r>
-    </w:p>
+        <w:t xml:space="preserve">14  </w:t>
+      </w:r>
+      <w:r>
+        <w:t xml:space="preserve">run_demo.py — un seul orchestrateur</w:t>
+      </w:r>
+    </w:p>
+    <w:p>
+      <w:pPr>
+        <w:spacing w:after="140"/>
+      </w:pPr>
+      <w:r>
+        <w:rPr>
+          <w:i/>
+          <w:iCs/>
+          <w:color w:val="4B5B57"/>
+        </w:rPr>
+        <w:t xml:space="preserve">Porte la séquence d'episode.sh vers Python, avec arrêt propre.</w:t>
+      </w:r>
+    </w:p>
+    <w:tbl>
+      <w:tblPr>
+        <w:tblW w:type="dxa" w:w="10080"/>
+        <w:tblBorders>
+          <w:top w:val="none"/>
+          <w:left w:val="none"/>
+          <w:bottom w:val="none"/>
+          <w:right w:val="none"/>
+          <w:insideH w:val="none"/>
+          <w:insideV w:val="none"/>
+        </w:tblBorders>
+      </w:tblPr>
+      <w:tblGrid>
+        <w:gridCol w:w="5040"/>
+        <w:gridCol w:w="5040"/>
+      </w:tblGrid>
+      <w:tr>
+        <w:tc>
+          <w:tcPr>
+            <w:tcW w:type="dxa" w:w="5040"/>
+            <w:shd w:fill="DBEAE6" w:val="clear"/>
+            <w:tcMar>
+              <w:top w:type="dxa" w:w="120"/>
+              <w:left w:type="dxa" w:w="160"/>
+              <w:bottom w:type="dxa" w:w="120"/>
+              <w:right w:type="dxa" w:w="160"/>
+            </w:tcMar>
+          </w:tcPr>
+          <w:p>
+            <w:pPr>
+              <w:spacing w:after="80"/>
+            </w:pPr>
+            <w:r>
+              <w:rPr>
+                <w:b/>
+                <w:bCs/>
+                <w:color w:val="0E4A40"/>
+                <w:sz w:val="18"/>
+                <w:szCs w:val="18"/>
+              </w:rPr>
+              <w:t xml:space="preserve">PROCÉDURE</w:t>
+            </w:r>
+          </w:p>
+          <w:p>
+            <w:pPr>
+              <w:spacing w:after="140"/>
+            </w:pPr>
+            <w:r>
+              <w:t xml:space="preserve">Démarre la sim, attend les contrôleurs, spawn, résout l'IK sur la pose stabilisée (Sec.13), démarre move_group, lance la séquence, affiche le verdict.</w:t>
+            </w:r>
+          </w:p>
+        </w:tc>
+        <w:tc>
+          <w:tcPr>
+            <w:tcW w:type="dxa" w:w="5040"/>
+            <w:shd w:fill="F1E6D3" w:val="clear"/>
+            <w:tcMar>
+              <w:top w:type="dxa" w:w="120"/>
+              <w:left w:type="dxa" w:w="160"/>
+              <w:bottom w:type="dxa" w:w="120"/>
+              <w:right w:type="dxa" w:w="160"/>
+            </w:tcMar>
+          </w:tcPr>
+          <w:p>
+            <w:pPr>
+              <w:spacing w:after="80"/>
+            </w:pPr>
+            <w:r>
+              <w:rPr>
+                <w:b/>
+                <w:bCs/>
+                <w:color w:val="8A5A12"/>
+                <w:sz w:val="18"/>
+                <w:szCs w:val="18"/>
+              </w:rPr>
+              <w:t xml:space="preserve">VÉRIFICATION</w:t>
+            </w:r>
+          </w:p>
+          <w:p>
+            <w:pPr>
+              <w:spacing w:after="140"/>
+            </w:pPr>
+            <w:r>
+              <w:t xml:space="preserve">Deux exécutions complètes : RESULT motions_ok=True placed_on_plate=True grasp_held=True.</w:t>
+            </w:r>
+          </w:p>
+        </w:tc>
+      </w:tr>
+    </w:tbl>
     <w:p>
       <w:pPr>
         <w:pBdr>
-          <w:top w:val="single" w:color="C4CBC7" w:sz="4"/>
+          <w:left w:val="single" w:color="9C3B23" w:sz="24"/>
         </w:pBdr>
-        <w:spacing w:after="40" w:before="160"/>
+        <w:shd w:fill="F7F8F7" w:val="clear"/>
+        <w:spacing w:after="200" w:before="120"/>
+        <w:ind w:left="200"/>
+      </w:pPr>
+      <w:r>
+        <w:t xml:space="preserve">Trois bugs trouvés, spécifiques à l'exécution comme enfant de launch :</w:t>
+      </w:r>
+    </w:p>
+    <w:p>
+      <w:pPr>
+        <w:pStyle w:val="ListParagraph"/>
+        <w:numPr>
+          <w:ilvl w:val="0"/>
+          <w:numId w:val="2"/>
+        </w:numPr>
+        <w:spacing w:after="80"/>
+      </w:pPr>
+      <w:r>
+        <w:t xml:space="preserve">Suicide par nettoyage : le motif "ros2 launch" correspondait à son propre parent. Réduit aux fichiers launch internes précis.</w:t>
+      </w:r>
+    </w:p>
+    <w:p>
+      <w:pPr>
+        <w:pStyle w:val="ListParagraph"/>
+        <w:numPr>
+          <w:ilvl w:val="0"/>
+          <w:numId w:val="2"/>
+        </w:numPr>
+        <w:spacing w:after="80"/>
+      </w:pPr>
+      <w:r>
+        <w:t xml:space="preserve">Le délai plantait au lieu de retenter : sh() intercepte désormais TimeoutExpired.</w:t>
+      </w:r>
+    </w:p>
+    <w:p>
+      <w:pPr>
+        <w:pStyle w:val="ListParagraph"/>
+        <w:numPr>
+          <w:ilvl w:val="0"/>
+          <w:numId w:val="2"/>
+        </w:numPr>
+        <w:spacing w:after="80"/>
+      </w:pPr>
+      <w:r>
+        <w:t xml:space="preserve">Le nettoyage ne nettoyait pas : SIGINT/SIGTERM ne se propage pas de manière fiable ; complété avec pkill.</w:t>
+      </w:r>
+    </w:p>
+    <w:p>
+      <w:pPr>
+        <w:pStyle w:val="Heading2"/>
+        <w:spacing w:after="40" w:before="320"/>
       </w:pPr>
       <w:r>
         <w:rPr>
@@ -3846,240 +3595,10 @@
           <w:bCs/>
           <w:color w:val="0E4A40"/>
         </w:rPr>
-        <w:t xml:space="preserve">Niveau 1 — </w:t>
-      </w:r>
-      <w:r>
-        <w:rPr>
-          <w:b/>
-          <w:bCs/>
-          <w:color w:val="0E4A40"/>
-        </w:rPr>
-        <w:t xml:space="preserve">RÉUSSI</w:t>
-      </w:r>
-      <w:r>
-        <w:br/>
-      </w:r>
-      <w:r>
-        <w:rPr>
-          <w:b/>
-          <w:bCs/>
-        </w:rPr>
-        <w:t xml:space="preserve">Le bras atteint les points cartésiens commandés</w:t>
-      </w:r>
-      <w:r>
-        <w:br/>
-      </w:r>
-      <w:r>
-        <w:t xml:space="preserve">L'IK résout sur la branche coude-haut avec une erreur FK-de-IK ≈1e-7 m ; la vraie action MoveGroup rapporte un succès pour chaque phase (§3-5).</w:t>
-      </w:r>
-    </w:p>
-    <w:p>
-      <w:pPr>
-        <w:pBdr>
-          <w:top w:val="single" w:color="C4CBC7" w:sz="4"/>
-        </w:pBdr>
-        <w:spacing w:after="40" w:before="160"/>
-      </w:pPr>
-      <w:r>
-        <w:rPr>
-          <w:b/>
-          <w:bCs/>
-          <w:color w:val="8A5A12"/>
-        </w:rPr>
-        <w:t xml:space="preserve">Niveau 2 — </w:t>
-      </w:r>
-      <w:r>
-        <w:rPr>
-          <w:b/>
-          <w:bCs/>
-          <w:color w:val="8A5A12"/>
-        </w:rPr>
-        <w:t xml:space="preserve">ARRÊTÉ ICI</w:t>
-      </w:r>
-      <w:r>
-        <w:br/>
-      </w:r>
-      <w:r>
-        <w:rPr>
-          <w:b/>
-          <w:bCs/>
-        </w:rPr>
-        <w:t xml:space="preserve">Une prise physique par friction tient le bloc</w:t>
-      </w:r>
-      <w:r>
-        <w:br/>
-      </w:r>
-      <w:r>
-        <w:t xml:space="preserve">Non atteint après une expérience bornée de trois exécutions (§8). Le seul objectif véritablement non atteint.</w:t>
-      </w:r>
-    </w:p>
-    <w:p>
-      <w:pPr>
-        <w:pBdr>
-          <w:top w:val="single" w:color="C4CBC7" w:sz="4"/>
-        </w:pBdr>
-        <w:spacing w:after="40" w:before="160"/>
-      </w:pPr>
-      <w:r>
-        <w:rPr>
-          <w:b/>
-          <w:bCs/>
-          <w:color w:val="0E4A40"/>
-        </w:rPr>
-        <w:t xml:space="preserve">Niveau 3 — </w:t>
-      </w:r>
-      <w:r>
-        <w:rPr>
-          <w:b/>
-          <w:bCs/>
-          <w:color w:val="0E4A40"/>
-        </w:rPr>
-        <w:t xml:space="preserve">RÉUSSI, PAR SUBSTITUTION</w:t>
-      </w:r>
-      <w:r>
-        <w:br/>
-      </w:r>
-      <w:r>
-        <w:rPr>
-          <w:b/>
-          <w:bCs/>
-        </w:rPr>
-        <w:t xml:space="preserve">Le bloc est porté et posé, de manière vérifiable</w:t>
-      </w:r>
-      <w:r>
-        <w:br/>
-      </w:r>
-      <w:r>
-        <w:t xml:space="preserve">Via l'attache simulée DetachableJoint (§9) — mais c'est une attache scriptée, pas de la physique, étiquetée comme telle partout.</w:t>
-      </w:r>
-    </w:p>
-    <w:p>
-      <w:pPr>
-        <w:pBdr>
-          <w:top w:val="single" w:color="C4CBC7" w:sz="4"/>
-        </w:pBdr>
-        <w:spacing w:after="40" w:before="160"/>
-      </w:pPr>
-      <w:r>
-        <w:rPr>
-          <w:b/>
-          <w:bCs/>
-          <w:color w:val="0E4A40"/>
-        </w:rPr>
-        <w:t xml:space="preserve">Niveau 4 — </w:t>
-      </w:r>
-      <w:r>
-        <w:rPr>
-          <w:b/>
-          <w:bCs/>
-          <w:color w:val="0E4A40"/>
-        </w:rPr>
-        <w:t xml:space="preserve">RÉUSSI</w:t>
-      </w:r>
-      <w:r>
-        <w:br/>
-      </w:r>
-      <w:r>
-        <w:rPr>
-          <w:b/>
-          <w:bCs/>
-        </w:rPr>
-        <w:t xml:space="preserve">20 épisodes enregistrés avec une instruction véridique</w:t>
-      </w:r>
-      <w:r>
-        <w:br/>
-      </w:r>
-      <w:r>
-        <w:t xml:space="preserve">Le bag de chaque épisode existe, est non vide, et son grasp_meta.json confirme le succès — re-vérifiable via status.sh (§10-11).</w:t>
-      </w:r>
-    </w:p>
-    <w:p>
-      <w:pPr>
-        <w:pBdr>
-          <w:top w:val="single" w:color="C4CBC7" w:sz="4"/>
-        </w:pBdr>
-        <w:spacing w:after="40" w:before="160"/>
-      </w:pPr>
-      <w:r>
-        <w:rPr>
-          <w:b/>
-          <w:bCs/>
-          <w:color w:val="0E4A40"/>
-        </w:rPr>
-        <w:t xml:space="preserve">Niveau 5 — </w:t>
-      </w:r>
-      <w:r>
-        <w:rPr>
-          <w:b/>
-          <w:bCs/>
-          <w:color w:val="0E4A40"/>
-        </w:rPr>
-        <w:t xml:space="preserve">RÉUSSI</w:t>
-      </w:r>
-      <w:r>
-        <w:br/>
-      </w:r>
-      <w:r>
-        <w:rPr>
-          <w:b/>
-          <w:bCs/>
-        </w:rPr>
-        <w:t xml:space="preserve">Épisodes convertis dans la disposition documentée</w:t>
-      </w:r>
-      <w:r>
-        <w:br/>
-      </w:r>
-      <w:r>
-        <w:t xml:space="preserve">port_bag.py, sans torch (§12).</w:t>
-      </w:r>
-    </w:p>
-    <w:p>
-      <w:pPr>
-        <w:pBdr>
-          <w:top w:val="single" w:color="C4CBC7" w:sz="4"/>
-        </w:pBdr>
-        <w:spacing w:after="40" w:before="160"/>
-      </w:pPr>
-      <w:r>
-        <w:rPr>
-          <w:b/>
-          <w:bCs/>
-          <w:color w:val="8A5A12"/>
-        </w:rPr>
-        <w:t xml:space="preserve">Niveau 6 — </w:t>
-      </w:r>
-      <w:r>
-        <w:rPr>
-          <w:b/>
-          <w:bCs/>
-          <w:color w:val="8A5A12"/>
-        </w:rPr>
-        <w:t xml:space="preserve">NON TENTÉ ICI</w:t>
-      </w:r>
-      <w:r>
-        <w:br/>
-      </w:r>
-      <w:r>
-        <w:rPr>
-          <w:b/>
-          <w:bCs/>
-        </w:rPr>
-        <w:t xml:space="preserve">Chargé et validé via la vraie classe LeRobotDataset</w:t>
-      </w:r>
-      <w:r>
-        <w:br/>
-      </w:r>
-      <w:r>
-        <w:t xml:space="preserve">Nécessite torch ; reporté à la machine GPU par choix (§12).</w:t>
-      </w:r>
-    </w:p>
-    <w:p>
-      <w:pPr>
-        <w:pStyle w:val="Heading1"/>
-        <w:spacing w:after="120" w:before="360"/>
-      </w:pPr>
-      <w:r>
-        <w:t xml:space="preserve">Bugs corrigés — spécifiques à la session</w:t>
+        <w:t xml:space="preserve">15  </w:t>
+      </w:r>
+      <w:r>
+        <w:t xml:space="preserve">Deux fichiers launch : un point d'entrée unique</w:t>
       </w:r>
     </w:p>
     <w:p>
@@ -4087,9 +3606,187 @@
         <w:spacing w:after="140"/>
       </w:pPr>
       <w:r>
-        <w:t xml:space="preserve">Des symptômes de cet environnement exact, pas des défauts d'un projet amont. Recensés pour qu'une nouvelle exécution se heurte moins longtemps au même mur.</w:t>
-      </w:r>
-    </w:p>
+        <w:rPr>
+          <w:i/>
+          <w:iCs/>
+          <w:color w:val="4B5B57"/>
+        </w:rPr>
+        <w:t xml:space="preserve">Un pour le manager avec GUI, un headless pour cette machine.</w:t>
+      </w:r>
+    </w:p>
+    <w:tbl>
+      <w:tblPr>
+        <w:tblW w:type="dxa" w:w="10080"/>
+        <w:tblBorders>
+          <w:top w:val="none"/>
+          <w:left w:val="none"/>
+          <w:bottom w:val="none"/>
+          <w:right w:val="none"/>
+          <w:insideH w:val="none"/>
+          <w:insideV w:val="none"/>
+        </w:tblBorders>
+      </w:tblPr>
+      <w:tblGrid>
+        <w:gridCol w:w="5040"/>
+        <w:gridCol w:w="5040"/>
+      </w:tblGrid>
+      <w:tr>
+        <w:tc>
+          <w:tcPr>
+            <w:tcW w:type="dxa" w:w="5040"/>
+            <w:shd w:fill="DBEAE6" w:val="clear"/>
+            <w:tcMar>
+              <w:top w:type="dxa" w:w="120"/>
+              <w:left w:type="dxa" w:w="160"/>
+              <w:bottom w:type="dxa" w:w="120"/>
+              <w:right w:type="dxa" w:w="160"/>
+            </w:tcMar>
+          </w:tcPr>
+          <w:p>
+            <w:pPr>
+              <w:spacing w:after="80"/>
+            </w:pPr>
+            <w:r>
+              <w:rPr>
+                <w:b/>
+                <w:bCs/>
+                <w:color w:val="0E4A40"/>
+                <w:sz w:val="18"/>
+                <w:szCs w:val="18"/>
+              </w:rPr>
+              <w:t xml:space="preserve">PROCÉDURE</w:t>
+            </w:r>
+          </w:p>
+          <w:tbl>
+            <w:tblPr>
+              <w:tblW w:type="dxa" w:w="4700"/>
+              <w:tblBorders>
+                <w:top w:val="none"/>
+                <w:left w:val="none"/>
+                <w:bottom w:val="none"/>
+                <w:right w:val="none"/>
+                <w:insideH w:val="none"/>
+                <w:insideV w:val="none"/>
+              </w:tblBorders>
+            </w:tblPr>
+            <w:tblGrid>
+              <w:gridCol w:w="4700"/>
+            </w:tblGrid>
+            <w:tr>
+              <w:tc>
+                <w:tcPr>
+                  <w:shd w:fill="10201D" w:val="clear"/>
+                  <w:tcMar>
+                    <w:top w:type="dxa" w:w="140"/>
+                    <w:left w:type="dxa" w:w="180"/>
+                    <w:bottom w:type="dxa" w:w="140"/>
+                    <w:right w:type="dxa" w:w="180"/>
+                  </w:tcMar>
+                </w:tcPr>
+                <w:p>
+                  <w:pPr>
+                    <w:spacing w:after="0" w:before="0"/>
+                  </w:pPr>
+                  <w:r>
+                    <w:rPr>
+                      <w:rFonts w:ascii="Consolas" w:cs="Consolas" w:eastAsia="Consolas" w:hAnsi="Consolas"/>
+                      <w:color w:val="D9EDE8"/>
+                      <w:sz w:val="18"/>
+                      <w:szCs w:val="18"/>
+                    </w:rPr>
+                    <w:t xml:space="preserve">ros2 launch pick_and_place_demo.launch.py            # avec GUI</w:t>
+                  </w:r>
+                  <w:r>
+                    <w:br/>
+                  </w:r>
+                  <w:r>
+                    <w:rPr>
+                      <w:rFonts w:ascii="Consolas" w:cs="Consolas" w:eastAsia="Consolas" w:hAnsi="Consolas"/>
+                      <w:color w:val="D9EDE8"/>
+                      <w:sz w:val="18"/>
+                      <w:szCs w:val="18"/>
+                    </w:rPr>
+                    <w:t xml:space="preserve">ros2 launch pick_and_place_no_gui_demo.launch.py      # headless</w:t>
+                  </w:r>
+                </w:p>
+              </w:tc>
+            </w:tr>
+          </w:tbl>
+          <w:p/>
+        </w:tc>
+        <w:tc>
+          <w:tcPr>
+            <w:tcW w:type="dxa" w:w="5040"/>
+            <w:shd w:fill="F1E6D3" w:val="clear"/>
+            <w:tcMar>
+              <w:top w:type="dxa" w:w="120"/>
+              <w:left w:type="dxa" w:w="160"/>
+              <w:bottom w:type="dxa" w:w="120"/>
+              <w:right w:type="dxa" w:w="160"/>
+            </w:tcMar>
+          </w:tcPr>
+          <w:p>
+            <w:pPr>
+              <w:spacing w:after="80"/>
+            </w:pPr>
+            <w:r>
+              <w:rPr>
+                <w:b/>
+                <w:bCs/>
+                <w:color w:val="8A5A12"/>
+                <w:sz w:val="18"/>
+                <w:szCs w:val="18"/>
+              </w:rPr>
+              <w:t xml:space="preserve">VÉRIFICATION</w:t>
+            </w:r>
+          </w:p>
+          <w:tbl>
+            <w:tblPr>
+              <w:tblW w:type="dxa" w:w="4700"/>
+              <w:tblBorders>
+                <w:top w:val="none"/>
+                <w:left w:val="none"/>
+                <w:bottom w:val="none"/>
+                <w:right w:val="none"/>
+                <w:insideH w:val="none"/>
+                <w:insideV w:val="none"/>
+              </w:tblBorders>
+            </w:tblPr>
+            <w:tblGrid>
+              <w:gridCol w:w="4700"/>
+            </w:tblGrid>
+            <w:tr>
+              <w:tc>
+                <w:tcPr>
+                  <w:shd w:fill="10201D" w:val="clear"/>
+                  <w:tcMar>
+                    <w:top w:type="dxa" w:w="140"/>
+                    <w:left w:type="dxa" w:w="180"/>
+                    <w:bottom w:type="dxa" w:w="140"/>
+                    <w:right w:type="dxa" w:w="180"/>
+                  </w:tcMar>
+                </w:tcPr>
+                <w:p>
+                  <w:pPr>
+                    <w:spacing w:after="0" w:before="0"/>
+                  </w:pPr>
+                  <w:r>
+                    <w:rPr>
+                      <w:rFonts w:ascii="Consolas" w:cs="Consolas" w:eastAsia="Consolas" w:hAnsi="Consolas"/>
+                      <w:color w:val="D9EDE8"/>
+                      <w:sz w:val="18"/>
+                      <w:szCs w:val="18"/>
+                    </w:rPr>
+                    <w:t xml:space="preserve">ros2 launch pick_and_place_no_gui_demo.launch.py --show-args</w:t>
+                  </w:r>
+                </w:p>
+              </w:tc>
+            </w:tr>
+          </w:tbl>
+          <w:p/>
+        </w:tc>
+      </w:tr>
+    </w:tbl>
     <w:tbl>
       <w:tblPr>
         <w:tblW w:type="dxa" w:w="10080"/>
@@ -4131,7 +3828,7 @@
                 <w:sz w:val="17"/>
                 <w:szCs w:val="17"/>
               </w:rPr>
-              <w:t xml:space="preserve">Symptôme</w:t>
+              <w:t xml:space="preserve">Argument</w:t>
             </w:r>
           </w:p>
         </w:tc>
@@ -4155,7 +3852,7 @@
                 <w:sz w:val="17"/>
                 <w:szCs w:val="17"/>
               </w:rPr>
-              <w:t xml:space="preserve">Cause racine</w:t>
+              <w:t xml:space="preserve">Défaut</w:t>
             </w:r>
           </w:p>
         </w:tc>
@@ -4179,7 +3876,7 @@
                 <w:sz w:val="17"/>
                 <w:szCs w:val="17"/>
               </w:rPr>
-              <w:t xml:space="preserve">Correction</w:t>
+              <w:t xml:space="preserve">Pourquoi</w:t>
             </w:r>
           </w:p>
         </w:tc>
@@ -4200,45 +3897,45 @@
               <w:spacing w:after="60"/>
             </w:pPr>
             <w:r>
-              <w:t xml:space="preserve">Chaque exécution MoveGroup après la première échoue avec CONTROL_FAILED</w:t>
-            </w:r>
-          </w:p>
-        </w:tc>
-        <w:tc>
-          <w:tcPr>
-            <w:tcW w:type="dxa" w:w="3360"/>
-            <w:tcMar>
-              <w:top w:type="dxa" w:w="80"/>
-              <w:left w:type="dxa" w:w="120"/>
-              <w:bottom w:type="dxa" w:w="80"/>
-              <w:right w:type="dxa" w:w="120"/>
-            </w:tcMar>
-          </w:tcPr>
-          <w:p>
-            <w:pPr>
-              <w:spacing w:after="60"/>
-            </w:pPr>
-            <w:r>
-              <w:t xml:space="preserve">allowed_start_tolerance (0,01) trop stricte pour cet environnement</w:t>
-            </w:r>
-          </w:p>
-        </w:tc>
-        <w:tc>
-          <w:tcPr>
-            <w:tcW w:type="dxa" w:w="3360"/>
-            <w:tcMar>
-              <w:top w:type="dxa" w:w="80"/>
-              <w:left w:type="dxa" w:w="120"/>
-              <w:bottom w:type="dxa" w:w="80"/>
-              <w:right w:type="dxa" w:w="120"/>
-            </w:tcMar>
-          </w:tcPr>
-          <w:p>
-            <w:pPr>
-              <w:spacing w:after="60"/>
-            </w:pPr>
-            <w:r>
-              <w:t xml:space="preserve">Relevée à 0,2 dans move_group.launch.py</w:t>
+              <w:t xml:space="preserve">gui</w:t>
+            </w:r>
+          </w:p>
+        </w:tc>
+        <w:tc>
+          <w:tcPr>
+            <w:tcW w:type="dxa" w:w="3360"/>
+            <w:tcMar>
+              <w:top w:type="dxa" w:w="80"/>
+              <w:left w:type="dxa" w:w="120"/>
+              <w:bottom w:type="dxa" w:w="80"/>
+              <w:right w:type="dxa" w:w="120"/>
+            </w:tcMar>
+          </w:tcPr>
+          <w:p>
+            <w:pPr>
+              <w:spacing w:after="60"/>
+            </w:pPr>
+            <w:r>
+              <w:t xml:space="preserve">true / false fixé</w:t>
+            </w:r>
+          </w:p>
+        </w:tc>
+        <w:tc>
+          <w:tcPr>
+            <w:tcW w:type="dxa" w:w="3360"/>
+            <w:tcMar>
+              <w:top w:type="dxa" w:w="80"/>
+              <w:left w:type="dxa" w:w="120"/>
+              <w:bottom w:type="dxa" w:w="80"/>
+              <w:right w:type="dxa" w:w="120"/>
+            </w:tcMar>
+          </w:tcPr>
+          <w:p>
+            <w:pPr>
+              <w:spacing w:after="60"/>
+            </w:pPr>
+            <w:r>
+              <w:t xml:space="preserve">Voir vs. ne pas avoir besoin de voir.</w:t>
             </w:r>
           </w:p>
         </w:tc>
@@ -4259,45 +3956,45 @@
               <w:spacing w:after="60"/>
             </w:pPr>
             <w:r>
-              <w:t xml:space="preserve">La commande de pince n'a silencieusement aucun effet</w:t>
-            </w:r>
-          </w:p>
-        </w:tc>
-        <w:tc>
-          <w:tcPr>
-            <w:tcW w:type="dxa" w:w="3360"/>
-            <w:tcMar>
-              <w:top w:type="dxa" w:w="80"/>
-              <w:left w:type="dxa" w:w="120"/>
-              <w:bottom w:type="dxa" w:w="80"/>
-              <w:right w:type="dxa" w:w="120"/>
-            </w:tcMar>
-          </w:tcPr>
-          <w:p>
-            <w:pPr>
-              <w:spacing w:after="60"/>
-            </w:pPr>
-            <w:r>
-              <w:t xml:space="preserve">Publication unique perdue par la course de découverte</w:t>
-            </w:r>
-          </w:p>
-        </w:tc>
-        <w:tc>
-          <w:tcPr>
-            <w:tcW w:type="dxa" w:w="3360"/>
-            <w:tcMar>
-              <w:top w:type="dxa" w:w="80"/>
-              <w:left w:type="dxa" w:w="120"/>
-              <w:bottom w:type="dxa" w:w="80"/>
-              <w:right w:type="dxa" w:w="120"/>
-            </w:tcMar>
-          </w:tcPr>
-          <w:p>
-            <w:pPr>
-              <w:spacing w:after="60"/>
-            </w:pPr>
-            <w:r>
-              <w:t xml:space="preserve">Republier toutes les 0,5 s</w:t>
+              <w:t xml:space="preserve">record</w:t>
+            </w:r>
+          </w:p>
+        </w:tc>
+        <w:tc>
+          <w:tcPr>
+            <w:tcW w:type="dxa" w:w="3360"/>
+            <w:tcMar>
+              <w:top w:type="dxa" w:w="80"/>
+              <w:left w:type="dxa" w:w="120"/>
+              <w:bottom w:type="dxa" w:w="80"/>
+              <w:right w:type="dxa" w:w="120"/>
+            </w:tcMar>
+          </w:tcPr>
+          <w:p>
+            <w:pPr>
+              <w:spacing w:after="60"/>
+            </w:pPr>
+            <w:r>
+              <w:t xml:space="preserve">false</w:t>
+            </w:r>
+          </w:p>
+        </w:tc>
+        <w:tc>
+          <w:tcPr>
+            <w:tcW w:type="dxa" w:w="3360"/>
+            <w:tcMar>
+              <w:top w:type="dxa" w:w="80"/>
+              <w:left w:type="dxa" w:w="120"/>
+              <w:bottom w:type="dxa" w:w="80"/>
+              <w:right w:type="dxa" w:w="120"/>
+            </w:tcMar>
+          </w:tcPr>
+          <w:p>
+            <w:pPr>
+              <w:spacing w:after="60"/>
+            </w:pPr>
+            <w:r>
+              <w:t xml:space="preserve">Regarder, pas collecter.</w:t>
             </w:r>
           </w:p>
         </w:tc>
@@ -4318,45 +4015,45 @@
               <w:spacing w:after="60"/>
             </w:pPr>
             <w:r>
-              <w:t xml:space="preserve">La pince ne signale jamais « cible atteinte » en tenant un objet</w:t>
-            </w:r>
-          </w:p>
-        </w:tc>
-        <w:tc>
-          <w:tcPr>
-            <w:tcW w:type="dxa" w:w="3360"/>
-            <w:tcMar>
-              <w:top w:type="dxa" w:w="80"/>
-              <w:left w:type="dxa" w:w="120"/>
-              <w:bottom w:type="dxa" w:w="80"/>
-              <w:right w:type="dxa" w:w="120"/>
-            </w:tcMar>
-          </w:tcPr>
-          <w:p>
-            <w:pPr>
-              <w:spacing w:after="60"/>
-            </w:pPr>
-            <w:r>
-              <w:t xml:space="preserve">Un objet tenu arrête les doigts avant la fermeture complète</w:t>
-            </w:r>
-          </w:p>
-        </w:tc>
-        <w:tc>
-          <w:tcPr>
-            <w:tcW w:type="dxa" w:w="3360"/>
-            <w:tcMar>
-              <w:top w:type="dxa" w:w="80"/>
-              <w:left w:type="dxa" w:w="120"/>
-              <w:bottom w:type="dxa" w:w="80"/>
-              <w:right w:type="dxa" w:w="120"/>
-            </w:tcMar>
-          </w:tcPr>
-          <w:p>
-            <w:pPr>
-              <w:spacing w:after="60"/>
-            </w:pPr>
-            <w:r>
-              <w:t xml:space="preserve">Accepter un calage ≥2 s sous -0,1 rad comme succès</w:t>
+              <w:t xml:space="preserve">block_x, block_y</w:t>
+            </w:r>
+          </w:p>
+        </w:tc>
+        <w:tc>
+          <w:tcPr>
+            <w:tcW w:type="dxa" w:w="3360"/>
+            <w:tcMar>
+              <w:top w:type="dxa" w:w="80"/>
+              <w:left w:type="dxa" w:w="120"/>
+              <w:bottom w:type="dxa" w:w="80"/>
+              <w:right w:type="dxa" w:w="120"/>
+            </w:tcMar>
+          </w:tcPr>
+          <w:p>
+            <w:pPr>
+              <w:spacing w:after="60"/>
+            </w:pPr>
+            <w:r>
+              <w:t xml:space="preserve">0,25 / 0,00</w:t>
+            </w:r>
+          </w:p>
+        </w:tc>
+        <w:tc>
+          <w:tcPr>
+            <w:tcW w:type="dxa" w:w="3360"/>
+            <w:tcMar>
+              <w:top w:type="dxa" w:w="80"/>
+              <w:left w:type="dxa" w:w="120"/>
+              <w:bottom w:type="dxa" w:w="80"/>
+              <w:right w:type="dxa" w:w="120"/>
+            </w:tcMar>
+          </w:tcPr>
+          <w:p>
+            <w:pPr>
+              <w:spacing w:after="60"/>
+            </w:pPr>
+            <w:r>
+              <w:t xml:space="preserve">Déplacer et relancer.</w:t>
             </w:r>
           </w:p>
         </w:tc>
@@ -4377,45 +4074,520 @@
               <w:spacing w:after="60"/>
             </w:pPr>
             <w:r>
-              <w:t xml:space="preserve">Les tentatives de prise se fermaient sur de l'air vide</w:t>
-            </w:r>
-          </w:p>
-        </w:tc>
-        <w:tc>
-          <w:tcPr>
-            <w:tcW w:type="dxa" w:w="3360"/>
-            <w:tcMar>
-              <w:top w:type="dxa" w:w="80"/>
-              <w:left w:type="dxa" w:w="120"/>
-              <w:bottom w:type="dxa" w:w="80"/>
-              <w:right w:type="dxa" w:w="120"/>
-            </w:tcMar>
-          </w:tcPr>
-          <w:p>
-            <w:pPr>
-              <w:spacing w:after="60"/>
-            </w:pPr>
-            <w:r>
-              <w:t xml:space="preserve">Coordonnées de spawn nominales ≠ point de rencontre des doigts (§7)</w:t>
-            </w:r>
-          </w:p>
-        </w:tc>
-        <w:tc>
-          <w:tcPr>
-            <w:tcW w:type="dxa" w:w="3360"/>
-            <w:tcMar>
-              <w:top w:type="dxa" w:w="80"/>
-              <w:left w:type="dxa" w:w="120"/>
-              <w:bottom w:type="dxa" w:w="80"/>
-              <w:right w:type="dxa" w:w="120"/>
-            </w:tcMar>
-          </w:tcPr>
-          <w:p>
-            <w:pPr>
-              <w:spacing w:after="60"/>
-            </w:pPr>
-            <w:r>
-              <w:t xml:space="preserve">Décalages mesurés via TF, intégrés dans precompute_ik.py</w:t>
+              <w:t xml:space="preserve">attach_mode</w:t>
+            </w:r>
+          </w:p>
+        </w:tc>
+        <w:tc>
+          <w:tcPr>
+            <w:tcW w:type="dxa" w:w="3360"/>
+            <w:tcMar>
+              <w:top w:type="dxa" w:w="80"/>
+              <w:left w:type="dxa" w:w="120"/>
+              <w:bottom w:type="dxa" w:w="80"/>
+              <w:right w:type="dxa" w:w="120"/>
+            </w:tcMar>
+          </w:tcPr>
+          <w:p>
+            <w:pPr>
+              <w:spacing w:after="60"/>
+            </w:pPr>
+            <w:r>
+              <w:t xml:space="preserve">simulated</w:t>
+            </w:r>
+          </w:p>
+        </w:tc>
+        <w:tc>
+          <w:tcPr>
+            <w:tcW w:type="dxa" w:w="3360"/>
+            <w:tcMar>
+              <w:top w:type="dxa" w:w="80"/>
+              <w:left w:type="dxa" w:w="120"/>
+              <w:bottom w:type="dxa" w:w="80"/>
+              <w:right w:type="dxa" w:w="120"/>
+            </w:tcMar>
+          </w:tcPr>
+          <w:p>
+            <w:pPr>
+              <w:spacing w:after="60"/>
+            </w:pPr>
+            <w:r>
+              <w:t xml:space="preserve">Erreur franche pour toute autre valeur.</w:t>
+            </w:r>
+          </w:p>
+        </w:tc>
+      </w:tr>
+    </w:tbl>
+    <w:p>
+      <w:pPr>
+        <w:pBdr>
+          <w:left w:val="single" w:color="146356" w:sz="24"/>
+        </w:pBdr>
+        <w:shd w:fill="F7F8F7" w:val="clear"/>
+        <w:spacing w:after="200" w:before="120"/>
+        <w:ind w:left="200"/>
+      </w:pPr>
+      <w:r>
+        <w:t xml:space="preserve">gui:=true reste ouvert délibérément après le verdict.</w:t>
+      </w:r>
+    </w:p>
+    <w:p>
+      <w:pPr>
+        <w:pBdr>
+          <w:left w:val="single" w:color="8A5A12" w:sz="24"/>
+        </w:pBdr>
+        <w:shd w:fill="F7F8F7" w:val="clear"/>
+        <w:spacing w:after="200" w:before="120"/>
+        <w:ind w:left="200"/>
+      </w:pPr>
+      <w:r>
+        <w:t xml:space="preserve">Non vérifié visuellement : cette machine n'a pas d'écran.</w:t>
+      </w:r>
+    </w:p>
+    <w:p>
+      <w:pPr>
+        <w:pStyle w:val="Heading1"/>
+        <w:spacing w:after="120" w:before="360"/>
+      </w:pPr>
+      <w:r>
+        <w:t xml:space="preserve">Échelle de vérification</w:t>
+      </w:r>
+    </w:p>
+    <w:p>
+      <w:pPr>
+        <w:spacing w:after="140"/>
+      </w:pPr>
+      <w:r>
+        <w:t xml:space="preserve">Le niveau 7 est un ajout ultérieur (Sec.13-15) non demandé par la spec.</w:t>
+      </w:r>
+    </w:p>
+    <w:p>
+      <w:pPr>
+        <w:pBdr>
+          <w:top w:val="single" w:color="C4CBC7" w:sz="4"/>
+        </w:pBdr>
+        <w:spacing w:after="40" w:before="160"/>
+      </w:pPr>
+      <w:r>
+        <w:rPr>
+          <w:b/>
+          <w:bCs/>
+          <w:color w:val="0E4A40"/>
+        </w:rPr>
+        <w:t xml:space="preserve">Niveau 0 — </w:t>
+      </w:r>
+      <w:r>
+        <w:rPr>
+          <w:b/>
+          <w:bCs/>
+          <w:color w:val="0E4A40"/>
+        </w:rPr>
+        <w:t xml:space="preserve">RÉUSSI</w:t>
+      </w:r>
+      <w:r>
+        <w:br/>
+      </w:r>
+      <w:r>
+        <w:rPr>
+          <w:b/>
+          <w:bCs/>
+        </w:rPr>
+        <w:t xml:space="preserve">La scène est physiquement valide</w:t>
+      </w:r>
+      <w:r>
+        <w:br/>
+      </w:r>
+      <w:r>
+        <w:t xml:space="preserve">Bloc et assiette spawnent et se stabilisent (Sec.2).</w:t>
+      </w:r>
+    </w:p>
+    <w:p>
+      <w:pPr>
+        <w:pBdr>
+          <w:top w:val="single" w:color="C4CBC7" w:sz="4"/>
+        </w:pBdr>
+        <w:spacing w:after="40" w:before="160"/>
+      </w:pPr>
+      <w:r>
+        <w:rPr>
+          <w:b/>
+          <w:bCs/>
+          <w:color w:val="0E4A40"/>
+        </w:rPr>
+        <w:t xml:space="preserve">Niveau 1 — </w:t>
+      </w:r>
+      <w:r>
+        <w:rPr>
+          <w:b/>
+          <w:bCs/>
+          <w:color w:val="0E4A40"/>
+        </w:rPr>
+        <w:t xml:space="preserve">RÉUSSI</w:t>
+      </w:r>
+      <w:r>
+        <w:br/>
+      </w:r>
+      <w:r>
+        <w:rPr>
+          <w:b/>
+          <w:bCs/>
+        </w:rPr>
+        <w:t xml:space="preserve">Le bras atteint les points commandés</w:t>
+      </w:r>
+      <w:r>
+        <w:br/>
+      </w:r>
+      <w:r>
+        <w:t xml:space="preserve">IK sur la branche coude-haut, erreur FK-de-IK ~1e-7 m (Sec.3-5).</w:t>
+      </w:r>
+    </w:p>
+    <w:p>
+      <w:pPr>
+        <w:pBdr>
+          <w:top w:val="single" w:color="C4CBC7" w:sz="4"/>
+        </w:pBdr>
+        <w:spacing w:after="40" w:before="160"/>
+      </w:pPr>
+      <w:r>
+        <w:rPr>
+          <w:b/>
+          <w:bCs/>
+          <w:color w:val="8A5A12"/>
+        </w:rPr>
+        <w:t xml:space="preserve">Niveau 2 — </w:t>
+      </w:r>
+      <w:r>
+        <w:rPr>
+          <w:b/>
+          <w:bCs/>
+          <w:color w:val="8A5A12"/>
+        </w:rPr>
+        <w:t xml:space="preserve">ARRÊTÉ ICI</w:t>
+      </w:r>
+      <w:r>
+        <w:br/>
+      </w:r>
+      <w:r>
+        <w:rPr>
+          <w:b/>
+          <w:bCs/>
+        </w:rPr>
+        <w:t xml:space="preserve">Une prise par friction tient le bloc</w:t>
+      </w:r>
+      <w:r>
+        <w:br/>
+      </w:r>
+      <w:r>
+        <w:t xml:space="preserve">Non atteint (Sec.8).</w:t>
+      </w:r>
+    </w:p>
+    <w:p>
+      <w:pPr>
+        <w:pBdr>
+          <w:top w:val="single" w:color="C4CBC7" w:sz="4"/>
+        </w:pBdr>
+        <w:spacing w:after="40" w:before="160"/>
+      </w:pPr>
+      <w:r>
+        <w:rPr>
+          <w:b/>
+          <w:bCs/>
+          <w:color w:val="0E4A40"/>
+        </w:rPr>
+        <w:t xml:space="preserve">Niveau 3 — </w:t>
+      </w:r>
+      <w:r>
+        <w:rPr>
+          <w:b/>
+          <w:bCs/>
+          <w:color w:val="0E4A40"/>
+        </w:rPr>
+        <w:t xml:space="preserve">RÉUSSI, PAR SUBSTITUTION</w:t>
+      </w:r>
+      <w:r>
+        <w:br/>
+      </w:r>
+      <w:r>
+        <w:rPr>
+          <w:b/>
+          <w:bCs/>
+        </w:rPr>
+        <w:t xml:space="preserve">Le bloc est porté et posé</w:t>
+      </w:r>
+      <w:r>
+        <w:br/>
+      </w:r>
+      <w:r>
+        <w:t xml:space="preserve">Via l'attache simulée (Sec.9).</w:t>
+      </w:r>
+    </w:p>
+    <w:p>
+      <w:pPr>
+        <w:pBdr>
+          <w:top w:val="single" w:color="C4CBC7" w:sz="4"/>
+        </w:pBdr>
+        <w:spacing w:after="40" w:before="160"/>
+      </w:pPr>
+      <w:r>
+        <w:rPr>
+          <w:b/>
+          <w:bCs/>
+          <w:color w:val="0E4A40"/>
+        </w:rPr>
+        <w:t xml:space="preserve">Niveau 4 — </w:t>
+      </w:r>
+      <w:r>
+        <w:rPr>
+          <w:b/>
+          <w:bCs/>
+          <w:color w:val="0E4A40"/>
+        </w:rPr>
+        <w:t xml:space="preserve">RÉUSSI</w:t>
+      </w:r>
+      <w:r>
+        <w:br/>
+      </w:r>
+      <w:r>
+        <w:rPr>
+          <w:b/>
+          <w:bCs/>
+        </w:rPr>
+        <w:t xml:space="preserve">20 épisodes enregistrés</w:t>
+      </w:r>
+      <w:r>
+        <w:br/>
+      </w:r>
+      <w:r>
+        <w:t xml:space="preserve">Chaque bag confirmé (Sec.10-11).</w:t>
+      </w:r>
+    </w:p>
+    <w:p>
+      <w:pPr>
+        <w:pBdr>
+          <w:top w:val="single" w:color="C4CBC7" w:sz="4"/>
+        </w:pBdr>
+        <w:spacing w:after="40" w:before="160"/>
+      </w:pPr>
+      <w:r>
+        <w:rPr>
+          <w:b/>
+          <w:bCs/>
+          <w:color w:val="0E4A40"/>
+        </w:rPr>
+        <w:t xml:space="preserve">Niveau 5 — </w:t>
+      </w:r>
+      <w:r>
+        <w:rPr>
+          <w:b/>
+          <w:bCs/>
+          <w:color w:val="0E4A40"/>
+        </w:rPr>
+        <w:t xml:space="preserve">RÉUSSI</w:t>
+      </w:r>
+      <w:r>
+        <w:br/>
+      </w:r>
+      <w:r>
+        <w:rPr>
+          <w:b/>
+          <w:bCs/>
+        </w:rPr>
+        <w:t xml:space="preserve">Épisodes convertis</w:t>
+      </w:r>
+      <w:r>
+        <w:br/>
+      </w:r>
+      <w:r>
+        <w:t xml:space="preserve">port_bag.py, sans torch (Sec.12).</w:t>
+      </w:r>
+    </w:p>
+    <w:p>
+      <w:pPr>
+        <w:pBdr>
+          <w:top w:val="single" w:color="C4CBC7" w:sz="4"/>
+        </w:pBdr>
+        <w:spacing w:after="40" w:before="160"/>
+      </w:pPr>
+      <w:r>
+        <w:rPr>
+          <w:b/>
+          <w:bCs/>
+          <w:color w:val="8A5A12"/>
+        </w:rPr>
+        <w:t xml:space="preserve">Niveau 6 — </w:t>
+      </w:r>
+      <w:r>
+        <w:rPr>
+          <w:b/>
+          <w:bCs/>
+          <w:color w:val="8A5A12"/>
+        </w:rPr>
+        <w:t xml:space="preserve">NON TENTÉ ICI</w:t>
+      </w:r>
+      <w:r>
+        <w:br/>
+      </w:r>
+      <w:r>
+        <w:rPr>
+          <w:b/>
+          <w:bCs/>
+        </w:rPr>
+        <w:t xml:space="preserve">Chargé via LeRobotDataset</w:t>
+      </w:r>
+      <w:r>
+        <w:br/>
+      </w:r>
+      <w:r>
+        <w:t xml:space="preserve">Nécessite torch (Sec.12).</w:t>
+      </w:r>
+    </w:p>
+    <w:p>
+      <w:pPr>
+        <w:pBdr>
+          <w:top w:val="single" w:color="C4CBC7" w:sz="4"/>
+        </w:pBdr>
+        <w:spacing w:after="40" w:before="160"/>
+      </w:pPr>
+      <w:r>
+        <w:rPr>
+          <w:b/>
+          <w:bCs/>
+          <w:color w:val="0E4A40"/>
+        </w:rPr>
+        <w:t xml:space="preserve">Niveau 7 — </w:t>
+      </w:r>
+      <w:r>
+        <w:rPr>
+          <w:b/>
+          <w:bCs/>
+          <w:color w:val="0E4A40"/>
+        </w:rPr>
+        <w:t xml:space="preserve">RÉUSSI</w:t>
+      </w:r>
+      <w:r>
+        <w:br/>
+      </w:r>
+      <w:r>
+        <w:rPr>
+          <w:b/>
+          <w:bCs/>
+        </w:rPr>
+        <w:t xml:space="preserve">Point d'entrée unique ros2 launch</w:t>
+      </w:r>
+      <w:r>
+        <w:br/>
+      </w:r>
+      <w:r>
+        <w:t xml:space="preserve">Vérifié deux fois de bout en bout (Sec.13-15).</w:t>
+      </w:r>
+    </w:p>
+    <w:p>
+      <w:pPr>
+        <w:pStyle w:val="Heading1"/>
+        <w:spacing w:after="120" w:before="360"/>
+      </w:pPr>
+      <w:r>
+        <w:t xml:space="preserve">Bugs corrigés — spécifiques à la session</w:t>
+      </w:r>
+    </w:p>
+    <w:p>
+      <w:pPr>
+        <w:spacing w:after="140"/>
+      </w:pPr>
+      <w:r>
+        <w:t xml:space="preserve">Symptômes de cet environnement exact.</w:t>
+      </w:r>
+    </w:p>
+    <w:tbl>
+      <w:tblPr>
+        <w:tblW w:type="dxa" w:w="10080"/>
+        <w:tblBorders>
+          <w:top w:val="single" w:color="C4CBC7" w:sz="4"/>
+          <w:left w:val="single" w:color="C4CBC7" w:sz="4"/>
+          <w:bottom w:val="single" w:color="C4CBC7" w:sz="4"/>
+          <w:right w:val="single" w:color="C4CBC7" w:sz="4"/>
+          <w:insideH w:val="single" w:color="C4CBC7" w:sz="4"/>
+          <w:insideV w:val="single" w:color="C4CBC7" w:sz="4"/>
+        </w:tblBorders>
+      </w:tblPr>
+      <w:tblGrid>
+        <w:gridCol w:w="3360"/>
+        <w:gridCol w:w="3360"/>
+        <w:gridCol w:w="3360"/>
+      </w:tblGrid>
+      <w:tr>
+        <w:trPr>
+          <w:tblHeader/>
+        </w:trPr>
+        <w:tc>
+          <w:tcPr>
+            <w:tcW w:type="dxa" w:w="3360"/>
+            <w:shd w:fill="DEE3E0" w:val="clear"/>
+            <w:tcMar>
+              <w:top w:type="dxa" w:w="80"/>
+              <w:left w:type="dxa" w:w="120"/>
+              <w:bottom w:type="dxa" w:w="80"/>
+              <w:right w:type="dxa" w:w="120"/>
+            </w:tcMar>
+          </w:tcPr>
+          <w:p>
+            <w:r>
+              <w:rPr>
+                <w:b/>
+                <w:bCs/>
+                <w:color w:val="7C8985"/>
+                <w:sz w:val="17"/>
+                <w:szCs w:val="17"/>
+              </w:rPr>
+              <w:t xml:space="preserve">Symptôme</w:t>
+            </w:r>
+          </w:p>
+        </w:tc>
+        <w:tc>
+          <w:tcPr>
+            <w:tcW w:type="dxa" w:w="3360"/>
+            <w:shd w:fill="DEE3E0" w:val="clear"/>
+            <w:tcMar>
+              <w:top w:type="dxa" w:w="80"/>
+              <w:left w:type="dxa" w:w="120"/>
+              <w:bottom w:type="dxa" w:w="80"/>
+              <w:right w:type="dxa" w:w="120"/>
+            </w:tcMar>
+          </w:tcPr>
+          <w:p>
+            <w:r>
+              <w:rPr>
+                <w:b/>
+                <w:bCs/>
+                <w:color w:val="7C8985"/>
+                <w:sz w:val="17"/>
+                <w:szCs w:val="17"/>
+              </w:rPr>
+              <w:t xml:space="preserve">Cause</w:t>
+            </w:r>
+          </w:p>
+        </w:tc>
+        <w:tc>
+          <w:tcPr>
+            <w:tcW w:type="dxa" w:w="3360"/>
+            <w:shd w:fill="DEE3E0" w:val="clear"/>
+            <w:tcMar>
+              <w:top w:type="dxa" w:w="80"/>
+              <w:left w:type="dxa" w:w="120"/>
+              <w:bottom w:type="dxa" w:w="80"/>
+              <w:right w:type="dxa" w:w="120"/>
+            </w:tcMar>
+          </w:tcPr>
+          <w:p>
+            <w:r>
+              <w:rPr>
+                <w:b/>
+                <w:bCs/>
+                <w:color w:val="7C8985"/>
+                <w:sz w:val="17"/>
+                <w:szCs w:val="17"/>
+              </w:rPr>
+              <w:t xml:space="preserve">Correction</w:t>
             </w:r>
           </w:p>
         </w:tc>
@@ -4436,45 +4608,45 @@
               <w:spacing w:after="60"/>
             </w:pPr>
             <w:r>
-              <w:t xml:space="preserve">Le TF base→gripper_base disparaît après ≈1,5 h de fonctionnement</w:t>
-            </w:r>
-          </w:p>
-        </w:tc>
-        <w:tc>
-          <w:tcPr>
-            <w:tcW w:type="dxa" w:w="3360"/>
-            <w:tcMar>
-              <w:top w:type="dxa" w:w="80"/>
-              <w:left w:type="dxa" w:w="120"/>
-              <w:bottom w:type="dxa" w:w="80"/>
-              <w:right w:type="dxa" w:w="120"/>
-            </w:tcMar>
-          </w:tcPr>
-          <w:p>
-            <w:pPr>
-              <w:spacing w:after="60"/>
-            </w:pPr>
-            <w:r>
-              <w:t xml:space="preserve">Corrélé avec la pression mémoire</w:t>
-            </w:r>
-          </w:p>
-        </w:tc>
-        <w:tc>
-          <w:tcPr>
-            <w:tcW w:type="dxa" w:w="3360"/>
-            <w:tcMar>
-              <w:top w:type="dxa" w:w="80"/>
-              <w:left w:type="dxa" w:w="120"/>
-              <w:bottom w:type="dxa" w:w="80"/>
-              <w:right w:type="dxa" w:w="120"/>
-            </w:tcMar>
-          </w:tcPr>
-          <w:p>
-            <w:pPr>
-              <w:spacing w:after="60"/>
-            </w:pPr>
-            <w:r>
-              <w:t xml:space="preserve">Redémarrage complet avant chaque épisode</w:t>
+              <w:t xml:space="preserve">MoveGroup échoue avec CONTROL_FAILED</w:t>
+            </w:r>
+          </w:p>
+        </w:tc>
+        <w:tc>
+          <w:tcPr>
+            <w:tcW w:type="dxa" w:w="3360"/>
+            <w:tcMar>
+              <w:top w:type="dxa" w:w="80"/>
+              <w:left w:type="dxa" w:w="120"/>
+              <w:bottom w:type="dxa" w:w="80"/>
+              <w:right w:type="dxa" w:w="120"/>
+            </w:tcMar>
+          </w:tcPr>
+          <w:p>
+            <w:pPr>
+              <w:spacing w:after="60"/>
+            </w:pPr>
+            <w:r>
+              <w:t xml:space="preserve">allowed_start_tolerance trop stricte</w:t>
+            </w:r>
+          </w:p>
+        </w:tc>
+        <w:tc>
+          <w:tcPr>
+            <w:tcW w:type="dxa" w:w="3360"/>
+            <w:tcMar>
+              <w:top w:type="dxa" w:w="80"/>
+              <w:left w:type="dxa" w:w="120"/>
+              <w:bottom w:type="dxa" w:w="80"/>
+              <w:right w:type="dxa" w:w="120"/>
+            </w:tcMar>
+          </w:tcPr>
+          <w:p>
+            <w:pPr>
+              <w:spacing w:after="60"/>
+            </w:pPr>
+            <w:r>
+              <w:t xml:space="preserve">Relevée à 0,2</w:t>
             </w:r>
           </w:p>
         </w:tc>
@@ -4495,45 +4667,45 @@
               <w:spacing w:after="60"/>
             </w:pPr>
             <w:r>
-              <w:t xml:space="preserve">Le conteneur meurt avec des écarts de plusieurs heures dans les journaux</w:t>
-            </w:r>
-          </w:p>
-        </w:tc>
-        <w:tc>
-          <w:tcPr>
-            <w:tcW w:type="dxa" w:w="3360"/>
-            <w:tcMar>
-              <w:top w:type="dxa" w:w="80"/>
-              <w:left w:type="dxa" w:w="120"/>
-              <w:bottom w:type="dxa" w:w="80"/>
-              <w:right w:type="dxa" w:w="120"/>
-            </w:tcMar>
-          </w:tcPr>
-          <w:p>
-            <w:pPr>
-              <w:spacing w:after="60"/>
-            </w:pPr>
-            <w:r>
-              <w:t xml:space="preserve">Mise en veille/reprise de l'hôte (WSL2)</w:t>
-            </w:r>
-          </w:p>
-        </w:tc>
-        <w:tc>
-          <w:tcPr>
-            <w:tcW w:type="dxa" w:w="3360"/>
-            <w:tcMar>
-              <w:top w:type="dxa" w:w="80"/>
-              <w:left w:type="dxa" w:w="120"/>
-              <w:bottom w:type="dxa" w:w="80"/>
-              <w:right w:type="dxa" w:w="120"/>
-            </w:tcMar>
-          </w:tcPr>
-          <w:p>
-            <w:pPr>
-              <w:spacing w:after="60"/>
-            </w:pPr>
-            <w:r>
-              <w:t xml:space="preserve">Vérification de vivacité avec délai borné dans chaque script</w:t>
+              <w:t xml:space="preserve">Commande de pince sans effet</w:t>
+            </w:r>
+          </w:p>
+        </w:tc>
+        <w:tc>
+          <w:tcPr>
+            <w:tcW w:type="dxa" w:w="3360"/>
+            <w:tcMar>
+              <w:top w:type="dxa" w:w="80"/>
+              <w:left w:type="dxa" w:w="120"/>
+              <w:bottom w:type="dxa" w:w="80"/>
+              <w:right w:type="dxa" w:w="120"/>
+            </w:tcMar>
+          </w:tcPr>
+          <w:p>
+            <w:pPr>
+              <w:spacing w:after="60"/>
+            </w:pPr>
+            <w:r>
+              <w:t xml:space="preserve">Publication unique perdue</w:t>
+            </w:r>
+          </w:p>
+        </w:tc>
+        <w:tc>
+          <w:tcPr>
+            <w:tcW w:type="dxa" w:w="3360"/>
+            <w:tcMar>
+              <w:top w:type="dxa" w:w="80"/>
+              <w:left w:type="dxa" w:w="120"/>
+              <w:bottom w:type="dxa" w:w="80"/>
+              <w:right w:type="dxa" w:w="120"/>
+            </w:tcMar>
+          </w:tcPr>
+          <w:p>
+            <w:pPr>
+              <w:spacing w:after="60"/>
+            </w:pPr>
+            <w:r>
+              <w:t xml:space="preserve">Republier toutes les 0,5 s</w:t>
             </w:r>
           </w:p>
         </w:tc>
@@ -4554,45 +4726,45 @@
               <w:spacing w:after="60"/>
             </w:pPr>
             <w:r>
-              <w:t xml:space="preserve">pip install lerobot==0.6.0 entraîne une chaîne CUDA/triton et est tué</w:t>
-            </w:r>
-          </w:p>
-        </w:tc>
-        <w:tc>
-          <w:tcPr>
-            <w:tcW w:type="dxa" w:w="3360"/>
-            <w:tcMar>
-              <w:top w:type="dxa" w:w="80"/>
-              <w:left w:type="dxa" w:w="120"/>
-              <w:bottom w:type="dxa" w:w="80"/>
-              <w:right w:type="dxa" w:w="120"/>
-            </w:tcMar>
-          </w:tcPr>
-          <w:p>
-            <w:pPr>
-              <w:spacing w:after="60"/>
-            </w:pPr>
-            <w:r>
-              <w:t xml:space="preserve">Aucune restriction --index-url sur les dépendances transitives</w:t>
-            </w:r>
-          </w:p>
-        </w:tc>
-        <w:tc>
-          <w:tcPr>
-            <w:tcW w:type="dxa" w:w="3360"/>
-            <w:tcMar>
-              <w:top w:type="dxa" w:w="80"/>
-              <w:left w:type="dxa" w:w="120"/>
-              <w:bottom w:type="dxa" w:w="80"/>
-              <w:right w:type="dxa" w:w="120"/>
-            </w:tcMar>
-          </w:tcPr>
-          <w:p>
-            <w:pPr>
-              <w:spacing w:after="60"/>
-            </w:pPr>
-            <w:r>
-              <w:t xml:space="preserve">Abandon de lerobot/torch ; écriture directe avec pyarrow+ffmpeg (§12)</w:t>
+              <w:t xml:space="preserve">Pince ne signale jamais "atteint"</w:t>
+            </w:r>
+          </w:p>
+        </w:tc>
+        <w:tc>
+          <w:tcPr>
+            <w:tcW w:type="dxa" w:w="3360"/>
+            <w:tcMar>
+              <w:top w:type="dxa" w:w="80"/>
+              <w:left w:type="dxa" w:w="120"/>
+              <w:bottom w:type="dxa" w:w="80"/>
+              <w:right w:type="dxa" w:w="120"/>
+            </w:tcMar>
+          </w:tcPr>
+          <w:p>
+            <w:pPr>
+              <w:spacing w:after="60"/>
+            </w:pPr>
+            <w:r>
+              <w:t xml:space="preserve">Objet tenu arrête les doigts avant fermeture complète</w:t>
+            </w:r>
+          </w:p>
+        </w:tc>
+        <w:tc>
+          <w:tcPr>
+            <w:tcW w:type="dxa" w:w="3360"/>
+            <w:tcMar>
+              <w:top w:type="dxa" w:w="80"/>
+              <w:left w:type="dxa" w:w="120"/>
+              <w:bottom w:type="dxa" w:w="80"/>
+              <w:right w:type="dxa" w:w="120"/>
+            </w:tcMar>
+          </w:tcPr>
+          <w:p>
+            <w:pPr>
+              <w:spacing w:after="60"/>
+            </w:pPr>
+            <w:r>
+              <w:t xml:space="preserve">Accepter un calage comme succès</w:t>
             </w:r>
           </w:p>
         </w:tc>
@@ -4613,26 +4785,262 @@
               <w:spacing w:after="60"/>
             </w:pPr>
             <w:r>
-              <w:t xml:space="preserve">Trois lanceurs de contrôleurs expirent au démarrage à froid</w:t>
-            </w:r>
-          </w:p>
-        </w:tc>
-        <w:tc>
-          <w:tcPr>
-            <w:tcW w:type="dxa" w:w="3360"/>
-            <w:tcMar>
-              <w:top w:type="dxa" w:w="80"/>
-              <w:left w:type="dxa" w:w="120"/>
-              <w:bottom w:type="dxa" w:w="80"/>
-              <w:right w:type="dxa" w:w="120"/>
-            </w:tcMar>
-          </w:tcPr>
-          <w:p>
-            <w:pPr>
-              <w:spacing w:after="60"/>
-            </w:pPr>
-            <w:r>
-              <w:t xml:space="preserve">Contention pour le verrou du gestionnaire de contrôleurs</w:t>
+              <w:t xml:space="preserve">Prise sur de l'air vide</w:t>
+            </w:r>
+          </w:p>
+        </w:tc>
+        <w:tc>
+          <w:tcPr>
+            <w:tcW w:type="dxa" w:w="3360"/>
+            <w:tcMar>
+              <w:top w:type="dxa" w:w="80"/>
+              <w:left w:type="dxa" w:w="120"/>
+              <w:bottom w:type="dxa" w:w="80"/>
+              <w:right w:type="dxa" w:w="120"/>
+            </w:tcMar>
+          </w:tcPr>
+          <w:p>
+            <w:pPr>
+              <w:spacing w:after="60"/>
+            </w:pPr>
+            <w:r>
+              <w:t xml:space="preserve">Coordonnées nominales ≠ point de rencontre</w:t>
+            </w:r>
+          </w:p>
+        </w:tc>
+        <w:tc>
+          <w:tcPr>
+            <w:tcW w:type="dxa" w:w="3360"/>
+            <w:tcMar>
+              <w:top w:type="dxa" w:w="80"/>
+              <w:left w:type="dxa" w:w="120"/>
+              <w:bottom w:type="dxa" w:w="80"/>
+              <w:right w:type="dxa" w:w="120"/>
+            </w:tcMar>
+          </w:tcPr>
+          <w:p>
+            <w:pPr>
+              <w:spacing w:after="60"/>
+            </w:pPr>
+            <w:r>
+              <w:t xml:space="preserve">Décalages mesurés via TF</w:t>
+            </w:r>
+          </w:p>
+        </w:tc>
+      </w:tr>
+      <w:tr>
+        <w:tc>
+          <w:tcPr>
+            <w:tcW w:type="dxa" w:w="3360"/>
+            <w:tcMar>
+              <w:top w:type="dxa" w:w="80"/>
+              <w:left w:type="dxa" w:w="120"/>
+              <w:bottom w:type="dxa" w:w="80"/>
+              <w:right w:type="dxa" w:w="120"/>
+            </w:tcMar>
+          </w:tcPr>
+          <w:p>
+            <w:pPr>
+              <w:spacing w:after="60"/>
+            </w:pPr>
+            <w:r>
+              <w:t xml:space="preserve">TF disparaît après ~1,5 h</w:t>
+            </w:r>
+          </w:p>
+        </w:tc>
+        <w:tc>
+          <w:tcPr>
+            <w:tcW w:type="dxa" w:w="3360"/>
+            <w:tcMar>
+              <w:top w:type="dxa" w:w="80"/>
+              <w:left w:type="dxa" w:w="120"/>
+              <w:bottom w:type="dxa" w:w="80"/>
+              <w:right w:type="dxa" w:w="120"/>
+            </w:tcMar>
+          </w:tcPr>
+          <w:p>
+            <w:pPr>
+              <w:spacing w:after="60"/>
+            </w:pPr>
+            <w:r>
+              <w:t xml:space="preserve">Pression mémoire</w:t>
+            </w:r>
+          </w:p>
+        </w:tc>
+        <w:tc>
+          <w:tcPr>
+            <w:tcW w:type="dxa" w:w="3360"/>
+            <w:tcMar>
+              <w:top w:type="dxa" w:w="80"/>
+              <w:left w:type="dxa" w:w="120"/>
+              <w:bottom w:type="dxa" w:w="80"/>
+              <w:right w:type="dxa" w:w="120"/>
+            </w:tcMar>
+          </w:tcPr>
+          <w:p>
+            <w:pPr>
+              <w:spacing w:after="60"/>
+            </w:pPr>
+            <w:r>
+              <w:t xml:space="preserve">Redémarrage complet avant chaque épisode</w:t>
+            </w:r>
+          </w:p>
+        </w:tc>
+      </w:tr>
+      <w:tr>
+        <w:tc>
+          <w:tcPr>
+            <w:tcW w:type="dxa" w:w="3360"/>
+            <w:tcMar>
+              <w:top w:type="dxa" w:w="80"/>
+              <w:left w:type="dxa" w:w="120"/>
+              <w:bottom w:type="dxa" w:w="80"/>
+              <w:right w:type="dxa" w:w="120"/>
+            </w:tcMar>
+          </w:tcPr>
+          <w:p>
+            <w:pPr>
+              <w:spacing w:after="60"/>
+            </w:pPr>
+            <w:r>
+              <w:t xml:space="preserve">Conteneur meurt avec des écarts d'heures</w:t>
+            </w:r>
+          </w:p>
+        </w:tc>
+        <w:tc>
+          <w:tcPr>
+            <w:tcW w:type="dxa" w:w="3360"/>
+            <w:tcMar>
+              <w:top w:type="dxa" w:w="80"/>
+              <w:left w:type="dxa" w:w="120"/>
+              <w:bottom w:type="dxa" w:w="80"/>
+              <w:right w:type="dxa" w:w="120"/>
+            </w:tcMar>
+          </w:tcPr>
+          <w:p>
+            <w:pPr>
+              <w:spacing w:after="60"/>
+            </w:pPr>
+            <w:r>
+              <w:t xml:space="preserve">Mise en veille de l'hôte</w:t>
+            </w:r>
+          </w:p>
+        </w:tc>
+        <w:tc>
+          <w:tcPr>
+            <w:tcW w:type="dxa" w:w="3360"/>
+            <w:tcMar>
+              <w:top w:type="dxa" w:w="80"/>
+              <w:left w:type="dxa" w:w="120"/>
+              <w:bottom w:type="dxa" w:w="80"/>
+              <w:right w:type="dxa" w:w="120"/>
+            </w:tcMar>
+          </w:tcPr>
+          <w:p>
+            <w:pPr>
+              <w:spacing w:after="60"/>
+            </w:pPr>
+            <w:r>
+              <w:t xml:space="preserve">Vérification de vivacité bornée</w:t>
+            </w:r>
+          </w:p>
+        </w:tc>
+      </w:tr>
+      <w:tr>
+        <w:tc>
+          <w:tcPr>
+            <w:tcW w:type="dxa" w:w="3360"/>
+            <w:tcMar>
+              <w:top w:type="dxa" w:w="80"/>
+              <w:left w:type="dxa" w:w="120"/>
+              <w:bottom w:type="dxa" w:w="80"/>
+              <w:right w:type="dxa" w:w="120"/>
+            </w:tcMar>
+          </w:tcPr>
+          <w:p>
+            <w:pPr>
+              <w:spacing w:after="60"/>
+            </w:pPr>
+            <w:r>
+              <w:t xml:space="preserve">pip install lerobot entraîne CUDA/triton</w:t>
+            </w:r>
+          </w:p>
+        </w:tc>
+        <w:tc>
+          <w:tcPr>
+            <w:tcW w:type="dxa" w:w="3360"/>
+            <w:tcMar>
+              <w:top w:type="dxa" w:w="80"/>
+              <w:left w:type="dxa" w:w="120"/>
+              <w:bottom w:type="dxa" w:w="80"/>
+              <w:right w:type="dxa" w:w="120"/>
+            </w:tcMar>
+          </w:tcPr>
+          <w:p>
+            <w:pPr>
+              <w:spacing w:after="60"/>
+            </w:pPr>
+            <w:r>
+              <w:t xml:space="preserve">Aucune restriction --index-url</w:t>
+            </w:r>
+          </w:p>
+        </w:tc>
+        <w:tc>
+          <w:tcPr>
+            <w:tcW w:type="dxa" w:w="3360"/>
+            <w:tcMar>
+              <w:top w:type="dxa" w:w="80"/>
+              <w:left w:type="dxa" w:w="120"/>
+              <w:bottom w:type="dxa" w:w="80"/>
+              <w:right w:type="dxa" w:w="120"/>
+            </w:tcMar>
+          </w:tcPr>
+          <w:p>
+            <w:pPr>
+              <w:spacing w:after="60"/>
+            </w:pPr>
+            <w:r>
+              <w:t xml:space="preserve">Écriture directe pyarrow+ffmpeg</w:t>
+            </w:r>
+          </w:p>
+        </w:tc>
+      </w:tr>
+      <w:tr>
+        <w:tc>
+          <w:tcPr>
+            <w:tcW w:type="dxa" w:w="3360"/>
+            <w:tcMar>
+              <w:top w:type="dxa" w:w="80"/>
+              <w:left w:type="dxa" w:w="120"/>
+              <w:bottom w:type="dxa" w:w="80"/>
+              <w:right w:type="dxa" w:w="120"/>
+            </w:tcMar>
+          </w:tcPr>
+          <w:p>
+            <w:pPr>
+              <w:spacing w:after="60"/>
+            </w:pPr>
+            <w:r>
+              <w:t xml:space="preserve">Contrôleurs expirent au démarrage à froid</w:t>
+            </w:r>
+          </w:p>
+        </w:tc>
+        <w:tc>
+          <w:tcPr>
+            <w:tcW w:type="dxa" w:w="3360"/>
+            <w:tcMar>
+              <w:top w:type="dxa" w:w="80"/>
+              <w:left w:type="dxa" w:w="120"/>
+              <w:bottom w:type="dxa" w:w="80"/>
+              <w:right w:type="dxa" w:w="120"/>
+            </w:tcMar>
+          </w:tcPr>
+          <w:p>
+            <w:pPr>
+              <w:spacing w:after="60"/>
+            </w:pPr>
+            <w:r>
+              <w:t xml:space="preserve">Contention du verrou</w:t>
             </w:r>
           </w:p>
         </w:tc>
@@ -4652,6 +5060,183 @@
             </w:pPr>
             <w:r>
               <w:t xml:space="preserve">Repli de relance séquentielle</w:t>
+            </w:r>
+          </w:p>
+        </w:tc>
+      </w:tr>
+      <w:tr>
+        <w:tc>
+          <w:tcPr>
+            <w:tcW w:type="dxa" w:w="3360"/>
+            <w:tcMar>
+              <w:top w:type="dxa" w:w="80"/>
+              <w:left w:type="dxa" w:w="120"/>
+              <w:bottom w:type="dxa" w:w="80"/>
+              <w:right w:type="dxa" w:w="120"/>
+            </w:tcMar>
+          </w:tcPr>
+          <w:p>
+            <w:pPr>
+              <w:spacing w:after="60"/>
+            </w:pPr>
+            <w:r>
+              <w:t xml:space="preserve">Orchestrateur de démo tuait son propre parent</w:t>
+            </w:r>
+          </w:p>
+        </w:tc>
+        <w:tc>
+          <w:tcPr>
+            <w:tcW w:type="dxa" w:w="3360"/>
+            <w:tcMar>
+              <w:top w:type="dxa" w:w="80"/>
+              <w:left w:type="dxa" w:w="120"/>
+              <w:bottom w:type="dxa" w:w="80"/>
+              <w:right w:type="dxa" w:w="120"/>
+            </w:tcMar>
+          </w:tcPr>
+          <w:p>
+            <w:pPr>
+              <w:spacing w:after="60"/>
+            </w:pPr>
+            <w:r>
+              <w:t xml:space="preserve">Motif "ros2 launch" trop large</w:t>
+            </w:r>
+          </w:p>
+        </w:tc>
+        <w:tc>
+          <w:tcPr>
+            <w:tcW w:type="dxa" w:w="3360"/>
+            <w:tcMar>
+              <w:top w:type="dxa" w:w="80"/>
+              <w:left w:type="dxa" w:w="120"/>
+              <w:bottom w:type="dxa" w:w="80"/>
+              <w:right w:type="dxa" w:w="120"/>
+            </w:tcMar>
+          </w:tcPr>
+          <w:p>
+            <w:pPr>
+              <w:spacing w:after="60"/>
+            </w:pPr>
+            <w:r>
+              <w:t xml:space="preserve">Réduit aux fichiers launch internes</w:t>
+            </w:r>
+          </w:p>
+        </w:tc>
+      </w:tr>
+      <w:tr>
+        <w:tc>
+          <w:tcPr>
+            <w:tcW w:type="dxa" w:w="3360"/>
+            <w:tcMar>
+              <w:top w:type="dxa" w:w="80"/>
+              <w:left w:type="dxa" w:w="120"/>
+              <w:bottom w:type="dxa" w:w="80"/>
+              <w:right w:type="dxa" w:w="120"/>
+            </w:tcMar>
+          </w:tcPr>
+          <w:p>
+            <w:pPr>
+              <w:spacing w:after="60"/>
+            </w:pPr>
+            <w:r>
+              <w:t xml:space="preserve">Orchestrateur plantait au premier sondage</w:t>
+            </w:r>
+          </w:p>
+        </w:tc>
+        <w:tc>
+          <w:tcPr>
+            <w:tcW w:type="dxa" w:w="3360"/>
+            <w:tcMar>
+              <w:top w:type="dxa" w:w="80"/>
+              <w:left w:type="dxa" w:w="120"/>
+              <w:bottom w:type="dxa" w:w="80"/>
+              <w:right w:type="dxa" w:w="120"/>
+            </w:tcMar>
+          </w:tcPr>
+          <w:p>
+            <w:pPr>
+              <w:spacing w:after="60"/>
+            </w:pPr>
+            <w:r>
+              <w:t xml:space="preserve">TimeoutExpired se propageait</w:t>
+            </w:r>
+          </w:p>
+        </w:tc>
+        <w:tc>
+          <w:tcPr>
+            <w:tcW w:type="dxa" w:w="3360"/>
+            <w:tcMar>
+              <w:top w:type="dxa" w:w="80"/>
+              <w:left w:type="dxa" w:w="120"/>
+              <w:bottom w:type="dxa" w:w="80"/>
+              <w:right w:type="dxa" w:w="120"/>
+            </w:tcMar>
+          </w:tcPr>
+          <w:p>
+            <w:pPr>
+              <w:spacing w:after="60"/>
+            </w:pPr>
+            <w:r>
+              <w:t xml:space="preserve">sh() retourne un échec gracieux</w:t>
+            </w:r>
+          </w:p>
+        </w:tc>
+      </w:tr>
+      <w:tr>
+        <w:tc>
+          <w:tcPr>
+            <w:tcW w:type="dxa" w:w="3360"/>
+            <w:tcMar>
+              <w:top w:type="dxa" w:w="80"/>
+              <w:left w:type="dxa" w:w="120"/>
+              <w:bottom w:type="dxa" w:w="80"/>
+              <w:right w:type="dxa" w:w="120"/>
+            </w:tcMar>
+          </w:tcPr>
+          <w:p>
+            <w:pPr>
+              <w:spacing w:after="60"/>
+            </w:pPr>
+            <w:r>
+              <w:t xml:space="preserve">live_block_xyz() échouait avec sortie vide</w:t>
+            </w:r>
+          </w:p>
+        </w:tc>
+        <w:tc>
+          <w:tcPr>
+            <w:tcW w:type="dxa" w:w="3360"/>
+            <w:tcMar>
+              <w:top w:type="dxa" w:w="80"/>
+              <w:left w:type="dxa" w:w="120"/>
+              <w:bottom w:type="dxa" w:w="80"/>
+              <w:right w:type="dxa" w:w="120"/>
+            </w:tcMar>
+          </w:tcPr>
+          <w:p>
+            <w:pPr>
+              <w:spacing w:after="60"/>
+            </w:pPr>
+            <w:r>
+              <w:t xml:space="preserve">Délai trop court après la construction MoveItPy</w:t>
+            </w:r>
+          </w:p>
+        </w:tc>
+        <w:tc>
+          <w:tcPr>
+            <w:tcW w:type="dxa" w:w="3360"/>
+            <w:tcMar>
+              <w:top w:type="dxa" w:w="80"/>
+              <w:left w:type="dxa" w:w="120"/>
+              <w:bottom w:type="dxa" w:w="80"/>
+              <w:right w:type="dxa" w:w="120"/>
+            </w:tcMar>
+          </w:tcPr>
+          <w:p>
+            <w:pPr>
+              <w:spacing w:after="60"/>
+            </w:pPr>
+            <w:r>
+              <w:t xml:space="preserve">Retenter 5x à 25 s</w:t>
             </w:r>
           </w:p>
         </w:tc>
@@ -4671,7 +5256,7 @@
         <w:spacing w:after="140"/>
       </w:pPr>
       <w:r>
-        <w:t xml:space="preserve">Trois défauts qui se reproduisent indépendamment de cette VM. Le dépôt effectif des tickets n'a pas été fait et nécessite un feu vert explicite séparé.</w:t>
+        <w:t xml:space="preserve">Quatre défauts indépendants de cette VM. Le dépôt des tickets n'a pas été fait.</w:t>
       </w:r>
     </w:p>
     <w:tbl>
@@ -4711,7 +5296,7 @@
                 <w:sz w:val="22"/>
                 <w:szCs w:val="22"/>
               </w:rPr>
-              <w:t xml:space="preserve">MoveItPy ne peut pas partager un processus avec un nœud rclpy ordinaire   [Pas encore déposé]</w:t>
+              <w:t xml:space="preserve">MoveItPy ne peut pas partager un processus avec rclpy   [Pas encore déposé]</w:t>
             </w:r>
           </w:p>
           <w:p>
@@ -4743,7 +5328,7 @@
               <w:t xml:space="preserve">SYMPTÔME:  </w:t>
             </w:r>
             <w:r>
-              <w:t xml:space="preserve">Construire MoveItPy dans un processus où rclpy.init() a déjà été appelé fait bloquer indéfiniment le constructeur. Séparément, laisser une instance MoveItPy être ramassée par le garbage collector casse silencieusement tout autre nœud rclpy du même processus.</w:t>
+              <w:t xml:space="preserve">Construire MoveItPy avec rclpy.init() déjà appelé bloque indéfiniment le constructeur. Séparément, le garbage collector cassant MoveItPy casse aussi tout nœud rclpy séparé.</w:t>
             </w:r>
           </w:p>
           <w:p>
@@ -4758,10 +5343,10 @@
                 <w:sz w:val="17"/>
                 <w:szCs w:val="17"/>
               </w:rPr>
-              <w:t xml:space="preserve">CORRECTION UTILISÉE ICI:  </w:t>
-            </w:r>
-            <w:r>
-              <w:t xml:space="preserve">Séparation architecturale : precompute_ik.py n'importe que moveit_py ; run_pick_and_place.py n'importe que rclpy. Les deux processus ne coexistent jamais.</w:t>
+              <w:t xml:space="preserve">CORRECTION:  </w:t>
+            </w:r>
+            <w:r>
+              <w:t xml:space="preserve">Séparation architecturale : deux processus qui ne coexistent jamais.</w:t>
             </w:r>
           </w:p>
           <w:p>
@@ -4776,10 +5361,10 @@
                 <w:sz w:val="17"/>
                 <w:szCs w:val="17"/>
               </w:rPr>
-              <w:t xml:space="preserve">POURQUOI C'EST IMPORTANT:  </w:t>
-            </w:r>
-            <w:r>
-              <w:t xml:space="preserve">Rien dans l'API publique ne documente cette incompatibilité. Les deux modes d'échec sont silencieux.</w:t>
+              <w:t xml:space="preserve">IMPORTANCE:  </w:t>
+            </w:r>
+            <w:r>
+              <w:t xml:space="preserve">Rien dans l'API publique ne documente cela.</w:t>
             </w:r>
           </w:p>
         </w:tc>
@@ -4827,7 +5412,7 @@
                 <w:sz w:val="22"/>
                 <w:szCs w:val="22"/>
               </w:rPr>
-              <w:t xml:space="preserve">Les CLI ros2 lifecycle/ros2 action signalent un nœud actif comme absent   [Pas encore déposé]</w:t>
+              <w:t xml:space="preserve">Les CLI ros2 lifecycle/action signalent un nœud actif comme absent   [Pas encore déposé]</w:t>
             </w:r>
           </w:p>
           <w:p>
@@ -4859,28 +5444,7 @@
               <w:t xml:space="preserve">SYMPTÔME:  </w:t>
             </w:r>
             <w:r>
-              <w:rPr>
-                <w:rFonts w:ascii="Consolas" w:cs="Consolas" w:eastAsia="Consolas" w:hAnsi="Consolas"/>
-                <w:color w:val="0E4A40"/>
-                <w:sz w:val="19"/>
-                <w:szCs w:val="19"/>
-              </w:rPr>
-              <w:t xml:space="preserve">ros2 lifecycle set /episode_recorder configure</w:t>
-            </w:r>
-            <w:r>
-              <w:t xml:space="preserve"> et </w:t>
-            </w:r>
-            <w:r>
-              <w:rPr>
-                <w:rFonts w:ascii="Consolas" w:cs="Consolas" w:eastAsia="Consolas" w:hAnsi="Consolas"/>
-                <w:color w:val="0E4A40"/>
-                <w:sz w:val="19"/>
-                <w:szCs w:val="19"/>
-              </w:rPr>
-              <w:t xml:space="preserve">ros2 action list</w:t>
-            </w:r>
-            <w:r>
-              <w:t xml:space="preserve"> signalaient le nœud comme introuvable alors que ros2 node list le montrait présent. Le cache de découverte du démon semble périmé.</w:t>
+              <w:t xml:space="preserve">Cache de découverte périmé du démon.</w:t>
             </w:r>
           </w:p>
           <w:p>
@@ -4895,19 +5459,10 @@
                 <w:sz w:val="17"/>
                 <w:szCs w:val="17"/>
               </w:rPr>
-              <w:t xml:space="preserve">CORRECTION UTILISÉE ICI:  </w:t>
-            </w:r>
-            <w:r>
-              <w:rPr>
-                <w:rFonts w:ascii="Consolas" w:cs="Consolas" w:eastAsia="Consolas" w:hAnsi="Consolas"/>
-                <w:color w:val="0E4A40"/>
-                <w:sz w:val="19"/>
-                <w:szCs w:val="19"/>
-              </w:rPr>
-              <w:t xml:space="preserve">ros2 lifecycle set --no-daemon --spin-time 15</w:t>
-            </w:r>
-            <w:r>
-              <w:t xml:space="preserve"> a résolu le problème chaque fois.</w:t>
+              <w:t xml:space="preserve">CORRECTION:  </w:t>
+            </w:r>
+            <w:r>
+              <w:t xml:space="preserve">--no-daemon --spin-time 15.</w:t>
             </w:r>
           </w:p>
           <w:p>
@@ -4922,10 +5477,10 @@
                 <w:sz w:val="17"/>
                 <w:szCs w:val="17"/>
               </w:rPr>
-              <w:t xml:space="preserve">POURQUOI C'EST IMPORTANT:  </w:t>
-            </w:r>
-            <w:r>
-              <w:t xml:space="preserve">Échec net et inexpliqué sur un nœud manifestement sain, coûtant un vrai temps de débogage.</w:t>
+              <w:t xml:space="preserve">IMPORTANCE:  </w:t>
+            </w:r>
+            <w:r>
+              <w:t xml:space="preserve">Échec net sur un nœud sain.</w:t>
             </w:r>
           </w:p>
         </w:tc>
@@ -4973,7 +5528,7 @@
                 <w:sz w:val="22"/>
                 <w:szCs w:val="22"/>
               </w:rPr>
-              <w:t xml:space="preserve">gz-sim-detachable-joint-system ne fait rien sur un child_link qui n'est pas un lien de modèle   [Pas encore déposé]</w:t>
+              <w:t xml:space="preserve">gz-sim-detachable-joint-system ne fait rien sur un child_link invalide   [Pas encore déposé]</w:t>
             </w:r>
           </w:p>
           <w:p>
@@ -5005,7 +5560,7 @@
               <w:t xml:space="preserve">SYMPTÔME:  </w:t>
             </w:r>
             <w:r>
-              <w:t xml:space="preserve">child_link: gripper_base (un repère TF fusionné dans link6 après conversion) ne produit aucune erreur. Rien ne s'attache ; le bloc ne bouge pas, indiscernable d'un échec physique réel.</w:t>
+              <w:t xml:space="preserve">Aucune erreur ; le bloc ne bouge simplement pas.</w:t>
             </w:r>
           </w:p>
           <w:p>
@@ -5020,10 +5575,10 @@
                 <w:sz w:val="17"/>
                 <w:szCs w:val="17"/>
               </w:rPr>
-              <w:t xml:space="preserve">CORRECTION UTILISÉE ICI:  </w:t>
-            </w:r>
-            <w:r>
-              <w:t xml:space="preserve">child_link redéfini vers link6, le vrai lien Gazebo.</w:t>
+              <w:t xml:space="preserve">CORRECTION:  </w:t>
+            </w:r>
+            <w:r>
+              <w:t xml:space="preserve">child_link redéfini vers link6.</w:t>
             </w:r>
           </w:p>
           <w:p>
@@ -5038,10 +5593,10 @@
                 <w:sz w:val="17"/>
                 <w:szCs w:val="17"/>
               </w:rPr>
-              <w:t xml:space="preserve">POURQUOI C'EST IMPORTANT:  </w:t>
-            </w:r>
-            <w:r>
-              <w:t xml:space="preserve">A coûté un cycle de débogage complet identique en apparence à l'échec de prise par friction (§8).</w:t>
+              <w:t xml:space="preserve">IMPORTANCE:  </w:t>
+            </w:r>
+            <w:r>
+              <w:t xml:space="preserve">Cycle de débogage complet identique à un échec physique réel.</w:t>
             </w:r>
           </w:p>
         </w:tc>
@@ -5049,19 +5604,127 @@
     </w:tbl>
     <w:p>
       <w:pPr>
+        <w:spacing w:after="80"/>
+      </w:pPr>
+    </w:p>
+    <w:tbl>
+      <w:tblPr>
+        <w:tblW w:type="dxa" w:w="10080"/>
+        <w:tblBorders>
+          <w:top w:val="single" w:color="9C3B23" w:sz="4"/>
+          <w:left w:val="single" w:color="9C3B23" w:sz="4"/>
+          <w:bottom w:val="single" w:color="9C3B23" w:sz="4"/>
+          <w:right w:val="single" w:color="9C3B23" w:sz="4"/>
+          <w:insideH w:val="single" w:color="auto" w:sz="4"/>
+          <w:insideV w:val="single" w:color="auto" w:sz="4"/>
+        </w:tblBorders>
+      </w:tblPr>
+      <w:tblGrid>
+        <w:gridCol w:w="10080"/>
+      </w:tblGrid>
+      <w:tr>
+        <w:tc>
+          <w:tcPr>
+            <w:shd w:fill="F3E1DA" w:val="clear"/>
+            <w:tcMar>
+              <w:top w:type="dxa" w:w="160"/>
+              <w:left w:type="dxa" w:w="200"/>
+              <w:bottom w:type="dxa" w:w="160"/>
+              <w:right w:type="dxa" w:w="200"/>
+            </w:tcMar>
+          </w:tcPr>
+          <w:p>
+            <w:pPr>
+              <w:spacing w:after="40"/>
+            </w:pPr>
+            <w:r>
+              <w:rPr>
+                <w:b/>
+                <w:bCs/>
+                <w:sz w:val="22"/>
+                <w:szCs w:val="22"/>
+              </w:rPr>
+              <w:t xml:space="preserve">Un signal externe à ros2 launch ne démantèle pas fiablement ce qu'il gère   [Pas encore déposé]</w:t>
+            </w:r>
+          </w:p>
+          <w:p>
+            <w:pPr>
+              <w:spacing w:after="120"/>
+            </w:pPr>
+            <w:r>
+              <w:rPr>
+                <w:rFonts w:ascii="Consolas" w:cs="Consolas" w:eastAsia="Consolas" w:hAnsi="Consolas"/>
+                <w:color w:val="9C3B23"/>
+                <w:sz w:val="17"/>
+                <w:szCs w:val="17"/>
+              </w:rPr>
+              <w:t xml:space="preserve">Dépôt candidat : ros2/launch ou ros2/launch_ros</w:t>
+            </w:r>
+          </w:p>
+          <w:p>
+            <w:pPr>
+              <w:spacing w:after="100"/>
+            </w:pPr>
+            <w:r>
+              <w:rPr>
+                <w:b/>
+                <w:bCs/>
+                <w:color w:val="7C8985"/>
+                <w:sz w:val="17"/>
+                <w:szCs w:val="17"/>
+              </w:rPr>
+              <w:t xml:space="preserve">SYMPTÔME:  </w:t>
+            </w:r>
+            <w:r>
+              <w:t xml:space="preserve">SIGINT/SIGTERM à un Popen pour "ros2 launch sim_full.launch.py" (imbriqué dans un autre launch) rapporte une sortie propre, mais Gazebo et move_group restent vivants.</w:t>
+            </w:r>
+          </w:p>
+          <w:p>
+            <w:pPr>
+              <w:spacing w:after="100"/>
+            </w:pPr>
+            <w:r>
+              <w:rPr>
+                <w:b/>
+                <w:bCs/>
+                <w:color w:val="7C8985"/>
+                <w:sz w:val="17"/>
+                <w:szCs w:val="17"/>
+              </w:rPr>
+              <w:t xml:space="preserve">CORRECTION:  </w:t>
+            </w:r>
+            <w:r>
+              <w:t xml:space="preserve">pkill explicite en complément.</w:t>
+            </w:r>
+          </w:p>
+          <w:p>
+            <w:pPr>
+              <w:spacing w:after="100"/>
+            </w:pPr>
+            <w:r>
+              <w:rPr>
+                <w:b/>
+                <w:bCs/>
+                <w:color w:val="7C8985"/>
+                <w:sz w:val="17"/>
+                <w:szCs w:val="17"/>
+              </w:rPr>
+              <w:t xml:space="preserve">IMPORTANCE:  </w:t>
+            </w:r>
+            <w:r>
+              <w:t xml:space="preserve">Toute orchestration imbriquant ros2 launch peut fuiter des processus silencieusement.</w:t>
+            </w:r>
+          </w:p>
+        </w:tc>
+      </w:tr>
+    </w:tbl>
+    <w:p>
+      <w:pPr>
         <w:pStyle w:val="Heading1"/>
         <w:spacing w:after="120" w:before="360"/>
       </w:pPr>
       <w:r>
         <w:t xml:space="preserve">Ce que cela ne prouve pas</w:t>
-      </w:r>
-    </w:p>
-    <w:p>
-      <w:pPr>
-        <w:spacing w:after="140"/>
-      </w:pPr>
-      <w:r>
-        <w:t xml:space="preserve">La Partie 10 de la spec reformulée en intégralité, avec ce qui a changé.</w:t>
       </w:r>
     </w:p>
     <w:p>
@@ -5074,7 +5737,7 @@
         <w:spacing w:after="80"/>
       </w:pPr>
       <w:r>
-        <w:t xml:space="preserve">Le bloc porté n'est une prise physique d'aucune sorte. Plus fort que la propre réserve de la spec — même le contact rigide n'a pu tenir (§8). Tout modèle entraîné sur ces données apprend « approcher, fermer, porter, ouvrir », pas la physique de la prise.</w:t>
+        <w:t xml:space="preserve">Le bloc porté n'est une prise physique d'aucune sorte.</w:t>
       </w:r>
     </w:p>
     <w:p>
@@ -5087,7 +5750,7 @@
         <w:spacing w:after="80"/>
       </w:pPr>
       <w:r>
-        <w:t xml:space="preserve">Les données entraînées en simulation portent un écart de domaine visuel, inchangé : le rendu de Gazebo diffère d'une vraie caméra ; le résultat DREAM (10,9%→91,6% seulement après mélange de données réelles) en est la preuve.</w:t>
+        <w:t xml:space="preserve">Écart de domaine visuel, inchangé.</w:t>
       </w:r>
     </w:p>
     <w:p>
@@ -5100,7 +5763,7 @@
         <w:spacing w:after="80"/>
       </w:pPr>
       <w:r>
-        <w:t xml:space="preserve">Un mouvement scripté n'est pas une démonstration de qualité, inchangé : un humain produit des corrections naturelles ; ce script produit la même forme de trajectoire chaque fois.</w:t>
+        <w:t xml:space="preserve">Mouvement scripté, inchangé.</w:t>
       </w:r>
     </w:p>
     <w:p>
@@ -5113,7 +5776,7 @@
         <w:spacing w:after="80"/>
       </w:pPr>
       <w:r>
-        <w:t xml:space="preserve">Vingt épisodes n'est pas un jeu d'entraînement, inchangé : le chiffre communautaire est de 100 à 500 par tâche.</w:t>
+        <w:t xml:space="preserve">Vingt épisodes n'est pas un jeu d'entraînement.</w:t>
       </w:r>
     </w:p>
     <w:p>
@@ -5126,7 +5789,7 @@
         <w:spacing w:after="80"/>
       </w:pPr>
       <w:r>
-        <w:t xml:space="preserve">Pas encore chargé via la vraie classe LeRobotDataset (nouveau, §12) — non prouvé chargeable avant ce contrôle sur une machine avec torch.</w:t>
+        <w:t xml:space="preserve">Pas encore chargé via LeRobotDataset (nouveau, Sec.12).</w:t>
       </w:r>
     </w:p>
     <w:p>
@@ -5141,7 +5804,7 @@
         <w:t xml:space="preserve">Ce que cela prouve, précisément :</w:t>
       </w:r>
       <w:r>
-        <w:t xml:space="preserve"> le pipeline peut produire des épisodes structurellement solides, auto-vérifiants, ancrés sur une tâche, avec une instruction véridique, entièrement en headless, sans GPU — et il met en évidence, honnêtement, que la prise n'est pas encore physique.</w:t>
+        <w:t xml:space="preserve"> le pipeline produit des épisodes structurellement solides, auto-vérifiants, ancrés sur une tâche — et dispose désormais d'un point d'entrée unique et testable.</w:t>
       </w:r>
     </w:p>
     <w:p>
@@ -5158,19 +5821,7 @@
         <w:spacing w:after="140"/>
       </w:pPr>
       <w:r>
-        <w:t xml:space="preserve">Chaque commande, dans l'ordre, pour reproduire un épisode à la main. Tout ceci s'exécute dans le conteneur gazebo_to_lerobot, avec </w:t>
-      </w:r>
-      <w:r>
-        <w:rPr>
-          <w:rFonts w:ascii="Consolas" w:cs="Consolas" w:eastAsia="Consolas" w:hAnsi="Consolas"/>
-          <w:color w:val="0E4A40"/>
-          <w:sz w:val="19"/>
-          <w:szCs w:val="19"/>
-        </w:rPr>
-        <w:t xml:space="preserve">source /opt/ros/jazzy/setup.bash; source /workspace/install/setup.bash</w:t>
-      </w:r>
-      <w:r>
-        <w:t xml:space="preserve"> en premier.</w:t>
+        <w:t xml:space="preserve">Chaque commande, dans l'ordre, pour reproduire un épisode à la main.</w:t>
       </w:r>
     </w:p>
     <w:tbl>
@@ -5210,7 +5861,7 @@
                 <w:sz w:val="18"/>
                 <w:szCs w:val="18"/>
               </w:rPr>
-              <w:t xml:space="preserve"># 1. Démarrer la pile de sim et attendre les contrôleurs</w:t>
+              <w:t xml:space="preserve"># 1. Démarrer la sim et attendre les contrôleurs</w:t>
             </w:r>
             <w:r>
               <w:br/>
@@ -5294,7 +5945,7 @@
                 <w:sz w:val="18"/>
                 <w:szCs w:val="18"/>
               </w:rPr>
-              <w:t xml:space="preserve">sleep 20   # laisser se stabiliser</w:t>
+              <w:t xml:space="preserve">sleep 20</w:t>
             </w:r>
             <w:r>
               <w:br/>
@@ -5366,7 +6017,7 @@
                 <w:sz w:val="18"/>
                 <w:szCs w:val="18"/>
               </w:rPr>
-              <w:t xml:space="preserve"># 4. Démarrer move_group et attendre qu'il soit prêt</w:t>
+              <w:t xml:space="preserve"># 4. Démarrer move_group</w:t>
             </w:r>
             <w:r>
               <w:br/>
@@ -5402,7 +6053,7 @@
                 <w:sz w:val="18"/>
                 <w:szCs w:val="18"/>
               </w:rPr>
-              <w:t xml:space="preserve"># 5. Démarrer l'enregistreur et l'activer</w:t>
+              <w:t xml:space="preserve"># 5. Démarrer et activer l'enregistreur</w:t>
             </w:r>
             <w:r>
               <w:br/>
@@ -5426,19 +6077,7 @@
                 <w:sz w:val="18"/>
                 <w:szCs w:val="18"/>
               </w:rPr>
-              <w:t xml:space="preserve">  -p contract_path:=contracts/mycobot_pick_place.yaml \</w:t>
-            </w:r>
-            <w:r>
-              <w:br/>
-            </w:r>
-            <w:r>
-              <w:rPr>
-                <w:rFonts w:ascii="Consolas" w:cs="Consolas" w:eastAsia="Consolas" w:hAnsi="Consolas"/>
-                <w:color w:val="D9EDE8"/>
-                <w:sz w:val="18"/>
-                <w:szCs w:val="18"/>
-              </w:rPr>
-              <w:t xml:space="preserve">  -p bag_base_dir:=/tmp/my_episode/bag &amp;</w:t>
+              <w:t xml:space="preserve">  -p contract_path:=contracts/mycobot_pick_place.yaml -p bag_base_dir:=/tmp/my_episode/bag &amp;</w:t>
             </w:r>
             <w:r>
               <w:br/>
@@ -5574,31 +6213,7 @@
         <w:ind w:left="200"/>
       </w:pPr>
       <w:r>
-        <w:t xml:space="preserve">Pour le lot complet de 20 épisodes : </w:t>
-      </w:r>
-      <w:r>
-        <w:rPr>
-          <w:rFonts w:ascii="Consolas" w:cs="Consolas" w:eastAsia="Consolas" w:hAnsi="Consolas"/>
-          <w:color w:val="0E4A40"/>
-          <w:sz w:val="19"/>
-          <w:szCs w:val="19"/>
-        </w:rPr>
-        <w:t xml:space="preserve">bash scripts/batch.sh 1 20</w:t>
-      </w:r>
-      <w:r>
-        <w:t xml:space="preserve"> fait tout ce qui précède par épisode ; </w:t>
-      </w:r>
-      <w:r>
-        <w:rPr>
-          <w:rFonts w:ascii="Consolas" w:cs="Consolas" w:eastAsia="Consolas" w:hAnsi="Consolas"/>
-          <w:color w:val="0E4A40"/>
-          <w:sz w:val="19"/>
-          <w:szCs w:val="19"/>
-        </w:rPr>
-        <w:t xml:space="preserve">bash scripts/status.sh</w:t>
-      </w:r>
-      <w:r>
-        <w:t xml:space="preserve"> rapporte la vérité terrain.</w:t>
+        <w:t xml:space="preserve">Pour le lot complet : bash scripts/batch.sh 1 20 ; bash scripts/status.sh.</w:t>
       </w:r>
     </w:p>
     <w:p>
@@ -5611,28 +6226,16 @@
         <w:ind w:left="200"/>
       </w:pPr>
       <w:r>
-        <w:t xml:space="preserve">Pour convertir les bags en jeu de données : </w:t>
-      </w:r>
-      <w:r>
-        <w:rPr>
-          <w:rFonts w:ascii="Consolas" w:cs="Consolas" w:eastAsia="Consolas" w:hAnsi="Consolas"/>
-          <w:color w:val="0E4A40"/>
-          <w:sz w:val="19"/>
-          <w:szCs w:val="19"/>
-        </w:rPr>
-        <w:t xml:space="preserve">python3 scripts/port_bag.py --out &lt;chemin&gt; --indices "1 2 3 ... 15"</w:t>
-      </w:r>
-      <w:r>
-        <w:t xml:space="preserve">.</w:t>
-      </w:r>
-    </w:p>
-    <w:p>
-      <w:pPr>
-        <w:pStyle w:val="Heading1"/>
-        <w:spacing w:after="120" w:before="360"/>
-      </w:pPr>
-      <w:r>
-        <w:t xml:space="preserve">Inventaire des fichiers</w:t>
+        <w:t xml:space="preserve">Pour convertir : python3 scripts/port_bag.py --out &lt;chemin&gt; --indices "1 2 3 ... 15".</w:t>
+      </w:r>
+    </w:p>
+    <w:p>
+      <w:pPr>
+        <w:pStyle w:val="Heading3"/>
+        <w:spacing w:after="100" w:before="240"/>
+      </w:pPr>
+      <w:r>
+        <w:t xml:space="preserve">Lancer les fichiers launch à la place, à la main</w:t>
       </w:r>
     </w:p>
     <w:p>
@@ -5640,7 +6243,7 @@
         <w:spacing w:after="140"/>
       </w:pPr>
       <w:r>
-        <w:t xml:space="preserve">Ce qui est suivi par git sous ce dossier.</w:t>
+        <w:t xml:space="preserve">Tout ce qui précède est ce que run_demo.py (Sec.14) fait désormais automatiquement.</w:t>
       </w:r>
     </w:p>
     <w:tbl>
@@ -5680,7 +6283,7 @@
                 <w:sz w:val="18"/>
                 <w:szCs w:val="18"/>
               </w:rPr>
-              <w:t xml:space="preserve">Headless_Task-Grounded_Pick-and-Place_in_Gazebo/</w:t>
+              <w:t xml:space="preserve"># Copier les nouveaux fichiers dans le conteneur</w:t>
             </w:r>
             <w:r>
               <w:br/>
@@ -5692,7 +6295,7 @@
                 <w:sz w:val="18"/>
                 <w:szCs w:val="18"/>
               </w:rPr>
-              <w:t xml:space="preserve">|-- doc/                                          # ce rapport et la specification source</w:t>
+              <w:t xml:space="preserve">docker cp scripts/run_demo.py gazebo_to_lerobot:/workspace/htgpp/run_demo.py</w:t>
             </w:r>
             <w:r>
               <w:br/>
@@ -5704,7 +6307,7 @@
                 <w:sz w:val="18"/>
                 <w:szCs w:val="18"/>
               </w:rPr>
-              <w:t xml:space="preserve">|   |-- headless_pick_and_place_specification.md</w:t>
+              <w:t xml:space="preserve">docker cp scripts/precompute_ik.py gazebo_to_lerobot:/workspace/htgpp/precompute_ik.py</w:t>
             </w:r>
             <w:r>
               <w:br/>
@@ -5716,7 +6319,7 @@
                 <w:sz w:val="18"/>
                 <w:szCs w:val="18"/>
               </w:rPr>
-              <w:t xml:space="preserve">|   `-- PICK_AND_PLACE_REPORT.{html,docx} / _FR.{html,docx}</w:t>
+              <w:t xml:space="preserve">docker cp launch gazebo_to_lerobot:/workspace/htgpp/launch</w:t>
             </w:r>
             <w:r>
               <w:br/>
@@ -5728,7 +6331,7 @@
                 <w:sz w:val="18"/>
                 <w:szCs w:val="18"/>
               </w:rPr>
-              <w:t xml:space="preserve">|-- MEASUREMENTS.md</w:t>
+              <w:t xml:space="preserve"> </w:t>
             </w:r>
             <w:r>
               <w:br/>
@@ -5740,7 +6343,7 @@
                 <w:sz w:val="18"/>
                 <w:szCs w:val="18"/>
               </w:rPr>
-              <w:t xml:space="preserve">|-- models/</w:t>
+              <w:t xml:space="preserve"># Headless, code de sortie réussite/échec</w:t>
             </w:r>
             <w:r>
               <w:br/>
@@ -5752,7 +6355,7 @@
                 <w:sz w:val="18"/>
                 <w:szCs w:val="18"/>
               </w:rPr>
-              <w:t xml:space="preserve">|   |-- red_block.sdf</w:t>
+              <w:t xml:space="preserve">docker exec -it gazebo_to_lerobot bash -c '</w:t>
             </w:r>
             <w:r>
               <w:br/>
@@ -5764,7 +6367,7 @@
                 <w:sz w:val="18"/>
                 <w:szCs w:val="18"/>
               </w:rPr>
-              <w:t xml:space="preserve">|   `-- plate.sdf</w:t>
+              <w:t xml:space="preserve">  source /opt/ros/jazzy/setup.bash; source /workspace/install/setup.bash</w:t>
             </w:r>
             <w:r>
               <w:br/>
@@ -5776,7 +6379,7 @@
                 <w:sz w:val="18"/>
                 <w:szCs w:val="18"/>
               </w:rPr>
-              <w:t xml:space="preserve">|-- scripts/</w:t>
+              <w:t xml:space="preserve">  ros2 launch /workspace/htgpp/launch/pick_and_place_no_gui_demo.launch.py</w:t>
             </w:r>
             <w:r>
               <w:br/>
@@ -5788,7 +6391,7 @@
                 <w:sz w:val="18"/>
                 <w:szCs w:val="18"/>
               </w:rPr>
-              <w:t xml:space="preserve">|   |-- grab_frame.py, ik_helper.py, precompute_ik.py</w:t>
+              <w:t xml:space="preserve">  echo "code de sortie : $?"'</w:t>
             </w:r>
             <w:r>
               <w:br/>
@@ -5800,7 +6403,7 @@
                 <w:sz w:val="18"/>
                 <w:szCs w:val="18"/>
               </w:rPr>
-              <w:t xml:space="preserve">|   |-- run_pick_and_place.py</w:t>
+              <w:t xml:space="preserve"> </w:t>
             </w:r>
             <w:r>
               <w:br/>
@@ -5812,7 +6415,7 @@
                 <w:sz w:val="18"/>
                 <w:szCs w:val="18"/>
               </w:rPr>
-              <w:t xml:space="preserve">|   |-- episode.sh, batch.sh, status.sh</w:t>
+              <w:t xml:space="preserve"># Avec l'interface graphique</w:t>
             </w:r>
             <w:r>
               <w:br/>
@@ -5824,7 +6427,7 @@
                 <w:sz w:val="18"/>
                 <w:szCs w:val="18"/>
               </w:rPr>
-              <w:t xml:space="preserve">|   `-- port_bag.py</w:t>
+              <w:t xml:space="preserve">docker exec -it gazebo_to_lerobot bash -c '</w:t>
             </w:r>
             <w:r>
               <w:br/>
@@ -5836,7 +6439,7 @@
                 <w:sz w:val="18"/>
                 <w:szCs w:val="18"/>
               </w:rPr>
-              <w:t xml:space="preserve">|-- contracts/</w:t>
+              <w:t xml:space="preserve">  source /opt/ros/jazzy/setup.bash; source /workspace/install/setup.bash</w:t>
             </w:r>
             <w:r>
               <w:br/>
@@ -5848,7 +6451,7 @@
                 <w:sz w:val="18"/>
                 <w:szCs w:val="18"/>
               </w:rPr>
-              <w:t xml:space="preserve">|-- datasets/</w:t>
+              <w:t xml:space="preserve">  ros2 launch /workspace/htgpp/launch/pick_and_place_demo.launch.py'</w:t>
             </w:r>
             <w:r>
               <w:br/>
@@ -5860,7 +6463,67 @@
                 <w:sz w:val="18"/>
                 <w:szCs w:val="18"/>
               </w:rPr>
-              <w:t xml:space="preserve">`-- .gitignore</w:t>
+              <w:t xml:space="preserve"> </w:t>
+            </w:r>
+            <w:r>
+              <w:br/>
+            </w:r>
+            <w:r>
+              <w:rPr>
+                <w:rFonts w:ascii="Consolas" w:cs="Consolas" w:eastAsia="Consolas" w:hAnsi="Consolas"/>
+                <w:color w:val="D9EDE8"/>
+                <w:sz w:val="18"/>
+                <w:szCs w:val="18"/>
+              </w:rPr>
+              <w:t xml:space="preserve"># Essayer une autre position</w:t>
+            </w:r>
+            <w:r>
+              <w:br/>
+            </w:r>
+            <w:r>
+              <w:rPr>
+                <w:rFonts w:ascii="Consolas" w:cs="Consolas" w:eastAsia="Consolas" w:hAnsi="Consolas"/>
+                <w:color w:val="D9EDE8"/>
+                <w:sz w:val="18"/>
+                <w:szCs w:val="18"/>
+              </w:rPr>
+              <w:t xml:space="preserve">ros2 launch /workspace/htgpp/launch/pick_and_place_no_gui_demo.launch.py block_x:=0.28 block_y:=0.05</w:t>
+            </w:r>
+            <w:r>
+              <w:br/>
+            </w:r>
+            <w:r>
+              <w:rPr>
+                <w:rFonts w:ascii="Consolas" w:cs="Consolas" w:eastAsia="Consolas" w:hAnsi="Consolas"/>
+                <w:color w:val="D9EDE8"/>
+                <w:sz w:val="18"/>
+                <w:szCs w:val="18"/>
+              </w:rPr>
+              <w:t xml:space="preserve"> </w:t>
+            </w:r>
+            <w:r>
+              <w:br/>
+            </w:r>
+            <w:r>
+              <w:rPr>
+                <w:rFonts w:ascii="Consolas" w:cs="Consolas" w:eastAsia="Consolas" w:hAnsi="Consolas"/>
+                <w:color w:val="D9EDE8"/>
+                <w:sz w:val="18"/>
+                <w:szCs w:val="18"/>
+              </w:rPr>
+              <w:t xml:space="preserve"># Voir tous les arguments</w:t>
+            </w:r>
+            <w:r>
+              <w:br/>
+            </w:r>
+            <w:r>
+              <w:rPr>
+                <w:rFonts w:ascii="Consolas" w:cs="Consolas" w:eastAsia="Consolas" w:hAnsi="Consolas"/>
+                <w:color w:val="D9EDE8"/>
+                <w:sz w:val="18"/>
+                <w:szCs w:val="18"/>
+              </w:rPr>
+              <w:t xml:space="preserve">ros2 launch /workspace/htgpp/launch/pick_and_place_no_gui_demo.launch.py --show-args</w:t>
             </w:r>
           </w:p>
         </w:tc>
@@ -5871,7 +6534,538 @@
         <w:spacing w:after="140"/>
       </w:pPr>
       <w:r>
-        <w:t xml:space="preserve">Les bags enregistrés (≈1,7 Go) vivent dans le conteneur gazebo_to_lerobot, pas dans ce dépôt.</w:t>
+        <w:rPr>
+          <w:b/>
+          <w:bCs/>
+        </w:rPr>
+        <w:t xml:space="preserve">Comment lire le résultat.</w:t>
+      </w:r>
+      <w:r>
+        <w:t xml:space="preserve"> Le launch affiche une ligne RESULT encadrée :</w:t>
+      </w:r>
+    </w:p>
+    <w:tbl>
+      <w:tblPr>
+        <w:tblW w:type="dxa" w:w="10080"/>
+        <w:tblBorders>
+          <w:top w:val="none"/>
+          <w:left w:val="none"/>
+          <w:bottom w:val="none"/>
+          <w:right w:val="none"/>
+          <w:insideH w:val="none"/>
+          <w:insideV w:val="none"/>
+        </w:tblBorders>
+      </w:tblPr>
+      <w:tblGrid>
+        <w:gridCol w:w="10080"/>
+      </w:tblGrid>
+      <w:tr>
+        <w:tc>
+          <w:tcPr>
+            <w:shd w:fill="10201D" w:val="clear"/>
+            <w:tcMar>
+              <w:top w:type="dxa" w:w="140"/>
+              <w:left w:type="dxa" w:w="180"/>
+              <w:bottom w:type="dxa" w:w="140"/>
+              <w:right w:type="dxa" w:w="180"/>
+            </w:tcMar>
+          </w:tcPr>
+          <w:p>
+            <w:pPr>
+              <w:spacing w:after="0" w:before="0"/>
+            </w:pPr>
+            <w:r>
+              <w:rPr>
+                <w:rFonts w:ascii="Consolas" w:cs="Consolas" w:eastAsia="Consolas" w:hAnsi="Consolas"/>
+                <w:color w:val="D9EDE8"/>
+                <w:sz w:val="18"/>
+                <w:szCs w:val="18"/>
+              </w:rPr>
+              <w:t xml:space="preserve">[demo 14:19:10] ============================================================</w:t>
+            </w:r>
+            <w:r>
+              <w:br/>
+            </w:r>
+            <w:r>
+              <w:rPr>
+                <w:rFonts w:ascii="Consolas" w:cs="Consolas" w:eastAsia="Consolas" w:hAnsi="Consolas"/>
+                <w:color w:val="D9EDE8"/>
+                <w:sz w:val="18"/>
+                <w:szCs w:val="18"/>
+              </w:rPr>
+              <w:t xml:space="preserve">[demo 14:19:10] RESULT: motions_ok=True placed_on_plate=True grasp_held=True</w:t>
+            </w:r>
+            <w:r>
+              <w:br/>
+            </w:r>
+            <w:r>
+              <w:rPr>
+                <w:rFonts w:ascii="Consolas" w:cs="Consolas" w:eastAsia="Consolas" w:hAnsi="Consolas"/>
+                <w:color w:val="D9EDE8"/>
+                <w:sz w:val="18"/>
+                <w:szCs w:val="18"/>
+              </w:rPr>
+              <w:t xml:space="preserve">[demo 14:19:10] carry mechanism: SIMULATED ATTACHMENT (gz DetachableJoint), NOT a physical grasp</w:t>
+            </w:r>
+            <w:r>
+              <w:br/>
+            </w:r>
+            <w:r>
+              <w:rPr>
+                <w:rFonts w:ascii="Consolas" w:cs="Consolas" w:eastAsia="Consolas" w:hAnsi="Consolas"/>
+                <w:color w:val="D9EDE8"/>
+                <w:sz w:val="18"/>
+                <w:szCs w:val="18"/>
+              </w:rPr>
+              <w:t xml:space="preserve">[demo 14:19:10] ============================================================</w:t>
+            </w:r>
+          </w:p>
+        </w:tc>
+      </w:tr>
+    </w:tbl>
+    <w:p>
+      <w:pPr>
+        <w:spacing w:after="140"/>
+      </w:pPr>
+      <w:r>
+        <w:t xml:space="preserve">Les trois champs doivent être True. Écrits aussi dans demo/grasp_meta.json.</w:t>
+      </w:r>
+    </w:p>
+    <w:p>
+      <w:pPr>
+        <w:spacing w:after="140"/>
+      </w:pPr>
+      <w:r>
+        <w:rPr>
+          <w:b/>
+          <w:bCs/>
+        </w:rPr>
+        <w:t xml:space="preserve">Vérifier la validation d'attach_mode.</w:t>
+      </w:r>
+      <w:r>
+        <w:t xml:space="preserve"> Toute autre valeur doit échouer immédiatement :</w:t>
+      </w:r>
+    </w:p>
+    <w:tbl>
+      <w:tblPr>
+        <w:tblW w:type="dxa" w:w="10080"/>
+        <w:tblBorders>
+          <w:top w:val="none"/>
+          <w:left w:val="none"/>
+          <w:bottom w:val="none"/>
+          <w:right w:val="none"/>
+          <w:insideH w:val="none"/>
+          <w:insideV w:val="none"/>
+        </w:tblBorders>
+      </w:tblPr>
+      <w:tblGrid>
+        <w:gridCol w:w="10080"/>
+      </w:tblGrid>
+      <w:tr>
+        <w:tc>
+          <w:tcPr>
+            <w:shd w:fill="10201D" w:val="clear"/>
+            <w:tcMar>
+              <w:top w:type="dxa" w:w="140"/>
+              <w:left w:type="dxa" w:w="180"/>
+              <w:bottom w:type="dxa" w:w="140"/>
+              <w:right w:type="dxa" w:w="180"/>
+            </w:tcMar>
+          </w:tcPr>
+          <w:p>
+            <w:pPr>
+              <w:spacing w:after="0" w:before="0"/>
+            </w:pPr>
+            <w:r>
+              <w:rPr>
+                <w:rFonts w:ascii="Consolas" w:cs="Consolas" w:eastAsia="Consolas" w:hAnsi="Consolas"/>
+                <w:color w:val="D9EDE8"/>
+                <w:sz w:val="18"/>
+                <w:szCs w:val="18"/>
+              </w:rPr>
+              <w:t xml:space="preserve">ros2 launch /workspace/htgpp/launch/pick_and_place_no_gui_demo.launch.py attach_mode:=friction</w:t>
+            </w:r>
+            <w:r>
+              <w:br/>
+            </w:r>
+            <w:r>
+              <w:rPr>
+                <w:rFonts w:ascii="Consolas" w:cs="Consolas" w:eastAsia="Consolas" w:hAnsi="Consolas"/>
+                <w:color w:val="D9EDE8"/>
+                <w:sz w:val="18"/>
+                <w:szCs w:val="18"/>
+              </w:rPr>
+              <w:t xml:space="preserve"># -&gt; erreur, code de sortie 2, rien n'a démarré</w:t>
+            </w:r>
+          </w:p>
+        </w:tc>
+      </w:tr>
+    </w:tbl>
+    <w:p>
+      <w:pPr>
+        <w:spacing w:after="140"/>
+      </w:pPr>
+      <w:r>
+        <w:rPr>
+          <w:b/>
+          <w:bCs/>
+        </w:rPr>
+        <w:t xml:space="preserve">Confirmer un arrêt propre.</w:t>
+      </w:r>
+      <w:r>
+        <w:t xml:space="preserve"> Après la fin du launch :</w:t>
+      </w:r>
+    </w:p>
+    <w:tbl>
+      <w:tblPr>
+        <w:tblW w:type="dxa" w:w="10080"/>
+        <w:tblBorders>
+          <w:top w:val="none"/>
+          <w:left w:val="none"/>
+          <w:bottom w:val="none"/>
+          <w:right w:val="none"/>
+          <w:insideH w:val="none"/>
+          <w:insideV w:val="none"/>
+        </w:tblBorders>
+      </w:tblPr>
+      <w:tblGrid>
+        <w:gridCol w:w="10080"/>
+      </w:tblGrid>
+      <w:tr>
+        <w:tc>
+          <w:tcPr>
+            <w:shd w:fill="10201D" w:val="clear"/>
+            <w:tcMar>
+              <w:top w:type="dxa" w:w="140"/>
+              <w:left w:type="dxa" w:w="180"/>
+              <w:bottom w:type="dxa" w:w="140"/>
+              <w:right w:type="dxa" w:w="180"/>
+            </w:tcMar>
+          </w:tcPr>
+          <w:p>
+            <w:pPr>
+              <w:spacing w:after="0" w:before="0"/>
+            </w:pPr>
+            <w:r>
+              <w:rPr>
+                <w:rFonts w:ascii="Consolas" w:cs="Consolas" w:eastAsia="Consolas" w:hAnsi="Consolas"/>
+                <w:color w:val="D9EDE8"/>
+                <w:sz w:val="18"/>
+                <w:szCs w:val="18"/>
+              </w:rPr>
+              <w:t xml:space="preserve">docker exec gazebo_to_lerobot bash -c 'pgrep -af "gz sim|move_group|sim_full"'</w:t>
+            </w:r>
+            <w:r>
+              <w:br/>
+            </w:r>
+            <w:r>
+              <w:rPr>
+                <w:rFonts w:ascii="Consolas" w:cs="Consolas" w:eastAsia="Consolas" w:hAnsi="Consolas"/>
+                <w:color w:val="D9EDE8"/>
+                <w:sz w:val="18"/>
+                <w:szCs w:val="18"/>
+              </w:rPr>
+              <w:t xml:space="preserve"># rien affiché = propre. Les &lt;defunct&gt; sont des zombies inoffensifs.</w:t>
+            </w:r>
+          </w:p>
+        </w:tc>
+      </w:tr>
+    </w:tbl>
+    <w:p>
+      <w:pPr>
+        <w:pBdr>
+          <w:left w:val="single" w:color="8A5A12" w:sz="24"/>
+        </w:pBdr>
+        <w:shd w:fill="F7F8F7" w:val="clear"/>
+        <w:spacing w:after="200" w:before="120"/>
+        <w:ind w:left="200"/>
+      </w:pPr>
+      <w:r>
+        <w:t xml:space="preserve">Première exécution sur un conteneur neuf ? Le dossier waypoints/ n'est pas nécessaire : la détection live (Sec.13) résout l'IK pour où le bloc atterrit réellement.</w:t>
+      </w:r>
+    </w:p>
+    <w:p>
+      <w:pPr>
+        <w:pStyle w:val="Heading1"/>
+        <w:spacing w:after="120" w:before="360"/>
+      </w:pPr>
+      <w:r>
+        <w:t xml:space="preserve">Inventaire des fichiers</w:t>
+      </w:r>
+    </w:p>
+    <w:p>
+      <w:pPr>
+        <w:spacing w:after="140"/>
+      </w:pPr>
+      <w:r>
+        <w:t xml:space="preserve">Ce qui est suivi par git.</w:t>
+      </w:r>
+    </w:p>
+    <w:tbl>
+      <w:tblPr>
+        <w:tblW w:type="dxa" w:w="10080"/>
+        <w:tblBorders>
+          <w:top w:val="none"/>
+          <w:left w:val="none"/>
+          <w:bottom w:val="none"/>
+          <w:right w:val="none"/>
+          <w:insideH w:val="none"/>
+          <w:insideV w:val="none"/>
+        </w:tblBorders>
+      </w:tblPr>
+      <w:tblGrid>
+        <w:gridCol w:w="10080"/>
+      </w:tblGrid>
+      <w:tr>
+        <w:tc>
+          <w:tcPr>
+            <w:shd w:fill="10201D" w:val="clear"/>
+            <w:tcMar>
+              <w:top w:type="dxa" w:w="140"/>
+              <w:left w:type="dxa" w:w="180"/>
+              <w:bottom w:type="dxa" w:w="140"/>
+              <w:right w:type="dxa" w:w="180"/>
+            </w:tcMar>
+          </w:tcPr>
+          <w:p>
+            <w:pPr>
+              <w:spacing w:after="0" w:before="0"/>
+            </w:pPr>
+            <w:r>
+              <w:rPr>
+                <w:rFonts w:ascii="Consolas" w:cs="Consolas" w:eastAsia="Consolas" w:hAnsi="Consolas"/>
+                <w:color w:val="D9EDE8"/>
+                <w:sz w:val="18"/>
+                <w:szCs w:val="18"/>
+              </w:rPr>
+              <w:t xml:space="preserve">Headless_Task-Grounded_Pick-and-Place_in_Gazebo/</w:t>
+            </w:r>
+            <w:r>
+              <w:br/>
+            </w:r>
+            <w:r>
+              <w:rPr>
+                <w:rFonts w:ascii="Consolas" w:cs="Consolas" w:eastAsia="Consolas" w:hAnsi="Consolas"/>
+                <w:color w:val="D9EDE8"/>
+                <w:sz w:val="18"/>
+                <w:szCs w:val="18"/>
+              </w:rPr>
+              <w:t xml:space="preserve">|-- doc/</w:t>
+            </w:r>
+            <w:r>
+              <w:br/>
+            </w:r>
+            <w:r>
+              <w:rPr>
+                <w:rFonts w:ascii="Consolas" w:cs="Consolas" w:eastAsia="Consolas" w:hAnsi="Consolas"/>
+                <w:color w:val="D9EDE8"/>
+                <w:sz w:val="18"/>
+                <w:szCs w:val="18"/>
+              </w:rPr>
+              <w:t xml:space="preserve">|   |-- headless_pick_and_place_specification.md</w:t>
+            </w:r>
+            <w:r>
+              <w:br/>
+            </w:r>
+            <w:r>
+              <w:rPr>
+                <w:rFonts w:ascii="Consolas" w:cs="Consolas" w:eastAsia="Consolas" w:hAnsi="Consolas"/>
+                <w:color w:val="D9EDE8"/>
+                <w:sz w:val="18"/>
+                <w:szCs w:val="18"/>
+              </w:rPr>
+              <w:t xml:space="preserve">|   `-- PICK_AND_PLACE_REPORT.{html,docx} / _FR.{html,docx}</w:t>
+            </w:r>
+            <w:r>
+              <w:br/>
+            </w:r>
+            <w:r>
+              <w:rPr>
+                <w:rFonts w:ascii="Consolas" w:cs="Consolas" w:eastAsia="Consolas" w:hAnsi="Consolas"/>
+                <w:color w:val="D9EDE8"/>
+                <w:sz w:val="18"/>
+                <w:szCs w:val="18"/>
+              </w:rPr>
+              <w:t xml:space="preserve">|-- MEASUREMENTS.md</w:t>
+            </w:r>
+            <w:r>
+              <w:br/>
+            </w:r>
+            <w:r>
+              <w:rPr>
+                <w:rFonts w:ascii="Consolas" w:cs="Consolas" w:eastAsia="Consolas" w:hAnsi="Consolas"/>
+                <w:color w:val="D9EDE8"/>
+                <w:sz w:val="18"/>
+                <w:szCs w:val="18"/>
+              </w:rPr>
+              <w:t xml:space="preserve">|-- models/</w:t>
+            </w:r>
+            <w:r>
+              <w:br/>
+            </w:r>
+            <w:r>
+              <w:rPr>
+                <w:rFonts w:ascii="Consolas" w:cs="Consolas" w:eastAsia="Consolas" w:hAnsi="Consolas"/>
+                <w:color w:val="D9EDE8"/>
+                <w:sz w:val="18"/>
+                <w:szCs w:val="18"/>
+              </w:rPr>
+              <w:t xml:space="preserve">|   |-- red_block.sdf</w:t>
+            </w:r>
+            <w:r>
+              <w:br/>
+            </w:r>
+            <w:r>
+              <w:rPr>
+                <w:rFonts w:ascii="Consolas" w:cs="Consolas" w:eastAsia="Consolas" w:hAnsi="Consolas"/>
+                <w:color w:val="D9EDE8"/>
+                <w:sz w:val="18"/>
+                <w:szCs w:val="18"/>
+              </w:rPr>
+              <w:t xml:space="preserve">|   `-- plate.sdf</w:t>
+            </w:r>
+            <w:r>
+              <w:br/>
+            </w:r>
+            <w:r>
+              <w:rPr>
+                <w:rFonts w:ascii="Consolas" w:cs="Consolas" w:eastAsia="Consolas" w:hAnsi="Consolas"/>
+                <w:color w:val="D9EDE8"/>
+                <w:sz w:val="18"/>
+                <w:szCs w:val="18"/>
+              </w:rPr>
+              <w:t xml:space="preserve">|-- launch/                                       # Sec.15</w:t>
+            </w:r>
+            <w:r>
+              <w:br/>
+            </w:r>
+            <w:r>
+              <w:rPr>
+                <w:rFonts w:ascii="Consolas" w:cs="Consolas" w:eastAsia="Consolas" w:hAnsi="Consolas"/>
+                <w:color w:val="D9EDE8"/>
+                <w:sz w:val="18"/>
+                <w:szCs w:val="18"/>
+              </w:rPr>
+              <w:t xml:space="preserve">|   |-- pick_and_place_demo.launch.py</w:t>
+            </w:r>
+            <w:r>
+              <w:br/>
+            </w:r>
+            <w:r>
+              <w:rPr>
+                <w:rFonts w:ascii="Consolas" w:cs="Consolas" w:eastAsia="Consolas" w:hAnsi="Consolas"/>
+                <w:color w:val="D9EDE8"/>
+                <w:sz w:val="18"/>
+                <w:szCs w:val="18"/>
+              </w:rPr>
+              <w:t xml:space="preserve">|   `-- pick_and_place_no_gui_demo.launch.py</w:t>
+            </w:r>
+            <w:r>
+              <w:br/>
+            </w:r>
+            <w:r>
+              <w:rPr>
+                <w:rFonts w:ascii="Consolas" w:cs="Consolas" w:eastAsia="Consolas" w:hAnsi="Consolas"/>
+                <w:color w:val="D9EDE8"/>
+                <w:sz w:val="18"/>
+                <w:szCs w:val="18"/>
+              </w:rPr>
+              <w:t xml:space="preserve">|-- scripts/</w:t>
+            </w:r>
+            <w:r>
+              <w:br/>
+            </w:r>
+            <w:r>
+              <w:rPr>
+                <w:rFonts w:ascii="Consolas" w:cs="Consolas" w:eastAsia="Consolas" w:hAnsi="Consolas"/>
+                <w:color w:val="D9EDE8"/>
+                <w:sz w:val="18"/>
+                <w:szCs w:val="18"/>
+              </w:rPr>
+              <w:t xml:space="preserve">|   |-- grab_frame.py, ik_helper.py, precompute_ik.py</w:t>
+            </w:r>
+            <w:r>
+              <w:br/>
+            </w:r>
+            <w:r>
+              <w:rPr>
+                <w:rFonts w:ascii="Consolas" w:cs="Consolas" w:eastAsia="Consolas" w:hAnsi="Consolas"/>
+                <w:color w:val="D9EDE8"/>
+                <w:sz w:val="18"/>
+                <w:szCs w:val="18"/>
+              </w:rPr>
+              <w:t xml:space="preserve">|   |-- run_pick_and_place.py</w:t>
+            </w:r>
+            <w:r>
+              <w:br/>
+            </w:r>
+            <w:r>
+              <w:rPr>
+                <w:rFonts w:ascii="Consolas" w:cs="Consolas" w:eastAsia="Consolas" w:hAnsi="Consolas"/>
+                <w:color w:val="D9EDE8"/>
+                <w:sz w:val="18"/>
+                <w:szCs w:val="18"/>
+              </w:rPr>
+              <w:t xml:space="preserve">|   |-- episode.sh, batch.sh, status.sh, port_bag.py</w:t>
+            </w:r>
+            <w:r>
+              <w:br/>
+            </w:r>
+            <w:r>
+              <w:rPr>
+                <w:rFonts w:ascii="Consolas" w:cs="Consolas" w:eastAsia="Consolas" w:hAnsi="Consolas"/>
+                <w:color w:val="D9EDE8"/>
+                <w:sz w:val="18"/>
+                <w:szCs w:val="18"/>
+              </w:rPr>
+              <w:t xml:space="preserve">|   `-- run_demo.py                                # Sec.14</w:t>
+            </w:r>
+            <w:r>
+              <w:br/>
+            </w:r>
+            <w:r>
+              <w:rPr>
+                <w:rFonts w:ascii="Consolas" w:cs="Consolas" w:eastAsia="Consolas" w:hAnsi="Consolas"/>
+                <w:color w:val="D9EDE8"/>
+                <w:sz w:val="18"/>
+                <w:szCs w:val="18"/>
+              </w:rPr>
+              <w:t xml:space="preserve">|-- contracts/</w:t>
+            </w:r>
+            <w:r>
+              <w:br/>
+            </w:r>
+            <w:r>
+              <w:rPr>
+                <w:rFonts w:ascii="Consolas" w:cs="Consolas" w:eastAsia="Consolas" w:hAnsi="Consolas"/>
+                <w:color w:val="D9EDE8"/>
+                <w:sz w:val="18"/>
+                <w:szCs w:val="18"/>
+              </w:rPr>
+              <w:t xml:space="preserve">|-- datasets/</w:t>
+            </w:r>
+            <w:r>
+              <w:br/>
+            </w:r>
+            <w:r>
+              <w:rPr>
+                <w:rFonts w:ascii="Consolas" w:cs="Consolas" w:eastAsia="Consolas" w:hAnsi="Consolas"/>
+                <w:color w:val="D9EDE8"/>
+                <w:sz w:val="18"/>
+                <w:szCs w:val="18"/>
+              </w:rPr>
+              <w:t xml:space="preserve">`-- .gitignore</w:t>
+            </w:r>
+          </w:p>
+        </w:tc>
+      </w:tr>
+    </w:tbl>
+    <w:p>
+      <w:pPr>
+        <w:spacing w:after="140"/>
+      </w:pPr>
+      <w:r>
+        <w:t xml:space="preserve">Les bags (~1,7 Go) vivent dans le conteneur, pas dans ce dépôt.</w:t>
       </w:r>
     </w:p>
     <w:p>
@@ -5893,7 +7087,7 @@
           <w:sz w:val="16"/>
           <w:szCs w:val="16"/>
         </w:rPr>
-        <w:t xml:space="preserve">Rapport Headless_Task-Grounded_Pick-and-Place_in_Gazebo | ecrit le 22/09/2026 | commit f944dbe sur main | Tomislav Ilic</w:t>
+        <w:t xml:space="preserve">Rapport Headless_Task-Grounded_Pick-and-Place_in_Gazebo | ecrit le 22/09/2026 | commit 5c92a565 | Tomislav Ilic</w:t>
       </w:r>
     </w:p>
     <w:sectPr>
@@ -6161,9 +7355,12 @@
     <w:next w:val="Normal"/>
     <w:qFormat/>
     <w:rPr>
-      <w:color w:val="1F4D78"/>
-      <w:sz w:val="24"/>
-      <w:szCs w:val="24"/>
+      <w:rFonts w:ascii="Arial" w:cs="Arial" w:eastAsia="Arial" w:hAnsi="Arial"/>
+      <w:b/>
+      <w:bCs/>
+      <w:color w:val="172422"/>
+      <w:sz w:val="22"/>
+      <w:szCs w:val="22"/>
     </w:rPr>
   </w:style>
   <w:style w:type="paragraph" w:styleId="Heading4">

--- a/Headless_Task-Grounded_Pick-and-Place_in_Gazebo/doc/PICK_AND_PLACE_REPORT_FR.docx
+++ b/Headless_Task-Grounded_Pick-and-Place_in_Gazebo/doc/PICK_AND_PLACE_REPORT_FR.docx
@@ -157,6 +157,29 @@
     </w:p>
     <w:p>
       <w:pPr>
+        <w:spacing w:after="60"/>
+      </w:pPr>
+      <w:r>
+        <w:rPr>
+          <w:b/>
+          <w:bCs/>
+          <w:color w:val="4B5B57"/>
+          <w:sz w:val="18"/>
+          <w:szCs w:val="18"/>
+        </w:rPr>
+        <w:t xml:space="preserve">Mis à jour le  </w:t>
+      </w:r>
+      <w:r>
+        <w:rPr>
+          <w:color w:val="7C8985"/>
+          <w:sz w:val="18"/>
+          <w:szCs w:val="18"/>
+        </w:rPr>
+        <w:t xml:space="preserve">03/10/2026 (Sec.16–30, démo GUI sous WSL2)</w:t>
+      </w:r>
+    </w:p>
+    <w:p>
+      <w:pPr>
         <w:pBdr>
           <w:bottom w:val="single" w:color="C4CBC7" w:sz="6"/>
         </w:pBdr>
@@ -213,6 +236,57 @@
       </w:r>
       <w:r>
         <w:t xml:space="preserve"> un manager a demandé un point d'entrée unique ros2 launch pour réellement exécuter et regarder cette démo. Deux fichiers launch encapsulent un seul script orchestrateur, avec gui, record, block_x/block_y et attach_mode exposés comme des arguments ros2 launch ordinaires et documentés — attach_mode délibérément, pour que la limite de l'attache simulée soit visible au point d'usage.</w:t>
+      </w:r>
+    </w:p>
+    <w:p>
+      <w:pPr>
+        <w:spacing w:after="140"/>
+      </w:pPr>
+      <w:r>
+        <w:rPr>
+          <w:b/>
+          <w:bCs/>
+        </w:rPr>
+        <w:t xml:space="preserve">Addendum, 03/10/2026 (Sec.16–30) :</w:t>
+      </w:r>
+      <w:r>
+        <w:t xml:space="preserve"> la démo GUI du Sec.15 a enfin été exécutée et regardée dans la fenêtre Gazebo, sur un portable WSL2, en partant d'une machine sans image ni conteneur. Cinq problèmes ont dû être résolus en chemin (démon Docker, </w:t>
+      </w:r>
+      <w:r>
+        <w:rPr>
+          <w:rFonts w:ascii="Consolas" w:cs="Consolas" w:eastAsia="Consolas" w:hAnsi="Consolas"/>
+          <w:color w:val="0E4A40"/>
+          <w:sz w:val="19"/>
+          <w:szCs w:val="19"/>
+        </w:rPr>
+        <w:t xml:space="preserve">moveit_py</w:t>
+      </w:r>
+      <w:r>
+        <w:t xml:space="preserve"> manquant, simulation figée à cause de </w:t>
+      </w:r>
+      <w:r>
+        <w:rPr>
+          <w:rFonts w:ascii="Consolas" w:cs="Consolas" w:eastAsia="Consolas" w:hAnsi="Consolas"/>
+          <w:color w:val="0E4A40"/>
+          <w:sz w:val="19"/>
+          <w:szCs w:val="19"/>
+        </w:rPr>
+        <w:t xml:space="preserve">DISPLAY</w:t>
+      </w:r>
+      <w:r>
+        <w:t xml:space="preserve">, fenêtre Gazebo blanche, et caméra bloquée au loin). Ils sont documentés étape par étape, et un nouveau script, </w:t>
+      </w:r>
+      <w:r>
+        <w:rPr>
+          <w:rFonts w:ascii="Consolas" w:cs="Consolas" w:eastAsia="Consolas" w:hAnsi="Consolas"/>
+          <w:color w:val="0E4A40"/>
+          <w:sz w:val="19"/>
+          <w:szCs w:val="19"/>
+        </w:rPr>
+        <w:t xml:space="preserve">run_gui_demo.sh</w:t>
+      </w:r>
+      <w:r>
+        <w:t xml:space="preserve">, réduit toute la démo à une seule commande.</w:t>
       </w:r>
     </w:p>
     <w:p>
@@ -4146,356 +4220,510 @@
     </w:p>
     <w:p>
       <w:pPr>
+        <w:pBdr>
+          <w:left w:val="single" w:color="146356" w:sz="24"/>
+        </w:pBdr>
+        <w:shd w:fill="F7F8F7" w:val="clear"/>
+        <w:spacing w:after="200" w:before="120"/>
+        <w:ind w:left="200"/>
+      </w:pPr>
+      <w:r>
+        <w:rPr>
+          <w:b/>
+          <w:bCs/>
+        </w:rPr>
+        <w:t xml:space="preserve">Mise à jour, 03/10/2026 :</w:t>
+      </w:r>
+      <w:r>
+        <w:t xml:space="preserve"> désormais vérifié visuellement. La variante GUI a été exécutée et regardée de bout en bout sur un portable WSL2 ; sur ce type de machine, elle a besoin des corrections des Sec.24–26, toutes regroupées dans </w:t>
+      </w:r>
+      <w:r>
+        <w:rPr>
+          <w:rFonts w:ascii="Consolas" w:cs="Consolas" w:eastAsia="Consolas" w:hAnsi="Consolas"/>
+          <w:color w:val="0E4A40"/>
+          <w:sz w:val="19"/>
+          <w:szCs w:val="19"/>
+        </w:rPr>
+        <w:t xml:space="preserve">run_gui_demo.sh</w:t>
+      </w:r>
+      <w:r>
+        <w:t xml:space="preserve"> (Sec.27).</w:t>
+      </w:r>
+    </w:p>
+    <w:p>
+      <w:pPr>
         <w:pStyle w:val="Heading1"/>
         <w:spacing w:after="120" w:before="360"/>
       </w:pPr>
       <w:r>
-        <w:t xml:space="preserve">Échelle de vérification</w:t>
-      </w:r>
-    </w:p>
-    <w:p>
-      <w:pPr>
-        <w:spacing w:after="140"/>
-      </w:pPr>
-      <w:r>
-        <w:t xml:space="preserve">Le niveau 7 est un ajout ultérieur (Sec.13-15) non demandé par la spec.</w:t>
-      </w:r>
-    </w:p>
-    <w:p>
-      <w:pPr>
-        <w:pBdr>
-          <w:top w:val="single" w:color="C4CBC7" w:sz="4"/>
-        </w:pBdr>
-        <w:spacing w:after="40" w:before="160"/>
-      </w:pPr>
+        <w:t xml:space="preserve">Addendum, 03/10/2026 : regarder la démo GUI sur un portable WSL2, depuis une machine vide</w:t>
+      </w:r>
+    </w:p>
+    <w:p>
+      <w:pPr>
+        <w:spacing w:after="160"/>
+      </w:pPr>
+      <w:r>
+        <w:rPr>
+          <w:i/>
+          <w:iCs/>
+          <w:color w:val="4B5B57"/>
+        </w:rPr>
+        <w:t xml:space="preserve">Le Sec.15 a livré </w:t>
+      </w:r>
+      <w:r>
+        <w:rPr>
+          <w:rFonts w:ascii="Consolas" w:cs="Consolas" w:eastAsia="Consolas" w:hAnsi="Consolas"/>
+          <w:color w:val="0E4A40"/>
+          <w:sz w:val="19"/>
+          <w:szCs w:val="19"/>
+        </w:rPr>
+        <w:t xml:space="preserve">pick_and_place_demo.launch.py</w:t>
+      </w:r>
+      <w:r>
+        <w:rPr>
+          <w:i/>
+          <w:iCs/>
+          <w:color w:val="4B5B57"/>
+        </w:rPr>
+        <w:t xml:space="preserve"> sans que personne ne l'ait regardé tourner : la machine sur laquelle il a été écrit n'avait pas d'écran. Le 03/10/2026, il a été exécuté et </w:t>
+      </w:r>
       <w:r>
         <w:rPr>
           <w:b/>
           <w:bCs/>
-          <w:color w:val="0E4A40"/>
-        </w:rPr>
-        <w:t xml:space="preserve">Niveau 0 — </w:t>
-      </w:r>
+          <w:i/>
+          <w:iCs/>
+          <w:color w:val="4B5B57"/>
+        </w:rPr>
+        <w:t xml:space="preserve">observé de bout en bout dans l'interface graphique de Gazebo</w:t>
+      </w:r>
+      <w:r>
+        <w:rPr>
+          <w:i/>
+          <w:iCs/>
+          <w:color w:val="4B5B57"/>
+        </w:rPr>
+        <w:t xml:space="preserve"> sur un portable Windows (carte graphique Intel Iris Xe) sous Ubuntu 22.04.3 dans WSL2 (noyau 6.18.40.1-microsoft-standard-WSL2), avec Docker Engine 24.0.5 installé directement dans WSL (sans Docker Desktop). Point de départ : le démon Docker ne tournait pas, et ni l'image ni le conteneur </w:t>
+      </w:r>
+      <w:r>
+        <w:rPr>
+          <w:rFonts w:ascii="Consolas" w:cs="Consolas" w:eastAsia="Consolas" w:hAnsi="Consolas"/>
+          <w:color w:val="0E4A40"/>
+          <w:sz w:val="19"/>
+          <w:szCs w:val="19"/>
+        </w:rPr>
+        <w:t xml:space="preserve">gazebo_to_lerobot</w:t>
+      </w:r>
+      <w:r>
+        <w:rPr>
+          <w:i/>
+          <w:iCs/>
+          <w:color w:val="4B5B57"/>
+        </w:rPr>
+        <w:t xml:space="preserve"> n'existaient. Cinq problèmes distincts séparaient la commande d'une ligne du Sec.15 d'un pick-and-place visible à l'écran. Chaque étape ci-dessous donne les commandes exactes, le terminal dans lequel les taper, ce que vous devez voir, et le symptôme de chaque problème tel qu'il apparaît à l'écran, pour que vous puissiez le reconnaître. Toutes les commandes ont réellement été exécutées ; toutes les sorties citées sont réelles.</w:t>
+      </w:r>
+    </w:p>
+    <w:p>
+      <w:pPr>
+        <w:pStyle w:val="Heading3"/>
+        <w:spacing w:after="80" w:before="240"/>
+      </w:pPr>
+      <w:r>
+        <w:t xml:space="preserve">Version courte, une fois l'installation initiale (Sec.17–Sec.24) faite</w:t>
+      </w:r>
+    </w:p>
+    <w:tbl>
+      <w:tblPr>
+        <w:tblW w:type="dxa" w:w="10080"/>
+        <w:tblBorders>
+          <w:top w:val="none"/>
+          <w:left w:val="none"/>
+          <w:bottom w:val="none"/>
+          <w:right w:val="none"/>
+          <w:insideH w:val="none"/>
+          <w:insideV w:val="none"/>
+        </w:tblBorders>
+      </w:tblPr>
+      <w:tblGrid>
+        <w:gridCol w:w="10080"/>
+      </w:tblGrid>
+      <w:tr>
+        <w:tc>
+          <w:tcPr>
+            <w:tcW w:type="dxa" w:w="10080"/>
+            <w:shd w:fill="10201D" w:val="clear"/>
+            <w:tcMar>
+              <w:top w:type="dxa" w:w="140"/>
+              <w:left w:type="dxa" w:w="180"/>
+              <w:bottom w:type="dxa" w:w="140"/>
+              <w:right w:type="dxa" w:w="180"/>
+            </w:tcMar>
+          </w:tcPr>
+          <w:p>
+            <w:pPr>
+              <w:spacing w:after="0" w:before="0"/>
+            </w:pPr>
+            <w:r>
+              <w:rPr>
+                <w:rFonts w:ascii="Consolas" w:cs="Consolas" w:eastAsia="Consolas" w:hAnsi="Consolas"/>
+                <w:color w:val="7C978F"/>
+                <w:sz w:val="17"/>
+                <w:szCs w:val="17"/>
+              </w:rPr>
+              <w:t xml:space="preserve"># Dans un terminal Ubuntu (WSL) normal, après chaque redémarrage de Windows ou `wsl --shutdown` :</w:t>
+            </w:r>
+            <w:r>
+              <w:br/>
+            </w:r>
+            <w:r>
+              <w:rPr>
+                <w:rFonts w:ascii="Consolas" w:cs="Consolas" w:eastAsia="Consolas" w:hAnsi="Consolas"/>
+                <w:color w:val="D9EDE8"/>
+                <w:sz w:val="17"/>
+                <w:szCs w:val="17"/>
+              </w:rPr>
+              <w:t xml:space="preserve">sudo sh -c 'nohup dockerd &gt; /tmp/dockerd.log 2&gt;&amp;1 &amp;'</w:t>
+            </w:r>
+            <w:r>
+              <w:br/>
+            </w:r>
+            <w:r>
+              <w:rPr>
+                <w:rFonts w:ascii="Consolas" w:cs="Consolas" w:eastAsia="Consolas" w:hAnsi="Consolas"/>
+                <w:color w:val="D9EDE8"/>
+                <w:sz w:val="17"/>
+                <w:szCs w:val="17"/>
+              </w:rPr>
+              <w:t xml:space="preserve">docker start gazebo_to_lerobot</w:t>
+            </w:r>
+            <w:r>
+              <w:br/>
+            </w:r>
+            <w:r>
+              <w:br/>
+            </w:r>
+            <w:r>
+              <w:rPr>
+                <w:rFonts w:ascii="Consolas" w:cs="Consolas" w:eastAsia="Consolas" w:hAnsi="Consolas"/>
+                <w:color w:val="7C978F"/>
+                <w:sz w:val="17"/>
+                <w:szCs w:val="17"/>
+              </w:rPr>
+              <w:t xml:space="preserve"># Puis, à chaque fois que vous voulez regarder la démo (même terminal) :</w:t>
+            </w:r>
+            <w:r>
+              <w:br/>
+            </w:r>
+            <w:r>
+              <w:rPr>
+                <w:rFonts w:ascii="Consolas" w:cs="Consolas" w:eastAsia="Consolas" w:hAnsi="Consolas"/>
+                <w:color w:val="D9EDE8"/>
+                <w:sz w:val="17"/>
+                <w:szCs w:val="17"/>
+              </w:rPr>
+              <w:t xml:space="preserve">docker exec -it gazebo_to_lerobot /workspace/htgpp/run_gui_demo.sh</w:t>
+            </w:r>
+            <w:r>
+              <w:br/>
+            </w:r>
+            <w:r>
+              <w:rPr>
+                <w:rFonts w:ascii="Consolas" w:cs="Consolas" w:eastAsia="Consolas" w:hAnsi="Consolas"/>
+                <w:color w:val="7C978F"/>
+                <w:sz w:val="17"/>
+                <w:szCs w:val="17"/>
+              </w:rPr>
+              <w:t xml:space="preserve"># autre position du bloc :</w:t>
+            </w:r>
+            <w:r>
+              <w:br/>
+            </w:r>
+            <w:r>
+              <w:rPr>
+                <w:rFonts w:ascii="Consolas" w:cs="Consolas" w:eastAsia="Consolas" w:hAnsi="Consolas"/>
+                <w:color w:val="D9EDE8"/>
+                <w:sz w:val="17"/>
+                <w:szCs w:val="17"/>
+              </w:rPr>
+              <w:t xml:space="preserve">docker exec -it gazebo_to_lerobot /workspace/htgpp/run_gui_demo.sh block_x:=0.28 block_y:=0.05</w:t>
+            </w:r>
+            <w:r>
+              <w:br/>
+            </w:r>
+            <w:r>
+              <w:rPr>
+                <w:rFonts w:ascii="Consolas" w:cs="Consolas" w:eastAsia="Consolas" w:hAnsi="Consolas"/>
+                <w:color w:val="7C978F"/>
+                <w:sz w:val="17"/>
+                <w:szCs w:val="17"/>
+              </w:rPr>
+              <w:t xml:space="preserve"># Ctrl+C dans ce terminal arrête tout.</w:t>
+            </w:r>
+          </w:p>
+        </w:tc>
+      </w:tr>
+    </w:tbl>
+    <w:p>
+      <w:pPr>
+        <w:spacing w:after="80"/>
+      </w:pPr>
+    </w:p>
+    <w:p>
+      <w:pPr>
+        <w:pStyle w:val="Heading2"/>
+        <w:spacing w:after="40" w:before="320"/>
+      </w:pPr>
       <w:r>
         <w:rPr>
           <w:b/>
           <w:bCs/>
           <w:color w:val="0E4A40"/>
         </w:rPr>
-        <w:t xml:space="preserve">RÉUSSI</w:t>
-      </w:r>
-      <w:r>
-        <w:br/>
-      </w:r>
-      <w:r>
-        <w:rPr>
+        <w:t xml:space="preserve">16  </w:t>
+      </w:r>
+      <w:r>
+        <w:t xml:space="preserve">Où se trouve la commande, et dans quel terminal la lancer</w:t>
+      </w:r>
+    </w:p>
+    <w:p>
+      <w:pPr>
+        <w:spacing w:after="160"/>
+      </w:pPr>
+      <w:r>
+        <w:rPr>
+          <w:i/>
+          <w:iCs/>
+          <w:color w:val="4B5B57"/>
+        </w:rPr>
+        <w:t xml:space="preserve">La première question que tout le monde se pose après avoir lu le Sec.15 : où est </w:t>
+      </w:r>
+      <w:r>
+        <w:rPr>
+          <w:rFonts w:ascii="Consolas" w:cs="Consolas" w:eastAsia="Consolas" w:hAnsi="Consolas"/>
+          <w:color w:val="0E4A40"/>
+          <w:sz w:val="19"/>
+          <w:szCs w:val="19"/>
+        </w:rPr>
+        <w:t xml:space="preserve">pick_and_place_demo.launch.py</w:t>
+      </w:r>
+      <w:r>
+        <w:rPr>
+          <w:i/>
+          <w:iCs/>
+          <w:color w:val="4B5B57"/>
+        </w:rPr>
+        <w:t xml:space="preserve">, et depuis quel terminal taper </w:t>
+      </w:r>
+      <w:r>
+        <w:rPr>
+          <w:rFonts w:ascii="Consolas" w:cs="Consolas" w:eastAsia="Consolas" w:hAnsi="Consolas"/>
+          <w:color w:val="0E4A40"/>
+          <w:sz w:val="19"/>
+          <w:szCs w:val="19"/>
+        </w:rPr>
+        <w:t xml:space="preserve">ros2 launch pick_and_place_demo.launch.py</w:t>
+      </w:r>
+      <w:r>
+        <w:rPr>
+          <w:i/>
+          <w:iCs/>
+          <w:color w:val="4B5B57"/>
+        </w:rPr>
+        <w:t xml:space="preserve"> ?</w:t>
+      </w:r>
+    </w:p>
+    <w:p>
+      <w:pPr>
+        <w:spacing w:after="140"/>
+      </w:pPr>
+      <w:r>
+        <w:t xml:space="preserve">Le fichier est </w:t>
+      </w:r>
+      <w:r>
+        <w:rPr>
+          <w:rFonts w:ascii="Consolas" w:cs="Consolas" w:eastAsia="Consolas" w:hAnsi="Consolas"/>
+          <w:color w:val="0E4A40"/>
+          <w:sz w:val="19"/>
+          <w:szCs w:val="19"/>
+        </w:rPr>
+        <w:t xml:space="preserve">launch/pick_and_place_demo.launch.py</w:t>
+      </w:r>
+      <w:r>
+        <w:t xml:space="preserve"> dans ce projet, soit </w:t>
+      </w:r>
+      <w:r>
+        <w:rPr>
+          <w:rFonts w:ascii="Consolas" w:cs="Consolas" w:eastAsia="Consolas" w:hAnsi="Consolas"/>
+          <w:color w:val="0E4A40"/>
+          <w:sz w:val="19"/>
+          <w:szCs w:val="19"/>
+        </w:rPr>
+        <w:t xml:space="preserve">~/tomislav/robotics/mycobot_320pi_R6A_tomislav_02_10_2026/Headless_Task-Grounded_Pick-and-Place_in_Gazebo/launch/pick_and_place_demo.launch.py</w:t>
+      </w:r>
+      <w:r>
+        <w:t xml:space="preserve"> sur le portable (adaptez le préfixe à l'endroit où vous avez cloné le dépôt). Son voisin </w:t>
+      </w:r>
+      <w:r>
+        <w:rPr>
+          <w:rFonts w:ascii="Consolas" w:cs="Consolas" w:eastAsia="Consolas" w:hAnsi="Consolas"/>
+          <w:color w:val="0E4A40"/>
+          <w:sz w:val="19"/>
+          <w:szCs w:val="19"/>
+        </w:rPr>
+        <w:t xml:space="preserve">pick_and_place_no_gui_demo.launch.py</w:t>
+      </w:r>
+      <w:r>
+        <w:t xml:space="preserve"> est la variante sans interface graphique.</w:t>
+      </w:r>
+    </w:p>
+    <w:p>
+      <w:pPr>
+        <w:spacing w:after="140"/>
+      </w:pPr>
+      <w:r>
+        <w:rPr>
+          <w:rFonts w:ascii="Consolas" w:cs="Consolas" w:eastAsia="Consolas" w:hAnsi="Consolas"/>
           <w:b/>
           <w:bCs/>
-        </w:rPr>
-        <w:t xml:space="preserve">La scène est physiquement valide</w:t>
-      </w:r>
-      <w:r>
-        <w:br/>
-      </w:r>
-      <w:r>
-        <w:t xml:space="preserve">Bloc et assiette spawnent et se stabilisent (Sec.2).</w:t>
-      </w:r>
-    </w:p>
-    <w:p>
-      <w:pPr>
-        <w:pBdr>
-          <w:top w:val="single" w:color="C4CBC7" w:sz="4"/>
-        </w:pBdr>
-        <w:spacing w:after="40" w:before="160"/>
-      </w:pPr>
+          <w:color w:val="0E4A40"/>
+          <w:sz w:val="19"/>
+          <w:szCs w:val="19"/>
+        </w:rPr>
+        <w:t xml:space="preserve">ros2 launch pick_and_place_demo.launch.py</w:t>
+      </w:r>
       <w:r>
         <w:rPr>
           <w:b/>
           <w:bCs/>
-          <w:color w:val="0E4A40"/>
-        </w:rPr>
-        <w:t xml:space="preserve">Niveau 1 — </w:t>
-      </w:r>
+        </w:rPr>
+        <w:t xml:space="preserve"> ne fonctionne pas tel quel depuis n'importe quel répertoire.</w:t>
+      </w:r>
+      <w:r>
+        <w:t xml:space="preserve"> Ce projet n'est pas un paquet ROS : il n'a pas de </w:t>
+      </w:r>
+      <w:r>
+        <w:rPr>
+          <w:rFonts w:ascii="Consolas" w:cs="Consolas" w:eastAsia="Consolas" w:hAnsi="Consolas"/>
+          <w:color w:val="0E4A40"/>
+          <w:sz w:val="19"/>
+          <w:szCs w:val="19"/>
+        </w:rPr>
+        <w:t xml:space="preserve">package.xml</w:t>
+      </w:r>
+      <w:r>
+        <w:t xml:space="preserve"> et n'est jamais compilé avec </w:t>
+      </w:r>
+      <w:r>
+        <w:rPr>
+          <w:rFonts w:ascii="Consolas" w:cs="Consolas" w:eastAsia="Consolas" w:hAnsi="Consolas"/>
+          <w:color w:val="0E4A40"/>
+          <w:sz w:val="19"/>
+          <w:szCs w:val="19"/>
+        </w:rPr>
+        <w:t xml:space="preserve">colcon</w:t>
+      </w:r>
+      <w:r>
+        <w:t xml:space="preserve">, donc </w:t>
+      </w:r>
+      <w:r>
+        <w:rPr>
+          <w:rFonts w:ascii="Consolas" w:cs="Consolas" w:eastAsia="Consolas" w:hAnsi="Consolas"/>
+          <w:color w:val="0E4A40"/>
+          <w:sz w:val="19"/>
+          <w:szCs w:val="19"/>
+        </w:rPr>
+        <w:t xml:space="preserve">ros2 launch</w:t>
+      </w:r>
+      <w:r>
+        <w:t xml:space="preserve"> ne peut pas trouver le fichier par son nom. Il accepte en revanche un chemin de fichier : soit le chemin complet, soit le nom seul quand le répertoire courant est le répertoire </w:t>
+      </w:r>
+      <w:r>
+        <w:rPr>
+          <w:rFonts w:ascii="Consolas" w:cs="Consolas" w:eastAsia="Consolas" w:hAnsi="Consolas"/>
+          <w:color w:val="0E4A40"/>
+          <w:sz w:val="19"/>
+          <w:szCs w:val="19"/>
+        </w:rPr>
+        <w:t xml:space="preserve">launch/</w:t>
+      </w:r>
+      <w:r>
+        <w:t xml:space="preserve"> lui-même.</w:t>
+      </w:r>
+    </w:p>
+    <w:p>
+      <w:pPr>
+        <w:spacing w:after="140"/>
+      </w:pPr>
       <w:r>
         <w:rPr>
           <w:b/>
           <w:bCs/>
-          <w:color w:val="0E4A40"/>
-        </w:rPr>
-        <w:t xml:space="preserve">RÉUSSI</w:t>
-      </w:r>
-      <w:r>
-        <w:br/>
-      </w:r>
-      <w:r>
-        <w:rPr>
-          <w:b/>
-          <w:bCs/>
-        </w:rPr>
-        <w:t xml:space="preserve">Le bras atteint les points commandés</w:t>
-      </w:r>
-      <w:r>
-        <w:br/>
-      </w:r>
-      <w:r>
-        <w:t xml:space="preserve">IK sur la branche coude-haut, erreur FK-de-IK ~1e-7 m (Sec.3-5).</w:t>
-      </w:r>
-    </w:p>
-    <w:p>
-      <w:pPr>
-        <w:pBdr>
-          <w:top w:val="single" w:color="C4CBC7" w:sz="4"/>
-        </w:pBdr>
-        <w:spacing w:after="40" w:before="160"/>
-      </w:pPr>
-      <w:r>
-        <w:rPr>
-          <w:b/>
-          <w:bCs/>
-          <w:color w:val="8A5A12"/>
-        </w:rPr>
-        <w:t xml:space="preserve">Niveau 2 — </w:t>
-      </w:r>
-      <w:r>
-        <w:rPr>
-          <w:b/>
-          <w:bCs/>
-          <w:color w:val="8A5A12"/>
-        </w:rPr>
-        <w:t xml:space="preserve">ARRÊTÉ ICI</w:t>
-      </w:r>
-      <w:r>
-        <w:br/>
-      </w:r>
-      <w:r>
-        <w:rPr>
-          <w:b/>
-          <w:bCs/>
-        </w:rPr>
-        <w:t xml:space="preserve">Une prise par friction tient le bloc</w:t>
-      </w:r>
-      <w:r>
-        <w:br/>
-      </w:r>
-      <w:r>
-        <w:t xml:space="preserve">Non atteint (Sec.8).</w:t>
-      </w:r>
-    </w:p>
-    <w:p>
-      <w:pPr>
-        <w:pBdr>
-          <w:top w:val="single" w:color="C4CBC7" w:sz="4"/>
-        </w:pBdr>
-        <w:spacing w:after="40" w:before="160"/>
-      </w:pPr>
-      <w:r>
-        <w:rPr>
-          <w:b/>
-          <w:bCs/>
-          <w:color w:val="0E4A40"/>
-        </w:rPr>
-        <w:t xml:space="preserve">Niveau 3 — </w:t>
-      </w:r>
-      <w:r>
-        <w:rPr>
-          <w:b/>
-          <w:bCs/>
-          <w:color w:val="0E4A40"/>
-        </w:rPr>
-        <w:t xml:space="preserve">RÉUSSI, PAR SUBSTITUTION</w:t>
-      </w:r>
-      <w:r>
-        <w:br/>
-      </w:r>
-      <w:r>
-        <w:rPr>
-          <w:b/>
-          <w:bCs/>
-        </w:rPr>
-        <w:t xml:space="preserve">Le bloc est porté et posé</w:t>
-      </w:r>
-      <w:r>
-        <w:br/>
-      </w:r>
-      <w:r>
-        <w:t xml:space="preserve">Via l'attache simulée (Sec.9).</w:t>
-      </w:r>
-    </w:p>
-    <w:p>
-      <w:pPr>
-        <w:pBdr>
-          <w:top w:val="single" w:color="C4CBC7" w:sz="4"/>
-        </w:pBdr>
-        <w:spacing w:after="40" w:before="160"/>
-      </w:pPr>
-      <w:r>
-        <w:rPr>
-          <w:b/>
-          <w:bCs/>
-          <w:color w:val="0E4A40"/>
-        </w:rPr>
-        <w:t xml:space="preserve">Niveau 4 — </w:t>
-      </w:r>
-      <w:r>
-        <w:rPr>
-          <w:b/>
-          <w:bCs/>
-          <w:color w:val="0E4A40"/>
-        </w:rPr>
-        <w:t xml:space="preserve">RÉUSSI</w:t>
-      </w:r>
-      <w:r>
-        <w:br/>
-      </w:r>
-      <w:r>
-        <w:rPr>
-          <w:b/>
-          <w:bCs/>
-        </w:rPr>
-        <w:t xml:space="preserve">20 épisodes enregistrés</w:t>
-      </w:r>
-      <w:r>
-        <w:br/>
-      </w:r>
-      <w:r>
-        <w:t xml:space="preserve">Chaque bag confirmé (Sec.10-11).</w:t>
-      </w:r>
-    </w:p>
-    <w:p>
-      <w:pPr>
-        <w:pBdr>
-          <w:top w:val="single" w:color="C4CBC7" w:sz="4"/>
-        </w:pBdr>
-        <w:spacing w:after="40" w:before="160"/>
-      </w:pPr>
-      <w:r>
-        <w:rPr>
-          <w:b/>
-          <w:bCs/>
-          <w:color w:val="0E4A40"/>
-        </w:rPr>
-        <w:t xml:space="preserve">Niveau 5 — </w:t>
-      </w:r>
-      <w:r>
-        <w:rPr>
-          <w:b/>
-          <w:bCs/>
-          <w:color w:val="0E4A40"/>
-        </w:rPr>
-        <w:t xml:space="preserve">RÉUSSI</w:t>
-      </w:r>
-      <w:r>
-        <w:br/>
-      </w:r>
-      <w:r>
-        <w:rPr>
-          <w:b/>
-          <w:bCs/>
-        </w:rPr>
-        <w:t xml:space="preserve">Épisodes convertis</w:t>
-      </w:r>
-      <w:r>
-        <w:br/>
-      </w:r>
-      <w:r>
-        <w:t xml:space="preserve">port_bag.py, sans torch (Sec.12).</w:t>
-      </w:r>
-    </w:p>
-    <w:p>
-      <w:pPr>
-        <w:pBdr>
-          <w:top w:val="single" w:color="C4CBC7" w:sz="4"/>
-        </w:pBdr>
-        <w:spacing w:after="40" w:before="160"/>
-      </w:pPr>
-      <w:r>
-        <w:rPr>
-          <w:b/>
-          <w:bCs/>
-          <w:color w:val="8A5A12"/>
-        </w:rPr>
-        <w:t xml:space="preserve">Niveau 6 — </w:t>
-      </w:r>
-      <w:r>
-        <w:rPr>
-          <w:b/>
-          <w:bCs/>
-          <w:color w:val="8A5A12"/>
-        </w:rPr>
-        <w:t xml:space="preserve">NON TENTÉ ICI</w:t>
-      </w:r>
-      <w:r>
-        <w:br/>
-      </w:r>
-      <w:r>
-        <w:rPr>
-          <w:b/>
-          <w:bCs/>
-        </w:rPr>
-        <w:t xml:space="preserve">Chargé via LeRobotDataset</w:t>
-      </w:r>
-      <w:r>
-        <w:br/>
-      </w:r>
-      <w:r>
-        <w:t xml:space="preserve">Nécessite torch (Sec.12).</w:t>
-      </w:r>
-    </w:p>
-    <w:p>
-      <w:pPr>
-        <w:pBdr>
-          <w:top w:val="single" w:color="C4CBC7" w:sz="4"/>
-        </w:pBdr>
-        <w:spacing w:after="40" w:before="160"/>
-      </w:pPr>
-      <w:r>
-        <w:rPr>
-          <w:b/>
-          <w:bCs/>
-          <w:color w:val="0E4A40"/>
-        </w:rPr>
-        <w:t xml:space="preserve">Niveau 7 — </w:t>
-      </w:r>
-      <w:r>
-        <w:rPr>
-          <w:b/>
-          <w:bCs/>
-          <w:color w:val="0E4A40"/>
-        </w:rPr>
-        <w:t xml:space="preserve">RÉUSSI</w:t>
-      </w:r>
-      <w:r>
-        <w:br/>
-      </w:r>
-      <w:r>
-        <w:rPr>
-          <w:b/>
-          <w:bCs/>
-        </w:rPr>
-        <w:t xml:space="preserve">Point d'entrée unique ros2 launch</w:t>
-      </w:r>
-      <w:r>
-        <w:br/>
-      </w:r>
-      <w:r>
-        <w:t xml:space="preserve">Vérifié deux fois de bout en bout (Sec.13-15).</w:t>
-      </w:r>
-    </w:p>
-    <w:p>
-      <w:pPr>
-        <w:pStyle w:val="Heading1"/>
-        <w:spacing w:after="120" w:before="360"/>
-      </w:pPr>
-      <w:r>
-        <w:t xml:space="preserve">Bugs corrigés — spécifiques à la session</w:t>
-      </w:r>
-    </w:p>
-    <w:p>
-      <w:pPr>
-        <w:spacing w:after="140"/>
-      </w:pPr>
-      <w:r>
-        <w:t xml:space="preserve">Symptômes de cet environnement exact.</w:t>
+        </w:rPr>
+        <w:t xml:space="preserve">Il ne fonctionne pas non plus depuis votre terminal Ubuntu habituel.</w:t>
+      </w:r>
+      <w:r>
+        <w:t xml:space="preserve"> Le fichier launch démarre </w:t>
+      </w:r>
+      <w:r>
+        <w:rPr>
+          <w:rFonts w:ascii="Consolas" w:cs="Consolas" w:eastAsia="Consolas" w:hAnsi="Consolas"/>
+          <w:color w:val="0E4A40"/>
+          <w:sz w:val="19"/>
+          <w:szCs w:val="19"/>
+        </w:rPr>
+        <w:t xml:space="preserve">scripts/run_demo.py</w:t>
+      </w:r>
+      <w:r>
+        <w:t xml:space="preserve">, qui a besoin de ROS2 Jazzy, Gazebo Harmonic, MoveIt2, </w:t>
+      </w:r>
+      <w:r>
+        <w:rPr>
+          <w:rFonts w:ascii="Consolas" w:cs="Consolas" w:eastAsia="Consolas" w:hAnsi="Consolas"/>
+          <w:color w:val="0E4A40"/>
+          <w:sz w:val="19"/>
+          <w:szCs w:val="19"/>
+        </w:rPr>
+        <w:t xml:space="preserve">moveit_py</w:t>
+      </w:r>
+      <w:r>
+        <w:t xml:space="preserve">, et des paquets </w:t>
+      </w:r>
+      <w:r>
+        <w:rPr>
+          <w:rFonts w:ascii="Consolas" w:cs="Consolas" w:eastAsia="Consolas" w:hAnsi="Consolas"/>
+          <w:color w:val="0E4A40"/>
+          <w:sz w:val="19"/>
+          <w:szCs w:val="19"/>
+        </w:rPr>
+        <w:t xml:space="preserve">gazebo_to_lerobot_bringup</w:t>
+      </w:r>
+      <w:r>
+        <w:t xml:space="preserve"> et </w:t>
+      </w:r>
+      <w:r>
+        <w:rPr>
+          <w:rFonts w:ascii="Consolas" w:cs="Consolas" w:eastAsia="Consolas" w:hAnsi="Consolas"/>
+          <w:color w:val="0E4A40"/>
+          <w:sz w:val="19"/>
+          <w:szCs w:val="19"/>
+        </w:rPr>
+        <w:t xml:space="preserve">mycobot_moveit_config</w:t>
+      </w:r>
+      <w:r>
+        <w:t xml:space="preserve">. Tout cela n'existe que dans le conteneur Docker </w:t>
+      </w:r>
+      <w:r>
+        <w:rPr>
+          <w:rFonts w:ascii="Consolas" w:cs="Consolas" w:eastAsia="Consolas" w:hAnsi="Consolas"/>
+          <w:color w:val="0E4A40"/>
+          <w:sz w:val="19"/>
+          <w:szCs w:val="19"/>
+        </w:rPr>
+        <w:t xml:space="preserve">gazebo_to_lerobot</w:t>
+      </w:r>
+      <w:r>
+        <w:t xml:space="preserve">. Vous utiliserez deux sortes de terminaux, et l'invite de commande indique dans lequel vous êtes :</w:t>
       </w:r>
     </w:p>
     <w:tbl>
@@ -4539,6 +4767,8501 @@
                 <w:sz w:val="17"/>
                 <w:szCs w:val="17"/>
               </w:rPr>
+              <w:t xml:space="preserve">Terminal</w:t>
+            </w:r>
+          </w:p>
+        </w:tc>
+        <w:tc>
+          <w:tcPr>
+            <w:tcW w:type="dxa" w:w="3360"/>
+            <w:shd w:fill="DEE3E0" w:val="clear"/>
+            <w:tcMar>
+              <w:top w:type="dxa" w:w="80"/>
+              <w:left w:type="dxa" w:w="120"/>
+              <w:bottom w:type="dxa" w:w="80"/>
+              <w:right w:type="dxa" w:w="120"/>
+            </w:tcMar>
+          </w:tcPr>
+          <w:p>
+            <w:r>
+              <w:rPr>
+                <w:b/>
+                <w:bCs/>
+                <w:color w:val="7C8985"/>
+                <w:sz w:val="17"/>
+                <w:szCs w:val="17"/>
+              </w:rPr>
+              <w:t xml:space="preserve">L'invite ressemble à</w:t>
+            </w:r>
+          </w:p>
+        </w:tc>
+        <w:tc>
+          <w:tcPr>
+            <w:tcW w:type="dxa" w:w="3360"/>
+            <w:shd w:fill="DEE3E0" w:val="clear"/>
+            <w:tcMar>
+              <w:top w:type="dxa" w:w="80"/>
+              <w:left w:type="dxa" w:w="120"/>
+              <w:bottom w:type="dxa" w:w="80"/>
+              <w:right w:type="dxa" w:w="120"/>
+            </w:tcMar>
+          </w:tcPr>
+          <w:p>
+            <w:r>
+              <w:rPr>
+                <w:b/>
+                <w:bCs/>
+                <w:color w:val="7C8985"/>
+                <w:sz w:val="17"/>
+                <w:szCs w:val="17"/>
+              </w:rPr>
+              <w:t xml:space="preserve">Sert à</w:t>
+            </w:r>
+          </w:p>
+        </w:tc>
+      </w:tr>
+      <w:tr>
+        <w:tc>
+          <w:tcPr>
+            <w:tcW w:type="dxa" w:w="3360"/>
+            <w:tcMar>
+              <w:top w:type="dxa" w:w="80"/>
+              <w:left w:type="dxa" w:w="120"/>
+              <w:bottom w:type="dxa" w:w="80"/>
+              <w:right w:type="dxa" w:w="120"/>
+            </w:tcMar>
+          </w:tcPr>
+          <w:p>
+            <w:r>
+              <w:t xml:space="preserve">Terminal hôte : un terminal Ubuntu (WSL) normal sur le portable</w:t>
+            </w:r>
+          </w:p>
+        </w:tc>
+        <w:tc>
+          <w:tcPr>
+            <w:tcW w:type="dxa" w:w="3360"/>
+            <w:tcMar>
+              <w:top w:type="dxa" w:w="80"/>
+              <w:left w:type="dxa" w:w="120"/>
+              <w:bottom w:type="dxa" w:w="80"/>
+              <w:right w:type="dxa" w:w="120"/>
+            </w:tcMar>
+          </w:tcPr>
+          <w:p>
+            <w:r>
+              <w:rPr>
+                <w:rFonts w:ascii="Consolas" w:cs="Consolas" w:eastAsia="Consolas" w:hAnsi="Consolas"/>
+                <w:color w:val="0E4A40"/>
+                <w:sz w:val="19"/>
+                <w:szCs w:val="19"/>
+              </w:rPr>
+              <w:t xml:space="preserve">tilic@LAPTOP-7BFDQAO6:~$</w:t>
+            </w:r>
+          </w:p>
+        </w:tc>
+        <w:tc>
+          <w:tcPr>
+            <w:tcW w:type="dxa" w:w="3360"/>
+            <w:tcMar>
+              <w:top w:type="dxa" w:w="80"/>
+              <w:left w:type="dxa" w:w="120"/>
+              <w:bottom w:type="dxa" w:w="80"/>
+              <w:right w:type="dxa" w:w="120"/>
+            </w:tcMar>
+          </w:tcPr>
+          <w:p>
+            <w:r>
+              <w:t xml:space="preserve">Démarrer Docker, </w:t>
+            </w:r>
+            <w:r>
+              <w:rPr>
+                <w:rFonts w:ascii="Consolas" w:cs="Consolas" w:eastAsia="Consolas" w:hAnsi="Consolas"/>
+                <w:color w:val="0E4A40"/>
+                <w:sz w:val="19"/>
+                <w:szCs w:val="19"/>
+              </w:rPr>
+              <w:t xml:space="preserve">docker build</w:t>
+            </w:r>
+            <w:r>
+              <w:t xml:space="preserve">, </w:t>
+            </w:r>
+            <w:r>
+              <w:rPr>
+                <w:rFonts w:ascii="Consolas" w:cs="Consolas" w:eastAsia="Consolas" w:hAnsi="Consolas"/>
+                <w:color w:val="0E4A40"/>
+                <w:sz w:val="19"/>
+                <w:szCs w:val="19"/>
+              </w:rPr>
+              <w:t xml:space="preserve">docker cp</w:t>
+            </w:r>
+            <w:r>
+              <w:t xml:space="preserve">, </w:t>
+            </w:r>
+            <w:r>
+              <w:rPr>
+                <w:rFonts w:ascii="Consolas" w:cs="Consolas" w:eastAsia="Consolas" w:hAnsi="Consolas"/>
+                <w:color w:val="0E4A40"/>
+                <w:sz w:val="19"/>
+                <w:szCs w:val="19"/>
+              </w:rPr>
+              <w:t xml:space="preserve">docker exec</w:t>
+            </w:r>
+            <w:r>
+              <w:t xml:space="preserve">, copier des fichiers</w:t>
+            </w:r>
+          </w:p>
+        </w:tc>
+      </w:tr>
+      <w:tr>
+        <w:tc>
+          <w:tcPr>
+            <w:tcW w:type="dxa" w:w="3360"/>
+            <w:tcMar>
+              <w:top w:type="dxa" w:w="80"/>
+              <w:left w:type="dxa" w:w="120"/>
+              <w:bottom w:type="dxa" w:w="80"/>
+              <w:right w:type="dxa" w:w="120"/>
+            </w:tcMar>
+          </w:tcPr>
+          <w:p>
+            <w:r>
+              <w:t xml:space="preserve">Shell du conteneur : ouvert avec </w:t>
+            </w:r>
+            <w:r>
+              <w:rPr>
+                <w:rFonts w:ascii="Consolas" w:cs="Consolas" w:eastAsia="Consolas" w:hAnsi="Consolas"/>
+                <w:color w:val="0E4A40"/>
+                <w:sz w:val="19"/>
+                <w:szCs w:val="19"/>
+              </w:rPr>
+              <w:t xml:space="preserve">docker exec -it gazebo_to_lerobot bash</w:t>
+            </w:r>
+          </w:p>
+        </w:tc>
+        <w:tc>
+          <w:tcPr>
+            <w:tcW w:type="dxa" w:w="3360"/>
+            <w:tcMar>
+              <w:top w:type="dxa" w:w="80"/>
+              <w:left w:type="dxa" w:w="120"/>
+              <w:bottom w:type="dxa" w:w="80"/>
+              <w:right w:type="dxa" w:w="120"/>
+            </w:tcMar>
+          </w:tcPr>
+          <w:p>
+            <w:r>
+              <w:rPr>
+                <w:rFonts w:ascii="Consolas" w:cs="Consolas" w:eastAsia="Consolas" w:hAnsi="Consolas"/>
+                <w:color w:val="0E4A40"/>
+                <w:sz w:val="19"/>
+                <w:szCs w:val="19"/>
+              </w:rPr>
+              <w:t xml:space="preserve">root@c76def923a51:/workspace#</w:t>
+            </w:r>
+          </w:p>
+        </w:tc>
+        <w:tc>
+          <w:tcPr>
+            <w:tcW w:type="dxa" w:w="3360"/>
+            <w:tcMar>
+              <w:top w:type="dxa" w:w="80"/>
+              <w:left w:type="dxa" w:w="120"/>
+              <w:bottom w:type="dxa" w:w="80"/>
+              <w:right w:type="dxa" w:w="120"/>
+            </w:tcMar>
+          </w:tcPr>
+          <w:p>
+            <w:r>
+              <w:rPr>
+                <w:rFonts w:ascii="Consolas" w:cs="Consolas" w:eastAsia="Consolas" w:hAnsi="Consolas"/>
+                <w:color w:val="0E4A40"/>
+                <w:sz w:val="19"/>
+                <w:szCs w:val="19"/>
+              </w:rPr>
+              <w:t xml:space="preserve">ros2 …</w:t>
+            </w:r>
+            <w:r>
+              <w:t xml:space="preserve">, </w:t>
+            </w:r>
+            <w:r>
+              <w:rPr>
+                <w:rFonts w:ascii="Consolas" w:cs="Consolas" w:eastAsia="Consolas" w:hAnsi="Consolas"/>
+                <w:color w:val="0E4A40"/>
+                <w:sz w:val="19"/>
+                <w:szCs w:val="19"/>
+              </w:rPr>
+              <w:t xml:space="preserve">gz …</w:t>
+            </w:r>
+            <w:r>
+              <w:t xml:space="preserve">, </w:t>
+            </w:r>
+            <w:r>
+              <w:rPr>
+                <w:rFonts w:ascii="Consolas" w:cs="Consolas" w:eastAsia="Consolas" w:hAnsi="Consolas"/>
+                <w:color w:val="0E4A40"/>
+                <w:sz w:val="19"/>
+                <w:szCs w:val="19"/>
+              </w:rPr>
+              <w:t xml:space="preserve">colcon</w:t>
+            </w:r>
+            <w:r>
+              <w:t xml:space="preserve">, et le fichier launch lui-même</w:t>
+            </w:r>
+          </w:p>
+        </w:tc>
+      </w:tr>
+    </w:tbl>
+    <w:p>
+      <w:pPr>
+        <w:spacing w:after="120"/>
+      </w:pPr>
+    </w:p>
+    <w:p>
+      <w:pPr>
+        <w:spacing w:after="140"/>
+      </w:pPr>
+      <w:r>
+        <w:t xml:space="preserve">Dans le conteneur, les fichiers launch se trouvent dans </w:t>
+      </w:r>
+      <w:r>
+        <w:rPr>
+          <w:rFonts w:ascii="Consolas" w:cs="Consolas" w:eastAsia="Consolas" w:hAnsi="Consolas"/>
+          <w:color w:val="0E4A40"/>
+          <w:sz w:val="19"/>
+          <w:szCs w:val="19"/>
+        </w:rPr>
+        <w:t xml:space="preserve">/workspace/htgpp/launch/</w:t>
+      </w:r>
+      <w:r>
+        <w:t xml:space="preserve"> une fois que le Sec.23 les y a copiés. La forme exacte de la commande du Sec.15 fonctionne alors :</w:t>
+      </w:r>
+    </w:p>
+    <w:tbl>
+      <w:tblPr>
+        <w:tblW w:type="dxa" w:w="10080"/>
+        <w:tblBorders>
+          <w:top w:val="none"/>
+          <w:left w:val="none"/>
+          <w:bottom w:val="none"/>
+          <w:right w:val="none"/>
+          <w:insideH w:val="none"/>
+          <w:insideV w:val="none"/>
+        </w:tblBorders>
+      </w:tblPr>
+      <w:tblGrid>
+        <w:gridCol w:w="10080"/>
+      </w:tblGrid>
+      <w:tr>
+        <w:tc>
+          <w:tcPr>
+            <w:tcW w:type="dxa" w:w="10080"/>
+            <w:shd w:fill="10201D" w:val="clear"/>
+            <w:tcMar>
+              <w:top w:type="dxa" w:w="140"/>
+              <w:left w:type="dxa" w:w="180"/>
+              <w:bottom w:type="dxa" w:w="140"/>
+              <w:right w:type="dxa" w:w="180"/>
+            </w:tcMar>
+          </w:tcPr>
+          <w:p>
+            <w:pPr>
+              <w:spacing w:after="0" w:before="0"/>
+            </w:pPr>
+            <w:r>
+              <w:rPr>
+                <w:rFonts w:ascii="Consolas" w:cs="Consolas" w:eastAsia="Consolas" w:hAnsi="Consolas"/>
+                <w:color w:val="7C978F"/>
+                <w:sz w:val="17"/>
+                <w:szCs w:val="17"/>
+              </w:rPr>
+              <w:t xml:space="preserve"># shell du conteneur</w:t>
+            </w:r>
+            <w:r>
+              <w:br/>
+            </w:r>
+            <w:r>
+              <w:rPr>
+                <w:rFonts w:ascii="Consolas" w:cs="Consolas" w:eastAsia="Consolas" w:hAnsi="Consolas"/>
+                <w:color w:val="D9EDE8"/>
+                <w:sz w:val="17"/>
+                <w:szCs w:val="17"/>
+              </w:rPr>
+              <w:t xml:space="preserve">source /opt/ros/jazzy/setup.bash</w:t>
+            </w:r>
+            <w:r>
+              <w:br/>
+            </w:r>
+            <w:r>
+              <w:rPr>
+                <w:rFonts w:ascii="Consolas" w:cs="Consolas" w:eastAsia="Consolas" w:hAnsi="Consolas"/>
+                <w:color w:val="D9EDE8"/>
+                <w:sz w:val="17"/>
+                <w:szCs w:val="17"/>
+              </w:rPr>
+              <w:t xml:space="preserve">source /workspace/install/setup.bash</w:t>
+            </w:r>
+            <w:r>
+              <w:br/>
+            </w:r>
+            <w:r>
+              <w:rPr>
+                <w:rFonts w:ascii="Consolas" w:cs="Consolas" w:eastAsia="Consolas" w:hAnsi="Consolas"/>
+                <w:color w:val="D9EDE8"/>
+                <w:sz w:val="17"/>
+                <w:szCs w:val="17"/>
+              </w:rPr>
+              <w:t xml:space="preserve">cd /workspace/htgpp/launch</w:t>
+            </w:r>
+            <w:r>
+              <w:br/>
+            </w:r>
+            <w:r>
+              <w:rPr>
+                <w:rFonts w:ascii="Consolas" w:cs="Consolas" w:eastAsia="Consolas" w:hAnsi="Consolas"/>
+                <w:color w:val="D9EDE8"/>
+                <w:sz w:val="17"/>
+                <w:szCs w:val="17"/>
+              </w:rPr>
+              <w:t xml:space="preserve">ros2 launch pick_and_place_demo.launch.py</w:t>
+            </w:r>
+          </w:p>
+        </w:tc>
+      </w:tr>
+    </w:tbl>
+    <w:p>
+      <w:pPr>
+        <w:spacing w:after="80"/>
+      </w:pPr>
+    </w:p>
+    <w:p>
+      <w:pPr>
+        <w:pBdr>
+          <w:left w:val="single" w:color="8A5A12" w:sz="24"/>
+        </w:pBdr>
+        <w:shd w:fill="F7F8F7" w:val="clear"/>
+        <w:spacing w:after="200" w:before="120"/>
+        <w:ind w:left="200"/>
+      </w:pPr>
+      <w:r>
+        <w:rPr>
+          <w:b/>
+          <w:bCs/>
+        </w:rPr>
+        <w:t xml:space="preserve">Sur un portable WSL2, cette commande seule ne suffit pas.</w:t>
+      </w:r>
+      <w:r>
+        <w:t xml:space="preserve"> La simulation se fige si le shell n'a pas été ouvert avec </w:t>
+      </w:r>
+      <w:r>
+        <w:rPr>
+          <w:rFonts w:ascii="Consolas" w:cs="Consolas" w:eastAsia="Consolas" w:hAnsi="Consolas"/>
+          <w:color w:val="0E4A40"/>
+          <w:sz w:val="19"/>
+          <w:szCs w:val="19"/>
+        </w:rPr>
+        <w:t xml:space="preserve">-e DISPLAY=:0</w:t>
+      </w:r>
+      <w:r>
+        <w:t xml:space="preserve"> (Sec.24), et la fenêtre Gazebo qu'elle ouvre reste blanche (Sec.25). Le Sec.27 regroupe tout en une seule commande qui évite les deux.</w:t>
+      </w:r>
+    </w:p>
+    <w:p>
+      <w:pPr>
+        <w:pStyle w:val="Heading2"/>
+        <w:spacing w:after="40" w:before="320"/>
+      </w:pPr>
+      <w:r>
+        <w:rPr>
+          <w:b/>
+          <w:bCs/>
+          <w:color w:val="0E4A40"/>
+        </w:rPr>
+        <w:t xml:space="preserve">17  </w:t>
+      </w:r>
+      <w:r>
+        <w:t xml:space="preserve">Démarrer le démon Docker</w:t>
+      </w:r>
+    </w:p>
+    <w:p>
+      <w:pPr>
+        <w:spacing w:after="160"/>
+      </w:pPr>
+      <w:r>
+        <w:rPr>
+          <w:i/>
+          <w:iCs/>
+          <w:color w:val="4B5B57"/>
+        </w:rPr>
+        <w:t xml:space="preserve">Sur ce type d'installation WSL2, le démon Docker ne démarre pas tout seul, et les commandes habituelles pour le démarrer ne fonctionnent pas.</w:t>
+      </w:r>
+    </w:p>
+    <w:p>
+      <w:pPr>
+        <w:spacing w:after="140"/>
+      </w:pPr>
+      <w:r>
+        <w:rPr>
+          <w:b/>
+          <w:bCs/>
+        </w:rPr>
+        <w:t xml:space="preserve">Symptôme.</w:t>
+      </w:r>
+      <w:r>
+        <w:t xml:space="preserve"> Toute commande </w:t>
+      </w:r>
+      <w:r>
+        <w:rPr>
+          <w:rFonts w:ascii="Consolas" w:cs="Consolas" w:eastAsia="Consolas" w:hAnsi="Consolas"/>
+          <w:color w:val="0E4A40"/>
+          <w:sz w:val="19"/>
+          <w:szCs w:val="19"/>
+        </w:rPr>
+        <w:t xml:space="preserve">docker</w:t>
+      </w:r>
+      <w:r>
+        <w:t xml:space="preserve"> répond :</w:t>
+      </w:r>
+    </w:p>
+    <w:tbl>
+      <w:tblPr>
+        <w:tblW w:type="dxa" w:w="10080"/>
+        <w:tblBorders>
+          <w:top w:val="none"/>
+          <w:left w:val="none"/>
+          <w:bottom w:val="none"/>
+          <w:right w:val="none"/>
+          <w:insideH w:val="none"/>
+          <w:insideV w:val="none"/>
+        </w:tblBorders>
+      </w:tblPr>
+      <w:tblGrid>
+        <w:gridCol w:w="10080"/>
+      </w:tblGrid>
+      <w:tr>
+        <w:tc>
+          <w:tcPr>
+            <w:tcW w:type="dxa" w:w="10080"/>
+            <w:shd w:fill="10201D" w:val="clear"/>
+            <w:tcMar>
+              <w:top w:type="dxa" w:w="140"/>
+              <w:left w:type="dxa" w:w="180"/>
+              <w:bottom w:type="dxa" w:w="140"/>
+              <w:right w:type="dxa" w:w="180"/>
+            </w:tcMar>
+          </w:tcPr>
+          <w:p>
+            <w:pPr>
+              <w:spacing w:after="0" w:before="0"/>
+            </w:pPr>
+            <w:r>
+              <w:rPr>
+                <w:rFonts w:ascii="Consolas" w:cs="Consolas" w:eastAsia="Consolas" w:hAnsi="Consolas"/>
+                <w:color w:val="D9EDE8"/>
+                <w:sz w:val="17"/>
+                <w:szCs w:val="17"/>
+              </w:rPr>
+              <w:t xml:space="preserve">Cannot connect to the Docker daemon at unix:///var/run/docker.sock. Is the docker daemon running?</w:t>
+            </w:r>
+          </w:p>
+        </w:tc>
+      </w:tr>
+    </w:tbl>
+    <w:p>
+      <w:pPr>
+        <w:spacing w:after="80"/>
+      </w:pPr>
+    </w:p>
+    <w:p>
+      <w:pPr>
+        <w:spacing w:after="140"/>
+      </w:pPr>
+      <w:r>
+        <w:rPr>
+          <w:b/>
+          <w:bCs/>
+        </w:rPr>
+        <w:t xml:space="preserve">Pourquoi les solutions habituelles échouent.</w:t>
+      </w:r>
+      <w:r>
+        <w:t xml:space="preserve"> Ici WSL tourne sans systemd (</w:t>
+      </w:r>
+      <w:r>
+        <w:rPr>
+          <w:rFonts w:ascii="Consolas" w:cs="Consolas" w:eastAsia="Consolas" w:hAnsi="Consolas"/>
+          <w:color w:val="0E4A40"/>
+          <w:sz w:val="19"/>
+          <w:szCs w:val="19"/>
+        </w:rPr>
+        <w:t xml:space="preserve">ps -p 1 -o comm=</w:t>
+      </w:r>
+      <w:r>
+        <w:t xml:space="preserve"> affiche </w:t>
+      </w:r>
+      <w:r>
+        <w:rPr>
+          <w:rFonts w:ascii="Consolas" w:cs="Consolas" w:eastAsia="Consolas" w:hAnsi="Consolas"/>
+          <w:color w:val="0E4A40"/>
+          <w:sz w:val="19"/>
+          <w:szCs w:val="19"/>
+        </w:rPr>
+        <w:t xml:space="preserve">init(Ubuntu)</w:t>
+      </w:r>
+      <w:r>
+        <w:t xml:space="preserve">), donc </w:t>
+      </w:r>
+      <w:r>
+        <w:rPr>
+          <w:rFonts w:ascii="Consolas" w:cs="Consolas" w:eastAsia="Consolas" w:hAnsi="Consolas"/>
+          <w:color w:val="0E4A40"/>
+          <w:sz w:val="19"/>
+          <w:szCs w:val="19"/>
+        </w:rPr>
+        <w:t xml:space="preserve">sudo systemctl start docker</w:t>
+      </w:r>
+      <w:r>
+        <w:t xml:space="preserve"> répond </w:t>
+      </w:r>
+      <w:r>
+        <w:rPr>
+          <w:rFonts w:ascii="Consolas" w:cs="Consolas" w:eastAsia="Consolas" w:hAnsi="Consolas"/>
+          <w:color w:val="0E4A40"/>
+          <w:sz w:val="19"/>
+          <w:szCs w:val="19"/>
+        </w:rPr>
+        <w:t xml:space="preserve">System has not been booted with systemd as init system (PID 1). Can't operate.</w:t>
+      </w:r>
+      <w:r>
+        <w:t xml:space="preserve">, et il n'existe pas de script </w:t>
+      </w:r>
+      <w:r>
+        <w:rPr>
+          <w:rFonts w:ascii="Consolas" w:cs="Consolas" w:eastAsia="Consolas" w:hAnsi="Consolas"/>
+          <w:color w:val="0E4A40"/>
+          <w:sz w:val="19"/>
+          <w:szCs w:val="19"/>
+        </w:rPr>
+        <w:t xml:space="preserve">/etc/init.d/docker</w:t>
+      </w:r>
+      <w:r>
+        <w:t xml:space="preserve">, donc </w:t>
+      </w:r>
+      <w:r>
+        <w:rPr>
+          <w:rFonts w:ascii="Consolas" w:cs="Consolas" w:eastAsia="Consolas" w:hAnsi="Consolas"/>
+          <w:color w:val="0E4A40"/>
+          <w:sz w:val="19"/>
+          <w:szCs w:val="19"/>
+        </w:rPr>
+        <w:t xml:space="preserve">sudo service docker start</w:t>
+      </w:r>
+      <w:r>
+        <w:t xml:space="preserve"> ne fait rien non plus. Le démon doit être lancé à la main.</w:t>
+      </w:r>
+    </w:p>
+    <w:p>
+      <w:pPr>
+        <w:spacing w:before="160" w:after="60"/>
+      </w:pPr>
+      <w:r>
+        <w:rPr>
+          <w:b/>
+          <w:bCs/>
+          <w:caps/>
+          <w:color w:val="146356"/>
+          <w:sz w:val="17"/>
+          <w:szCs w:val="17"/>
+        </w:rPr>
+        <w:t xml:space="preserve">Procédure (terminal hôte)</w:t>
+      </w:r>
+    </w:p>
+    <w:tbl>
+      <w:tblPr>
+        <w:tblW w:type="dxa" w:w="10080"/>
+        <w:tblBorders>
+          <w:top w:val="none"/>
+          <w:left w:val="none"/>
+          <w:bottom w:val="none"/>
+          <w:right w:val="none"/>
+          <w:insideH w:val="none"/>
+          <w:insideV w:val="none"/>
+        </w:tblBorders>
+      </w:tblPr>
+      <w:tblGrid>
+        <w:gridCol w:w="10080"/>
+      </w:tblGrid>
+      <w:tr>
+        <w:tc>
+          <w:tcPr>
+            <w:tcW w:type="dxa" w:w="10080"/>
+            <w:shd w:fill="10201D" w:val="clear"/>
+            <w:tcMar>
+              <w:top w:type="dxa" w:w="140"/>
+              <w:left w:type="dxa" w:w="180"/>
+              <w:bottom w:type="dxa" w:w="140"/>
+              <w:right w:type="dxa" w:w="180"/>
+            </w:tcMar>
+          </w:tcPr>
+          <w:p>
+            <w:pPr>
+              <w:spacing w:after="0" w:before="0"/>
+            </w:pPr>
+            <w:r>
+              <w:rPr>
+                <w:rFonts w:ascii="Consolas" w:cs="Consolas" w:eastAsia="Consolas" w:hAnsi="Consolas"/>
+                <w:color w:val="D9EDE8"/>
+                <w:sz w:val="17"/>
+                <w:szCs w:val="17"/>
+              </w:rPr>
+              <w:t xml:space="preserve">groups                 # doit contenir 'docker' ; sinon : sudo usermod -aG docker $USER, puis rouvrir WSL</w:t>
+            </w:r>
+            <w:r>
+              <w:br/>
+            </w:r>
+            <w:r>
+              <w:rPr>
+                <w:rFonts w:ascii="Consolas" w:cs="Consolas" w:eastAsia="Consolas" w:hAnsi="Consolas"/>
+                <w:color w:val="D9EDE8"/>
+                <w:sz w:val="17"/>
+                <w:szCs w:val="17"/>
+              </w:rPr>
+              <w:t xml:space="preserve">sudo sh -c 'nohup dockerd &gt; /tmp/dockerd.log 2&gt;&amp;1 &amp;'</w:t>
+            </w:r>
+            <w:r>
+              <w:br/>
+            </w:r>
+            <w:r>
+              <w:rPr>
+                <w:rFonts w:ascii="Consolas" w:cs="Consolas" w:eastAsia="Consolas" w:hAnsi="Consolas"/>
+                <w:color w:val="7C978F"/>
+                <w:sz w:val="17"/>
+                <w:szCs w:val="17"/>
+              </w:rPr>
+              <w:t xml:space="preserve"># demande une fois votre mot de passe Linux ; le démon tourne ensuite en arrière-plan</w:t>
+            </w:r>
+          </w:p>
+        </w:tc>
+      </w:tr>
+    </w:tbl>
+    <w:p>
+      <w:pPr>
+        <w:spacing w:after="80"/>
+      </w:pPr>
+    </w:p>
+    <w:p>
+      <w:pPr>
+        <w:spacing w:before="160" w:after="60"/>
+      </w:pPr>
+      <w:r>
+        <w:rPr>
+          <w:b/>
+          <w:bCs/>
+          <w:caps/>
+          <w:color w:val="146356"/>
+          <w:sz w:val="17"/>
+          <w:szCs w:val="17"/>
+        </w:rPr>
+        <w:t xml:space="preserve">Vérification</w:t>
+      </w:r>
+    </w:p>
+    <w:tbl>
+      <w:tblPr>
+        <w:tblW w:type="dxa" w:w="10080"/>
+        <w:tblBorders>
+          <w:top w:val="none"/>
+          <w:left w:val="none"/>
+          <w:bottom w:val="none"/>
+          <w:right w:val="none"/>
+          <w:insideH w:val="none"/>
+          <w:insideV w:val="none"/>
+        </w:tblBorders>
+      </w:tblPr>
+      <w:tblGrid>
+        <w:gridCol w:w="10080"/>
+      </w:tblGrid>
+      <w:tr>
+        <w:tc>
+          <w:tcPr>
+            <w:tcW w:type="dxa" w:w="10080"/>
+            <w:shd w:fill="10201D" w:val="clear"/>
+            <w:tcMar>
+              <w:top w:type="dxa" w:w="140"/>
+              <w:left w:type="dxa" w:w="180"/>
+              <w:bottom w:type="dxa" w:w="140"/>
+              <w:right w:type="dxa" w:w="180"/>
+            </w:tcMar>
+          </w:tcPr>
+          <w:p>
+            <w:pPr>
+              <w:spacing w:after="0" w:before="0"/>
+            </w:pPr>
+            <w:r>
+              <w:rPr>
+                <w:rFonts w:ascii="Consolas" w:cs="Consolas" w:eastAsia="Consolas" w:hAnsi="Consolas"/>
+                <w:color w:val="D9EDE8"/>
+                <w:sz w:val="17"/>
+                <w:szCs w:val="17"/>
+              </w:rPr>
+              <w:t xml:space="preserve">docker ps -a --format '{{.Names}}\t{{.Status}}'</w:t>
+            </w:r>
+          </w:p>
+        </w:tc>
+      </w:tr>
+    </w:tbl>
+    <w:p>
+      <w:pPr>
+        <w:spacing w:after="80"/>
+      </w:pPr>
+    </w:p>
+    <w:p>
+      <w:pPr>
+        <w:spacing w:after="140"/>
+      </w:pPr>
+      <w:r>
+        <w:t xml:space="preserve">N'importe quelle liste, même vide, signifie que le démon répond. Si </w:t>
+      </w:r>
+      <w:r>
+        <w:rPr>
+          <w:rFonts w:ascii="Consolas" w:cs="Consolas" w:eastAsia="Consolas" w:hAnsi="Consolas"/>
+          <w:color w:val="0E4A40"/>
+          <w:sz w:val="19"/>
+          <w:szCs w:val="19"/>
+        </w:rPr>
+        <w:t xml:space="preserve">docker</w:t>
+      </w:r>
+      <w:r>
+        <w:t xml:space="preserve"> ne peut toujours pas se connecter, lisez </w:t>
+      </w:r>
+      <w:r>
+        <w:rPr>
+          <w:rFonts w:ascii="Consolas" w:cs="Consolas" w:eastAsia="Consolas" w:hAnsi="Consolas"/>
+          <w:color w:val="0E4A40"/>
+          <w:sz w:val="19"/>
+          <w:szCs w:val="19"/>
+        </w:rPr>
+        <w:t xml:space="preserve">/tmp/dockerd.log</w:t>
+      </w:r>
+      <w:r>
+        <w:t xml:space="preserve">.</w:t>
+      </w:r>
+    </w:p>
+    <w:p>
+      <w:pPr>
+        <w:pBdr>
+          <w:left w:val="single" w:color="8A5A12" w:sz="24"/>
+        </w:pBdr>
+        <w:shd w:fill="F7F8F7" w:val="clear"/>
+        <w:spacing w:after="200" w:before="120"/>
+        <w:ind w:left="200"/>
+      </w:pPr>
+      <w:r>
+        <w:rPr>
+          <w:b/>
+          <w:bCs/>
+        </w:rPr>
+        <w:t xml:space="preserve">À refaire après chaque redémarrage de Windows ou </w:t>
+      </w:r>
+      <w:r>
+        <w:rPr>
+          <w:rFonts w:ascii="Consolas" w:cs="Consolas" w:eastAsia="Consolas" w:hAnsi="Consolas"/>
+          <w:b/>
+          <w:bCs/>
+          <w:color w:val="0E4A40"/>
+          <w:sz w:val="19"/>
+          <w:szCs w:val="19"/>
+        </w:rPr>
+        <w:t xml:space="preserve">wsl --shutdown</w:t>
+      </w:r>
+      <w:r>
+        <w:rPr>
+          <w:b/>
+          <w:bCs/>
+        </w:rPr>
+        <w:t xml:space="preserve">.</w:t>
+      </w:r>
+      <w:r>
+        <w:t xml:space="preserve"> Le démon meurt avec la VM WSL. Constaté le 03/10/2026 : le démon lancé la veille avait disparu le lendemain matin.</w:t>
+      </w:r>
+    </w:p>
+    <w:p>
+      <w:pPr>
+        <w:pStyle w:val="Heading2"/>
+        <w:spacing w:after="40" w:before="320"/>
+      </w:pPr>
+      <w:r>
+        <w:rPr>
+          <w:b/>
+          <w:bCs/>
+          <w:color w:val="0E4A40"/>
+        </w:rPr>
+        <w:t xml:space="preserve">18  </w:t>
+      </w:r>
+      <w:r>
+        <w:t xml:space="preserve">Construire l'image, si le conteneur n'existe pas</w:t>
+      </w:r>
+    </w:p>
+    <w:p>
+      <w:pPr>
+        <w:spacing w:after="160"/>
+      </w:pPr>
+      <w:r>
+        <w:rPr>
+          <w:i/>
+          <w:iCs/>
+          <w:color w:val="4B5B57"/>
+        </w:rPr>
+        <w:t xml:space="preserve">Le 03/10/2026, la liste du Sec.17 ne montrait que cinq conteneurs sans rapport datant de 2022 : pas de </w:t>
+      </w:r>
+      <w:r>
+        <w:rPr>
+          <w:rFonts w:ascii="Consolas" w:cs="Consolas" w:eastAsia="Consolas" w:hAnsi="Consolas"/>
+          <w:color w:val="0E4A40"/>
+          <w:sz w:val="19"/>
+          <w:szCs w:val="19"/>
+        </w:rPr>
+        <w:t xml:space="preserve">gazebo_to_lerobot</w:t>
+      </w:r>
+      <w:r>
+        <w:rPr>
+          <w:i/>
+          <w:iCs/>
+          <w:color w:val="4B5B57"/>
+        </w:rPr>
+        <w:t xml:space="preserve">, et </w:t>
+      </w:r>
+      <w:r>
+        <w:rPr>
+          <w:rFonts w:ascii="Consolas" w:cs="Consolas" w:eastAsia="Consolas" w:hAnsi="Consolas"/>
+          <w:color w:val="0E4A40"/>
+          <w:sz w:val="19"/>
+          <w:szCs w:val="19"/>
+        </w:rPr>
+        <w:t xml:space="preserve">docker images</w:t>
+      </w:r>
+      <w:r>
+        <w:rPr>
+          <w:i/>
+          <w:iCs/>
+          <w:color w:val="4B5B57"/>
+        </w:rPr>
+        <w:t xml:space="preserve"> ne montrait pas non plus d'image </w:t>
+      </w:r>
+      <w:r>
+        <w:rPr>
+          <w:rFonts w:ascii="Consolas" w:cs="Consolas" w:eastAsia="Consolas" w:hAnsi="Consolas"/>
+          <w:color w:val="0E4A40"/>
+          <w:sz w:val="19"/>
+          <w:szCs w:val="19"/>
+        </w:rPr>
+        <w:t xml:space="preserve">gazebo_to_lerobot</w:t>
+      </w:r>
+      <w:r>
+        <w:rPr>
+          <w:i/>
+          <w:iCs/>
+          <w:color w:val="4B5B57"/>
+        </w:rPr>
+        <w:t xml:space="preserve">.</w:t>
+      </w:r>
+    </w:p>
+    <w:p>
+      <w:pPr>
+        <w:spacing w:after="140"/>
+      </w:pPr>
+      <w:r>
+        <w:t xml:space="preserve">Si </w:t>
+      </w:r>
+      <w:r>
+        <w:rPr>
+          <w:rFonts w:ascii="Consolas" w:cs="Consolas" w:eastAsia="Consolas" w:hAnsi="Consolas"/>
+          <w:color w:val="0E4A40"/>
+          <w:sz w:val="19"/>
+          <w:szCs w:val="19"/>
+        </w:rPr>
+        <w:t xml:space="preserve">gazebo_to_lerobot</w:t>
+      </w:r>
+      <w:r>
+        <w:t xml:space="preserve"> </w:t>
+      </w:r>
+      <w:r>
+        <w:rPr>
+          <w:b/>
+          <w:bCs/>
+        </w:rPr>
+        <w:t xml:space="preserve">apparaît</w:t>
+      </w:r>
+      <w:r>
+        <w:t xml:space="preserve"> dans la liste du Sec.17, passez directement au Sec.22 : l'image, le conteneur et son espace de travail existent déjà. Sinon, construisez l'image à partir du projet voisin </w:t>
+      </w:r>
+      <w:r>
+        <w:rPr>
+          <w:rFonts w:ascii="Consolas" w:cs="Consolas" w:eastAsia="Consolas" w:hAnsi="Consolas"/>
+          <w:color w:val="0E4A40"/>
+          <w:sz w:val="19"/>
+          <w:szCs w:val="19"/>
+        </w:rPr>
+        <w:t xml:space="preserve">Gazebo_to_LeRobot_Pipeline</w:t>
+      </w:r>
+      <w:r>
+        <w:t xml:space="preserve">, comme le décrit son propre guide (étape 01).</w:t>
+      </w:r>
+    </w:p>
+    <w:p>
+      <w:pPr>
+        <w:spacing w:before="160" w:after="60"/>
+      </w:pPr>
+      <w:r>
+        <w:rPr>
+          <w:b/>
+          <w:bCs/>
+          <w:caps/>
+          <w:color w:val="146356"/>
+          <w:sz w:val="17"/>
+          <w:szCs w:val="17"/>
+        </w:rPr>
+        <w:t xml:space="preserve">Procédure (terminal hôte)</w:t>
+      </w:r>
+    </w:p>
+    <w:tbl>
+      <w:tblPr>
+        <w:tblW w:type="dxa" w:w="10080"/>
+        <w:tblBorders>
+          <w:top w:val="none"/>
+          <w:left w:val="none"/>
+          <w:bottom w:val="none"/>
+          <w:right w:val="none"/>
+          <w:insideH w:val="none"/>
+          <w:insideV w:val="none"/>
+        </w:tblBorders>
+      </w:tblPr>
+      <w:tblGrid>
+        <w:gridCol w:w="10080"/>
+      </w:tblGrid>
+      <w:tr>
+        <w:tc>
+          <w:tcPr>
+            <w:tcW w:type="dxa" w:w="10080"/>
+            <w:shd w:fill="10201D" w:val="clear"/>
+            <w:tcMar>
+              <w:top w:type="dxa" w:w="140"/>
+              <w:left w:type="dxa" w:w="180"/>
+              <w:bottom w:type="dxa" w:w="140"/>
+              <w:right w:type="dxa" w:w="180"/>
+            </w:tcMar>
+          </w:tcPr>
+          <w:p>
+            <w:pPr>
+              <w:spacing w:after="0" w:before="0"/>
+            </w:pPr>
+            <w:r>
+              <w:rPr>
+                <w:rFonts w:ascii="Consolas" w:cs="Consolas" w:eastAsia="Consolas" w:hAnsi="Consolas"/>
+                <w:color w:val="D9EDE8"/>
+                <w:sz w:val="17"/>
+                <w:szCs w:val="17"/>
+              </w:rPr>
+              <w:t xml:space="preserve">cd ~/tomislav/robotics/mycobot_320pi_R6A_tomislav_02_10_2026/Gazebo_to_LeRobot_Pipeline</w:t>
+            </w:r>
+            <w:r>
+              <w:br/>
+            </w:r>
+            <w:r>
+              <w:rPr>
+                <w:rFonts w:ascii="Consolas" w:cs="Consolas" w:eastAsia="Consolas" w:hAnsi="Consolas"/>
+                <w:color w:val="D9EDE8"/>
+                <w:sz w:val="17"/>
+                <w:szCs w:val="17"/>
+              </w:rPr>
+              <w:t xml:space="preserve">docker build -t gazebo_to_lerobot:jazzy-harmonic -f docker/Dockerfile docker</w:t>
+            </w:r>
+          </w:p>
+        </w:tc>
+      </w:tr>
+    </w:tbl>
+    <w:p>
+      <w:pPr>
+        <w:spacing w:after="80"/>
+      </w:pPr>
+    </w:p>
+    <w:p>
+      <w:pPr>
+        <w:spacing w:after="140"/>
+      </w:pPr>
+      <w:r>
+        <w:t xml:space="preserve">Cela télécharge l'image de base </w:t>
+      </w:r>
+      <w:r>
+        <w:rPr>
+          <w:rFonts w:ascii="Consolas" w:cs="Consolas" w:eastAsia="Consolas" w:hAnsi="Consolas"/>
+          <w:color w:val="0E4A40"/>
+          <w:sz w:val="19"/>
+          <w:szCs w:val="19"/>
+        </w:rPr>
+        <w:t xml:space="preserve">ros:jazzy-ros-base</w:t>
+      </w:r>
+      <w:r>
+        <w:t xml:space="preserve"> et y installe ROS desktop, Gazebo Harmonic, ros2_control et MoveIt2. Le résultat fait </w:t>
+      </w:r>
+      <w:r>
+        <w:rPr>
+          <w:b/>
+          <w:bCs/>
+        </w:rPr>
+        <w:t xml:space="preserve">4,77 Go</w:t>
+      </w:r>
+      <w:r>
+        <w:t xml:space="preserve"> ; comptez plusieurs dizaines de minutes selon votre connexion.</w:t>
+      </w:r>
+    </w:p>
+    <w:p>
+      <w:pPr>
+        <w:spacing w:before="160" w:after="60"/>
+      </w:pPr>
+      <w:r>
+        <w:rPr>
+          <w:b/>
+          <w:bCs/>
+          <w:caps/>
+          <w:color w:val="146356"/>
+          <w:sz w:val="17"/>
+          <w:szCs w:val="17"/>
+        </w:rPr>
+        <w:t xml:space="preserve">Vérification</w:t>
+      </w:r>
+    </w:p>
+    <w:tbl>
+      <w:tblPr>
+        <w:tblW w:type="dxa" w:w="10080"/>
+        <w:tblBorders>
+          <w:top w:val="none"/>
+          <w:left w:val="none"/>
+          <w:bottom w:val="none"/>
+          <w:right w:val="none"/>
+          <w:insideH w:val="none"/>
+          <w:insideV w:val="none"/>
+        </w:tblBorders>
+      </w:tblPr>
+      <w:tblGrid>
+        <w:gridCol w:w="10080"/>
+      </w:tblGrid>
+      <w:tr>
+        <w:tc>
+          <w:tcPr>
+            <w:tcW w:type="dxa" w:w="10080"/>
+            <w:shd w:fill="10201D" w:val="clear"/>
+            <w:tcMar>
+              <w:top w:type="dxa" w:w="140"/>
+              <w:left w:type="dxa" w:w="180"/>
+              <w:bottom w:type="dxa" w:w="140"/>
+              <w:right w:type="dxa" w:w="180"/>
+            </w:tcMar>
+          </w:tcPr>
+          <w:p>
+            <w:pPr>
+              <w:spacing w:after="0" w:before="0"/>
+            </w:pPr>
+            <w:r>
+              <w:rPr>
+                <w:rFonts w:ascii="Consolas" w:cs="Consolas" w:eastAsia="Consolas" w:hAnsi="Consolas"/>
+                <w:color w:val="D9EDE8"/>
+                <w:sz w:val="17"/>
+                <w:szCs w:val="17"/>
+              </w:rPr>
+              <w:t xml:space="preserve">docker images gazebo_to_lerobot</w:t>
+            </w:r>
+            <w:r>
+              <w:br/>
+            </w:r>
+            <w:r>
+              <w:rPr>
+                <w:rFonts w:ascii="Consolas" w:cs="Consolas" w:eastAsia="Consolas" w:hAnsi="Consolas"/>
+                <w:color w:val="7C978F"/>
+                <w:sz w:val="17"/>
+                <w:szCs w:val="17"/>
+              </w:rPr>
+              <w:t xml:space="preserve"># gazebo_to_lerobot   jazzy-harmonic   ...   4.77GB</w:t>
+            </w:r>
+          </w:p>
+        </w:tc>
+      </w:tr>
+    </w:tbl>
+    <w:p>
+      <w:pPr>
+        <w:spacing w:after="80"/>
+      </w:pPr>
+    </w:p>
+    <w:p>
+      <w:pPr>
+        <w:spacing w:after="140"/>
+      </w:pPr>
+      <w:r>
+        <w:t xml:space="preserve">Le journal de construction se termine par </w:t>
+      </w:r>
+      <w:r>
+        <w:rPr>
+          <w:rFonts w:ascii="Consolas" w:cs="Consolas" w:eastAsia="Consolas" w:hAnsi="Consolas"/>
+          <w:color w:val="0E4A40"/>
+          <w:sz w:val="19"/>
+          <w:szCs w:val="19"/>
+        </w:rPr>
+        <w:t xml:space="preserve">Successfully tagged gazebo_to_lerobot:jazzy-harmonic</w:t>
+      </w:r>
+      <w:r>
+        <w:t xml:space="preserve">.</w:t>
+      </w:r>
+    </w:p>
+    <w:p>
+      <w:pPr>
+        <w:pStyle w:val="Heading2"/>
+        <w:spacing w:after="40" w:before="320"/>
+      </w:pPr>
+      <w:r>
+        <w:rPr>
+          <w:b/>
+          <w:bCs/>
+          <w:color w:val="0E4A40"/>
+        </w:rPr>
+        <w:t xml:space="preserve">19  </w:t>
+      </w:r>
+      <w:r>
+        <w:t xml:space="preserve">Démarrer le conteneur persistant</w:t>
+      </w:r>
+    </w:p>
+    <w:p>
+      <w:pPr>
+        <w:spacing w:after="160"/>
+      </w:pPr>
+      <w:r>
+        <w:rPr>
+          <w:i/>
+          <w:iCs/>
+          <w:color w:val="4B5B57"/>
+        </w:rPr>
+        <w:t xml:space="preserve">Un seul conteneur de longue durée, avec les sockets d'affichage WSLg et le périphérique GPU </w:t>
+      </w:r>
+      <w:r>
+        <w:rPr>
+          <w:rFonts w:ascii="Consolas" w:cs="Consolas" w:eastAsia="Consolas" w:hAnsi="Consolas"/>
+          <w:color w:val="0E4A40"/>
+          <w:sz w:val="19"/>
+          <w:szCs w:val="19"/>
+        </w:rPr>
+        <w:t xml:space="preserve">/dev/dxg</w:t>
+      </w:r>
+      <w:r>
+        <w:rPr>
+          <w:i/>
+          <w:iCs/>
+          <w:color w:val="4B5B57"/>
+        </w:rPr>
+        <w:t xml:space="preserve"> transmis.</w:t>
+      </w:r>
+    </w:p>
+    <w:p>
+      <w:pPr>
+        <w:spacing w:before="160" w:after="60"/>
+      </w:pPr>
+      <w:r>
+        <w:rPr>
+          <w:b/>
+          <w:bCs/>
+          <w:caps/>
+          <w:color w:val="146356"/>
+          <w:sz w:val="17"/>
+          <w:szCs w:val="17"/>
+        </w:rPr>
+        <w:t xml:space="preserve">Procédure (terminal hôte, toujours dans Gazebo_to_LeRobot_Pipeline)</w:t>
+      </w:r>
+    </w:p>
+    <w:tbl>
+      <w:tblPr>
+        <w:tblW w:type="dxa" w:w="10080"/>
+        <w:tblBorders>
+          <w:top w:val="none"/>
+          <w:left w:val="none"/>
+          <w:bottom w:val="none"/>
+          <w:right w:val="none"/>
+          <w:insideH w:val="none"/>
+          <w:insideV w:val="none"/>
+        </w:tblBorders>
+      </w:tblPr>
+      <w:tblGrid>
+        <w:gridCol w:w="10080"/>
+      </w:tblGrid>
+      <w:tr>
+        <w:tc>
+          <w:tcPr>
+            <w:tcW w:type="dxa" w:w="10080"/>
+            <w:shd w:fill="10201D" w:val="clear"/>
+            <w:tcMar>
+              <w:top w:type="dxa" w:w="140"/>
+              <w:left w:type="dxa" w:w="180"/>
+              <w:bottom w:type="dxa" w:w="140"/>
+              <w:right w:type="dxa" w:w="180"/>
+            </w:tcMar>
+          </w:tcPr>
+          <w:p>
+            <w:pPr>
+              <w:spacing w:after="0" w:before="0"/>
+            </w:pPr>
+            <w:r>
+              <w:rPr>
+                <w:rFonts w:ascii="Consolas" w:cs="Consolas" w:eastAsia="Consolas" w:hAnsi="Consolas"/>
+                <w:color w:val="D9EDE8"/>
+                <w:sz w:val="17"/>
+                <w:szCs w:val="17"/>
+              </w:rPr>
+              <w:t xml:space="preserve">bash docker/run.sh</w:t>
+            </w:r>
+          </w:p>
+        </w:tc>
+      </w:tr>
+    </w:tbl>
+    <w:p>
+      <w:pPr>
+        <w:spacing w:after="80"/>
+      </w:pPr>
+    </w:p>
+    <w:p>
+      <w:pPr>
+        <w:spacing w:after="140"/>
+      </w:pPr>
+      <w:r>
+        <w:rPr>
+          <w:rFonts w:ascii="Consolas" w:cs="Consolas" w:eastAsia="Consolas" w:hAnsi="Consolas"/>
+          <w:color w:val="0E4A40"/>
+          <w:sz w:val="19"/>
+          <w:szCs w:val="19"/>
+        </w:rPr>
+        <w:t xml:space="preserve">run.sh</w:t>
+      </w:r>
+      <w:r>
+        <w:t xml:space="preserve"> relance </w:t>
+      </w:r>
+      <w:r>
+        <w:rPr>
+          <w:rFonts w:ascii="Consolas" w:cs="Consolas" w:eastAsia="Consolas" w:hAnsi="Consolas"/>
+          <w:color w:val="0E4A40"/>
+          <w:sz w:val="19"/>
+          <w:szCs w:val="19"/>
+        </w:rPr>
+        <w:t xml:space="preserve">docker build</w:t>
+      </w:r>
+      <w:r>
+        <w:t xml:space="preserve"> (instantané cette fois, toutes les couches sont en cache), puis </w:t>
+      </w:r>
+      <w:r>
+        <w:rPr>
+          <w:rFonts w:ascii="Consolas" w:cs="Consolas" w:eastAsia="Consolas" w:hAnsi="Consolas"/>
+          <w:color w:val="0E4A40"/>
+          <w:sz w:val="19"/>
+          <w:szCs w:val="19"/>
+        </w:rPr>
+        <w:t xml:space="preserve">docker run -d --name gazebo_to_lerobot …</w:t>
+      </w:r>
+      <w:r>
+        <w:t xml:space="preserve">, en montant </w:t>
+      </w:r>
+      <w:r>
+        <w:rPr>
+          <w:rFonts w:ascii="Consolas" w:cs="Consolas" w:eastAsia="Consolas" w:hAnsi="Consolas"/>
+          <w:color w:val="0E4A40"/>
+          <w:sz w:val="19"/>
+          <w:szCs w:val="19"/>
+        </w:rPr>
+        <w:t xml:space="preserve">/tmp/.X11-unix</w:t>
+      </w:r>
+      <w:r>
+        <w:t xml:space="preserve">, </w:t>
+      </w:r>
+      <w:r>
+        <w:rPr>
+          <w:rFonts w:ascii="Consolas" w:cs="Consolas" w:eastAsia="Consolas" w:hAnsi="Consolas"/>
+          <w:color w:val="0E4A40"/>
+          <w:sz w:val="19"/>
+          <w:szCs w:val="19"/>
+        </w:rPr>
+        <w:t xml:space="preserve">/mnt/wslg</w:t>
+      </w:r>
+      <w:r>
+        <w:t xml:space="preserve"> et </w:t>
+      </w:r>
+      <w:r>
+        <w:rPr>
+          <w:rFonts w:ascii="Consolas" w:cs="Consolas" w:eastAsia="Consolas" w:hAnsi="Consolas"/>
+          <w:color w:val="0E4A40"/>
+          <w:sz w:val="19"/>
+          <w:szCs w:val="19"/>
+        </w:rPr>
+        <w:t xml:space="preserve">/usr/lib/wsl</w:t>
+      </w:r>
+      <w:r>
+        <w:t xml:space="preserve">, et en liant </w:t>
+      </w:r>
+      <w:r>
+        <w:rPr>
+          <w:rFonts w:ascii="Consolas" w:cs="Consolas" w:eastAsia="Consolas" w:hAnsi="Consolas"/>
+          <w:color w:val="0E4A40"/>
+          <w:sz w:val="19"/>
+          <w:szCs w:val="19"/>
+        </w:rPr>
+        <w:t xml:space="preserve">Gazebo_to_LeRobot_Pipeline/src</w:t>
+      </w:r>
+      <w:r>
+        <w:t xml:space="preserve"> à </w:t>
+      </w:r>
+      <w:r>
+        <w:rPr>
+          <w:rFonts w:ascii="Consolas" w:cs="Consolas" w:eastAsia="Consolas" w:hAnsi="Consolas"/>
+          <w:color w:val="0E4A40"/>
+          <w:sz w:val="19"/>
+          <w:szCs w:val="19"/>
+        </w:rPr>
+        <w:t xml:space="preserve">/workspace/src</w:t>
+      </w:r>
+      <w:r>
+        <w:t xml:space="preserve">. Il refuse de s'exécuter si un conteneur de ce nom existe déjà (supprimez-le d'abord avec </w:t>
+      </w:r>
+      <w:r>
+        <w:rPr>
+          <w:rFonts w:ascii="Consolas" w:cs="Consolas" w:eastAsia="Consolas" w:hAnsi="Consolas"/>
+          <w:color w:val="0E4A40"/>
+          <w:sz w:val="19"/>
+          <w:szCs w:val="19"/>
+        </w:rPr>
+        <w:t xml:space="preserve">docker rm -f gazebo_to_lerobot</w:t>
+      </w:r>
+      <w:r>
+        <w:t xml:space="preserve"> seulement si vous voulez vraiment repartir de zéro : cela efface aussi l'installation du Sec.22).</w:t>
+      </w:r>
+    </w:p>
+    <w:p>
+      <w:pPr>
+        <w:spacing w:before="160" w:after="60"/>
+      </w:pPr>
+      <w:r>
+        <w:rPr>
+          <w:b/>
+          <w:bCs/>
+          <w:caps/>
+          <w:color w:val="146356"/>
+          <w:sz w:val="17"/>
+          <w:szCs w:val="17"/>
+        </w:rPr>
+        <w:t xml:space="preserve">Vérification</w:t>
+      </w:r>
+    </w:p>
+    <w:tbl>
+      <w:tblPr>
+        <w:tblW w:type="dxa" w:w="10080"/>
+        <w:tblBorders>
+          <w:top w:val="none"/>
+          <w:left w:val="none"/>
+          <w:bottom w:val="none"/>
+          <w:right w:val="none"/>
+          <w:insideH w:val="none"/>
+          <w:insideV w:val="none"/>
+        </w:tblBorders>
+      </w:tblPr>
+      <w:tblGrid>
+        <w:gridCol w:w="10080"/>
+      </w:tblGrid>
+      <w:tr>
+        <w:tc>
+          <w:tcPr>
+            <w:tcW w:type="dxa" w:w="10080"/>
+            <w:shd w:fill="10201D" w:val="clear"/>
+            <w:tcMar>
+              <w:top w:type="dxa" w:w="140"/>
+              <w:left w:type="dxa" w:w="180"/>
+              <w:bottom w:type="dxa" w:w="140"/>
+              <w:right w:type="dxa" w:w="180"/>
+            </w:tcMar>
+          </w:tcPr>
+          <w:p>
+            <w:pPr>
+              <w:spacing w:after="0" w:before="0"/>
+            </w:pPr>
+            <w:r>
+              <w:rPr>
+                <w:rFonts w:ascii="Consolas" w:cs="Consolas" w:eastAsia="Consolas" w:hAnsi="Consolas"/>
+                <w:color w:val="D9EDE8"/>
+                <w:sz w:val="17"/>
+                <w:szCs w:val="17"/>
+              </w:rPr>
+              <w:t xml:space="preserve">docker ps --format '{{.Names}}\t{{.Status}}'</w:t>
+            </w:r>
+            <w:r>
+              <w:br/>
+            </w:r>
+            <w:r>
+              <w:rPr>
+                <w:rFonts w:ascii="Consolas" w:cs="Consolas" w:eastAsia="Consolas" w:hAnsi="Consolas"/>
+                <w:color w:val="7C978F"/>
+                <w:sz w:val="17"/>
+                <w:szCs w:val="17"/>
+              </w:rPr>
+              <w:t xml:space="preserve"># gazebo_to_lerobot   Up ...</w:t>
+            </w:r>
+          </w:p>
+        </w:tc>
+      </w:tr>
+    </w:tbl>
+    <w:p>
+      <w:pPr>
+        <w:spacing w:after="80"/>
+      </w:pPr>
+    </w:p>
+    <w:p>
+      <w:pPr>
+        <w:pBdr>
+          <w:left w:val="single" w:color="8A5A12" w:sz="24"/>
+        </w:pBdr>
+        <w:shd w:fill="F7F8F7" w:val="clear"/>
+        <w:spacing w:after="200" w:before="120"/>
+        <w:ind w:left="200"/>
+      </w:pPr>
+      <w:r>
+        <w:rPr>
+          <w:rFonts w:ascii="Consolas" w:cs="Consolas" w:eastAsia="Consolas" w:hAnsi="Consolas"/>
+          <w:b/>
+          <w:bCs/>
+          <w:color w:val="0E4A40"/>
+          <w:sz w:val="19"/>
+          <w:szCs w:val="19"/>
+        </w:rPr>
+        <w:t xml:space="preserve">run.sh</w:t>
+      </w:r>
+      <w:r>
+        <w:rPr>
+          <w:b/>
+          <w:bCs/>
+        </w:rPr>
+        <w:t xml:space="preserve"> recopie le </w:t>
+      </w:r>
+      <w:r>
+        <w:rPr>
+          <w:rFonts w:ascii="Consolas" w:cs="Consolas" w:eastAsia="Consolas" w:hAnsi="Consolas"/>
+          <w:b/>
+          <w:bCs/>
+          <w:color w:val="0E4A40"/>
+          <w:sz w:val="19"/>
+          <w:szCs w:val="19"/>
+        </w:rPr>
+        <w:t xml:space="preserve">DISPLAY</w:t>
+      </w:r>
+      <w:r>
+        <w:rPr>
+          <w:b/>
+          <w:bCs/>
+        </w:rPr>
+        <w:t xml:space="preserve"> de l'hôte dans le conteneur</w:t>
+      </w:r>
+      <w:r>
+        <w:t xml:space="preserve"> (</w:t>
+      </w:r>
+      <w:r>
+        <w:rPr>
+          <w:rFonts w:ascii="Consolas" w:cs="Consolas" w:eastAsia="Consolas" w:hAnsi="Consolas"/>
+          <w:color w:val="0E4A40"/>
+          <w:sz w:val="19"/>
+          <w:szCs w:val="19"/>
+        </w:rPr>
+        <w:t xml:space="preserve">-e DISPLAY="${DISPLAY:-:0}"</w:t>
+      </w:r>
+      <w:r>
+        <w:t xml:space="preserve">). Sur ce portable, le </w:t>
+      </w:r>
+      <w:r>
+        <w:rPr>
+          <w:rFonts w:ascii="Consolas" w:cs="Consolas" w:eastAsia="Consolas" w:hAnsi="Consolas"/>
+          <w:color w:val="0E4A40"/>
+          <w:sz w:val="19"/>
+          <w:szCs w:val="19"/>
+        </w:rPr>
+        <w:t xml:space="preserve">DISPLAY</w:t>
+      </w:r>
+      <w:r>
+        <w:t xml:space="preserve"> de l'hôte vaut </w:t>
+      </w:r>
+      <w:r>
+        <w:rPr>
+          <w:rFonts w:ascii="Consolas" w:cs="Consolas" w:eastAsia="Consolas" w:hAnsi="Consolas"/>
+          <w:color w:val="0E4A40"/>
+          <w:sz w:val="19"/>
+          <w:szCs w:val="19"/>
+        </w:rPr>
+        <w:t xml:space="preserve">172.24.112.1:0</w:t>
+      </w:r>
+      <w:r>
+        <w:t xml:space="preserve">, ce qui bloque la simulation (Sec.24). C'est pourquoi chaque </w:t>
+      </w:r>
+      <w:r>
+        <w:rPr>
+          <w:rFonts w:ascii="Consolas" w:cs="Consolas" w:eastAsia="Consolas" w:hAnsi="Consolas"/>
+          <w:color w:val="0E4A40"/>
+          <w:sz w:val="19"/>
+          <w:szCs w:val="19"/>
+        </w:rPr>
+        <w:t xml:space="preserve">docker exec</w:t>
+      </w:r>
+      <w:r>
+        <w:t xml:space="preserve"> suivant de cet addendum passe explicitement </w:t>
+      </w:r>
+      <w:r>
+        <w:rPr>
+          <w:rFonts w:ascii="Consolas" w:cs="Consolas" w:eastAsia="Consolas" w:hAnsi="Consolas"/>
+          <w:color w:val="0E4A40"/>
+          <w:sz w:val="19"/>
+          <w:szCs w:val="19"/>
+        </w:rPr>
+        <w:t xml:space="preserve">-e DISPLAY=:0</w:t>
+      </w:r>
+      <w:r>
+        <w:t xml:space="preserve">. </w:t>
+      </w:r>
+      <w:r>
+        <w:rPr>
+          <w:rFonts w:ascii="Consolas" w:cs="Consolas" w:eastAsia="Consolas" w:hAnsi="Consolas"/>
+          <w:color w:val="0E4A40"/>
+          <w:sz w:val="19"/>
+          <w:szCs w:val="19"/>
+        </w:rPr>
+        <w:t xml:space="preserve">run.sh</w:t>
+      </w:r>
+      <w:r>
+        <w:t xml:space="preserve"> lui-même n'a pas été modifié.</w:t>
+      </w:r>
+    </w:p>
+    <w:p>
+      <w:pPr>
+        <w:pStyle w:val="Heading2"/>
+        <w:spacing w:after="40" w:before="320"/>
+      </w:pPr>
+      <w:r>
+        <w:rPr>
+          <w:b/>
+          <w:bCs/>
+          <w:color w:val="0E4A40"/>
+        </w:rPr>
+        <w:t xml:space="preserve">20  </w:t>
+      </w:r>
+      <w:r>
+        <w:t xml:space="preserve">Copier la description du robot dans l'espace de travail</w:t>
+      </w:r>
+    </w:p>
+    <w:p>
+      <w:pPr>
+        <w:spacing w:after="160"/>
+      </w:pPr>
+      <w:r>
+        <w:rPr>
+          <w:rFonts w:ascii="Consolas" w:cs="Consolas" w:eastAsia="Consolas" w:hAnsi="Consolas"/>
+          <w:color w:val="0E4A40"/>
+          <w:sz w:val="19"/>
+          <w:szCs w:val="19"/>
+        </w:rPr>
+        <w:t xml:space="preserve">Gazebo_to_LeRobot_Pipeline</w:t>
+      </w:r>
+      <w:r>
+        <w:rPr>
+          <w:i/>
+          <w:iCs/>
+          <w:color w:val="4B5B57"/>
+        </w:rPr>
+        <w:t xml:space="preserve"> ne conserve que trois fichiers modifiés à la main sous </w:t>
+      </w:r>
+      <w:r>
+        <w:rPr>
+          <w:rFonts w:ascii="Consolas" w:cs="Consolas" w:eastAsia="Consolas" w:hAnsi="Consolas"/>
+          <w:color w:val="0E4A40"/>
+          <w:sz w:val="19"/>
+          <w:szCs w:val="19"/>
+        </w:rPr>
+        <w:t xml:space="preserve">overrides/</w:t>
+      </w:r>
+      <w:r>
+        <w:rPr>
+          <w:i/>
+          <w:iCs/>
+          <w:color w:val="4B5B57"/>
+        </w:rPr>
+        <w:t xml:space="preserve">, pas l'arborescence de maillages de 135 Mo. Les deux paquets du robot doivent être copiés depuis le dépôt principal, puis les overrides appliqués par-dessus (guide du pipeline, étape 03).</w:t>
+      </w:r>
+    </w:p>
+    <w:p>
+      <w:pPr>
+        <w:spacing w:before="160" w:after="60"/>
+      </w:pPr>
+      <w:r>
+        <w:rPr>
+          <w:b/>
+          <w:bCs/>
+          <w:caps/>
+          <w:color w:val="146356"/>
+          <w:sz w:val="17"/>
+          <w:szCs w:val="17"/>
+        </w:rPr>
+        <w:t xml:space="preserve">Procédure (terminal hôte, dans Gazebo_to_LeRobot_Pipeline)</w:t>
+      </w:r>
+    </w:p>
+    <w:tbl>
+      <w:tblPr>
+        <w:tblW w:type="dxa" w:w="10080"/>
+        <w:tblBorders>
+          <w:top w:val="none"/>
+          <w:left w:val="none"/>
+          <w:bottom w:val="none"/>
+          <w:right w:val="none"/>
+          <w:insideH w:val="none"/>
+          <w:insideV w:val="none"/>
+        </w:tblBorders>
+      </w:tblPr>
+      <w:tblGrid>
+        <w:gridCol w:w="10080"/>
+      </w:tblGrid>
+      <w:tr>
+        <w:tc>
+          <w:tcPr>
+            <w:tcW w:type="dxa" w:w="10080"/>
+            <w:shd w:fill="10201D" w:val="clear"/>
+            <w:tcMar>
+              <w:top w:type="dxa" w:w="140"/>
+              <w:left w:type="dxa" w:w="180"/>
+              <w:bottom w:type="dxa" w:w="140"/>
+              <w:right w:type="dxa" w:w="180"/>
+            </w:tcMar>
+          </w:tcPr>
+          <w:p>
+            <w:pPr>
+              <w:spacing w:after="0" w:before="0"/>
+            </w:pPr>
+            <w:r>
+              <w:rPr>
+                <w:rFonts w:ascii="Consolas" w:cs="Consolas" w:eastAsia="Consolas" w:hAnsi="Consolas"/>
+                <w:color w:val="D9EDE8"/>
+                <w:sz w:val="17"/>
+                <w:szCs w:val="17"/>
+              </w:rPr>
+              <w:t xml:space="preserve">mkdir -p src/mycobot_R6A</w:t>
+            </w:r>
+            <w:r>
+              <w:br/>
+            </w:r>
+            <w:r>
+              <w:rPr>
+                <w:rFonts w:ascii="Consolas" w:cs="Consolas" w:eastAsia="Consolas" w:hAnsi="Consolas"/>
+                <w:color w:val="D9EDE8"/>
+                <w:sz w:val="17"/>
+                <w:szCs w:val="17"/>
+              </w:rPr>
+              <w:t xml:space="preserve">cp -r ../mycobot_description ../mycobot_gateway src/mycobot_R6A/</w:t>
+            </w:r>
+            <w:r>
+              <w:br/>
+            </w:r>
+            <w:r>
+              <w:rPr>
+                <w:rFonts w:ascii="Consolas" w:cs="Consolas" w:eastAsia="Consolas" w:hAnsi="Consolas"/>
+                <w:color w:val="D9EDE8"/>
+                <w:sz w:val="17"/>
+                <w:szCs w:val="17"/>
+              </w:rPr>
+              <w:t xml:space="preserve">cp -r overrides/mycobot_description/* src/mycobot_R6A/mycobot_description/</w:t>
+            </w:r>
+            <w:r>
+              <w:br/>
+            </w:r>
+            <w:r>
+              <w:rPr>
+                <w:rFonts w:ascii="Consolas" w:cs="Consolas" w:eastAsia="Consolas" w:hAnsi="Consolas"/>
+                <w:color w:val="D9EDE8"/>
+                <w:sz w:val="17"/>
+                <w:szCs w:val="17"/>
+              </w:rPr>
+              <w:t xml:space="preserve">cp -r overrides/mycobot_gateway/* src/mycobot_R6A/mycobot_gateway/</w:t>
+            </w:r>
+          </w:p>
+        </w:tc>
+      </w:tr>
+    </w:tbl>
+    <w:p>
+      <w:pPr>
+        <w:spacing w:after="80"/>
+      </w:pPr>
+    </w:p>
+    <w:p>
+      <w:pPr>
+        <w:spacing w:before="160" w:after="60"/>
+      </w:pPr>
+      <w:r>
+        <w:rPr>
+          <w:b/>
+          <w:bCs/>
+          <w:caps/>
+          <w:color w:val="146356"/>
+          <w:sz w:val="17"/>
+          <w:szCs w:val="17"/>
+        </w:rPr>
+        <w:t xml:space="preserve">Vérification</w:t>
+      </w:r>
+    </w:p>
+    <w:tbl>
+      <w:tblPr>
+        <w:tblW w:type="dxa" w:w="10080"/>
+        <w:tblBorders>
+          <w:top w:val="none"/>
+          <w:left w:val="none"/>
+          <w:bottom w:val="none"/>
+          <w:right w:val="none"/>
+          <w:insideH w:val="none"/>
+          <w:insideV w:val="none"/>
+        </w:tblBorders>
+      </w:tblPr>
+      <w:tblGrid>
+        <w:gridCol w:w="10080"/>
+      </w:tblGrid>
+      <w:tr>
+        <w:tc>
+          <w:tcPr>
+            <w:tcW w:type="dxa" w:w="10080"/>
+            <w:shd w:fill="10201D" w:val="clear"/>
+            <w:tcMar>
+              <w:top w:type="dxa" w:w="140"/>
+              <w:left w:type="dxa" w:w="180"/>
+              <w:bottom w:type="dxa" w:w="140"/>
+              <w:right w:type="dxa" w:w="180"/>
+            </w:tcMar>
+          </w:tcPr>
+          <w:p>
+            <w:pPr>
+              <w:spacing w:after="0" w:before="0"/>
+            </w:pPr>
+            <w:r>
+              <w:rPr>
+                <w:rFonts w:ascii="Consolas" w:cs="Consolas" w:eastAsia="Consolas" w:hAnsi="Consolas"/>
+                <w:color w:val="D9EDE8"/>
+                <w:sz w:val="17"/>
+                <w:szCs w:val="17"/>
+              </w:rPr>
+              <w:t xml:space="preserve">for f in $(cd overrides &amp;&amp; find . -type f); do diff -q overrides/$f src/mycobot_R6A/$f &amp;&amp; echo "OK $f"; done</w:t>
+            </w:r>
+            <w:r>
+              <w:br/>
+            </w:r>
+            <w:r>
+              <w:rPr>
+                <w:rFonts w:ascii="Consolas" w:cs="Consolas" w:eastAsia="Consolas" w:hAnsi="Consolas"/>
+                <w:color w:val="7C978F"/>
+                <w:sz w:val="17"/>
+                <w:szCs w:val="17"/>
+              </w:rPr>
+              <w:t xml:space="preserve"># OK ./mycobot_gateway/launch/mycobot_teleop.launch.py</w:t>
+            </w:r>
+            <w:r>
+              <w:br/>
+            </w:r>
+            <w:r>
+              <w:rPr>
+                <w:rFonts w:ascii="Consolas" w:cs="Consolas" w:eastAsia="Consolas" w:hAnsi="Consolas"/>
+                <w:color w:val="7C978F"/>
+                <w:sz w:val="17"/>
+                <w:szCs w:val="17"/>
+              </w:rPr>
+              <w:t xml:space="preserve"># OK ./mycobot_description/config/controller.yaml</w:t>
+            </w:r>
+            <w:r>
+              <w:br/>
+            </w:r>
+            <w:r>
+              <w:rPr>
+                <w:rFonts w:ascii="Consolas" w:cs="Consolas" w:eastAsia="Consolas" w:hAnsi="Consolas"/>
+                <w:color w:val="7C978F"/>
+                <w:sz w:val="17"/>
+                <w:szCs w:val="17"/>
+              </w:rPr>
+              <w:t xml:space="preserve"># OK ./mycobot_description/urdf/320_pi/mycobot_pro_320_pi_gazebo.urdf</w:t>
+            </w:r>
+            <w:r>
+              <w:br/>
+            </w:r>
+            <w:r>
+              <w:rPr>
+                <w:rFonts w:ascii="Consolas" w:cs="Consolas" w:eastAsia="Consolas" w:hAnsi="Consolas"/>
+                <w:color w:val="D9EDE8"/>
+                <w:sz w:val="17"/>
+                <w:szCs w:val="17"/>
+              </w:rPr>
+              <w:t xml:space="preserve">grep -c "&lt;always_on&gt;false" src/mycobot_R6A/mycobot_description/urdf/320_pi/mycobot_pro_320_pi_gazebo.urdf</w:t>
+            </w:r>
+            <w:r>
+              <w:br/>
+            </w:r>
+            <w:r>
+              <w:rPr>
+                <w:rFonts w:ascii="Consolas" w:cs="Consolas" w:eastAsia="Consolas" w:hAnsi="Consolas"/>
+                <w:color w:val="7C978F"/>
+                <w:sz w:val="17"/>
+                <w:szCs w:val="17"/>
+              </w:rPr>
+              <w:t xml:space="preserve"># 3</w:t>
+            </w:r>
+          </w:p>
+        </w:tc>
+      </w:tr>
+    </w:tbl>
+    <w:p>
+      <w:pPr>
+        <w:spacing w:after="80"/>
+      </w:pPr>
+    </w:p>
+    <w:p>
+      <w:pPr>
+        <w:spacing w:after="140"/>
+      </w:pPr>
+      <w:r>
+        <w:rPr>
+          <w:rFonts w:ascii="Consolas" w:cs="Consolas" w:eastAsia="Consolas" w:hAnsi="Consolas"/>
+          <w:color w:val="0E4A40"/>
+          <w:sz w:val="19"/>
+          <w:szCs w:val="19"/>
+        </w:rPr>
+        <w:t xml:space="preserve">src/mycobot_R6A/</w:t>
+      </w:r>
+      <w:r>
+        <w:t xml:space="preserve"> est ignoré par git dans </w:t>
+      </w:r>
+      <w:r>
+        <w:rPr>
+          <w:rFonts w:ascii="Consolas" w:cs="Consolas" w:eastAsia="Consolas" w:hAnsi="Consolas"/>
+          <w:color w:val="0E4A40"/>
+          <w:sz w:val="19"/>
+          <w:szCs w:val="19"/>
+        </w:rPr>
+        <w:t xml:space="preserve">Gazebo_to_LeRobot_Pipeline</w:t>
+      </w:r>
+      <w:r>
+        <w:t xml:space="preserve">, donc cette copie laisse </w:t>
+      </w:r>
+      <w:r>
+        <w:rPr>
+          <w:rFonts w:ascii="Consolas" w:cs="Consolas" w:eastAsia="Consolas" w:hAnsi="Consolas"/>
+          <w:color w:val="0E4A40"/>
+          <w:sz w:val="19"/>
+          <w:szCs w:val="19"/>
+        </w:rPr>
+        <w:t xml:space="preserve">git status</w:t>
+      </w:r>
+      <w:r>
+        <w:t xml:space="preserve"> propre. Comme </w:t>
+      </w:r>
+      <w:r>
+        <w:rPr>
+          <w:rFonts w:ascii="Consolas" w:cs="Consolas" w:eastAsia="Consolas" w:hAnsi="Consolas"/>
+          <w:color w:val="0E4A40"/>
+          <w:sz w:val="19"/>
+          <w:szCs w:val="19"/>
+        </w:rPr>
+        <w:t xml:space="preserve">run.sh</w:t>
+      </w:r>
+      <w:r>
+        <w:t xml:space="preserve"> lie </w:t>
+      </w:r>
+      <w:r>
+        <w:rPr>
+          <w:rFonts w:ascii="Consolas" w:cs="Consolas" w:eastAsia="Consolas" w:hAnsi="Consolas"/>
+          <w:color w:val="0E4A40"/>
+          <w:sz w:val="19"/>
+          <w:szCs w:val="19"/>
+        </w:rPr>
+        <w:t xml:space="preserve">src/</w:t>
+      </w:r>
+      <w:r>
+        <w:t xml:space="preserve">, le conteneur voit la copie immédiatement.</w:t>
+      </w:r>
+    </w:p>
+    <w:p>
+      <w:pPr>
+        <w:pStyle w:val="Heading2"/>
+        <w:spacing w:after="40" w:before="320"/>
+      </w:pPr>
+      <w:r>
+        <w:rPr>
+          <w:b/>
+          <w:bCs/>
+          <w:color w:val="0E4A40"/>
+        </w:rPr>
+        <w:t xml:space="preserve">21  </w:t>
+      </w:r>
+      <w:r>
+        <w:t xml:space="preserve">Compiler l'espace de travail ROS dans le conteneur</w:t>
+      </w:r>
+    </w:p>
+    <w:p>
+      <w:pPr>
+        <w:spacing w:after="160"/>
+      </w:pPr>
+      <w:r>
+        <w:rPr>
+          <w:i/>
+          <w:iCs/>
+          <w:color w:val="4B5B57"/>
+        </w:rPr>
+        <w:t xml:space="preserve">Importer les cinq dépôts rosetta, installer leurs dépendances système, et compiler les neuf paquets.</w:t>
+      </w:r>
+    </w:p>
+    <w:p>
+      <w:pPr>
+        <w:spacing w:before="160" w:after="60"/>
+      </w:pPr>
+      <w:r>
+        <w:rPr>
+          <w:b/>
+          <w:bCs/>
+          <w:caps/>
+          <w:color w:val="146356"/>
+          <w:sz w:val="17"/>
+          <w:szCs w:val="17"/>
+        </w:rPr>
+        <w:t xml:space="preserve">Procédure (terminal hôte ; la commande s'exécute dans le conteneur)</w:t>
+      </w:r>
+    </w:p>
+    <w:tbl>
+      <w:tblPr>
+        <w:tblW w:type="dxa" w:w="10080"/>
+        <w:tblBorders>
+          <w:top w:val="none"/>
+          <w:left w:val="none"/>
+          <w:bottom w:val="none"/>
+          <w:right w:val="none"/>
+          <w:insideH w:val="none"/>
+          <w:insideV w:val="none"/>
+        </w:tblBorders>
+      </w:tblPr>
+      <w:tblGrid>
+        <w:gridCol w:w="10080"/>
+      </w:tblGrid>
+      <w:tr>
+        <w:tc>
+          <w:tcPr>
+            <w:tcW w:type="dxa" w:w="10080"/>
+            <w:shd w:fill="10201D" w:val="clear"/>
+            <w:tcMar>
+              <w:top w:type="dxa" w:w="140"/>
+              <w:left w:type="dxa" w:w="180"/>
+              <w:bottom w:type="dxa" w:w="140"/>
+              <w:right w:type="dxa" w:w="180"/>
+            </w:tcMar>
+          </w:tcPr>
+          <w:p>
+            <w:pPr>
+              <w:spacing w:after="0" w:before="0"/>
+            </w:pPr>
+            <w:r>
+              <w:rPr>
+                <w:rFonts w:ascii="Consolas" w:cs="Consolas" w:eastAsia="Consolas" w:hAnsi="Consolas"/>
+                <w:color w:val="D9EDE8"/>
+                <w:sz w:val="17"/>
+                <w:szCs w:val="17"/>
+              </w:rPr>
+              <w:t xml:space="preserve">docker exec gazebo_to_lerobot bash -c 'source /opt/ros/jazzy/setup.bash &amp;&amp; cd /workspace \</w:t>
+            </w:r>
+            <w:r>
+              <w:br/>
+            </w:r>
+            <w:r>
+              <w:rPr>
+                <w:rFonts w:ascii="Consolas" w:cs="Consolas" w:eastAsia="Consolas" w:hAnsi="Consolas"/>
+                <w:color w:val="D9EDE8"/>
+                <w:sz w:val="17"/>
+                <w:szCs w:val="17"/>
+              </w:rPr>
+              <w:t xml:space="preserve">  &amp;&amp; vcs import src &lt; src/rosetta.repos \</w:t>
+            </w:r>
+            <w:r>
+              <w:br/>
+            </w:r>
+            <w:r>
+              <w:rPr>
+                <w:rFonts w:ascii="Consolas" w:cs="Consolas" w:eastAsia="Consolas" w:hAnsi="Consolas"/>
+                <w:color w:val="D9EDE8"/>
+                <w:sz w:val="17"/>
+                <w:szCs w:val="17"/>
+              </w:rPr>
+              <w:t xml:space="preserve">  &amp;&amp; apt-get update \</w:t>
+            </w:r>
+            <w:r>
+              <w:br/>
+            </w:r>
+            <w:r>
+              <w:rPr>
+                <w:rFonts w:ascii="Consolas" w:cs="Consolas" w:eastAsia="Consolas" w:hAnsi="Consolas"/>
+                <w:color w:val="D9EDE8"/>
+                <w:sz w:val="17"/>
+                <w:szCs w:val="17"/>
+              </w:rPr>
+              <w:t xml:space="preserve">  &amp;&amp; rosdep install --from-paths src --ignore-src -r -y \</w:t>
+            </w:r>
+            <w:r>
+              <w:br/>
+            </w:r>
+            <w:r>
+              <w:rPr>
+                <w:rFonts w:ascii="Consolas" w:cs="Consolas" w:eastAsia="Consolas" w:hAnsi="Consolas"/>
+                <w:color w:val="D9EDE8"/>
+                <w:sz w:val="17"/>
+                <w:szCs w:val="17"/>
+              </w:rPr>
+              <w:t xml:space="preserve">  &amp;&amp; colcon build --symlink-install'</w:t>
+            </w:r>
+          </w:p>
+        </w:tc>
+      </w:tr>
+    </w:tbl>
+    <w:p>
+      <w:pPr>
+        <w:spacing w:after="80"/>
+      </w:pPr>
+    </w:p>
+    <w:p>
+      <w:pPr>
+        <w:spacing w:after="140"/>
+      </w:pPr>
+      <w:r>
+        <w:t xml:space="preserve">Quelques minutes au total ; </w:t>
+      </w:r>
+      <w:r>
+        <w:rPr>
+          <w:rFonts w:ascii="Consolas" w:cs="Consolas" w:eastAsia="Consolas" w:hAnsi="Consolas"/>
+          <w:color w:val="0E4A40"/>
+          <w:sz w:val="19"/>
+          <w:szCs w:val="19"/>
+        </w:rPr>
+        <w:t xml:space="preserve">colcon build</w:t>
+      </w:r>
+      <w:r>
+        <w:t xml:space="preserve"> lui-même a pris 21 s. </w:t>
+      </w:r>
+      <w:r>
+        <w:rPr>
+          <w:rFonts w:ascii="Consolas" w:cs="Consolas" w:eastAsia="Consolas" w:hAnsi="Consolas"/>
+          <w:color w:val="0E4A40"/>
+          <w:sz w:val="19"/>
+          <w:szCs w:val="19"/>
+        </w:rPr>
+        <w:t xml:space="preserve">rosdep</w:t>
+      </w:r>
+      <w:r>
+        <w:t xml:space="preserve"> affiche une </w:t>
+      </w:r>
+      <w:r>
+        <w:rPr>
+          <w:rFonts w:ascii="Consolas" w:cs="Consolas" w:eastAsia="Consolas" w:hAnsi="Consolas"/>
+          <w:color w:val="0E4A40"/>
+          <w:sz w:val="19"/>
+          <w:szCs w:val="19"/>
+        </w:rPr>
+        <w:t xml:space="preserve">ERROR</w:t>
+      </w:r>
+      <w:r>
+        <w:t xml:space="preserve"> </w:t>
+      </w:r>
+      <w:r>
+        <w:rPr>
+          <w:b/>
+          <w:bCs/>
+        </w:rPr>
+        <w:t xml:space="preserve">attendue et sans conséquence</w:t>
+      </w:r>
+      <w:r>
+        <w:t xml:space="preserve">, car </w:t>
+      </w:r>
+      <w:r>
+        <w:rPr>
+          <w:rFonts w:ascii="Consolas" w:cs="Consolas" w:eastAsia="Consolas" w:hAnsi="Consolas"/>
+          <w:color w:val="0E4A40"/>
+          <w:sz w:val="19"/>
+          <w:szCs w:val="19"/>
+        </w:rPr>
+        <w:t xml:space="preserve">-r</w:t>
+      </w:r>
+      <w:r>
+        <w:t xml:space="preserve"> le fait continuer :</w:t>
+      </w:r>
+    </w:p>
+    <w:tbl>
+      <w:tblPr>
+        <w:tblW w:type="dxa" w:w="10080"/>
+        <w:tblBorders>
+          <w:top w:val="none"/>
+          <w:left w:val="none"/>
+          <w:bottom w:val="none"/>
+          <w:right w:val="none"/>
+          <w:insideH w:val="none"/>
+          <w:insideV w:val="none"/>
+        </w:tblBorders>
+      </w:tblPr>
+      <w:tblGrid>
+        <w:gridCol w:w="10080"/>
+      </w:tblGrid>
+      <w:tr>
+        <w:tc>
+          <w:tcPr>
+            <w:tcW w:type="dxa" w:w="10080"/>
+            <w:shd w:fill="10201D" w:val="clear"/>
+            <w:tcMar>
+              <w:top w:type="dxa" w:w="140"/>
+              <w:left w:type="dxa" w:w="180"/>
+              <w:bottom w:type="dxa" w:w="140"/>
+              <w:right w:type="dxa" w:w="180"/>
+            </w:tcMar>
+          </w:tcPr>
+          <w:p>
+            <w:pPr>
+              <w:spacing w:after="0" w:before="0"/>
+            </w:pPr>
+            <w:r>
+              <w:rPr>
+                <w:rFonts w:ascii="Consolas" w:cs="Consolas" w:eastAsia="Consolas" w:hAnsi="Consolas"/>
+                <w:color w:val="D9EDE8"/>
+                <w:sz w:val="17"/>
+                <w:szCs w:val="17"/>
+              </w:rPr>
+              <w:t xml:space="preserve">ERROR: the following packages/stacks could not have their rosdep keys resolved</w:t>
+            </w:r>
+            <w:r>
+              <w:br/>
+            </w:r>
+            <w:r>
+              <w:rPr>
+                <w:rFonts w:ascii="Consolas" w:cs="Consolas" w:eastAsia="Consolas" w:hAnsi="Consolas"/>
+                <w:color w:val="D9EDE8"/>
+                <w:sz w:val="17"/>
+                <w:szCs w:val="17"/>
+              </w:rPr>
+              <w:t xml:space="preserve">to system dependencies:</w:t>
+            </w:r>
+            <w:r>
+              <w:br/>
+            </w:r>
+            <w:r>
+              <w:rPr>
+                <w:rFonts w:ascii="Consolas" w:cs="Consolas" w:eastAsia="Consolas" w:hAnsi="Consolas"/>
+                <w:color w:val="D9EDE8"/>
+                <w:sz w:val="17"/>
+                <w:szCs w:val="17"/>
+              </w:rPr>
+              <w:t xml:space="preserve">lerobot_rosetta: Cannot locate rosdep definition for [ament_python]</w:t>
+            </w:r>
+            <w:r>
+              <w:br/>
+            </w:r>
+            <w:r>
+              <w:rPr>
+                <w:rFonts w:ascii="Consolas" w:cs="Consolas" w:eastAsia="Consolas" w:hAnsi="Consolas"/>
+                <w:color w:val="D9EDE8"/>
+                <w:sz w:val="17"/>
+                <w:szCs w:val="17"/>
+              </w:rPr>
+              <w:t xml:space="preserve">...  (même ligne pour rosetta, lerobot_teleoperator_rosetta, gazebo_to_lerobot_bringup, lerobot_robot_rosetta)</w:t>
+            </w:r>
+            <w:r>
+              <w:br/>
+            </w:r>
+            <w:r>
+              <w:rPr>
+                <w:rFonts w:ascii="Consolas" w:cs="Consolas" w:eastAsia="Consolas" w:hAnsi="Consolas"/>
+                <w:color w:val="D9EDE8"/>
+                <w:sz w:val="17"/>
+                <w:szCs w:val="17"/>
+              </w:rPr>
+              <w:t xml:space="preserve">Continuing to install resolvable dependencies...</w:t>
+            </w:r>
+          </w:p>
+        </w:tc>
+      </w:tr>
+    </w:tbl>
+    <w:p>
+      <w:pPr>
+        <w:spacing w:after="80"/>
+      </w:pPr>
+    </w:p>
+    <w:p>
+      <w:pPr>
+        <w:spacing w:before="160" w:after="60"/>
+      </w:pPr>
+      <w:r>
+        <w:rPr>
+          <w:b/>
+          <w:bCs/>
+          <w:caps/>
+          <w:color w:val="146356"/>
+          <w:sz w:val="17"/>
+          <w:szCs w:val="17"/>
+        </w:rPr>
+        <w:t xml:space="preserve">Vérification</w:t>
+      </w:r>
+    </w:p>
+    <w:tbl>
+      <w:tblPr>
+        <w:tblW w:type="dxa" w:w="10080"/>
+        <w:tblBorders>
+          <w:top w:val="none"/>
+          <w:left w:val="none"/>
+          <w:bottom w:val="none"/>
+          <w:right w:val="none"/>
+          <w:insideH w:val="none"/>
+          <w:insideV w:val="none"/>
+        </w:tblBorders>
+      </w:tblPr>
+      <w:tblGrid>
+        <w:gridCol w:w="10080"/>
+      </w:tblGrid>
+      <w:tr>
+        <w:tc>
+          <w:tcPr>
+            <w:tcW w:type="dxa" w:w="10080"/>
+            <w:shd w:fill="10201D" w:val="clear"/>
+            <w:tcMar>
+              <w:top w:type="dxa" w:w="140"/>
+              <w:left w:type="dxa" w:w="180"/>
+              <w:bottom w:type="dxa" w:w="140"/>
+              <w:right w:type="dxa" w:w="180"/>
+            </w:tcMar>
+          </w:tcPr>
+          <w:p>
+            <w:pPr>
+              <w:spacing w:after="0" w:before="0"/>
+            </w:pPr>
+            <w:r>
+              <w:rPr>
+                <w:rFonts w:ascii="Consolas" w:cs="Consolas" w:eastAsia="Consolas" w:hAnsi="Consolas"/>
+                <w:color w:val="7C978F"/>
+                <w:sz w:val="17"/>
+                <w:szCs w:val="17"/>
+              </w:rPr>
+              <w:t xml:space="preserve"># dernières lignes de la compilation :</w:t>
+            </w:r>
+            <w:r>
+              <w:br/>
+            </w:r>
+            <w:r>
+              <w:rPr>
+                <w:rFonts w:ascii="Consolas" w:cs="Consolas" w:eastAsia="Consolas" w:hAnsi="Consolas"/>
+                <w:color w:val="D9EDE8"/>
+                <w:sz w:val="17"/>
+                <w:szCs w:val="17"/>
+              </w:rPr>
+              <w:t xml:space="preserve">Summary: 9 packages finished [21.3s]</w:t>
+            </w:r>
+            <w:r>
+              <w:br/>
+            </w:r>
+            <w:r>
+              <w:br/>
+            </w:r>
+            <w:r>
+              <w:rPr>
+                <w:rFonts w:ascii="Consolas" w:cs="Consolas" w:eastAsia="Consolas" w:hAnsi="Consolas"/>
+                <w:color w:val="D9EDE8"/>
+                <w:sz w:val="17"/>
+                <w:szCs w:val="17"/>
+              </w:rPr>
+              <w:t xml:space="preserve">docker exec gazebo_to_lerobot bash -c 'source /opt/ros/jazzy/setup.bash; source /workspace/install/setup.bash; ros2 pkg list | grep -E "mycobot|gazebo_to_lerobot|rosetta"'</w:t>
+            </w:r>
+            <w:r>
+              <w:br/>
+            </w:r>
+            <w:r>
+              <w:rPr>
+                <w:rFonts w:ascii="Consolas" w:cs="Consolas" w:eastAsia="Consolas" w:hAnsi="Consolas"/>
+                <w:color w:val="7C978F"/>
+                <w:sz w:val="17"/>
+                <w:szCs w:val="17"/>
+              </w:rPr>
+              <w:t xml:space="preserve"># gazebo_to_lerobot_bringup, lerobot_robot_rosetta, lerobot_rosetta, lerobot_teleoperator_rosetta,</w:t>
+            </w:r>
+            <w:r>
+              <w:br/>
+            </w:r>
+            <w:r>
+              <w:rPr>
+                <w:rFonts w:ascii="Consolas" w:cs="Consolas" w:eastAsia="Consolas" w:hAnsi="Consolas"/>
+                <w:color w:val="7C978F"/>
+                <w:sz w:val="17"/>
+                <w:szCs w:val="17"/>
+              </w:rPr>
+              <w:t xml:space="preserve"># mycobot_description, mycobot_gateway, mycobot_moveit_config, rosetta, rosetta_interfaces</w:t>
+            </w:r>
+          </w:p>
+        </w:tc>
+      </w:tr>
+    </w:tbl>
+    <w:p>
+      <w:pPr>
+        <w:spacing w:after="80"/>
+      </w:pPr>
+    </w:p>
+    <w:p>
+      <w:pPr>
+        <w:pStyle w:val="Heading2"/>
+        <w:spacing w:after="40" w:before="320"/>
+      </w:pPr>
+      <w:r>
+        <w:rPr>
+          <w:b/>
+          <w:bCs/>
+          <w:color w:val="0E4A40"/>
+        </w:rPr>
+        <w:t xml:space="preserve">22  </w:t>
+      </w:r>
+      <w:r>
+        <w:t xml:space="preserve">Installer moveit_py, absent de l'image</w:t>
+      </w:r>
+    </w:p>
+    <w:p>
+      <w:pPr>
+        <w:spacing w:after="160"/>
+      </w:pPr>
+      <w:r>
+        <w:rPr>
+          <w:i/>
+          <w:iCs/>
+          <w:color w:val="4B5B57"/>
+        </w:rPr>
+        <w:t xml:space="preserve">Le Dockerfile installe </w:t>
+      </w:r>
+      <w:r>
+        <w:rPr>
+          <w:rFonts w:ascii="Consolas" w:cs="Consolas" w:eastAsia="Consolas" w:hAnsi="Consolas"/>
+          <w:color w:val="0E4A40"/>
+          <w:sz w:val="19"/>
+          <w:szCs w:val="19"/>
+        </w:rPr>
+        <w:t xml:space="preserve">ros-jazzy-moveit</w:t>
+      </w:r>
+      <w:r>
+        <w:rPr>
+          <w:i/>
+          <w:iCs/>
+          <w:color w:val="4B5B57"/>
+        </w:rPr>
+        <w:t xml:space="preserve">, qui </w:t>
+      </w:r>
+      <w:r>
+        <w:rPr>
+          <w:b/>
+          <w:bCs/>
+          <w:i/>
+          <w:iCs/>
+          <w:color w:val="4B5B57"/>
+        </w:rPr>
+        <w:t xml:space="preserve">n'inclut pas</w:t>
+      </w:r>
+      <w:r>
+        <w:rPr>
+          <w:i/>
+          <w:iCs/>
+          <w:color w:val="4B5B57"/>
+        </w:rPr>
+        <w:t xml:space="preserve"> les liaisons Python de MoveIt. </w:t>
+      </w:r>
+      <w:r>
+        <w:rPr>
+          <w:rFonts w:ascii="Consolas" w:cs="Consolas" w:eastAsia="Consolas" w:hAnsi="Consolas"/>
+          <w:color w:val="0E4A40"/>
+          <w:sz w:val="19"/>
+          <w:szCs w:val="19"/>
+        </w:rPr>
+        <w:t xml:space="preserve">precompute_ik.py</w:t>
+      </w:r>
+      <w:r>
+        <w:rPr>
+          <w:i/>
+          <w:iCs/>
+          <w:color w:val="4B5B57"/>
+        </w:rPr>
+        <w:t xml:space="preserve"> (Sec.3–4) ne peut pas fonctionner sans elles. Le conteneur dans lequel ce projet a été développé a dû les recevoir à la main ; cette étape n'avait jamais été écrite jusqu'ici.</w:t>
+      </w:r>
+    </w:p>
+    <w:p>
+      <w:pPr>
+        <w:spacing w:before="160" w:after="60"/>
+      </w:pPr>
+      <w:r>
+        <w:rPr>
+          <w:b/>
+          <w:bCs/>
+          <w:caps/>
+          <w:color w:val="146356"/>
+          <w:sz w:val="17"/>
+          <w:szCs w:val="17"/>
+        </w:rPr>
+        <w:t xml:space="preserve">Procédure (terminal hôte)</w:t>
+      </w:r>
+    </w:p>
+    <w:tbl>
+      <w:tblPr>
+        <w:tblW w:type="dxa" w:w="10080"/>
+        <w:tblBorders>
+          <w:top w:val="none"/>
+          <w:left w:val="none"/>
+          <w:bottom w:val="none"/>
+          <w:right w:val="none"/>
+          <w:insideH w:val="none"/>
+          <w:insideV w:val="none"/>
+        </w:tblBorders>
+      </w:tblPr>
+      <w:tblGrid>
+        <w:gridCol w:w="10080"/>
+      </w:tblGrid>
+      <w:tr>
+        <w:tc>
+          <w:tcPr>
+            <w:tcW w:type="dxa" w:w="10080"/>
+            <w:shd w:fill="10201D" w:val="clear"/>
+            <w:tcMar>
+              <w:top w:type="dxa" w:w="140"/>
+              <w:left w:type="dxa" w:w="180"/>
+              <w:bottom w:type="dxa" w:w="140"/>
+              <w:right w:type="dxa" w:w="180"/>
+            </w:tcMar>
+          </w:tcPr>
+          <w:p>
+            <w:pPr>
+              <w:spacing w:after="0" w:before="0"/>
+            </w:pPr>
+            <w:r>
+              <w:rPr>
+                <w:rFonts w:ascii="Consolas" w:cs="Consolas" w:eastAsia="Consolas" w:hAnsi="Consolas"/>
+                <w:color w:val="D9EDE8"/>
+                <w:sz w:val="17"/>
+                <w:szCs w:val="17"/>
+              </w:rPr>
+              <w:t xml:space="preserve">docker exec gazebo_to_lerobot bash -c 'apt-get install -y ros-jazzy-moveit-py'</w:t>
+            </w:r>
+          </w:p>
+        </w:tc>
+      </w:tr>
+    </w:tbl>
+    <w:p>
+      <w:pPr>
+        <w:spacing w:after="80"/>
+      </w:pPr>
+    </w:p>
+    <w:p>
+      <w:pPr>
+        <w:spacing w:after="140"/>
+      </w:pPr>
+      <w:r>
+        <w:t xml:space="preserve">Version installée le 03/10/2026 : </w:t>
+      </w:r>
+      <w:r>
+        <w:rPr>
+          <w:rFonts w:ascii="Consolas" w:cs="Consolas" w:eastAsia="Consolas" w:hAnsi="Consolas"/>
+          <w:color w:val="0E4A40"/>
+          <w:sz w:val="19"/>
+          <w:szCs w:val="19"/>
+        </w:rPr>
+        <w:t xml:space="preserve">ros-jazzy-moveit-py 2.12.4-1noble.20260903.100911</w:t>
+      </w:r>
+      <w:r>
+        <w:t xml:space="preserve">.</w:t>
+      </w:r>
+    </w:p>
+    <w:p>
+      <w:pPr>
+        <w:spacing w:before="160" w:after="60"/>
+      </w:pPr>
+      <w:r>
+        <w:rPr>
+          <w:b/>
+          <w:bCs/>
+          <w:caps/>
+          <w:color w:val="146356"/>
+          <w:sz w:val="17"/>
+          <w:szCs w:val="17"/>
+        </w:rPr>
+        <w:t xml:space="preserve">Vérification</w:t>
+      </w:r>
+    </w:p>
+    <w:tbl>
+      <w:tblPr>
+        <w:tblW w:type="dxa" w:w="10080"/>
+        <w:tblBorders>
+          <w:top w:val="none"/>
+          <w:left w:val="none"/>
+          <w:bottom w:val="none"/>
+          <w:right w:val="none"/>
+          <w:insideH w:val="none"/>
+          <w:insideV w:val="none"/>
+        </w:tblBorders>
+      </w:tblPr>
+      <w:tblGrid>
+        <w:gridCol w:w="10080"/>
+      </w:tblGrid>
+      <w:tr>
+        <w:tc>
+          <w:tcPr>
+            <w:tcW w:type="dxa" w:w="10080"/>
+            <w:shd w:fill="10201D" w:val="clear"/>
+            <w:tcMar>
+              <w:top w:type="dxa" w:w="140"/>
+              <w:left w:type="dxa" w:w="180"/>
+              <w:bottom w:type="dxa" w:w="140"/>
+              <w:right w:type="dxa" w:w="180"/>
+            </w:tcMar>
+          </w:tcPr>
+          <w:p>
+            <w:pPr>
+              <w:spacing w:after="0" w:before="0"/>
+            </w:pPr>
+            <w:r>
+              <w:rPr>
+                <w:rFonts w:ascii="Consolas" w:cs="Consolas" w:eastAsia="Consolas" w:hAnsi="Consolas"/>
+                <w:color w:val="D9EDE8"/>
+                <w:sz w:val="17"/>
+                <w:szCs w:val="17"/>
+              </w:rPr>
+              <w:t xml:space="preserve">docker exec gazebo_to_lerobot bash -c 'source /opt/ros/jazzy/setup.bash; python3 -c "import moveit; print(\"moveit_py OK\")"'</w:t>
+            </w:r>
+            <w:r>
+              <w:br/>
+            </w:r>
+            <w:r>
+              <w:rPr>
+                <w:rFonts w:ascii="Consolas" w:cs="Consolas" w:eastAsia="Consolas" w:hAnsi="Consolas"/>
+                <w:color w:val="7C978F"/>
+                <w:sz w:val="17"/>
+                <w:szCs w:val="17"/>
+              </w:rPr>
+              <w:t xml:space="preserve"># moveit_py OK</w:t>
+            </w:r>
+          </w:p>
+        </w:tc>
+      </w:tr>
+    </w:tbl>
+    <w:p>
+      <w:pPr>
+        <w:spacing w:after="80"/>
+      </w:pPr>
+    </w:p>
+    <w:p>
+      <w:pPr>
+        <w:pBdr>
+          <w:left w:val="single" w:color="9C3B23" w:sz="24"/>
+        </w:pBdr>
+        <w:shd w:fill="F7F8F7" w:val="clear"/>
+        <w:spacing w:after="200" w:before="120"/>
+        <w:ind w:left="200"/>
+      </w:pPr>
+      <w:r>
+        <w:rPr>
+          <w:b/>
+          <w:bCs/>
+        </w:rPr>
+        <w:t xml:space="preserve">Symptôme trompeur si vous sautez cette étape.</w:t>
+      </w:r>
+      <w:r>
+        <w:t xml:space="preserve"> La démo s'arrête environ une seconde après </w:t>
+      </w:r>
+      <w:r>
+        <w:rPr>
+          <w:rFonts w:ascii="Consolas" w:cs="Consolas" w:eastAsia="Consolas" w:hAnsi="Consolas"/>
+          <w:color w:val="0E4A40"/>
+          <w:sz w:val="19"/>
+          <w:szCs w:val="19"/>
+        </w:rPr>
+        <w:t xml:space="preserve">solving IK for the settled block pose</w:t>
+      </w:r>
+      <w:r>
+        <w:t xml:space="preserve"> avec : </w:t>
+      </w:r>
+      <w:r>
+        <w:rPr>
+          <w:rFonts w:ascii="Consolas" w:cs="Consolas" w:eastAsia="Consolas" w:hAnsi="Consolas"/>
+          <w:color w:val="0E4A40"/>
+          <w:sz w:val="19"/>
+          <w:szCs w:val="19"/>
+        </w:rPr>
+        <w:t xml:space="preserve">FATAL: no reachable elbow-up IK solution for this block position (0.25, 0.0) -- try a position closer to (0.25, 0.00)</w:t>
+      </w:r>
+      <w:r>
+        <w:t xml:space="preserve">. La position est correcte. La vraie erreur, visible seulement en lançant </w:t>
+      </w:r>
+      <w:r>
+        <w:rPr>
+          <w:rFonts w:ascii="Consolas" w:cs="Consolas" w:eastAsia="Consolas" w:hAnsi="Consolas"/>
+          <w:color w:val="0E4A40"/>
+          <w:sz w:val="19"/>
+          <w:szCs w:val="19"/>
+        </w:rPr>
+        <w:t xml:space="preserve">python3 precompute_ik.py</w:t>
+      </w:r>
+      <w:r>
+        <w:t xml:space="preserve"> à la main dans le conteneur, est </w:t>
+      </w:r>
+      <w:r>
+        <w:rPr>
+          <w:rFonts w:ascii="Consolas" w:cs="Consolas" w:eastAsia="Consolas" w:hAnsi="Consolas"/>
+          <w:color w:val="0E4A40"/>
+          <w:sz w:val="19"/>
+          <w:szCs w:val="19"/>
+        </w:rPr>
+        <w:t xml:space="preserve">ModuleNotFoundError: No module named 'moveit'</w:t>
+      </w:r>
+      <w:r>
+        <w:t xml:space="preserve">. </w:t>
+      </w:r>
+      <w:r>
+        <w:rPr>
+          <w:rFonts w:ascii="Consolas" w:cs="Consolas" w:eastAsia="Consolas" w:hAnsi="Consolas"/>
+          <w:color w:val="0E4A40"/>
+          <w:sz w:val="19"/>
+          <w:szCs w:val="19"/>
+        </w:rPr>
+        <w:t xml:space="preserve">run_demo.py</w:t>
+      </w:r>
+      <w:r>
+        <w:t xml:space="preserve"> n'affiche que la sortie standard de </w:t>
+      </w:r>
+      <w:r>
+        <w:rPr>
+          <w:rFonts w:ascii="Consolas" w:cs="Consolas" w:eastAsia="Consolas" w:hAnsi="Consolas"/>
+          <w:color w:val="0E4A40"/>
+          <w:sz w:val="19"/>
+          <w:szCs w:val="19"/>
+        </w:rPr>
+        <w:t xml:space="preserve">precompute_ik.py</w:t>
+      </w:r>
+      <w:r>
+        <w:t xml:space="preserve">, donc la trace d'erreur (sur la sortie d'erreur) est perdue et tout échec est présenté comme une position inatteignable. Non corrigé dans </w:t>
+      </w:r>
+      <w:r>
+        <w:rPr>
+          <w:rFonts w:ascii="Consolas" w:cs="Consolas" w:eastAsia="Consolas" w:hAnsi="Consolas"/>
+          <w:color w:val="0E4A40"/>
+          <w:sz w:val="19"/>
+          <w:szCs w:val="19"/>
+        </w:rPr>
+        <w:t xml:space="preserve">run_demo.py</w:t>
+      </w:r>
+      <w:r>
+        <w:t xml:space="preserve"> ; documenté ici.</w:t>
+      </w:r>
+    </w:p>
+    <w:p>
+      <w:pPr>
+        <w:pBdr>
+          <w:left w:val="single" w:color="8A5A12" w:sz="24"/>
+        </w:pBdr>
+        <w:shd w:fill="F7F8F7" w:val="clear"/>
+        <w:spacing w:after="200" w:before="120"/>
+        <w:ind w:left="200"/>
+      </w:pPr>
+      <w:r>
+        <w:rPr>
+          <w:b/>
+          <w:bCs/>
+        </w:rPr>
+        <w:t xml:space="preserve">L'installation vit dans le conteneur, pas dans l'image.</w:t>
+      </w:r>
+      <w:r>
+        <w:t xml:space="preserve"> Arrêter puis redémarrer le conteneur la conserve. Un </w:t>
+      </w:r>
+      <w:r>
+        <w:rPr>
+          <w:rFonts w:ascii="Consolas" w:cs="Consolas" w:eastAsia="Consolas" w:hAnsi="Consolas"/>
+          <w:color w:val="0E4A40"/>
+          <w:sz w:val="19"/>
+          <w:szCs w:val="19"/>
+        </w:rPr>
+        <w:t xml:space="preserve">docker rm</w:t>
+      </w:r>
+      <w:r>
+        <w:t xml:space="preserve"> suivi de </w:t>
+      </w:r>
+      <w:r>
+        <w:rPr>
+          <w:rFonts w:ascii="Consolas" w:cs="Consolas" w:eastAsia="Consolas" w:hAnsi="Consolas"/>
+          <w:color w:val="0E4A40"/>
+          <w:sz w:val="19"/>
+          <w:szCs w:val="19"/>
+        </w:rPr>
+        <w:t xml:space="preserve">run.sh</w:t>
+      </w:r>
+      <w:r>
+        <w:t xml:space="preserve"> redonne un conteneur sans </w:t>
+      </w:r>
+      <w:r>
+        <w:rPr>
+          <w:rFonts w:ascii="Consolas" w:cs="Consolas" w:eastAsia="Consolas" w:hAnsi="Consolas"/>
+          <w:color w:val="0E4A40"/>
+          <w:sz w:val="19"/>
+          <w:szCs w:val="19"/>
+        </w:rPr>
+        <w:t xml:space="preserve">moveit_py</w:t>
+      </w:r>
+      <w:r>
+        <w:t xml:space="preserve"> : refaites alors cette étape.</w:t>
+      </w:r>
+    </w:p>
+    <w:p>
+      <w:pPr>
+        <w:pStyle w:val="Heading2"/>
+        <w:spacing w:after="40" w:before="320"/>
+      </w:pPr>
+      <w:r>
+        <w:rPr>
+          <w:b/>
+          <w:bCs/>
+          <w:color w:val="0E4A40"/>
+        </w:rPr>
+        <w:t xml:space="preserve">23  </w:t>
+      </w:r>
+      <w:r>
+        <w:t xml:space="preserve">Copier ce projet dans le conteneur</w:t>
+      </w:r>
+    </w:p>
+    <w:p>
+      <w:pPr>
+        <w:spacing w:after="160"/>
+      </w:pPr>
+      <w:r>
+        <w:rPr>
+          <w:i/>
+          <w:iCs/>
+          <w:color w:val="4B5B57"/>
+        </w:rPr>
+        <w:t xml:space="preserve">Le conteneur ne voit jamais le répertoire de ce projet : seul </w:t>
+      </w:r>
+      <w:r>
+        <w:rPr>
+          <w:rFonts w:ascii="Consolas" w:cs="Consolas" w:eastAsia="Consolas" w:hAnsi="Consolas"/>
+          <w:color w:val="0E4A40"/>
+          <w:sz w:val="19"/>
+          <w:szCs w:val="19"/>
+        </w:rPr>
+        <w:t xml:space="preserve">Gazebo_to_LeRobot_Pipeline/src</w:t>
+      </w:r>
+      <w:r>
+        <w:rPr>
+          <w:i/>
+          <w:iCs/>
+          <w:color w:val="4B5B57"/>
+        </w:rPr>
+        <w:t xml:space="preserve"> est monté. Tout est copié dans </w:t>
+      </w:r>
+      <w:r>
+        <w:rPr>
+          <w:rFonts w:ascii="Consolas" w:cs="Consolas" w:eastAsia="Consolas" w:hAnsi="Consolas"/>
+          <w:color w:val="0E4A40"/>
+          <w:sz w:val="19"/>
+          <w:szCs w:val="19"/>
+        </w:rPr>
+        <w:t xml:space="preserve">/workspace/htgpp/</w:t>
+      </w:r>
+      <w:r>
+        <w:rPr>
+          <w:i/>
+          <w:iCs/>
+          <w:color w:val="4B5B57"/>
+        </w:rPr>
+        <w:t xml:space="preserve">.</w:t>
+      </w:r>
+    </w:p>
+    <w:p>
+      <w:pPr>
+        <w:spacing w:before="160" w:after="60"/>
+      </w:pPr>
+      <w:r>
+        <w:rPr>
+          <w:b/>
+          <w:bCs/>
+          <w:caps/>
+          <w:color w:val="146356"/>
+          <w:sz w:val="17"/>
+          <w:szCs w:val="17"/>
+        </w:rPr>
+        <w:t xml:space="preserve">Procédure (terminal hôte, dans Headless_Task-Grounded_Pick-and-Place_in_Gazebo)</w:t>
+      </w:r>
+    </w:p>
+    <w:tbl>
+      <w:tblPr>
+        <w:tblW w:type="dxa" w:w="10080"/>
+        <w:tblBorders>
+          <w:top w:val="none"/>
+          <w:left w:val="none"/>
+          <w:bottom w:val="none"/>
+          <w:right w:val="none"/>
+          <w:insideH w:val="none"/>
+          <w:insideV w:val="none"/>
+        </w:tblBorders>
+      </w:tblPr>
+      <w:tblGrid>
+        <w:gridCol w:w="10080"/>
+      </w:tblGrid>
+      <w:tr>
+        <w:tc>
+          <w:tcPr>
+            <w:tcW w:type="dxa" w:w="10080"/>
+            <w:shd w:fill="10201D" w:val="clear"/>
+            <w:tcMar>
+              <w:top w:type="dxa" w:w="140"/>
+              <w:left w:type="dxa" w:w="180"/>
+              <w:bottom w:type="dxa" w:w="140"/>
+              <w:right w:type="dxa" w:w="180"/>
+            </w:tcMar>
+          </w:tcPr>
+          <w:p>
+            <w:pPr>
+              <w:spacing w:after="0" w:before="0"/>
+            </w:pPr>
+            <w:r>
+              <w:rPr>
+                <w:rFonts w:ascii="Consolas" w:cs="Consolas" w:eastAsia="Consolas" w:hAnsi="Consolas"/>
+                <w:color w:val="D9EDE8"/>
+                <w:sz w:val="17"/>
+                <w:szCs w:val="17"/>
+              </w:rPr>
+              <w:t xml:space="preserve">cd ~/tomislav/robotics/mycobot_320pi_R6A_tomislav_02_10_2026/Headless_Task-Grounded_Pick-and-Place_in_Gazebo</w:t>
+            </w:r>
+            <w:r>
+              <w:br/>
+            </w:r>
+            <w:r>
+              <w:rPr>
+                <w:rFonts w:ascii="Consolas" w:cs="Consolas" w:eastAsia="Consolas" w:hAnsi="Consolas"/>
+                <w:color w:val="D9EDE8"/>
+                <w:sz w:val="17"/>
+                <w:szCs w:val="17"/>
+              </w:rPr>
+              <w:t xml:space="preserve">docker exec gazebo_to_lerobot mkdir -p /workspace/htgpp</w:t>
+            </w:r>
+            <w:r>
+              <w:br/>
+            </w:r>
+            <w:r>
+              <w:rPr>
+                <w:rFonts w:ascii="Consolas" w:cs="Consolas" w:eastAsia="Consolas" w:hAnsi="Consolas"/>
+                <w:color w:val="D9EDE8"/>
+                <w:sz w:val="17"/>
+                <w:szCs w:val="17"/>
+              </w:rPr>
+              <w:t xml:space="preserve">for d in launch scripts models contracts; do docker cp $d gazebo_to_lerobot:/workspace/htgpp/; done</w:t>
+            </w:r>
+            <w:r>
+              <w:br/>
+            </w:r>
+            <w:r>
+              <w:rPr>
+                <w:rFonts w:ascii="Consolas" w:cs="Consolas" w:eastAsia="Consolas" w:hAnsi="Consolas"/>
+                <w:color w:val="7C978F"/>
+                <w:sz w:val="17"/>
+                <w:szCs w:val="17"/>
+              </w:rPr>
+              <w:t xml:space="preserve"># les scripts doivent AUSSI être à plat dans /workspace/htgpp/ :</w:t>
+            </w:r>
+            <w:r>
+              <w:br/>
+            </w:r>
+            <w:r>
+              <w:rPr>
+                <w:rFonts w:ascii="Consolas" w:cs="Consolas" w:eastAsia="Consolas" w:hAnsi="Consolas"/>
+                <w:color w:val="D9EDE8"/>
+                <w:sz w:val="17"/>
+                <w:szCs w:val="17"/>
+              </w:rPr>
+              <w:t xml:space="preserve">for f in scripts/*.py scripts/*.sh; do docker cp $f gazebo_to_lerobot:/workspace/htgpp/; done</w:t>
+            </w:r>
+          </w:p>
+        </w:tc>
+      </w:tr>
+    </w:tbl>
+    <w:p>
+      <w:pPr>
+        <w:spacing w:after="80"/>
+      </w:pPr>
+    </w:p>
+    <w:p>
+      <w:pPr>
+        <w:spacing w:after="140"/>
+      </w:pPr>
+      <w:r>
+        <w:rPr>
+          <w:b/>
+          <w:bCs/>
+        </w:rPr>
+        <w:t xml:space="preserve">Pourquoi deux copies des scripts.</w:t>
+      </w:r>
+      <w:r>
+        <w:t xml:space="preserve"> </w:t>
+      </w:r>
+      <w:r>
+        <w:rPr>
+          <w:rFonts w:ascii="Consolas" w:cs="Consolas" w:eastAsia="Consolas" w:hAnsi="Consolas"/>
+          <w:color w:val="0E4A40"/>
+          <w:sz w:val="19"/>
+          <w:szCs w:val="19"/>
+        </w:rPr>
+        <w:t xml:space="preserve">run_demo.py</w:t>
+      </w:r>
+      <w:r>
+        <w:t xml:space="preserve"> appelle </w:t>
+      </w:r>
+      <w:r>
+        <w:rPr>
+          <w:rFonts w:ascii="Consolas" w:cs="Consolas" w:eastAsia="Consolas" w:hAnsi="Consolas"/>
+          <w:color w:val="0E4A40"/>
+          <w:sz w:val="19"/>
+          <w:szCs w:val="19"/>
+        </w:rPr>
+        <w:t xml:space="preserve">/workspace/htgpp/precompute_ik.py</w:t>
+      </w:r>
+      <w:r>
+        <w:t xml:space="preserve">, et non </w:t>
+      </w:r>
+      <w:r>
+        <w:rPr>
+          <w:rFonts w:ascii="Consolas" w:cs="Consolas" w:eastAsia="Consolas" w:hAnsi="Consolas"/>
+          <w:color w:val="0E4A40"/>
+          <w:sz w:val="19"/>
+          <w:szCs w:val="19"/>
+        </w:rPr>
+        <w:t xml:space="preserve">/workspace/htgpp/scripts/precompute_ik.py</w:t>
+      </w:r>
+      <w:r>
+        <w:t xml:space="preserve"> : le conteneur a toujours été déployé avec tous les scripts mis à plat à la racine du projet (commentaire du Sec.14 dans le fichier launch). Le fichier launch, lui, trouve </w:t>
+      </w:r>
+      <w:r>
+        <w:rPr>
+          <w:rFonts w:ascii="Consolas" w:cs="Consolas" w:eastAsia="Consolas" w:hAnsi="Consolas"/>
+          <w:color w:val="0E4A40"/>
+          <w:sz w:val="19"/>
+          <w:szCs w:val="19"/>
+        </w:rPr>
+        <w:t xml:space="preserve">run_demo.py</w:t>
+      </w:r>
+      <w:r>
+        <w:t xml:space="preserve"> aux deux endroits. La seconde boucle installe aussi </w:t>
+      </w:r>
+      <w:r>
+        <w:rPr>
+          <w:rFonts w:ascii="Consolas" w:cs="Consolas" w:eastAsia="Consolas" w:hAnsi="Consolas"/>
+          <w:color w:val="0E4A40"/>
+          <w:sz w:val="19"/>
+          <w:szCs w:val="19"/>
+        </w:rPr>
+        <w:t xml:space="preserve">run_gui_demo.sh</w:t>
+      </w:r>
+      <w:r>
+        <w:t xml:space="preserve"> (Sec.27) en </w:t>
+      </w:r>
+      <w:r>
+        <w:rPr>
+          <w:rFonts w:ascii="Consolas" w:cs="Consolas" w:eastAsia="Consolas" w:hAnsi="Consolas"/>
+          <w:color w:val="0E4A40"/>
+          <w:sz w:val="19"/>
+          <w:szCs w:val="19"/>
+        </w:rPr>
+        <w:t xml:space="preserve">/workspace/htgpp/run_gui_demo.sh</w:t>
+      </w:r>
+      <w:r>
+        <w:t xml:space="preserve">.</w:t>
+      </w:r>
+    </w:p>
+    <w:p>
+      <w:pPr>
+        <w:spacing w:before="160" w:after="60"/>
+      </w:pPr>
+      <w:r>
+        <w:rPr>
+          <w:b/>
+          <w:bCs/>
+          <w:caps/>
+          <w:color w:val="146356"/>
+          <w:sz w:val="17"/>
+          <w:szCs w:val="17"/>
+        </w:rPr>
+        <w:t xml:space="preserve">Vérification</w:t>
+      </w:r>
+    </w:p>
+    <w:tbl>
+      <w:tblPr>
+        <w:tblW w:type="dxa" w:w="10080"/>
+        <w:tblBorders>
+          <w:top w:val="none"/>
+          <w:left w:val="none"/>
+          <w:bottom w:val="none"/>
+          <w:right w:val="none"/>
+          <w:insideH w:val="none"/>
+          <w:insideV w:val="none"/>
+        </w:tblBorders>
+      </w:tblPr>
+      <w:tblGrid>
+        <w:gridCol w:w="10080"/>
+      </w:tblGrid>
+      <w:tr>
+        <w:tc>
+          <w:tcPr>
+            <w:tcW w:type="dxa" w:w="10080"/>
+            <w:shd w:fill="10201D" w:val="clear"/>
+            <w:tcMar>
+              <w:top w:type="dxa" w:w="140"/>
+              <w:left w:type="dxa" w:w="180"/>
+              <w:bottom w:type="dxa" w:w="140"/>
+              <w:right w:type="dxa" w:w="180"/>
+            </w:tcMar>
+          </w:tcPr>
+          <w:p>
+            <w:pPr>
+              <w:spacing w:after="0" w:before="0"/>
+            </w:pPr>
+            <w:r>
+              <w:rPr>
+                <w:rFonts w:ascii="Consolas" w:cs="Consolas" w:eastAsia="Consolas" w:hAnsi="Consolas"/>
+                <w:color w:val="D9EDE8"/>
+                <w:sz w:val="17"/>
+                <w:szCs w:val="17"/>
+              </w:rPr>
+              <w:t xml:space="preserve">docker exec gazebo_to_lerobot ls /workspace/htgpp</w:t>
+            </w:r>
+            <w:r>
+              <w:br/>
+            </w:r>
+            <w:r>
+              <w:rPr>
+                <w:rFonts w:ascii="Consolas" w:cs="Consolas" w:eastAsia="Consolas" w:hAnsi="Consolas"/>
+                <w:color w:val="7C978F"/>
+                <w:sz w:val="17"/>
+                <w:szCs w:val="17"/>
+              </w:rPr>
+              <w:t xml:space="preserve"># batch.sh contracts episode.sh grab_frame.py ik_helper.py launch models port_bag.py</w:t>
+            </w:r>
+            <w:r>
+              <w:br/>
+            </w:r>
+            <w:r>
+              <w:rPr>
+                <w:rFonts w:ascii="Consolas" w:cs="Consolas" w:eastAsia="Consolas" w:hAnsi="Consolas"/>
+                <w:color w:val="7C978F"/>
+                <w:sz w:val="17"/>
+                <w:szCs w:val="17"/>
+              </w:rPr>
+              <w:t xml:space="preserve"># precompute_ik.py run_demo.py run_gui_demo.sh run_pick_and_place.py scripts status.sh test_ik.py</w:t>
+            </w:r>
+          </w:p>
+        </w:tc>
+      </w:tr>
+    </w:tbl>
+    <w:p>
+      <w:pPr>
+        <w:spacing w:after="80"/>
+      </w:pPr>
+    </w:p>
+    <w:p>
+      <w:pPr>
+        <w:spacing w:after="140"/>
+      </w:pPr>
+      <w:r>
+        <w:t xml:space="preserve">Refaites cette étape après toute modification des scripts, fichiers launch ou modèles du projet sur l'hôte : le conteneur contient des copies, pas des liens.</w:t>
+      </w:r>
+    </w:p>
+    <w:p>
+      <w:pPr>
+        <w:pStyle w:val="Heading2"/>
+        <w:spacing w:after="40" w:before="320"/>
+      </w:pPr>
+      <w:r>
+        <w:rPr>
+          <w:b/>
+          <w:bCs/>
+          <w:color w:val="0E4A40"/>
+        </w:rPr>
+        <w:t xml:space="preserve">24  </w:t>
+      </w:r>
+      <w:r>
+        <w:t xml:space="preserve">Vérification sans interface, et la simulation figée (DISPLAY)</w:t>
+      </w:r>
+    </w:p>
+    <w:p>
+      <w:pPr>
+        <w:spacing w:after="160"/>
+      </w:pPr>
+      <w:r>
+        <w:rPr>
+          <w:i/>
+          <w:iCs/>
+          <w:color w:val="4B5B57"/>
+        </w:rPr>
+        <w:t xml:space="preserve">Lancez d'abord la variante sans interface : c'est celle que le Sec.15 a vérifiée, elle se termine avec un code réussite/échec, et elle sépare les problèmes de simulation des problèmes d'affichage.</w:t>
+      </w:r>
+    </w:p>
+    <w:p>
+      <w:pPr>
+        <w:spacing w:before="160" w:after="60"/>
+      </w:pPr>
+      <w:r>
+        <w:rPr>
+          <w:b/>
+          <w:bCs/>
+          <w:caps/>
+          <w:color w:val="146356"/>
+          <w:sz w:val="17"/>
+          <w:szCs w:val="17"/>
+        </w:rPr>
+        <w:t xml:space="preserve">Procédure (terminal hôte)</w:t>
+      </w:r>
+    </w:p>
+    <w:tbl>
+      <w:tblPr>
+        <w:tblW w:type="dxa" w:w="10080"/>
+        <w:tblBorders>
+          <w:top w:val="none"/>
+          <w:left w:val="none"/>
+          <w:bottom w:val="none"/>
+          <w:right w:val="none"/>
+          <w:insideH w:val="none"/>
+          <w:insideV w:val="none"/>
+        </w:tblBorders>
+      </w:tblPr>
+      <w:tblGrid>
+        <w:gridCol w:w="10080"/>
+      </w:tblGrid>
+      <w:tr>
+        <w:tc>
+          <w:tcPr>
+            <w:tcW w:type="dxa" w:w="10080"/>
+            <w:shd w:fill="10201D" w:val="clear"/>
+            <w:tcMar>
+              <w:top w:type="dxa" w:w="140"/>
+              <w:left w:type="dxa" w:w="180"/>
+              <w:bottom w:type="dxa" w:w="140"/>
+              <w:right w:type="dxa" w:w="180"/>
+            </w:tcMar>
+          </w:tcPr>
+          <w:p>
+            <w:pPr>
+              <w:spacing w:after="0" w:before="0"/>
+            </w:pPr>
+            <w:r>
+              <w:rPr>
+                <w:rFonts w:ascii="Consolas" w:cs="Consolas" w:eastAsia="Consolas" w:hAnsi="Consolas"/>
+                <w:color w:val="D9EDE8"/>
+                <w:sz w:val="17"/>
+                <w:szCs w:val="17"/>
+              </w:rPr>
+              <w:t xml:space="preserve">docker exec -e DISPLAY=:0 gazebo_to_lerobot bash -c 'source /opt/ros/jazzy/setup.bash; source /workspace/install/setup.bash</w:t>
+            </w:r>
+            <w:r>
+              <w:br/>
+            </w:r>
+            <w:r>
+              <w:rPr>
+                <w:rFonts w:ascii="Consolas" w:cs="Consolas" w:eastAsia="Consolas" w:hAnsi="Consolas"/>
+                <w:color w:val="D9EDE8"/>
+                <w:sz w:val="17"/>
+                <w:szCs w:val="17"/>
+              </w:rPr>
+              <w:t xml:space="preserve">  ros2 launch /workspace/htgpp/launch/pick_and_place_no_gui_demo.launch.py; echo "exit code: $?"'</w:t>
+            </w:r>
+          </w:p>
+        </w:tc>
+      </w:tr>
+    </w:tbl>
+    <w:p>
+      <w:pPr>
+        <w:spacing w:after="80"/>
+      </w:pPr>
+    </w:p>
+    <w:p>
+      <w:pPr>
+        <w:spacing w:before="160" w:after="60"/>
+      </w:pPr>
+      <w:r>
+        <w:rPr>
+          <w:b/>
+          <w:bCs/>
+          <w:caps/>
+          <w:color w:val="146356"/>
+          <w:sz w:val="17"/>
+          <w:szCs w:val="17"/>
+        </w:rPr>
+        <w:t xml:space="preserve">Vérification</w:t>
+      </w:r>
+    </w:p>
+    <w:p>
+      <w:pPr>
+        <w:spacing w:after="140"/>
+      </w:pPr>
+      <w:r>
+        <w:t xml:space="preserve">Environ 4 minutes plus tard : </w:t>
+      </w:r>
+      <w:r>
+        <w:rPr>
+          <w:rFonts w:ascii="Consolas" w:cs="Consolas" w:eastAsia="Consolas" w:hAnsi="Consolas"/>
+          <w:color w:val="0E4A40"/>
+          <w:sz w:val="19"/>
+          <w:szCs w:val="19"/>
+        </w:rPr>
+        <w:t xml:space="preserve">RESULT: motions_ok=True placed_on_plate=True grasp_held=True</w:t>
+      </w:r>
+      <w:r>
+        <w:t xml:space="preserve">. Le 03/10/2026, les contrôleurs sont devenus actifs 16 à 19 s après </w:t>
+      </w:r>
+      <w:r>
+        <w:rPr>
+          <w:rFonts w:ascii="Consolas" w:cs="Consolas" w:eastAsia="Consolas" w:hAnsi="Consolas"/>
+          <w:color w:val="0E4A40"/>
+          <w:sz w:val="19"/>
+          <w:szCs w:val="19"/>
+        </w:rPr>
+        <w:t xml:space="preserve">launching sim</w:t>
+      </w:r>
+      <w:r>
+        <w:t xml:space="preserve">.</w:t>
+      </w:r>
+    </w:p>
+    <w:p>
+      <w:pPr>
+        <w:pBdr>
+          <w:left w:val="single" w:color="9C3B23" w:sz="24"/>
+        </w:pBdr>
+        <w:shd w:fill="F7F8F7" w:val="clear"/>
+        <w:spacing w:after="200" w:before="120"/>
+        <w:ind w:left="200"/>
+      </w:pPr>
+      <w:r>
+        <w:rPr>
+          <w:b/>
+          <w:bCs/>
+        </w:rPr>
+        <w:t xml:space="preserve">Symptôme sans </w:t>
+      </w:r>
+      <w:r>
+        <w:rPr>
+          <w:rFonts w:ascii="Consolas" w:cs="Consolas" w:eastAsia="Consolas" w:hAnsi="Consolas"/>
+          <w:b/>
+          <w:bCs/>
+          <w:color w:val="0E4A40"/>
+          <w:sz w:val="19"/>
+          <w:szCs w:val="19"/>
+        </w:rPr>
+        <w:t xml:space="preserve">-e DISPLAY=:0</w:t>
+      </w:r>
+      <w:r>
+        <w:rPr>
+          <w:b/>
+          <w:bCs/>
+        </w:rPr>
+        <w:t xml:space="preserve"> : la simulation est figée.</w:t>
+      </w:r>
+      <w:r>
+        <w:t xml:space="preserve"> Le journal affiche </w:t>
+      </w:r>
+      <w:r>
+        <w:rPr>
+          <w:rFonts w:ascii="Consolas" w:cs="Consolas" w:eastAsia="Consolas" w:hAnsi="Consolas"/>
+          <w:color w:val="0E4A40"/>
+          <w:sz w:val="19"/>
+          <w:szCs w:val="19"/>
+        </w:rPr>
+        <w:t xml:space="preserve">controllers not all active yet -- respawning the missing ones sequentially</w:t>
+      </w:r>
+      <w:r>
+        <w:t xml:space="preserve">, puis environ 4 min 30 plus tard </w:t>
+      </w:r>
+      <w:r>
+        <w:rPr>
+          <w:rFonts w:ascii="Consolas" w:cs="Consolas" w:eastAsia="Consolas" w:hAnsi="Consolas"/>
+          <w:color w:val="0E4A40"/>
+          <w:sz w:val="19"/>
+          <w:szCs w:val="19"/>
+        </w:rPr>
+        <w:t xml:space="preserve">FATAL: controllers never reached 'active' -- see sim.log</w:t>
+      </w:r>
+      <w:r>
+        <w:t xml:space="preserve">. Dans </w:t>
+      </w:r>
+      <w:r>
+        <w:rPr>
+          <w:rFonts w:ascii="Consolas" w:cs="Consolas" w:eastAsia="Consolas" w:hAnsi="Consolas"/>
+          <w:color w:val="0E4A40"/>
+          <w:sz w:val="19"/>
+          <w:szCs w:val="19"/>
+        </w:rPr>
+        <w:t xml:space="preserve">/workspace/htgpp/demo/sim.log</w:t>
+      </w:r>
+      <w:r>
+        <w:t xml:space="preserve">, le gestionnaire de contrôleurs répète </w:t>
+      </w:r>
+      <w:r>
+        <w:rPr>
+          <w:rFonts w:ascii="Consolas" w:cs="Consolas" w:eastAsia="Consolas" w:hAnsi="Consolas"/>
+          <w:color w:val="0E4A40"/>
+          <w:sz w:val="19"/>
+          <w:szCs w:val="19"/>
+        </w:rPr>
+        <w:t xml:space="preserve">Activating controllers: [ joint_state_broadcaster ]</w:t>
+      </w:r>
+      <w:r>
+        <w:t xml:space="preserve"> toutes les 60 s et les spawners affichent </w:t>
+      </w:r>
+      <w:r>
+        <w:rPr>
+          <w:rFonts w:ascii="Consolas" w:cs="Consolas" w:eastAsia="Consolas" w:hAnsi="Consolas"/>
+          <w:color w:val="0E4A40"/>
+          <w:sz w:val="19"/>
+          <w:szCs w:val="19"/>
+        </w:rPr>
+        <w:t xml:space="preserve">Failed getting a result from calling /controller_manager/switch_controller</w:t>
+      </w:r>
+      <w:r>
+        <w:t xml:space="preserve"> ; </w:t>
+      </w:r>
+      <w:r>
+        <w:rPr>
+          <w:rFonts w:ascii="Consolas" w:cs="Consolas" w:eastAsia="Consolas" w:hAnsi="Consolas"/>
+          <w:color w:val="0E4A40"/>
+          <w:sz w:val="19"/>
+          <w:szCs w:val="19"/>
+        </w:rPr>
+        <w:t xml:space="preserve">mycobot_controller</w:t>
+      </w:r>
+      <w:r>
+        <w:t xml:space="preserve"> n'est même jamais chargé. L'horloge de la simulation n'avance pas : </w:t>
+      </w:r>
+      <w:r>
+        <w:rPr>
+          <w:rFonts w:ascii="Consolas" w:cs="Consolas" w:eastAsia="Consolas" w:hAnsi="Consolas"/>
+          <w:color w:val="0E4A40"/>
+          <w:sz w:val="19"/>
+          <w:szCs w:val="19"/>
+        </w:rPr>
+        <w:t xml:space="preserve">gz topic -e -t /world/empty/clock -n 1</w:t>
+      </w:r>
+      <w:r>
+        <w:t xml:space="preserve"> (dans le conteneur) expire alors que le topic a bien un éditeur.</w:t>
+      </w:r>
+    </w:p>
+    <w:p>
+      <w:pPr>
+        <w:spacing w:after="140"/>
+      </w:pPr>
+      <w:r>
+        <w:rPr>
+          <w:b/>
+          <w:bCs/>
+        </w:rPr>
+        <w:t xml:space="preserve">Cause.</w:t>
+      </w:r>
+      <w:r>
+        <w:t xml:space="preserve"> Sur ce portable, le </w:t>
+      </w:r>
+      <w:r>
+        <w:rPr>
+          <w:rFonts w:ascii="Consolas" w:cs="Consolas" w:eastAsia="Consolas" w:hAnsi="Consolas"/>
+          <w:color w:val="0E4A40"/>
+          <w:sz w:val="19"/>
+          <w:szCs w:val="19"/>
+        </w:rPr>
+        <w:t xml:space="preserve">DISPLAY</w:t>
+      </w:r>
+      <w:r>
+        <w:t xml:space="preserve"> de l'hôte vaut </w:t>
+      </w:r>
+      <w:r>
+        <w:rPr>
+          <w:rFonts w:ascii="Consolas" w:cs="Consolas" w:eastAsia="Consolas" w:hAnsi="Consolas"/>
+          <w:color w:val="0E4A40"/>
+          <w:sz w:val="19"/>
+          <w:szCs w:val="19"/>
+        </w:rPr>
+        <w:t xml:space="preserve">172.24.112.1:0</w:t>
+      </w:r>
+      <w:r>
+        <w:t xml:space="preserve"> (vérifiez avec </w:t>
+      </w:r>
+      <w:r>
+        <w:rPr>
+          <w:rFonts w:ascii="Consolas" w:cs="Consolas" w:eastAsia="Consolas" w:hAnsi="Consolas"/>
+          <w:color w:val="0E4A40"/>
+          <w:sz w:val="19"/>
+          <w:szCs w:val="19"/>
+        </w:rPr>
+        <w:t xml:space="preserve">echo $DISPLAY</w:t>
+      </w:r>
+      <w:r>
+        <w:t xml:space="preserve"> dans un terminal hôte) : l'adresse d'un serveur X externe (de type VcXsrv) que rien ne sert. </w:t>
+      </w:r>
+      <w:r>
+        <w:rPr>
+          <w:rFonts w:ascii="Consolas" w:cs="Consolas" w:eastAsia="Consolas" w:hAnsi="Consolas"/>
+          <w:color w:val="0E4A40"/>
+          <w:sz w:val="19"/>
+          <w:szCs w:val="19"/>
+        </w:rPr>
+        <w:t xml:space="preserve">run.sh</w:t>
+      </w:r>
+      <w:r>
+        <w:t xml:space="preserve"> la transmet au conteneur. Le capteur caméra du monde simulé a besoin d'un contexte OpenGL ; son ouverture bloque sur cette adresse morte, et comme les capteurs sont mis à jour pendant le pas de simulation, toute la simulation s'arrête. Le même blocage se voit directement : </w:t>
+      </w:r>
+      <w:r>
+        <w:rPr>
+          <w:rFonts w:ascii="Consolas" w:cs="Consolas" w:eastAsia="Consolas" w:hAnsi="Consolas"/>
+          <w:color w:val="0E4A40"/>
+          <w:sz w:val="19"/>
+          <w:szCs w:val="19"/>
+        </w:rPr>
+        <w:t xml:space="preserve">glxinfo -B</w:t>
+      </w:r>
+      <w:r>
+        <w:t xml:space="preserve"> dans le conteneur ne rend jamais la main. L'affichage propre de WSLg, </w:t>
+      </w:r>
+      <w:r>
+        <w:rPr>
+          <w:rFonts w:ascii="Consolas" w:cs="Consolas" w:eastAsia="Consolas" w:hAnsi="Consolas"/>
+          <w:color w:val="0E4A40"/>
+          <w:sz w:val="19"/>
+          <w:szCs w:val="19"/>
+        </w:rPr>
+        <w:t xml:space="preserve">:0</w:t>
+      </w:r>
+      <w:r>
+        <w:t xml:space="preserve"> (socket </w:t>
+      </w:r>
+      <w:r>
+        <w:rPr>
+          <w:rFonts w:ascii="Consolas" w:cs="Consolas" w:eastAsia="Consolas" w:hAnsi="Consolas"/>
+          <w:color w:val="0E4A40"/>
+          <w:sz w:val="19"/>
+          <w:szCs w:val="19"/>
+        </w:rPr>
+        <w:t xml:space="preserve">/tmp/.X11-unix/X0</w:t>
+      </w:r>
+      <w:r>
+        <w:t xml:space="preserve">), fonctionne :</w:t>
+      </w:r>
+    </w:p>
+    <w:tbl>
+      <w:tblPr>
+        <w:tblW w:type="dxa" w:w="10080"/>
+        <w:tblBorders>
+          <w:top w:val="none"/>
+          <w:left w:val="none"/>
+          <w:bottom w:val="none"/>
+          <w:right w:val="none"/>
+          <w:insideH w:val="none"/>
+          <w:insideV w:val="none"/>
+        </w:tblBorders>
+      </w:tblPr>
+      <w:tblGrid>
+        <w:gridCol w:w="10080"/>
+      </w:tblGrid>
+      <w:tr>
+        <w:tc>
+          <w:tcPr>
+            <w:tcW w:type="dxa" w:w="10080"/>
+            <w:shd w:fill="10201D" w:val="clear"/>
+            <w:tcMar>
+              <w:top w:type="dxa" w:w="140"/>
+              <w:left w:type="dxa" w:w="180"/>
+              <w:bottom w:type="dxa" w:w="140"/>
+              <w:right w:type="dxa" w:w="180"/>
+            </w:tcMar>
+          </w:tcPr>
+          <w:p>
+            <w:pPr>
+              <w:spacing w:after="0" w:before="0"/>
+            </w:pPr>
+            <w:r>
+              <w:rPr>
+                <w:rFonts w:ascii="Consolas" w:cs="Consolas" w:eastAsia="Consolas" w:hAnsi="Consolas"/>
+                <w:color w:val="D9EDE8"/>
+                <w:sz w:val="17"/>
+                <w:szCs w:val="17"/>
+              </w:rPr>
+              <w:t xml:space="preserve">docker exec -e DISPLAY=:0 gazebo_to_lerobot glxinfo -B | grep renderer</w:t>
+            </w:r>
+            <w:r>
+              <w:br/>
+            </w:r>
+            <w:r>
+              <w:rPr>
+                <w:rFonts w:ascii="Consolas" w:cs="Consolas" w:eastAsia="Consolas" w:hAnsi="Consolas"/>
+                <w:color w:val="7C978F"/>
+                <w:sz w:val="17"/>
+                <w:szCs w:val="17"/>
+              </w:rPr>
+              <w:t xml:space="preserve"># OpenGL renderer string: D3D12 (Intel(R) Iris(R) Xe Graphics)</w:t>
+            </w:r>
+          </w:p>
+        </w:tc>
+      </w:tr>
+    </w:tbl>
+    <w:p>
+      <w:pPr>
+        <w:spacing w:after="80"/>
+      </w:pPr>
+    </w:p>
+    <w:p>
+      <w:pPr>
+        <w:spacing w:after="140"/>
+      </w:pPr>
+      <w:r>
+        <w:rPr>
+          <w:b/>
+          <w:bCs/>
+        </w:rPr>
+        <w:t xml:space="preserve">Correction.</w:t>
+      </w:r>
+      <w:r>
+        <w:t xml:space="preserve"> Passez </w:t>
+      </w:r>
+      <w:r>
+        <w:rPr>
+          <w:rFonts w:ascii="Consolas" w:cs="Consolas" w:eastAsia="Consolas" w:hAnsi="Consolas"/>
+          <w:color w:val="0E4A40"/>
+          <w:sz w:val="19"/>
+          <w:szCs w:val="19"/>
+        </w:rPr>
+        <w:t xml:space="preserve">-e DISPLAY=:0</w:t>
+      </w:r>
+      <w:r>
+        <w:t xml:space="preserve"> à </w:t>
+      </w:r>
+      <w:r>
+        <w:rPr>
+          <w:b/>
+          <w:bCs/>
+        </w:rPr>
+        <w:t xml:space="preserve">chaque</w:t>
+      </w:r>
+      <w:r>
+        <w:t xml:space="preserve"> </w:t>
+      </w:r>
+      <w:r>
+        <w:rPr>
+          <w:rFonts w:ascii="Consolas" w:cs="Consolas" w:eastAsia="Consolas" w:hAnsi="Consolas"/>
+          <w:color w:val="0E4A40"/>
+          <w:sz w:val="19"/>
+          <w:szCs w:val="19"/>
+        </w:rPr>
+        <w:t xml:space="preserve">docker exec</w:t>
+      </w:r>
+      <w:r>
+        <w:t xml:space="preserve"> qui lance la simulation, y compris </w:t>
+      </w:r>
+      <w:r>
+        <w:rPr>
+          <w:rFonts w:ascii="Consolas" w:cs="Consolas" w:eastAsia="Consolas" w:hAnsi="Consolas"/>
+          <w:color w:val="0E4A40"/>
+          <w:sz w:val="19"/>
+          <w:szCs w:val="19"/>
+        </w:rPr>
+        <w:t xml:space="preserve">docker exec -it -e DISPLAY=:0 gazebo_to_lerobot bash</w:t>
+      </w:r>
+      <w:r>
+        <w:t xml:space="preserve"> quand vous ouvrez un shell dans le conteneur. </w:t>
+      </w:r>
+      <w:r>
+        <w:rPr>
+          <w:rFonts w:ascii="Consolas" w:cs="Consolas" w:eastAsia="Consolas" w:hAnsi="Consolas"/>
+          <w:color w:val="0E4A40"/>
+          <w:sz w:val="19"/>
+          <w:szCs w:val="19"/>
+        </w:rPr>
+        <w:t xml:space="preserve">run_gui_demo.sh</w:t>
+      </w:r>
+      <w:r>
+        <w:t xml:space="preserve"> (Sec.27) le fait lui-même.</w:t>
+      </w:r>
+    </w:p>
+    <w:p>
+      <w:pPr>
+        <w:pStyle w:val="Heading2"/>
+        <w:spacing w:after="40" w:before="320"/>
+      </w:pPr>
+      <w:r>
+        <w:rPr>
+          <w:b/>
+          <w:bCs/>
+          <w:color w:val="0E4A40"/>
+        </w:rPr>
+        <w:t xml:space="preserve">25  </w:t>
+      </w:r>
+      <w:r>
+        <w:t xml:space="preserve">La fenêtre Gazebo blanche : utiliser l'OpenGL logiciel</w:t>
+      </w:r>
+    </w:p>
+    <w:p>
+      <w:pPr>
+        <w:spacing w:after="160"/>
+      </w:pPr>
+      <w:r>
+        <w:rPr>
+          <w:i/>
+          <w:iCs/>
+          <w:color w:val="4B5B57"/>
+        </w:rPr>
+        <w:t xml:space="preserve">Avec </w:t>
+      </w:r>
+      <w:r>
+        <w:rPr>
+          <w:rFonts w:ascii="Consolas" w:cs="Consolas" w:eastAsia="Consolas" w:hAnsi="Consolas"/>
+          <w:color w:val="0E4A40"/>
+          <w:sz w:val="19"/>
+          <w:szCs w:val="19"/>
+        </w:rPr>
+        <w:t xml:space="preserve">DISPLAY=:0</w:t>
+      </w:r>
+      <w:r>
+        <w:rPr>
+          <w:i/>
+          <w:iCs/>
+          <w:color w:val="4B5B57"/>
+        </w:rPr>
+        <w:t xml:space="preserve">, </w:t>
+      </w:r>
+      <w:r>
+        <w:rPr>
+          <w:rFonts w:ascii="Consolas" w:cs="Consolas" w:eastAsia="Consolas" w:hAnsi="Consolas"/>
+          <w:color w:val="0E4A40"/>
+          <w:sz w:val="19"/>
+          <w:szCs w:val="19"/>
+        </w:rPr>
+        <w:t xml:space="preserve">pick_and_place_demo.launch.py</w:t>
+      </w:r>
+      <w:r>
+        <w:rPr>
+          <w:i/>
+          <w:iCs/>
+          <w:color w:val="4B5B57"/>
+        </w:rPr>
+        <w:t xml:space="preserve"> tourne et la fenêtre Gazebo s'ouvre, mais sa vue 3D reste entièrement blanche pendant toute l'exécution, alors que le journal montre le bras effectuer toute la séquence.</w:t>
+      </w:r>
+    </w:p>
+    <w:p>
+      <w:pPr>
+        <w:spacing w:after="140"/>
+      </w:pPr>
+      <w:r>
+        <w:rPr>
+          <w:b/>
+          <w:bCs/>
+        </w:rPr>
+        <w:t xml:space="preserve">Cause.</w:t>
+      </w:r>
+      <w:r>
+        <w:t xml:space="preserve"> Via WSLg, le GPU Intel est atteint par la couche de traduction D3D12 de Mesa, qui n'offre qu'OpenGL 4.1, sans compute shaders. </w:t>
+      </w:r>
+      <w:r>
+        <w:rPr>
+          <w:rFonts w:ascii="Consolas" w:cs="Consolas" w:eastAsia="Consolas" w:hAnsi="Consolas"/>
+          <w:color w:val="0E4A40"/>
+          <w:sz w:val="19"/>
+          <w:szCs w:val="19"/>
+        </w:rPr>
+        <w:t xml:space="preserve">~/.gz/rendering/ogre2.log</w:t>
+      </w:r>
+      <w:r>
+        <w:t xml:space="preserve"> dans le conteneur indique </w:t>
+      </w:r>
+      <w:r>
+        <w:rPr>
+          <w:rFonts w:ascii="Consolas" w:cs="Consolas" w:eastAsia="Consolas" w:hAnsi="Consolas"/>
+          <w:color w:val="0E4A40"/>
+          <w:sz w:val="19"/>
+          <w:szCs w:val="19"/>
+        </w:rPr>
+        <w:t xml:space="preserve">GL_RENDERER = D3D12 (Intel(R) Iris(R) Xe Graphics)</w:t>
+      </w:r>
+      <w:r>
+        <w:t xml:space="preserve">, </w:t>
+      </w:r>
+      <w:r>
+        <w:rPr>
+          <w:rFonts w:ascii="Consolas" w:cs="Consolas" w:eastAsia="Consolas" w:hAnsi="Consolas"/>
+          <w:color w:val="0E4A40"/>
+          <w:sz w:val="19"/>
+          <w:szCs w:val="19"/>
+        </w:rPr>
+        <w:t xml:space="preserve">GL_VERSION = 4.1 (Core Profile)</w:t>
+      </w:r>
+      <w:r>
+        <w:t xml:space="preserve"> et </w:t>
+      </w:r>
+      <w:r>
+        <w:rPr>
+          <w:rFonts w:ascii="Consolas" w:cs="Consolas" w:eastAsia="Consolas" w:hAnsi="Consolas"/>
+          <w:color w:val="0E4A40"/>
+          <w:sz w:val="19"/>
+          <w:szCs w:val="19"/>
+        </w:rPr>
+        <w:t xml:space="preserve">Compute programs: no</w:t>
+      </w:r>
+      <w:r>
+        <w:t xml:space="preserve">. Le moteur par défaut de Gazebo, </w:t>
+      </w:r>
+      <w:r>
+        <w:rPr>
+          <w:rFonts w:ascii="Consolas" w:cs="Consolas" w:eastAsia="Consolas" w:hAnsi="Consolas"/>
+          <w:color w:val="0E4A40"/>
+          <w:sz w:val="19"/>
+          <w:szCs w:val="19"/>
+        </w:rPr>
+        <w:t xml:space="preserve">ogre2</w:t>
+      </w:r>
+      <w:r>
+        <w:t xml:space="preserve">, dessine une vue blanche dans ces conditions. L'ancien moteur (</w:t>
+      </w:r>
+      <w:r>
+        <w:rPr>
+          <w:rFonts w:ascii="Consolas" w:cs="Consolas" w:eastAsia="Consolas" w:hAnsi="Consolas"/>
+          <w:color w:val="0E4A40"/>
+          <w:sz w:val="19"/>
+          <w:szCs w:val="19"/>
+        </w:rPr>
+        <w:t xml:space="preserve">gz sim -g --render-engine ogre</w:t>
+      </w:r>
+      <w:r>
+        <w:t xml:space="preserve">) a été essayé et était blanc lui aussi : le problème vient donc du chemin D3D12, pas du moteur.</w:t>
+      </w:r>
+    </w:p>
+    <w:p>
+      <w:pPr>
+        <w:spacing w:after="140"/>
+      </w:pPr>
+      <w:r>
+        <w:rPr>
+          <w:b/>
+          <w:bCs/>
+        </w:rPr>
+        <w:t xml:space="preserve">Correction.</w:t>
+      </w:r>
+      <w:r>
+        <w:t xml:space="preserve"> Faire calculer le rendu par Mesa sur le CPU (llvmpipe), qui offre OpenGL 4.5. Trois variables d'environnement ; la troisième reçoit une valeur </w:t>
+      </w:r>
+      <w:r>
+        <w:rPr>
+          <w:b/>
+          <w:bCs/>
+        </w:rPr>
+        <w:t xml:space="preserve">vide</w:t>
+      </w:r>
+      <w:r>
+        <w:t xml:space="preserve"> pour annuler le </w:t>
+      </w:r>
+      <w:r>
+        <w:rPr>
+          <w:rFonts w:ascii="Consolas" w:cs="Consolas" w:eastAsia="Consolas" w:hAnsi="Consolas"/>
+          <w:color w:val="0E4A40"/>
+          <w:sz w:val="19"/>
+          <w:szCs w:val="19"/>
+        </w:rPr>
+        <w:t xml:space="preserve">MESA_LOADER_DRIVER_OVERRIDE=d3d12</w:t>
+      </w:r>
+      <w:r>
+        <w:t xml:space="preserve"> que </w:t>
+      </w:r>
+      <w:r>
+        <w:rPr>
+          <w:rFonts w:ascii="Consolas" w:cs="Consolas" w:eastAsia="Consolas" w:hAnsi="Consolas"/>
+          <w:color w:val="0E4A40"/>
+          <w:sz w:val="19"/>
+          <w:szCs w:val="19"/>
+        </w:rPr>
+        <w:t xml:space="preserve">run.sh</w:t>
+      </w:r>
+      <w:r>
+        <w:t xml:space="preserve"> place dans le conteneur :</w:t>
+      </w:r>
+    </w:p>
+    <w:tbl>
+      <w:tblPr>
+        <w:tblW w:type="dxa" w:w="10080"/>
+        <w:tblBorders>
+          <w:top w:val="none"/>
+          <w:left w:val="none"/>
+          <w:bottom w:val="none"/>
+          <w:right w:val="none"/>
+          <w:insideH w:val="none"/>
+          <w:insideV w:val="none"/>
+        </w:tblBorders>
+      </w:tblPr>
+      <w:tblGrid>
+        <w:gridCol w:w="10080"/>
+      </w:tblGrid>
+      <w:tr>
+        <w:tc>
+          <w:tcPr>
+            <w:tcW w:type="dxa" w:w="10080"/>
+            <w:shd w:fill="10201D" w:val="clear"/>
+            <w:tcMar>
+              <w:top w:type="dxa" w:w="140"/>
+              <w:left w:type="dxa" w:w="180"/>
+              <w:bottom w:type="dxa" w:w="140"/>
+              <w:right w:type="dxa" w:w="180"/>
+            </w:tcMar>
+          </w:tcPr>
+          <w:p>
+            <w:pPr>
+              <w:spacing w:after="0" w:before="0"/>
+            </w:pPr>
+            <w:r>
+              <w:rPr>
+                <w:rFonts w:ascii="Consolas" w:cs="Consolas" w:eastAsia="Consolas" w:hAnsi="Consolas"/>
+                <w:color w:val="D9EDE8"/>
+                <w:sz w:val="17"/>
+                <w:szCs w:val="17"/>
+              </w:rPr>
+              <w:t xml:space="preserve">LIBGL_ALWAYS_SOFTWARE=1</w:t>
+            </w:r>
+            <w:r>
+              <w:br/>
+            </w:r>
+            <w:r>
+              <w:rPr>
+                <w:rFonts w:ascii="Consolas" w:cs="Consolas" w:eastAsia="Consolas" w:hAnsi="Consolas"/>
+                <w:color w:val="D9EDE8"/>
+                <w:sz w:val="17"/>
+                <w:szCs w:val="17"/>
+              </w:rPr>
+              <w:t xml:space="preserve">GALLIUM_DRIVER=llvmpipe</w:t>
+            </w:r>
+            <w:r>
+              <w:br/>
+            </w:r>
+            <w:r>
+              <w:rPr>
+                <w:rFonts w:ascii="Consolas" w:cs="Consolas" w:eastAsia="Consolas" w:hAnsi="Consolas"/>
+                <w:color w:val="D9EDE8"/>
+                <w:sz w:val="17"/>
+                <w:szCs w:val="17"/>
+              </w:rPr>
+              <w:t xml:space="preserve">MESA_LOADER_DRIVER_OVERRIDE=</w:t>
+            </w:r>
+          </w:p>
+        </w:tc>
+      </w:tr>
+    </w:tbl>
+    <w:p>
+      <w:pPr>
+        <w:spacing w:after="80"/>
+      </w:pPr>
+    </w:p>
+    <w:p>
+      <w:pPr>
+        <w:spacing w:before="160" w:after="60"/>
+      </w:pPr>
+      <w:r>
+        <w:rPr>
+          <w:b/>
+          <w:bCs/>
+          <w:caps/>
+          <w:color w:val="146356"/>
+          <w:sz w:val="17"/>
+          <w:szCs w:val="17"/>
+        </w:rPr>
+        <w:t xml:space="preserve">Vérification</w:t>
+      </w:r>
+    </w:p>
+    <w:tbl>
+      <w:tblPr>
+        <w:tblW w:type="dxa" w:w="10080"/>
+        <w:tblBorders>
+          <w:top w:val="none"/>
+          <w:left w:val="none"/>
+          <w:bottom w:val="none"/>
+          <w:right w:val="none"/>
+          <w:insideH w:val="none"/>
+          <w:insideV w:val="none"/>
+        </w:tblBorders>
+      </w:tblPr>
+      <w:tblGrid>
+        <w:gridCol w:w="10080"/>
+      </w:tblGrid>
+      <w:tr>
+        <w:tc>
+          <w:tcPr>
+            <w:tcW w:type="dxa" w:w="10080"/>
+            <w:shd w:fill="10201D" w:val="clear"/>
+            <w:tcMar>
+              <w:top w:type="dxa" w:w="140"/>
+              <w:left w:type="dxa" w:w="180"/>
+              <w:bottom w:type="dxa" w:w="140"/>
+              <w:right w:type="dxa" w:w="180"/>
+            </w:tcMar>
+          </w:tcPr>
+          <w:p>
+            <w:pPr>
+              <w:spacing w:after="0" w:before="0"/>
+            </w:pPr>
+            <w:r>
+              <w:rPr>
+                <w:rFonts w:ascii="Consolas" w:cs="Consolas" w:eastAsia="Consolas" w:hAnsi="Consolas"/>
+                <w:color w:val="D9EDE8"/>
+                <w:sz w:val="17"/>
+                <w:szCs w:val="17"/>
+              </w:rPr>
+              <w:t xml:space="preserve">docker exec -e DISPLAY=:0 -e LIBGL_ALWAYS_SOFTWARE=1 -e GALLIUM_DRIVER=llvmpipe -e MESA_LOADER_DRIVER_OVERRIDE= \</w:t>
+            </w:r>
+            <w:r>
+              <w:br/>
+            </w:r>
+            <w:r>
+              <w:rPr>
+                <w:rFonts w:ascii="Consolas" w:cs="Consolas" w:eastAsia="Consolas" w:hAnsi="Consolas"/>
+                <w:color w:val="D9EDE8"/>
+                <w:sz w:val="17"/>
+                <w:szCs w:val="17"/>
+              </w:rPr>
+              <w:t xml:space="preserve">  gazebo_to_lerobot glxinfo -B | grep -E 'renderer string|core profile version'</w:t>
+            </w:r>
+            <w:r>
+              <w:br/>
+            </w:r>
+            <w:r>
+              <w:rPr>
+                <w:rFonts w:ascii="Consolas" w:cs="Consolas" w:eastAsia="Consolas" w:hAnsi="Consolas"/>
+                <w:color w:val="7C978F"/>
+                <w:sz w:val="17"/>
+                <w:szCs w:val="17"/>
+              </w:rPr>
+              <w:t xml:space="preserve"># OpenGL renderer string: llvmpipe (LLVM 20.1.2, 256 bits)</w:t>
+            </w:r>
+            <w:r>
+              <w:br/>
+            </w:r>
+            <w:r>
+              <w:rPr>
+                <w:rFonts w:ascii="Consolas" w:cs="Consolas" w:eastAsia="Consolas" w:hAnsi="Consolas"/>
+                <w:color w:val="7C978F"/>
+                <w:sz w:val="17"/>
+                <w:szCs w:val="17"/>
+              </w:rPr>
+              <w:t xml:space="preserve"># OpenGL core profile version string: 4.5 (Core Profile) Mesa 25.2.8-0ubuntu0.24.04.4</w:t>
+            </w:r>
+          </w:p>
+        </w:tc>
+      </w:tr>
+    </w:tbl>
+    <w:p>
+      <w:pPr>
+        <w:spacing w:after="80"/>
+      </w:pPr>
+    </w:p>
+    <w:p>
+      <w:pPr>
+        <w:spacing w:after="140"/>
+      </w:pPr>
+      <w:r>
+        <w:rPr>
+          <w:b/>
+          <w:bCs/>
+        </w:rPr>
+        <w:t xml:space="preserve">Premier essai : une seconde fenêtre.</w:t>
+      </w:r>
+      <w:r>
+        <w:t xml:space="preserve"> Une seconde interface lancée avec ces variables et connectée à la simulation déjà en cours affichait correctement la scène :</w:t>
+      </w:r>
+    </w:p>
+    <w:tbl>
+      <w:tblPr>
+        <w:tblW w:type="dxa" w:w="10080"/>
+        <w:tblBorders>
+          <w:top w:val="none"/>
+          <w:left w:val="none"/>
+          <w:bottom w:val="none"/>
+          <w:right w:val="none"/>
+          <w:insideH w:val="none"/>
+          <w:insideV w:val="none"/>
+        </w:tblBorders>
+      </w:tblPr>
+      <w:tblGrid>
+        <w:gridCol w:w="10080"/>
+      </w:tblGrid>
+      <w:tr>
+        <w:tc>
+          <w:tcPr>
+            <w:tcW w:type="dxa" w:w="10080"/>
+            <w:shd w:fill="10201D" w:val="clear"/>
+            <w:tcMar>
+              <w:top w:type="dxa" w:w="140"/>
+              <w:left w:type="dxa" w:w="180"/>
+              <w:bottom w:type="dxa" w:w="140"/>
+              <w:right w:type="dxa" w:w="180"/>
+            </w:tcMar>
+          </w:tcPr>
+          <w:p>
+            <w:pPr>
+              <w:spacing w:after="0" w:before="0"/>
+            </w:pPr>
+            <w:r>
+              <w:rPr>
+                <w:rFonts w:ascii="Consolas" w:cs="Consolas" w:eastAsia="Consolas" w:hAnsi="Consolas"/>
+                <w:color w:val="D9EDE8"/>
+                <w:sz w:val="17"/>
+                <w:szCs w:val="17"/>
+              </w:rPr>
+              <w:t xml:space="preserve">docker exec -e DISPLAY=:0 -e LIBGL_ALWAYS_SOFTWARE=1 -e GALLIUM_DRIVER=llvmpipe -e MESA_LOADER_DRIVER_OVERRIDE= \</w:t>
+            </w:r>
+            <w:r>
+              <w:br/>
+            </w:r>
+            <w:r>
+              <w:rPr>
+                <w:rFonts w:ascii="Consolas" w:cs="Consolas" w:eastAsia="Consolas" w:hAnsi="Consolas"/>
+                <w:color w:val="D9EDE8"/>
+                <w:sz w:val="17"/>
+                <w:szCs w:val="17"/>
+              </w:rPr>
+              <w:t xml:space="preserve">  gazebo_to_lerobot bash -c 'source /opt/ros/jazzy/setup.bash; gz sim -g --force-version 8'</w:t>
+            </w:r>
+          </w:p>
+        </w:tc>
+      </w:tr>
+    </w:tbl>
+    <w:p>
+      <w:pPr>
+        <w:spacing w:after="80"/>
+      </w:pPr>
+    </w:p>
+    <w:p>
+      <w:pPr>
+        <w:pBdr>
+          <w:left w:val="single" w:color="8A5A12" w:sz="24"/>
+        </w:pBdr>
+        <w:shd w:fill="F7F8F7" w:val="clear"/>
+        <w:spacing w:after="200" w:before="120"/>
+        <w:ind w:left="200"/>
+      </w:pPr>
+      <w:r>
+        <w:rPr>
+          <w:b/>
+          <w:bCs/>
+        </w:rPr>
+        <w:t xml:space="preserve">Pourquoi cette approche à deux fenêtres a été abandonnée.</w:t>
+      </w:r>
+      <w:r>
+        <w:t xml:space="preserve"> Elle exige d'ouvrir un second terminal au bon moment. </w:t>
+      </w:r>
+      <w:r>
+        <w:rPr>
+          <w:rFonts w:ascii="Consolas" w:cs="Consolas" w:eastAsia="Consolas" w:hAnsi="Consolas"/>
+          <w:color w:val="0E4A40"/>
+          <w:sz w:val="19"/>
+          <w:szCs w:val="19"/>
+        </w:rPr>
+        <w:t xml:space="preserve">controllers active</w:t>
+      </w:r>
+      <w:r>
+        <w:t xml:space="preserve"> défile moins de 20 s après le démarrage ; le temps que la seconde fenêtre soit ouverte et zoomée, le bras avait terminé et il ne restait qu'une scène immobile. Le Sec.27 donne plutôt ces variables au launch lui-même, si bien que l'unique fenêtre qu'il ouvre est rendue correctement dès le départ. Coût mesuré : aucun au démarrage (contrôleurs actifs en 20 s, comme avec le GPU) ; le mouvement dans la fenêtre est un peu moins fluide.</w:t>
+      </w:r>
+    </w:p>
+    <w:p>
+      <w:pPr>
+        <w:pStyle w:val="Heading2"/>
+        <w:spacing w:after="40" w:before="320"/>
+      </w:pPr>
+      <w:r>
+        <w:rPr>
+          <w:b/>
+          <w:bCs/>
+          <w:color w:val="0E4A40"/>
+        </w:rPr>
+        <w:t xml:space="preserve">26  </w:t>
+      </w:r>
+      <w:r>
+        <w:t xml:space="preserve">La vue minuscule, et la caméra qui se dézoome toute seule</w:t>
+      </w:r>
+    </w:p>
+    <w:p>
+      <w:pPr>
+        <w:spacing w:after="160"/>
+      </w:pPr>
+      <w:r>
+        <w:rPr>
+          <w:i/>
+          <w:iCs/>
+          <w:color w:val="4B5B57"/>
+        </w:rPr>
+        <w:t xml:space="preserve">Une fois la fenêtre rendue, le bras est tout petit au milieu de la vue. Deux causes distinctes, dont l'une donne l'impression que Gazebo se dézoome tout seul.</w:t>
+      </w:r>
+    </w:p>
+    <w:p>
+      <w:pPr>
+        <w:spacing w:after="140"/>
+      </w:pPr>
+      <w:r>
+        <w:rPr>
+          <w:b/>
+          <w:bCs/>
+        </w:rPr>
+        <w:t xml:space="preserve">Cause 1 : la boîte englobante du robot inclut le support de caméras.</w:t>
+      </w:r>
+      <w:r>
+        <w:t xml:space="preserve"> Les quatre caméras de la scène (avant, gauche, droite, dessus) sont des liens du modèle </w:t>
+      </w:r>
+      <w:r>
+        <w:rPr>
+          <w:rFonts w:ascii="Consolas" w:cs="Consolas" w:eastAsia="Consolas" w:hAnsi="Consolas"/>
+          <w:color w:val="0E4A40"/>
+          <w:sz w:val="19"/>
+          <w:szCs w:val="19"/>
+        </w:rPr>
+        <w:t xml:space="preserve">mycobot_320</w:t>
+      </w:r>
+      <w:r>
+        <w:t xml:space="preserve">, donc sa boîte englobante couvre tout le support. </w:t>
+      </w:r>
+      <w:r>
+        <w:rPr>
+          <w:b/>
+          <w:bCs/>
+        </w:rPr>
+        <w:t xml:space="preserve">Move to</w:t>
+      </w:r>
+      <w:r>
+        <w:t xml:space="preserve"> sur </w:t>
+      </w:r>
+      <w:r>
+        <w:rPr>
+          <w:rFonts w:ascii="Consolas" w:cs="Consolas" w:eastAsia="Consolas" w:hAnsi="Consolas"/>
+          <w:color w:val="0E4A40"/>
+          <w:sz w:val="19"/>
+          <w:szCs w:val="19"/>
+        </w:rPr>
+        <w:t xml:space="preserve">mycobot_320</w:t>
+      </w:r>
+      <w:r>
+        <w:t xml:space="preserve"> dans l'Entity Tree vole jusqu'au bras puis cadre toute cette boîte, ce qui dézoome à nouveau. C'est signalé dans les commentaires de </w:t>
+      </w:r>
+      <w:r>
+        <w:rPr>
+          <w:rFonts w:ascii="Consolas" w:cs="Consolas" w:eastAsia="Consolas" w:hAnsi="Consolas"/>
+          <w:color w:val="0E4A40"/>
+          <w:sz w:val="19"/>
+          <w:szCs w:val="19"/>
+        </w:rPr>
+        <w:t xml:space="preserve">sim_full.launch.py</w:t>
+      </w:r>
+      <w:r>
+        <w:t xml:space="preserve">.</w:t>
+      </w:r>
+    </w:p>
+    <w:p>
+      <w:pPr>
+        <w:spacing w:after="140"/>
+      </w:pPr>
+      <w:r>
+        <w:rPr>
+          <w:b/>
+          <w:bCs/>
+        </w:rPr>
+        <w:t xml:space="preserve">Cause 2 : le mode Follow.</w:t>
+      </w:r>
+      <w:r>
+        <w:t xml:space="preserve"> Si </w:t>
+      </w:r>
+      <w:r>
+        <w:rPr>
+          <w:b/>
+          <w:bCs/>
+        </w:rPr>
+        <w:t xml:space="preserve">Follow</w:t>
+      </w:r>
+      <w:r>
+        <w:t xml:space="preserve"> a été choisi un jour pour </w:t>
+      </w:r>
+      <w:r>
+        <w:rPr>
+          <w:rFonts w:ascii="Consolas" w:cs="Consolas" w:eastAsia="Consolas" w:hAnsi="Consolas"/>
+          <w:color w:val="0E4A40"/>
+          <w:sz w:val="19"/>
+          <w:szCs w:val="19"/>
+        </w:rPr>
+        <w:t xml:space="preserve">mycobot_320</w:t>
+      </w:r>
+      <w:r>
+        <w:t xml:space="preserve">, la caméra de l'interface reste accrochée au robot à 3 m en arrière et 2 m au-dessus, et y revient après chaque zoom, même après </w:t>
+      </w:r>
+      <w:r>
+        <w:rPr>
+          <w:b/>
+          <w:bCs/>
+        </w:rPr>
+        <w:t xml:space="preserve">Move to</w:t>
+      </w:r>
+      <w:r>
+        <w:t xml:space="preserve"> sur </w:t>
+      </w:r>
+      <w:r>
+        <w:rPr>
+          <w:rFonts w:ascii="Consolas" w:cs="Consolas" w:eastAsia="Consolas" w:hAnsi="Consolas"/>
+          <w:color w:val="0E4A40"/>
+          <w:sz w:val="19"/>
+          <w:szCs w:val="19"/>
+        </w:rPr>
+        <w:t xml:space="preserve">red_block</w:t>
+      </w:r>
+      <w:r>
+        <w:t xml:space="preserve">. Vérifié dans le conteneur :</w:t>
+      </w:r>
+    </w:p>
+    <w:tbl>
+      <w:tblPr>
+        <w:tblW w:type="dxa" w:w="10080"/>
+        <w:tblBorders>
+          <w:top w:val="none"/>
+          <w:left w:val="none"/>
+          <w:bottom w:val="none"/>
+          <w:right w:val="none"/>
+          <w:insideH w:val="none"/>
+          <w:insideV w:val="none"/>
+        </w:tblBorders>
+      </w:tblPr>
+      <w:tblGrid>
+        <w:gridCol w:w="10080"/>
+      </w:tblGrid>
+      <w:tr>
+        <w:tc>
+          <w:tcPr>
+            <w:tcW w:type="dxa" w:w="10080"/>
+            <w:shd w:fill="10201D" w:val="clear"/>
+            <w:tcMar>
+              <w:top w:type="dxa" w:w="140"/>
+              <w:left w:type="dxa" w:w="180"/>
+              <w:bottom w:type="dxa" w:w="140"/>
+              <w:right w:type="dxa" w:w="180"/>
+            </w:tcMar>
+          </w:tcPr>
+          <w:p>
+            <w:pPr>
+              <w:spacing w:after="0" w:before="0"/>
+            </w:pPr>
+            <w:r>
+              <w:rPr>
+                <w:rFonts w:ascii="Consolas" w:cs="Consolas" w:eastAsia="Consolas" w:hAnsi="Consolas"/>
+                <w:color w:val="D9EDE8"/>
+                <w:sz w:val="17"/>
+                <w:szCs w:val="17"/>
+              </w:rPr>
+              <w:t xml:space="preserve">gz topic -e -t /gui/currently_tracked -n 1</w:t>
+            </w:r>
+            <w:r>
+              <w:br/>
+            </w:r>
+            <w:r>
+              <w:rPr>
+                <w:rFonts w:ascii="Consolas" w:cs="Consolas" w:eastAsia="Consolas" w:hAnsi="Consolas"/>
+                <w:color w:val="7C978F"/>
+                <w:sz w:val="17"/>
+                <w:szCs w:val="17"/>
+              </w:rPr>
+              <w:t xml:space="preserve"># track_mode: FOLLOW</w:t>
+            </w:r>
+            <w:r>
+              <w:br/>
+            </w:r>
+            <w:r>
+              <w:rPr>
+                <w:rFonts w:ascii="Consolas" w:cs="Consolas" w:eastAsia="Consolas" w:hAnsi="Consolas"/>
+                <w:color w:val="7C978F"/>
+                <w:sz w:val="17"/>
+                <w:szCs w:val="17"/>
+              </w:rPr>
+              <w:t xml:space="preserve"># follow_target { name: "mycobot_320" }</w:t>
+            </w:r>
+            <w:r>
+              <w:br/>
+            </w:r>
+            <w:r>
+              <w:rPr>
+                <w:rFonts w:ascii="Consolas" w:cs="Consolas" w:eastAsia="Consolas" w:hAnsi="Consolas"/>
+                <w:color w:val="7C978F"/>
+                <w:sz w:val="17"/>
+                <w:szCs w:val="17"/>
+              </w:rPr>
+              <w:t xml:space="preserve"># follow_offset { x: -3  z: 2 }</w:t>
+            </w:r>
+          </w:p>
+        </w:tc>
+      </w:tr>
+    </w:tbl>
+    <w:p>
+      <w:pPr>
+        <w:spacing w:after="80"/>
+      </w:pPr>
+    </w:p>
+    <w:p>
+      <w:pPr>
+        <w:spacing w:before="160" w:after="60"/>
+      </w:pPr>
+      <w:r>
+        <w:rPr>
+          <w:b/>
+          <w:bCs/>
+          <w:caps/>
+          <w:color w:val="146356"/>
+          <w:sz w:val="17"/>
+          <w:szCs w:val="17"/>
+        </w:rPr>
+        <w:t xml:space="preserve">Correction à la main (dans la fenêtre Gazebo)</w:t>
+      </w:r>
+    </w:p>
+    <w:p>
+      <w:pPr>
+        <w:pStyle w:val="ListParagraph"/>
+        <w:numPr>
+          <w:ilvl w:val="0"/>
+          <w:numId w:val="2"/>
+        </w:numPr>
+        <w:spacing w:after="80"/>
+      </w:pPr>
+      <w:r>
+        <w:t xml:space="preserve">Clic droit sur une zone vide de la vue 3D, puis </w:t>
+      </w:r>
+      <w:r>
+        <w:rPr>
+          <w:b/>
+          <w:bCs/>
+        </w:rPr>
+        <w:t xml:space="preserve">Unfollow</w:t>
+      </w:r>
+      <w:r>
+        <w:t xml:space="preserve"> (aussi disponible dans le menu clic droit de l'entité dans l'Entity Tree).</w:t>
+      </w:r>
+    </w:p>
+    <w:p>
+      <w:pPr>
+        <w:pStyle w:val="ListParagraph"/>
+        <w:numPr>
+          <w:ilvl w:val="0"/>
+          <w:numId w:val="2"/>
+        </w:numPr>
+        <w:spacing w:after="80"/>
+      </w:pPr>
+      <w:r>
+        <w:t xml:space="preserve">Puis clic droit sur </w:t>
+      </w:r>
+      <w:r>
+        <w:rPr>
+          <w:rFonts w:ascii="Consolas" w:cs="Consolas" w:eastAsia="Consolas" w:hAnsi="Consolas"/>
+          <w:color w:val="0E4A40"/>
+          <w:sz w:val="19"/>
+          <w:szCs w:val="19"/>
+        </w:rPr>
+        <w:t xml:space="preserve">red_block</w:t>
+      </w:r>
+      <w:r>
+        <w:t xml:space="preserve"> (ou </w:t>
+      </w:r>
+      <w:r>
+        <w:rPr>
+          <w:rFonts w:ascii="Consolas" w:cs="Consolas" w:eastAsia="Consolas" w:hAnsi="Consolas"/>
+          <w:color w:val="0E4A40"/>
+          <w:sz w:val="19"/>
+          <w:szCs w:val="19"/>
+        </w:rPr>
+        <w:t xml:space="preserve">plate</w:t>
+      </w:r>
+      <w:r>
+        <w:t xml:space="preserve">) dans l'Entity Tree, et </w:t>
+      </w:r>
+      <w:r>
+        <w:rPr>
+          <w:b/>
+          <w:bCs/>
+        </w:rPr>
+        <w:t xml:space="preserve">Move to</w:t>
+      </w:r>
+      <w:r>
+        <w:t xml:space="preserve">. N'utilisez ni </w:t>
+      </w:r>
+      <w:r>
+        <w:rPr>
+          <w:b/>
+          <w:bCs/>
+        </w:rPr>
+        <w:t xml:space="preserve">Move to</w:t>
+      </w:r>
+      <w:r>
+        <w:t xml:space="preserve"> ni </w:t>
+      </w:r>
+      <w:r>
+        <w:rPr>
+          <w:b/>
+          <w:bCs/>
+        </w:rPr>
+        <w:t xml:space="preserve">Follow</w:t>
+      </w:r>
+      <w:r>
+        <w:t xml:space="preserve"> sur </w:t>
+      </w:r>
+      <w:r>
+        <w:rPr>
+          <w:rFonts w:ascii="Consolas" w:cs="Consolas" w:eastAsia="Consolas" w:hAnsi="Consolas"/>
+          <w:color w:val="0E4A40"/>
+          <w:sz w:val="19"/>
+          <w:szCs w:val="19"/>
+        </w:rPr>
+        <w:t xml:space="preserve">mycobot_320</w:t>
+      </w:r>
+      <w:r>
+        <w:t xml:space="preserve">.</w:t>
+      </w:r>
+    </w:p>
+    <w:p>
+      <w:pPr>
+        <w:spacing w:before="160" w:after="60"/>
+      </w:pPr>
+      <w:r>
+        <w:rPr>
+          <w:b/>
+          <w:bCs/>
+          <w:caps/>
+          <w:color w:val="146356"/>
+          <w:sz w:val="17"/>
+          <w:szCs w:val="17"/>
+        </w:rPr>
+        <w:t xml:space="preserve">Correction par commande (shell du conteneur, ouvert avec -e DISPLAY=:0)</w:t>
+      </w:r>
+    </w:p>
+    <w:tbl>
+      <w:tblPr>
+        <w:tblW w:type="dxa" w:w="10080"/>
+        <w:tblBorders>
+          <w:top w:val="none"/>
+          <w:left w:val="none"/>
+          <w:bottom w:val="none"/>
+          <w:right w:val="none"/>
+          <w:insideH w:val="none"/>
+          <w:insideV w:val="none"/>
+        </w:tblBorders>
+      </w:tblPr>
+      <w:tblGrid>
+        <w:gridCol w:w="10080"/>
+      </w:tblGrid>
+      <w:tr>
+        <w:tc>
+          <w:tcPr>
+            <w:tcW w:type="dxa" w:w="10080"/>
+            <w:shd w:fill="10201D" w:val="clear"/>
+            <w:tcMar>
+              <w:top w:type="dxa" w:w="140"/>
+              <w:left w:type="dxa" w:w="180"/>
+              <w:bottom w:type="dxa" w:w="140"/>
+              <w:right w:type="dxa" w:w="180"/>
+            </w:tcMar>
+          </w:tcPr>
+          <w:p>
+            <w:pPr>
+              <w:spacing w:after="0" w:before="0"/>
+            </w:pPr>
+            <w:r>
+              <w:rPr>
+                <w:rFonts w:ascii="Consolas" w:cs="Consolas" w:eastAsia="Consolas" w:hAnsi="Consolas"/>
+                <w:color w:val="7C978F"/>
+                <w:sz w:val="17"/>
+                <w:szCs w:val="17"/>
+              </w:rPr>
+              <w:t xml:space="preserve"># arrêter le suivi</w:t>
+            </w:r>
+            <w:r>
+              <w:br/>
+            </w:r>
+            <w:r>
+              <w:rPr>
+                <w:rFonts w:ascii="Consolas" w:cs="Consolas" w:eastAsia="Consolas" w:hAnsi="Consolas"/>
+                <w:color w:val="D9EDE8"/>
+                <w:sz w:val="17"/>
+                <w:szCs w:val="17"/>
+              </w:rPr>
+              <w:t xml:space="preserve">gz service -s /gui/follow --reqtype gz.msgs.StringMsg --reptype gz.msgs.Boolean --timeout 5000 --req 'data: ""'</w:t>
+            </w:r>
+            <w:r>
+              <w:br/>
+            </w:r>
+            <w:r>
+              <w:rPr>
+                <w:rFonts w:ascii="Consolas" w:cs="Consolas" w:eastAsia="Consolas" w:hAnsi="Consolas"/>
+                <w:color w:val="7C978F"/>
+                <w:sz w:val="17"/>
+                <w:szCs w:val="17"/>
+              </w:rPr>
+              <w:t xml:space="preserve"># placer la caméra en (0,65, -0,55, 0,45) m, regardant la zone de travail autour de (0,18, -0,06, 0,05) m</w:t>
+            </w:r>
+            <w:r>
+              <w:br/>
+            </w:r>
+            <w:r>
+              <w:rPr>
+                <w:rFonts w:ascii="Consolas" w:cs="Consolas" w:eastAsia="Consolas" w:hAnsi="Consolas"/>
+                <w:color w:val="D9EDE8"/>
+                <w:sz w:val="17"/>
+                <w:szCs w:val="17"/>
+              </w:rPr>
+              <w:t xml:space="preserve">gz service -s /gui/move_to/pose --reqtype gz.msgs.GUICamera --reptype gz.msgs.Boolean --timeout 5000 \</w:t>
+            </w:r>
+            <w:r>
+              <w:br/>
+            </w:r>
+            <w:r>
+              <w:rPr>
+                <w:rFonts w:ascii="Consolas" w:cs="Consolas" w:eastAsia="Consolas" w:hAnsi="Consolas"/>
+                <w:color w:val="D9EDE8"/>
+                <w:sz w:val="17"/>
+                <w:szCs w:val="17"/>
+              </w:rPr>
+              <w:t xml:space="preserve">  --req 'pose: {position: {x: 0.65, y: -0.55, z: 0.45}, orientation: {w: 0.37847, x: -0.24197, y: 0.10319, z: 0.88745}}'</w:t>
+            </w:r>
+            <w:r>
+              <w:br/>
+            </w:r>
+            <w:r>
+              <w:rPr>
+                <w:rFonts w:ascii="Consolas" w:cs="Consolas" w:eastAsia="Consolas" w:hAnsi="Consolas"/>
+                <w:color w:val="7C978F"/>
+                <w:sz w:val="17"/>
+                <w:szCs w:val="17"/>
+              </w:rPr>
+              <w:t xml:space="preserve"># chacune affiche : data: true</w:t>
+            </w:r>
+          </w:p>
+        </w:tc>
+      </w:tr>
+    </w:tbl>
+    <w:p>
+      <w:pPr>
+        <w:spacing w:after="80"/>
+      </w:pPr>
+    </w:p>
+    <w:p>
+      <w:pPr>
+        <w:spacing w:after="140"/>
+      </w:pPr>
+      <w:r>
+        <w:t xml:space="preserve">L'orientation est le quaternion correspondant à roulis 0, tangage 0,532 rad (regard vers le bas), lacet 2,335 rad (vers la zone de travail). Après ces deux commandes, </w:t>
+      </w:r>
+      <w:r>
+        <w:rPr>
+          <w:rFonts w:ascii="Consolas" w:cs="Consolas" w:eastAsia="Consolas" w:hAnsi="Consolas"/>
+          <w:color w:val="0E4A40"/>
+          <w:sz w:val="19"/>
+          <w:szCs w:val="19"/>
+        </w:rPr>
+        <w:t xml:space="preserve">gz topic -e -t /gui/currently_tracked -n 1</w:t>
+      </w:r>
+      <w:r>
+        <w:t xml:space="preserve"> n'affiche plus rien, ce qui signifie qu'aucun suivi n'est actif, et la vue reste proche. </w:t>
+      </w:r>
+      <w:r>
+        <w:rPr>
+          <w:rFonts w:ascii="Consolas" w:cs="Consolas" w:eastAsia="Consolas" w:hAnsi="Consolas"/>
+          <w:color w:val="0E4A40"/>
+          <w:sz w:val="19"/>
+          <w:szCs w:val="19"/>
+        </w:rPr>
+        <w:t xml:space="preserve">run_gui_demo.sh</w:t>
+      </w:r>
+      <w:r>
+        <w:t xml:space="preserve"> (Sec.27) envoie la seconde commande automatiquement.</w:t>
+      </w:r>
+    </w:p>
+    <w:p>
+      <w:pPr>
+        <w:pStyle w:val="Heading2"/>
+        <w:spacing w:after="40" w:before="320"/>
+      </w:pPr>
+      <w:r>
+        <w:rPr>
+          <w:b/>
+          <w:bCs/>
+          <w:color w:val="0E4A40"/>
+        </w:rPr>
+        <w:t xml:space="preserve">27  </w:t>
+      </w:r>
+      <w:r>
+        <w:t xml:space="preserve">run_gui_demo.sh : toute la démo GUI en une seule commande</w:t>
+      </w:r>
+    </w:p>
+    <w:p>
+      <w:pPr>
+        <w:spacing w:after="160"/>
+      </w:pPr>
+      <w:r>
+        <w:rPr>
+          <w:i/>
+          <w:iCs/>
+          <w:color w:val="4B5B57"/>
+        </w:rPr>
+        <w:t xml:space="preserve">Nouveau fichier </w:t>
+      </w:r>
+      <w:r>
+        <w:rPr>
+          <w:rFonts w:ascii="Consolas" w:cs="Consolas" w:eastAsia="Consolas" w:hAnsi="Consolas"/>
+          <w:color w:val="0E4A40"/>
+          <w:sz w:val="19"/>
+          <w:szCs w:val="19"/>
+        </w:rPr>
+        <w:t xml:space="preserve">scripts/run_gui_demo.sh</w:t>
+      </w:r>
+      <w:r>
+        <w:rPr>
+          <w:i/>
+          <w:iCs/>
+          <w:color w:val="4B5B57"/>
+        </w:rPr>
+        <w:t xml:space="preserve">. Il enveloppe </w:t>
+      </w:r>
+      <w:r>
+        <w:rPr>
+          <w:rFonts w:ascii="Consolas" w:cs="Consolas" w:eastAsia="Consolas" w:hAnsi="Consolas"/>
+          <w:color w:val="0E4A40"/>
+          <w:sz w:val="19"/>
+          <w:szCs w:val="19"/>
+        </w:rPr>
+        <w:t xml:space="preserve">pick_and_place_demo.launch.py</w:t>
+      </w:r>
+      <w:r>
+        <w:rPr>
+          <w:i/>
+          <w:iCs/>
+          <w:color w:val="4B5B57"/>
+        </w:rPr>
+        <w:t xml:space="preserve"> avec les trois corrections ci-dessus : la personne qui regarde tape une seule commande dans un seul terminal et voit le bras bouger dès le début, de près.</w:t>
+      </w:r>
+    </w:p>
+    <w:p>
+      <w:pPr>
+        <w:spacing w:after="140"/>
+      </w:pPr>
+      <w:r>
+        <w:t xml:space="preserve">Ce qu'il fait, dans l'ordre :</w:t>
+      </w:r>
+    </w:p>
+    <w:p>
+      <w:pPr>
+        <w:pStyle w:val="ListParagraph"/>
+        <w:numPr>
+          <w:ilvl w:val="0"/>
+          <w:numId w:val="2"/>
+        </w:numPr>
+        <w:spacing w:after="80"/>
+      </w:pPr>
+      <w:r>
+        <w:t xml:space="preserve">Il fixe </w:t>
+      </w:r>
+      <w:r>
+        <w:rPr>
+          <w:rFonts w:ascii="Consolas" w:cs="Consolas" w:eastAsia="Consolas" w:hAnsi="Consolas"/>
+          <w:color w:val="0E4A40"/>
+          <w:sz w:val="19"/>
+          <w:szCs w:val="19"/>
+        </w:rPr>
+        <w:t xml:space="preserve">DISPLAY=:0</w:t>
+      </w:r>
+      <w:r>
+        <w:t xml:space="preserve"> (Sec.24) et les trois variables d'OpenGL logiciel (Sec.25). Le launch, </w:t>
+      </w:r>
+      <w:r>
+        <w:rPr>
+          <w:rFonts w:ascii="Consolas" w:cs="Consolas" w:eastAsia="Consolas" w:hAnsi="Consolas"/>
+          <w:color w:val="0E4A40"/>
+          <w:sz w:val="19"/>
+          <w:szCs w:val="19"/>
+        </w:rPr>
+        <w:t xml:space="preserve">run_demo.py</w:t>
+      </w:r>
+      <w:r>
+        <w:t xml:space="preserve">, </w:t>
+      </w:r>
+      <w:r>
+        <w:rPr>
+          <w:rFonts w:ascii="Consolas" w:cs="Consolas" w:eastAsia="Consolas" w:hAnsi="Consolas"/>
+          <w:color w:val="0E4A40"/>
+          <w:sz w:val="19"/>
+          <w:szCs w:val="19"/>
+        </w:rPr>
+        <w:t xml:space="preserve">sim_full.launch.py</w:t>
+      </w:r>
+      <w:r>
+        <w:t xml:space="preserve"> et l'interface de Gazebo en héritent, donc l'unique fenêtre qui s'ouvre est rendue correctement.</w:t>
+      </w:r>
+    </w:p>
+    <w:p>
+      <w:pPr>
+        <w:pStyle w:val="ListParagraph"/>
+        <w:numPr>
+          <w:ilvl w:val="0"/>
+          <w:numId w:val="2"/>
+        </w:numPr>
+        <w:spacing w:after="80"/>
+      </w:pPr>
+      <w:r>
+        <w:t xml:space="preserve">Il source </w:t>
+      </w:r>
+      <w:r>
+        <w:rPr>
+          <w:rFonts w:ascii="Consolas" w:cs="Consolas" w:eastAsia="Consolas" w:hAnsi="Consolas"/>
+          <w:color w:val="0E4A40"/>
+          <w:sz w:val="19"/>
+          <w:szCs w:val="19"/>
+        </w:rPr>
+        <w:t xml:space="preserve">/opt/ros/jazzy/setup.bash</w:t>
+      </w:r>
+      <w:r>
+        <w:t xml:space="preserve"> et </w:t>
+      </w:r>
+      <w:r>
+        <w:rPr>
+          <w:rFonts w:ascii="Consolas" w:cs="Consolas" w:eastAsia="Consolas" w:hAnsi="Consolas"/>
+          <w:color w:val="0E4A40"/>
+          <w:sz w:val="19"/>
+          <w:szCs w:val="19"/>
+        </w:rPr>
+        <w:t xml:space="preserve">/workspace/install/setup.bash</w:t>
+      </w:r>
+      <w:r>
+        <w:t xml:space="preserve">, pour que vous n'ayez pas à les taper.</w:t>
+      </w:r>
+    </w:p>
+    <w:p>
+      <w:pPr>
+        <w:pStyle w:val="ListParagraph"/>
+        <w:numPr>
+          <w:ilvl w:val="0"/>
+          <w:numId w:val="2"/>
+        </w:numPr>
+        <w:spacing w:after="80"/>
+      </w:pPr>
+      <w:r>
+        <w:t xml:space="preserve">Il lance un assistant en arrière-plan qui attend que l'interface propose le service </w:t>
+      </w:r>
+      <w:r>
+        <w:rPr>
+          <w:rFonts w:ascii="Consolas" w:cs="Consolas" w:eastAsia="Consolas" w:hAnsi="Consolas"/>
+          <w:color w:val="0E4A40"/>
+          <w:sz w:val="19"/>
+          <w:szCs w:val="19"/>
+        </w:rPr>
+        <w:t xml:space="preserve">/gui/move_to/pose</w:t>
+      </w:r>
+      <w:r>
+        <w:t xml:space="preserve">, attend encore 8 s que la scène se charge, envoie la commande caméra du Sec.26 et affiche </w:t>
+      </w:r>
+      <w:r>
+        <w:rPr>
+          <w:rFonts w:ascii="Consolas" w:cs="Consolas" w:eastAsia="Consolas" w:hAnsi="Consolas"/>
+          <w:color w:val="0E4A40"/>
+          <w:sz w:val="19"/>
+          <w:szCs w:val="19"/>
+        </w:rPr>
+        <w:t xml:space="preserve">[run_gui_demo] GUI camera framed on the arm</w:t>
+      </w:r>
+      <w:r>
+        <w:t xml:space="preserve">.</w:t>
+      </w:r>
+    </w:p>
+    <w:p>
+      <w:pPr>
+        <w:pStyle w:val="ListParagraph"/>
+        <w:numPr>
+          <w:ilvl w:val="0"/>
+          <w:numId w:val="2"/>
+        </w:numPr>
+        <w:spacing w:after="80"/>
+      </w:pPr>
+      <w:r>
+        <w:t xml:space="preserve">Il exécute </w:t>
+      </w:r>
+      <w:r>
+        <w:rPr>
+          <w:rFonts w:ascii="Consolas" w:cs="Consolas" w:eastAsia="Consolas" w:hAnsi="Consolas"/>
+          <w:color w:val="0E4A40"/>
+          <w:sz w:val="19"/>
+          <w:szCs w:val="19"/>
+        </w:rPr>
+        <w:t xml:space="preserve">ros2 launch pick_and_place_demo.launch.py</w:t>
+      </w:r>
+      <w:r>
+        <w:t xml:space="preserve"> depuis </w:t>
+      </w:r>
+      <w:r>
+        <w:rPr>
+          <w:rFonts w:ascii="Consolas" w:cs="Consolas" w:eastAsia="Consolas" w:hAnsi="Consolas"/>
+          <w:color w:val="0E4A40"/>
+          <w:sz w:val="19"/>
+          <w:szCs w:val="19"/>
+        </w:rPr>
+        <w:t xml:space="preserve">/workspace/htgpp/launch</w:t>
+      </w:r>
+      <w:r>
+        <w:t xml:space="preserve">, en transmettant les arguments supplémentaires (</w:t>
+      </w:r>
+      <w:r>
+        <w:rPr>
+          <w:rFonts w:ascii="Consolas" w:cs="Consolas" w:eastAsia="Consolas" w:hAnsi="Consolas"/>
+          <w:color w:val="0E4A40"/>
+          <w:sz w:val="19"/>
+          <w:szCs w:val="19"/>
+        </w:rPr>
+        <w:t xml:space="preserve">block_x:=…</w:t>
+      </w:r>
+      <w:r>
+        <w:t xml:space="preserve">, </w:t>
+      </w:r>
+      <w:r>
+        <w:rPr>
+          <w:rFonts w:ascii="Consolas" w:cs="Consolas" w:eastAsia="Consolas" w:hAnsi="Consolas"/>
+          <w:color w:val="0E4A40"/>
+          <w:sz w:val="19"/>
+          <w:szCs w:val="19"/>
+        </w:rPr>
+        <w:t xml:space="preserve">block_y:=…</w:t>
+      </w:r>
+      <w:r>
+        <w:t xml:space="preserve">, </w:t>
+      </w:r>
+      <w:r>
+        <w:rPr>
+          <w:rFonts w:ascii="Consolas" w:cs="Consolas" w:eastAsia="Consolas" w:hAnsi="Consolas"/>
+          <w:color w:val="0E4A40"/>
+          <w:sz w:val="19"/>
+          <w:szCs w:val="19"/>
+        </w:rPr>
+        <w:t xml:space="preserve">record:=…</w:t>
+      </w:r>
+      <w:r>
+        <w:t xml:space="preserve">).</w:t>
+      </w:r>
+    </w:p>
+    <w:p>
+      <w:pPr>
+        <w:pStyle w:val="ListParagraph"/>
+        <w:numPr>
+          <w:ilvl w:val="0"/>
+          <w:numId w:val="2"/>
+        </w:numPr>
+        <w:spacing w:after="80"/>
+      </w:pPr>
+      <w:r>
+        <w:t xml:space="preserve">En sortie (Ctrl+C ou fin du launch), il arrête l'assistant et tue tout </w:t>
+      </w:r>
+      <w:r>
+        <w:rPr>
+          <w:rFonts w:ascii="Consolas" w:cs="Consolas" w:eastAsia="Consolas" w:hAnsi="Consolas"/>
+          <w:color w:val="0E4A40"/>
+          <w:sz w:val="19"/>
+          <w:szCs w:val="19"/>
+        </w:rPr>
+        <w:t xml:space="preserve">move_group</w:t>
+      </w:r>
+      <w:r>
+        <w:t xml:space="preserve"> ou </w:t>
+      </w:r>
+      <w:r>
+        <w:rPr>
+          <w:rFonts w:ascii="Consolas" w:cs="Consolas" w:eastAsia="Consolas" w:hAnsi="Consolas"/>
+          <w:color w:val="0E4A40"/>
+          <w:sz w:val="19"/>
+          <w:szCs w:val="19"/>
+        </w:rPr>
+        <w:t xml:space="preserve">gz sim</w:t>
+      </w:r>
+      <w:r>
+        <w:t xml:space="preserve"> encore en cours. Le 03/10/2026, un Ctrl+C dans un terminal interactif avait laissé un </w:t>
+      </w:r>
+      <w:r>
+        <w:rPr>
+          <w:rFonts w:ascii="Consolas" w:cs="Consolas" w:eastAsia="Consolas" w:hAnsi="Consolas"/>
+          <w:color w:val="0E4A40"/>
+          <w:sz w:val="19"/>
+          <w:szCs w:val="19"/>
+        </w:rPr>
+        <w:t xml:space="preserve">move_group</w:t>
+      </w:r>
+      <w:r>
+        <w:t xml:space="preserve"> derrière lui, ce qui ferait échouer l'exécution suivante.</w:t>
+      </w:r>
+    </w:p>
+    <w:p>
+      <w:pPr>
+        <w:spacing w:before="160" w:after="60"/>
+      </w:pPr>
+      <w:r>
+        <w:rPr>
+          <w:b/>
+          <w:bCs/>
+          <w:caps/>
+          <w:color w:val="146356"/>
+          <w:sz w:val="17"/>
+          <w:szCs w:val="17"/>
+        </w:rPr>
+        <w:t xml:space="preserve">Installation (terminal hôte, dans Headless_Task-Grounded_Pick-and-Place_in_Gazebo)</w:t>
+      </w:r>
+    </w:p>
+    <w:tbl>
+      <w:tblPr>
+        <w:tblW w:type="dxa" w:w="10080"/>
+        <w:tblBorders>
+          <w:top w:val="none"/>
+          <w:left w:val="none"/>
+          <w:bottom w:val="none"/>
+          <w:right w:val="none"/>
+          <w:insideH w:val="none"/>
+          <w:insideV w:val="none"/>
+        </w:tblBorders>
+      </w:tblPr>
+      <w:tblGrid>
+        <w:gridCol w:w="10080"/>
+      </w:tblGrid>
+      <w:tr>
+        <w:tc>
+          <w:tcPr>
+            <w:tcW w:type="dxa" w:w="10080"/>
+            <w:shd w:fill="10201D" w:val="clear"/>
+            <w:tcMar>
+              <w:top w:type="dxa" w:w="140"/>
+              <w:left w:type="dxa" w:w="180"/>
+              <w:bottom w:type="dxa" w:w="140"/>
+              <w:right w:type="dxa" w:w="180"/>
+            </w:tcMar>
+          </w:tcPr>
+          <w:p>
+            <w:pPr>
+              <w:spacing w:after="0" w:before="0"/>
+            </w:pPr>
+            <w:r>
+              <w:rPr>
+                <w:rFonts w:ascii="Consolas" w:cs="Consolas" w:eastAsia="Consolas" w:hAnsi="Consolas"/>
+                <w:color w:val="D9EDE8"/>
+                <w:sz w:val="17"/>
+                <w:szCs w:val="17"/>
+              </w:rPr>
+              <w:t xml:space="preserve">docker cp scripts/run_gui_demo.sh gazebo_to_lerobot:/workspace/htgpp/run_gui_demo.sh</w:t>
+            </w:r>
+            <w:r>
+              <w:br/>
+            </w:r>
+            <w:r>
+              <w:rPr>
+                <w:rFonts w:ascii="Consolas" w:cs="Consolas" w:eastAsia="Consolas" w:hAnsi="Consolas"/>
+                <w:color w:val="7C978F"/>
+                <w:sz w:val="17"/>
+                <w:szCs w:val="17"/>
+              </w:rPr>
+              <w:t xml:space="preserve"># (déjà fait si la seconde boucle du Sec.23 a été lancée après la création de ce fichier)</w:t>
+            </w:r>
+          </w:p>
+        </w:tc>
+      </w:tr>
+    </w:tbl>
+    <w:p>
+      <w:pPr>
+        <w:spacing w:after="80"/>
+      </w:pPr>
+    </w:p>
+    <w:p>
+      <w:pPr>
+        <w:spacing w:before="160" w:after="60"/>
+      </w:pPr>
+      <w:r>
+        <w:rPr>
+          <w:b/>
+          <w:bCs/>
+          <w:caps/>
+          <w:color w:val="146356"/>
+          <w:sz w:val="17"/>
+          <w:szCs w:val="17"/>
+        </w:rPr>
+        <w:t xml:space="preserve">Exécution (terminal hôte)</w:t>
+      </w:r>
+    </w:p>
+    <w:tbl>
+      <w:tblPr>
+        <w:tblW w:type="dxa" w:w="10080"/>
+        <w:tblBorders>
+          <w:top w:val="none"/>
+          <w:left w:val="none"/>
+          <w:bottom w:val="none"/>
+          <w:right w:val="none"/>
+          <w:insideH w:val="none"/>
+          <w:insideV w:val="none"/>
+        </w:tblBorders>
+      </w:tblPr>
+      <w:tblGrid>
+        <w:gridCol w:w="10080"/>
+      </w:tblGrid>
+      <w:tr>
+        <w:tc>
+          <w:tcPr>
+            <w:tcW w:type="dxa" w:w="10080"/>
+            <w:shd w:fill="10201D" w:val="clear"/>
+            <w:tcMar>
+              <w:top w:type="dxa" w:w="140"/>
+              <w:left w:type="dxa" w:w="180"/>
+              <w:bottom w:type="dxa" w:w="140"/>
+              <w:right w:type="dxa" w:w="180"/>
+            </w:tcMar>
+          </w:tcPr>
+          <w:p>
+            <w:pPr>
+              <w:spacing w:after="0" w:before="0"/>
+            </w:pPr>
+            <w:r>
+              <w:rPr>
+                <w:rFonts w:ascii="Consolas" w:cs="Consolas" w:eastAsia="Consolas" w:hAnsi="Consolas"/>
+                <w:color w:val="D9EDE8"/>
+                <w:sz w:val="17"/>
+                <w:szCs w:val="17"/>
+              </w:rPr>
+              <w:t xml:space="preserve">docker exec -it gazebo_to_lerobot /workspace/htgpp/run_gui_demo.sh</w:t>
+            </w:r>
+            <w:r>
+              <w:br/>
+            </w:r>
+            <w:r>
+              <w:rPr>
+                <w:rFonts w:ascii="Consolas" w:cs="Consolas" w:eastAsia="Consolas" w:hAnsi="Consolas"/>
+                <w:color w:val="D9EDE8"/>
+                <w:sz w:val="17"/>
+                <w:szCs w:val="17"/>
+              </w:rPr>
+              <w:t xml:space="preserve">docker exec -it gazebo_to_lerobot /workspace/htgpp/run_gui_demo.sh block_x:=0.28 block_y:=0.05</w:t>
+            </w:r>
+          </w:p>
+        </w:tc>
+      </w:tr>
+    </w:tbl>
+    <w:p>
+      <w:pPr>
+        <w:spacing w:after="80"/>
+      </w:pPr>
+    </w:p>
+    <w:p>
+      <w:pPr>
+        <w:spacing w:after="140"/>
+      </w:pPr>
+      <w:r>
+        <w:t xml:space="preserve">Ni </w:t>
+      </w:r>
+      <w:r>
+        <w:rPr>
+          <w:rFonts w:ascii="Consolas" w:cs="Consolas" w:eastAsia="Consolas" w:hAnsi="Consolas"/>
+          <w:color w:val="0E4A40"/>
+          <w:sz w:val="19"/>
+          <w:szCs w:val="19"/>
+        </w:rPr>
+        <w:t xml:space="preserve">-e DISPLAY=:0</w:t>
+      </w:r>
+      <w:r>
+        <w:t xml:space="preserve"> ni lignes </w:t>
+      </w:r>
+      <w:r>
+        <w:rPr>
+          <w:rFonts w:ascii="Consolas" w:cs="Consolas" w:eastAsia="Consolas" w:hAnsi="Consolas"/>
+          <w:color w:val="0E4A40"/>
+          <w:sz w:val="19"/>
+          <w:szCs w:val="19"/>
+        </w:rPr>
+        <w:t xml:space="preserve">source</w:t>
+      </w:r>
+      <w:r>
+        <w:t xml:space="preserve"> ne sont nécessaires ici : le script les fixe lui-même. Gardez </w:t>
+      </w:r>
+      <w:r>
+        <w:rPr>
+          <w:rFonts w:ascii="Consolas" w:cs="Consolas" w:eastAsia="Consolas" w:hAnsi="Consolas"/>
+          <w:color w:val="0E4A40"/>
+          <w:sz w:val="19"/>
+          <w:szCs w:val="19"/>
+        </w:rPr>
+        <w:t xml:space="preserve">-it</w:t>
+      </w:r>
+      <w:r>
+        <w:t xml:space="preserve">, pour que Ctrl+C atteigne le launch.</w:t>
+      </w:r>
+    </w:p>
+    <w:p>
+      <w:pPr>
+        <w:spacing w:before="160" w:after="60"/>
+      </w:pPr>
+      <w:r>
+        <w:rPr>
+          <w:b/>
+          <w:bCs/>
+          <w:caps/>
+          <w:color w:val="146356"/>
+          <w:sz w:val="17"/>
+          <w:szCs w:val="17"/>
+        </w:rPr>
+        <w:t xml:space="preserve">Vérification : l'exécution du 03/10/2026, minute par minute</w:t>
+      </w:r>
+    </w:p>
+    <w:tbl>
+      <w:tblPr>
+        <w:tblW w:type="dxa" w:w="10080"/>
+        <w:tblBorders>
+          <w:top w:val="single" w:color="C4CBC7" w:sz="4"/>
+          <w:left w:val="single" w:color="C4CBC7" w:sz="4"/>
+          <w:bottom w:val="single" w:color="C4CBC7" w:sz="4"/>
+          <w:right w:val="single" w:color="C4CBC7" w:sz="4"/>
+          <w:insideH w:val="single" w:color="C4CBC7" w:sz="4"/>
+          <w:insideV w:val="single" w:color="C4CBC7" w:sz="4"/>
+        </w:tblBorders>
+      </w:tblPr>
+      <w:tblGrid>
+        <w:gridCol w:w="3360"/>
+        <w:gridCol w:w="3360"/>
+        <w:gridCol w:w="3360"/>
+      </w:tblGrid>
+      <w:tr>
+        <w:trPr>
+          <w:tblHeader/>
+        </w:trPr>
+        <w:tc>
+          <w:tcPr>
+            <w:tcW w:type="dxa" w:w="3360"/>
+            <w:shd w:fill="DEE3E0" w:val="clear"/>
+            <w:tcMar>
+              <w:top w:type="dxa" w:w="80"/>
+              <w:left w:type="dxa" w:w="120"/>
+              <w:bottom w:type="dxa" w:w="80"/>
+              <w:right w:type="dxa" w:w="120"/>
+            </w:tcMar>
+          </w:tcPr>
+          <w:p>
+            <w:r>
+              <w:rPr>
+                <w:b/>
+                <w:bCs/>
+                <w:color w:val="7C8985"/>
+                <w:sz w:val="17"/>
+                <w:szCs w:val="17"/>
+              </w:rPr>
+              <w:t xml:space="preserve">Heure</w:t>
+            </w:r>
+          </w:p>
+        </w:tc>
+        <w:tc>
+          <w:tcPr>
+            <w:tcW w:type="dxa" w:w="3360"/>
+            <w:shd w:fill="DEE3E0" w:val="clear"/>
+            <w:tcMar>
+              <w:top w:type="dxa" w:w="80"/>
+              <w:left w:type="dxa" w:w="120"/>
+              <w:bottom w:type="dxa" w:w="80"/>
+              <w:right w:type="dxa" w:w="120"/>
+            </w:tcMar>
+          </w:tcPr>
+          <w:p>
+            <w:r>
+              <w:rPr>
+                <w:b/>
+                <w:bCs/>
+                <w:color w:val="7C8985"/>
+                <w:sz w:val="17"/>
+                <w:szCs w:val="17"/>
+              </w:rPr>
+              <w:t xml:space="preserve">Ligne du terminal</w:t>
+            </w:r>
+          </w:p>
+        </w:tc>
+        <w:tc>
+          <w:tcPr>
+            <w:tcW w:type="dxa" w:w="3360"/>
+            <w:shd w:fill="DEE3E0" w:val="clear"/>
+            <w:tcMar>
+              <w:top w:type="dxa" w:w="80"/>
+              <w:left w:type="dxa" w:w="120"/>
+              <w:bottom w:type="dxa" w:w="80"/>
+              <w:right w:type="dxa" w:w="120"/>
+            </w:tcMar>
+          </w:tcPr>
+          <w:p>
+            <w:r>
+              <w:rPr>
+                <w:b/>
+                <w:bCs/>
+                <w:color w:val="7C8985"/>
+                <w:sz w:val="17"/>
+                <w:szCs w:val="17"/>
+              </w:rPr>
+              <w:t xml:space="preserve">Ce que montre la fenêtre Gazebo</w:t>
+            </w:r>
+          </w:p>
+        </w:tc>
+      </w:tr>
+      <w:tr>
+        <w:tc>
+          <w:tcPr>
+            <w:tcW w:type="dxa" w:w="3360"/>
+            <w:tcMar>
+              <w:top w:type="dxa" w:w="80"/>
+              <w:left w:type="dxa" w:w="120"/>
+              <w:bottom w:type="dxa" w:w="80"/>
+              <w:right w:type="dxa" w:w="120"/>
+            </w:tcMar>
+          </w:tcPr>
+          <w:p>
+            <w:r>
+              <w:t xml:space="preserve">04:25:27</w:t>
+            </w:r>
+          </w:p>
+        </w:tc>
+        <w:tc>
+          <w:tcPr>
+            <w:tcW w:type="dxa" w:w="3360"/>
+            <w:tcMar>
+              <w:top w:type="dxa" w:w="80"/>
+              <w:left w:type="dxa" w:w="120"/>
+              <w:bottom w:type="dxa" w:w="80"/>
+              <w:right w:type="dxa" w:w="120"/>
+            </w:tcMar>
+          </w:tcPr>
+          <w:p>
+            <w:r>
+              <w:rPr>
+                <w:rFonts w:ascii="Consolas" w:cs="Consolas" w:eastAsia="Consolas" w:hAnsi="Consolas"/>
+                <w:color w:val="0E4A40"/>
+                <w:sz w:val="19"/>
+                <w:szCs w:val="19"/>
+              </w:rPr>
+              <w:t xml:space="preserve">gui=True record=False block=(0.25,0.0) attach_mode=simulated</w:t>
+            </w:r>
+          </w:p>
+        </w:tc>
+        <w:tc>
+          <w:tcPr>
+            <w:tcW w:type="dxa" w:w="3360"/>
+            <w:tcMar>
+              <w:top w:type="dxa" w:w="80"/>
+              <w:left w:type="dxa" w:w="120"/>
+              <w:bottom w:type="dxa" w:w="80"/>
+              <w:right w:type="dxa" w:w="120"/>
+            </w:tcMar>
+          </w:tcPr>
+          <w:p>
+            <w:r>
+              <w:t xml:space="preserve">Rien encore</w:t>
+            </w:r>
+          </w:p>
+        </w:tc>
+      </w:tr>
+      <w:tr>
+        <w:tc>
+          <w:tcPr>
+            <w:tcW w:type="dxa" w:w="3360"/>
+            <w:tcMar>
+              <w:top w:type="dxa" w:w="80"/>
+              <w:left w:type="dxa" w:w="120"/>
+              <w:bottom w:type="dxa" w:w="80"/>
+              <w:right w:type="dxa" w:w="120"/>
+            </w:tcMar>
+          </w:tcPr>
+          <w:p>
+            <w:r>
+              <w:t xml:space="preserve">04:25:31</w:t>
+            </w:r>
+          </w:p>
+        </w:tc>
+        <w:tc>
+          <w:tcPr>
+            <w:tcW w:type="dxa" w:w="3360"/>
+            <w:tcMar>
+              <w:top w:type="dxa" w:w="80"/>
+              <w:left w:type="dxa" w:w="120"/>
+              <w:bottom w:type="dxa" w:w="80"/>
+              <w:right w:type="dxa" w:w="120"/>
+            </w:tcMar>
+          </w:tcPr>
+          <w:p>
+            <w:r>
+              <w:rPr>
+                <w:rFonts w:ascii="Consolas" w:cs="Consolas" w:eastAsia="Consolas" w:hAnsi="Consolas"/>
+                <w:color w:val="0E4A40"/>
+                <w:sz w:val="19"/>
+                <w:szCs w:val="19"/>
+              </w:rPr>
+              <w:t xml:space="preserve">launching sim (GUI)...</w:t>
+            </w:r>
+          </w:p>
+        </w:tc>
+        <w:tc>
+          <w:tcPr>
+            <w:tcW w:type="dxa" w:w="3360"/>
+            <w:tcMar>
+              <w:top w:type="dxa" w:w="80"/>
+              <w:left w:type="dxa" w:w="120"/>
+              <w:bottom w:type="dxa" w:w="80"/>
+              <w:right w:type="dxa" w:w="120"/>
+            </w:tcMar>
+          </w:tcPr>
+          <w:p>
+            <w:r>
+              <w:t xml:space="preserve">La fenêtre Gazebo s'ouvre, rendue (grille du sol, bras, support de caméras)</w:t>
+            </w:r>
+          </w:p>
+        </w:tc>
+      </w:tr>
+      <w:tr>
+        <w:tc>
+          <w:tcPr>
+            <w:tcW w:type="dxa" w:w="3360"/>
+            <w:tcMar>
+              <w:top w:type="dxa" w:w="80"/>
+              <w:left w:type="dxa" w:w="120"/>
+              <w:bottom w:type="dxa" w:w="80"/>
+              <w:right w:type="dxa" w:w="120"/>
+            </w:tcMar>
+          </w:tcPr>
+          <w:p>
+            <w:r>
+              <w:t xml:space="preserve">quelques s après</w:t>
+            </w:r>
+          </w:p>
+        </w:tc>
+        <w:tc>
+          <w:tcPr>
+            <w:tcW w:type="dxa" w:w="3360"/>
+            <w:tcMar>
+              <w:top w:type="dxa" w:w="80"/>
+              <w:left w:type="dxa" w:w="120"/>
+              <w:bottom w:type="dxa" w:w="80"/>
+              <w:right w:type="dxa" w:w="120"/>
+            </w:tcMar>
+          </w:tcPr>
+          <w:p>
+            <w:r>
+              <w:rPr>
+                <w:rFonts w:ascii="Consolas" w:cs="Consolas" w:eastAsia="Consolas" w:hAnsi="Consolas"/>
+                <w:color w:val="0E4A40"/>
+                <w:sz w:val="19"/>
+                <w:szCs w:val="19"/>
+              </w:rPr>
+              <w:t xml:space="preserve">[run_gui_demo] GUI camera framed on the arm</w:t>
+            </w:r>
+          </w:p>
+        </w:tc>
+        <w:tc>
+          <w:tcPr>
+            <w:tcW w:type="dxa" w:w="3360"/>
+            <w:tcMar>
+              <w:top w:type="dxa" w:w="80"/>
+              <w:left w:type="dxa" w:w="120"/>
+              <w:bottom w:type="dxa" w:w="80"/>
+              <w:right w:type="dxa" w:w="120"/>
+            </w:tcMar>
+          </w:tcPr>
+          <w:p>
+            <w:r>
+              <w:t xml:space="preserve">La vue saute près du bras</w:t>
+            </w:r>
+          </w:p>
+        </w:tc>
+      </w:tr>
+      <w:tr>
+        <w:tc>
+          <w:tcPr>
+            <w:tcW w:type="dxa" w:w="3360"/>
+            <w:tcMar>
+              <w:top w:type="dxa" w:w="80"/>
+              <w:left w:type="dxa" w:w="120"/>
+              <w:bottom w:type="dxa" w:w="80"/>
+              <w:right w:type="dxa" w:w="120"/>
+            </w:tcMar>
+          </w:tcPr>
+          <w:p>
+            <w:r>
+              <w:t xml:space="preserve">04:25:51</w:t>
+            </w:r>
+          </w:p>
+        </w:tc>
+        <w:tc>
+          <w:tcPr>
+            <w:tcW w:type="dxa" w:w="3360"/>
+            <w:tcMar>
+              <w:top w:type="dxa" w:w="80"/>
+              <w:left w:type="dxa" w:w="120"/>
+              <w:bottom w:type="dxa" w:w="80"/>
+              <w:right w:type="dxa" w:w="120"/>
+            </w:tcMar>
+          </w:tcPr>
+          <w:p>
+            <w:r>
+              <w:rPr>
+                <w:rFonts w:ascii="Consolas" w:cs="Consolas" w:eastAsia="Consolas" w:hAnsi="Consolas"/>
+                <w:color w:val="0E4A40"/>
+                <w:sz w:val="19"/>
+                <w:szCs w:val="19"/>
+              </w:rPr>
+              <w:t xml:space="preserve">controllers active. Spawning plate and block...</w:t>
+            </w:r>
+          </w:p>
+        </w:tc>
+        <w:tc>
+          <w:tcPr>
+            <w:tcW w:type="dxa" w:w="3360"/>
+            <w:tcMar>
+              <w:top w:type="dxa" w:w="80"/>
+              <w:left w:type="dxa" w:w="120"/>
+              <w:bottom w:type="dxa" w:w="80"/>
+              <w:right w:type="dxa" w:w="120"/>
+            </w:tcMar>
+          </w:tcPr>
+          <w:p>
+            <w:r>
+              <w:t xml:space="preserve">L'assiette et le cube rouge apparaissent</w:t>
+            </w:r>
+          </w:p>
+        </w:tc>
+      </w:tr>
+      <w:tr>
+        <w:tc>
+          <w:tcPr>
+            <w:tcW w:type="dxa" w:w="3360"/>
+            <w:tcMar>
+              <w:top w:type="dxa" w:w="80"/>
+              <w:left w:type="dxa" w:w="120"/>
+              <w:bottom w:type="dxa" w:w="80"/>
+              <w:right w:type="dxa" w:w="120"/>
+            </w:tcMar>
+          </w:tcPr>
+          <w:p>
+            <w:r>
+              <w:t xml:space="preserve">04:26:12</w:t>
+            </w:r>
+          </w:p>
+        </w:tc>
+        <w:tc>
+          <w:tcPr>
+            <w:tcW w:type="dxa" w:w="3360"/>
+            <w:tcMar>
+              <w:top w:type="dxa" w:w="80"/>
+              <w:left w:type="dxa" w:w="120"/>
+              <w:bottom w:type="dxa" w:w="80"/>
+              <w:right w:type="dxa" w:w="120"/>
+            </w:tcMar>
+          </w:tcPr>
+          <w:p>
+            <w:r>
+              <w:rPr>
+                <w:rFonts w:ascii="Consolas" w:cs="Consolas" w:eastAsia="Consolas" w:hAnsi="Consolas"/>
+                <w:color w:val="0E4A40"/>
+                <w:sz w:val="19"/>
+                <w:szCs w:val="19"/>
+              </w:rPr>
+              <w:t xml:space="preserve">block settled at (0.25, 0.0, 0.02049)</w:t>
+            </w:r>
+          </w:p>
+        </w:tc>
+        <w:tc>
+          <w:tcPr>
+            <w:tcW w:type="dxa" w:w="3360"/>
+            <w:tcMar>
+              <w:top w:type="dxa" w:w="80"/>
+              <w:left w:type="dxa" w:w="120"/>
+              <w:bottom w:type="dxa" w:w="80"/>
+              <w:right w:type="dxa" w:w="120"/>
+            </w:tcMar>
+          </w:tcPr>
+          <w:p>
+            <w:r>
+              <w:t xml:space="preserve">Le cube repose sur le sol</w:t>
+            </w:r>
+          </w:p>
+        </w:tc>
+      </w:tr>
+      <w:tr>
+        <w:tc>
+          <w:tcPr>
+            <w:tcW w:type="dxa" w:w="3360"/>
+            <w:tcMar>
+              <w:top w:type="dxa" w:w="80"/>
+              <w:left w:type="dxa" w:w="120"/>
+              <w:bottom w:type="dxa" w:w="80"/>
+              <w:right w:type="dxa" w:w="120"/>
+            </w:tcMar>
+          </w:tcPr>
+          <w:p>
+            <w:r>
+              <w:t xml:space="preserve">04:26:12</w:t>
+            </w:r>
+          </w:p>
+        </w:tc>
+        <w:tc>
+          <w:tcPr>
+            <w:tcW w:type="dxa" w:w="3360"/>
+            <w:tcMar>
+              <w:top w:type="dxa" w:w="80"/>
+              <w:left w:type="dxa" w:w="120"/>
+              <w:bottom w:type="dxa" w:w="80"/>
+              <w:right w:type="dxa" w:w="120"/>
+            </w:tcMar>
+          </w:tcPr>
+          <w:p>
+            <w:r>
+              <w:rPr>
+                <w:rFonts w:ascii="Consolas" w:cs="Consolas" w:eastAsia="Consolas" w:hAnsi="Consolas"/>
+                <w:color w:val="0E4A40"/>
+                <w:sz w:val="19"/>
+                <w:szCs w:val="19"/>
+              </w:rPr>
+              <w:t xml:space="preserve">solving IK for the settled block pose ...</w:t>
+            </w:r>
+          </w:p>
+        </w:tc>
+        <w:tc>
+          <w:tcPr>
+            <w:tcW w:type="dxa" w:w="3360"/>
+            <w:tcMar>
+              <w:top w:type="dxa" w:w="80"/>
+              <w:left w:type="dxa" w:w="120"/>
+              <w:bottom w:type="dxa" w:w="80"/>
+              <w:right w:type="dxa" w:w="120"/>
+            </w:tcMar>
+          </w:tcPr>
+          <w:p>
+            <w:r>
+              <w:t xml:space="preserve">Scène immobile (environ 35 s)</w:t>
+            </w:r>
+          </w:p>
+        </w:tc>
+      </w:tr>
+      <w:tr>
+        <w:tc>
+          <w:tcPr>
+            <w:tcW w:type="dxa" w:w="3360"/>
+            <w:tcMar>
+              <w:top w:type="dxa" w:w="80"/>
+              <w:left w:type="dxa" w:w="120"/>
+              <w:bottom w:type="dxa" w:w="80"/>
+              <w:right w:type="dxa" w:w="120"/>
+            </w:tcMar>
+          </w:tcPr>
+          <w:p>
+            <w:r>
+              <w:t xml:space="preserve">04:26:48</w:t>
+            </w:r>
+          </w:p>
+        </w:tc>
+        <w:tc>
+          <w:tcPr>
+            <w:tcW w:type="dxa" w:w="3360"/>
+            <w:tcMar>
+              <w:top w:type="dxa" w:w="80"/>
+              <w:left w:type="dxa" w:w="120"/>
+              <w:bottom w:type="dxa" w:w="80"/>
+              <w:right w:type="dxa" w:w="120"/>
+            </w:tcMar>
+          </w:tcPr>
+          <w:p>
+            <w:r>
+              <w:rPr>
+                <w:rFonts w:ascii="Consolas" w:cs="Consolas" w:eastAsia="Consolas" w:hAnsi="Consolas"/>
+                <w:color w:val="0E4A40"/>
+                <w:sz w:val="19"/>
+                <w:szCs w:val="19"/>
+              </w:rPr>
+              <w:t xml:space="preserve">starting move_group...</w:t>
+            </w:r>
+          </w:p>
+        </w:tc>
+        <w:tc>
+          <w:tcPr>
+            <w:tcW w:type="dxa" w:w="3360"/>
+            <w:tcMar>
+              <w:top w:type="dxa" w:w="80"/>
+              <w:left w:type="dxa" w:w="120"/>
+              <w:bottom w:type="dxa" w:w="80"/>
+              <w:right w:type="dxa" w:w="120"/>
+            </w:tcMar>
+          </w:tcPr>
+          <w:p>
+            <w:r>
+              <w:t xml:space="preserve">Scène immobile (environ 60 s)</w:t>
+            </w:r>
+          </w:p>
+        </w:tc>
+      </w:tr>
+      <w:tr>
+        <w:tc>
+          <w:tcPr>
+            <w:tcW w:type="dxa" w:w="3360"/>
+            <w:tcMar>
+              <w:top w:type="dxa" w:w="80"/>
+              <w:left w:type="dxa" w:w="120"/>
+              <w:bottom w:type="dxa" w:w="80"/>
+              <w:right w:type="dxa" w:w="120"/>
+            </w:tcMar>
+          </w:tcPr>
+          <w:p>
+            <w:r>
+              <w:t xml:space="preserve">04:27:49</w:t>
+            </w:r>
+          </w:p>
+        </w:tc>
+        <w:tc>
+          <w:tcPr>
+            <w:tcW w:type="dxa" w:w="3360"/>
+            <w:tcMar>
+              <w:top w:type="dxa" w:w="80"/>
+              <w:left w:type="dxa" w:w="120"/>
+              <w:bottom w:type="dxa" w:w="80"/>
+              <w:right w:type="dxa" w:w="120"/>
+            </w:tcMar>
+          </w:tcPr>
+          <w:p>
+            <w:r>
+              <w:rPr>
+                <w:rFonts w:ascii="Consolas" w:cs="Consolas" w:eastAsia="Consolas" w:hAnsi="Consolas"/>
+                <w:color w:val="0E4A40"/>
+                <w:sz w:val="19"/>
+                <w:szCs w:val="19"/>
+              </w:rPr>
+              <w:t xml:space="preserve">running the pick-and-place sequence...</w:t>
+            </w:r>
+          </w:p>
+        </w:tc>
+        <w:tc>
+          <w:tcPr>
+            <w:tcW w:type="dxa" w:w="3360"/>
+            <w:tcMar>
+              <w:top w:type="dxa" w:w="80"/>
+              <w:left w:type="dxa" w:w="120"/>
+              <w:bottom w:type="dxa" w:w="80"/>
+              <w:right w:type="dxa" w:w="120"/>
+            </w:tcMar>
+          </w:tcPr>
+          <w:p>
+            <w:r>
+              <w:t xml:space="preserve">Le bras bouge : approche, descente, fermeture, levée, transport, dépose, ouverture, retrait, retour</w:t>
+            </w:r>
+          </w:p>
+        </w:tc>
+      </w:tr>
+      <w:tr>
+        <w:tc>
+          <w:tcPr>
+            <w:tcW w:type="dxa" w:w="3360"/>
+            <w:tcMar>
+              <w:top w:type="dxa" w:w="80"/>
+              <w:left w:type="dxa" w:w="120"/>
+              <w:bottom w:type="dxa" w:w="80"/>
+              <w:right w:type="dxa" w:w="120"/>
+            </w:tcMar>
+          </w:tcPr>
+          <w:p>
+            <w:r>
+              <w:t xml:space="preserve">04:30:00</w:t>
+            </w:r>
+          </w:p>
+        </w:tc>
+        <w:tc>
+          <w:tcPr>
+            <w:tcW w:type="dxa" w:w="3360"/>
+            <w:tcMar>
+              <w:top w:type="dxa" w:w="80"/>
+              <w:left w:type="dxa" w:w="120"/>
+              <w:bottom w:type="dxa" w:w="80"/>
+              <w:right w:type="dxa" w:w="120"/>
+            </w:tcMar>
+          </w:tcPr>
+          <w:p>
+            <w:r>
+              <w:rPr>
+                <w:rFonts w:ascii="Consolas" w:cs="Consolas" w:eastAsia="Consolas" w:hAnsi="Consolas"/>
+                <w:color w:val="0E4A40"/>
+                <w:sz w:val="19"/>
+                <w:szCs w:val="19"/>
+              </w:rPr>
+              <w:t xml:space="preserve">RESULT: motions_ok=True placed_on_plate=True grasp_held=True</w:t>
+            </w:r>
+          </w:p>
+        </w:tc>
+        <w:tc>
+          <w:tcPr>
+            <w:tcW w:type="dxa" w:w="3360"/>
+            <w:tcMar>
+              <w:top w:type="dxa" w:w="80"/>
+              <w:left w:type="dxa" w:w="120"/>
+              <w:bottom w:type="dxa" w:w="80"/>
+              <w:right w:type="dxa" w:w="120"/>
+            </w:tcMar>
+          </w:tcPr>
+          <w:p>
+            <w:r>
+              <w:t xml:space="preserve">Cube sur l'assiette, bras revenu en position initiale</w:t>
+            </w:r>
+          </w:p>
+        </w:tc>
+      </w:tr>
+    </w:tbl>
+    <w:p>
+      <w:pPr>
+        <w:spacing w:after="120"/>
+      </w:pPr>
+    </w:p>
+    <w:p>
+      <w:pPr>
+        <w:spacing w:after="140"/>
+      </w:pPr>
+      <w:r>
+        <w:t xml:space="preserve">Au total : environ 4 min 30, dont les 2 dernières minutes de mouvement du bras. Observé et confirmé le 03/10/2026 : la fenêtre était rendue, la vue était proche dès le départ, et le bras a été vu porter le cube rouge jusqu'à l'assiette.</w:t>
+      </w:r>
+    </w:p>
+    <w:p>
+      <w:pPr>
+        <w:pBdr>
+          <w:left w:val="single" w:color="146356" w:sz="24"/>
+        </w:pBdr>
+        <w:shd w:fill="F7F8F7" w:val="clear"/>
+        <w:spacing w:after="200" w:before="120"/>
+        <w:ind w:left="200"/>
+      </w:pPr>
+      <w:r>
+        <w:rPr>
+          <w:b/>
+          <w:bCs/>
+        </w:rPr>
+        <w:t xml:space="preserve">La fenêtre reste ouverte volontairement</w:t>
+      </w:r>
+      <w:r>
+        <w:t xml:space="preserve"> après </w:t>
+      </w:r>
+      <w:r>
+        <w:rPr>
+          <w:rFonts w:ascii="Consolas" w:cs="Consolas" w:eastAsia="Consolas" w:hAnsi="Consolas"/>
+          <w:color w:val="0E4A40"/>
+          <w:sz w:val="19"/>
+          <w:szCs w:val="19"/>
+        </w:rPr>
+        <w:t xml:space="preserve">RESULT</w:t>
+      </w:r>
+      <w:r>
+        <w:t xml:space="preserve">, sur la scène finale (Sec.15). Appuyez sur </w:t>
+      </w:r>
+      <w:r>
+        <w:rPr>
+          <w:b/>
+          <w:bCs/>
+        </w:rPr>
+        <w:t xml:space="preserve">Ctrl+C</w:t>
+      </w:r>
+      <w:r>
+        <w:t xml:space="preserve"> dans le terminal pour tout arrêter ; relancez la même commande pour regarder une nouvelle exécution.</w:t>
+      </w:r>
+    </w:p>
+    <w:p>
+      <w:pPr>
+        <w:pStyle w:val="Heading2"/>
+        <w:spacing w:after="40" w:before="320"/>
+      </w:pPr>
+      <w:r>
+        <w:rPr>
+          <w:b/>
+          <w:bCs/>
+          <w:color w:val="0E4A40"/>
+        </w:rPr>
+        <w:t xml:space="preserve">28  </w:t>
+      </w:r>
+      <w:r>
+        <w:t xml:space="preserve">Se déplacer dans la fenêtre Gazebo (y compris avec un trackball)</w:t>
+      </w:r>
+    </w:p>
+    <w:p>
+      <w:pPr>
+        <w:spacing w:after="160"/>
+      </w:pPr>
+      <w:r>
+        <w:rPr>
+          <w:i/>
+          <w:iCs/>
+          <w:color w:val="4B5B57"/>
+        </w:rPr>
+        <w:t xml:space="preserve">Les commandes de vue de base de Gazebo Harmonic. Elles ne déplacent que votre point de vue, jamais la simulation.</w:t>
+      </w:r>
+    </w:p>
+    <w:tbl>
+      <w:tblPr>
+        <w:tblW w:type="dxa" w:w="10080"/>
+        <w:tblBorders>
+          <w:top w:val="single" w:color="C4CBC7" w:sz="4"/>
+          <w:left w:val="single" w:color="C4CBC7" w:sz="4"/>
+          <w:bottom w:val="single" w:color="C4CBC7" w:sz="4"/>
+          <w:right w:val="single" w:color="C4CBC7" w:sz="4"/>
+          <w:insideH w:val="single" w:color="C4CBC7" w:sz="4"/>
+          <w:insideV w:val="single" w:color="C4CBC7" w:sz="4"/>
+        </w:tblBorders>
+      </w:tblPr>
+      <w:tblGrid>
+        <w:gridCol w:w="3360"/>
+        <w:gridCol w:w="3360"/>
+        <w:gridCol w:w="3360"/>
+      </w:tblGrid>
+      <w:tr>
+        <w:trPr>
+          <w:tblHeader/>
+        </w:trPr>
+        <w:tc>
+          <w:tcPr>
+            <w:tcW w:type="dxa" w:w="3360"/>
+            <w:shd w:fill="DEE3E0" w:val="clear"/>
+            <w:tcMar>
+              <w:top w:type="dxa" w:w="80"/>
+              <w:left w:type="dxa" w:w="120"/>
+              <w:bottom w:type="dxa" w:w="80"/>
+              <w:right w:type="dxa" w:w="120"/>
+            </w:tcMar>
+          </w:tcPr>
+          <w:p>
+            <w:r>
+              <w:rPr>
+                <w:b/>
+                <w:bCs/>
+                <w:color w:val="7C8985"/>
+                <w:sz w:val="17"/>
+                <w:szCs w:val="17"/>
+              </w:rPr>
+              <w:t xml:space="preserve">Action</w:t>
+            </w:r>
+          </w:p>
+        </w:tc>
+        <w:tc>
+          <w:tcPr>
+            <w:tcW w:type="dxa" w:w="3360"/>
+            <w:shd w:fill="DEE3E0" w:val="clear"/>
+            <w:tcMar>
+              <w:top w:type="dxa" w:w="80"/>
+              <w:left w:type="dxa" w:w="120"/>
+              <w:bottom w:type="dxa" w:w="80"/>
+              <w:right w:type="dxa" w:w="120"/>
+            </w:tcMar>
+          </w:tcPr>
+          <w:p>
+            <w:r>
+              <w:rPr>
+                <w:b/>
+                <w:bCs/>
+                <w:color w:val="7C8985"/>
+                <w:sz w:val="17"/>
+                <w:szCs w:val="17"/>
+              </w:rPr>
+              <w:t xml:space="preserve">Souris avec molette</w:t>
+            </w:r>
+          </w:p>
+        </w:tc>
+        <w:tc>
+          <w:tcPr>
+            <w:tcW w:type="dxa" w:w="3360"/>
+            <w:shd w:fill="DEE3E0" w:val="clear"/>
+            <w:tcMar>
+              <w:top w:type="dxa" w:w="80"/>
+              <w:left w:type="dxa" w:w="120"/>
+              <w:bottom w:type="dxa" w:w="80"/>
+              <w:right w:type="dxa" w:w="120"/>
+            </w:tcMar>
+          </w:tcPr>
+          <w:p>
+            <w:r>
+              <w:rPr>
+                <w:b/>
+                <w:bCs/>
+                <w:color w:val="7C8985"/>
+                <w:sz w:val="17"/>
+                <w:szCs w:val="17"/>
+              </w:rPr>
+              <w:t xml:space="preserve">Trackball sans molette</w:t>
+            </w:r>
+          </w:p>
+        </w:tc>
+      </w:tr>
+      <w:tr>
+        <w:tc>
+          <w:tcPr>
+            <w:tcW w:type="dxa" w:w="3360"/>
+            <w:tcMar>
+              <w:top w:type="dxa" w:w="80"/>
+              <w:left w:type="dxa" w:w="120"/>
+              <w:bottom w:type="dxa" w:w="80"/>
+              <w:right w:type="dxa" w:w="120"/>
+            </w:tcMar>
+          </w:tcPr>
+          <w:p>
+            <w:r>
+              <w:t xml:space="preserve">Zoom</w:t>
+            </w:r>
+          </w:p>
+        </w:tc>
+        <w:tc>
+          <w:tcPr>
+            <w:tcW w:type="dxa" w:w="3360"/>
+            <w:tcMar>
+              <w:top w:type="dxa" w:w="80"/>
+              <w:left w:type="dxa" w:w="120"/>
+              <w:bottom w:type="dxa" w:w="80"/>
+              <w:right w:type="dxa" w:w="120"/>
+            </w:tcMar>
+          </w:tcPr>
+          <w:p>
+            <w:r>
+              <w:t xml:space="preserve">Molette (zoome vers le point sous le curseur)</w:t>
+            </w:r>
+          </w:p>
+        </w:tc>
+        <w:tc>
+          <w:tcPr>
+            <w:tcW w:type="dxa" w:w="3360"/>
+            <w:tcMar>
+              <w:top w:type="dxa" w:w="80"/>
+              <w:left w:type="dxa" w:w="120"/>
+              <w:bottom w:type="dxa" w:w="80"/>
+              <w:right w:type="dxa" w:w="120"/>
+            </w:tcMar>
+          </w:tcPr>
+          <w:p>
+            <w:r>
+              <w:t xml:space="preserve">Maintenir le bouton </w:t>
+            </w:r>
+            <w:r>
+              <w:rPr>
+                <w:b/>
+                <w:bCs/>
+              </w:rPr>
+              <w:t xml:space="preserve">droit</w:t>
+            </w:r>
+            <w:r>
+              <w:t xml:space="preserve"> et rouler la boule vers l'avant (zoom avant) ou l'arrière (zoom arrière)</w:t>
+            </w:r>
+          </w:p>
+        </w:tc>
+      </w:tr>
+      <w:tr>
+        <w:tc>
+          <w:tcPr>
+            <w:tcW w:type="dxa" w:w="3360"/>
+            <w:tcMar>
+              <w:top w:type="dxa" w:w="80"/>
+              <w:left w:type="dxa" w:w="120"/>
+              <w:bottom w:type="dxa" w:w="80"/>
+              <w:right w:type="dxa" w:w="120"/>
+            </w:tcMar>
+          </w:tcPr>
+          <w:p>
+            <w:r>
+              <w:t xml:space="preserve">Déplacer la vue</w:t>
+            </w:r>
+          </w:p>
+        </w:tc>
+        <w:tc>
+          <w:tcPr>
+            <w:tcW w:type="dxa" w:w="3360"/>
+            <w:tcMar>
+              <w:top w:type="dxa" w:w="80"/>
+              <w:left w:type="dxa" w:w="120"/>
+              <w:bottom w:type="dxa" w:w="80"/>
+              <w:right w:type="dxa" w:w="120"/>
+            </w:tcMar>
+          </w:tcPr>
+          <w:p>
+            <w:r>
+              <w:t xml:space="preserve">Maintenir le bouton gauche et glisser</w:t>
+            </w:r>
+          </w:p>
+        </w:tc>
+        <w:tc>
+          <w:tcPr>
+            <w:tcW w:type="dxa" w:w="3360"/>
+            <w:tcMar>
+              <w:top w:type="dxa" w:w="80"/>
+              <w:left w:type="dxa" w:w="120"/>
+              <w:bottom w:type="dxa" w:w="80"/>
+              <w:right w:type="dxa" w:w="120"/>
+            </w:tcMar>
+          </w:tcPr>
+          <w:p>
+            <w:r>
+              <w:t xml:space="preserve">Maintenir le bouton gauche et rouler</w:t>
+            </w:r>
+          </w:p>
+        </w:tc>
+      </w:tr>
+      <w:tr>
+        <w:tc>
+          <w:tcPr>
+            <w:tcW w:type="dxa" w:w="3360"/>
+            <w:tcMar>
+              <w:top w:type="dxa" w:w="80"/>
+              <w:left w:type="dxa" w:w="120"/>
+              <w:bottom w:type="dxa" w:w="80"/>
+              <w:right w:type="dxa" w:w="120"/>
+            </w:tcMar>
+          </w:tcPr>
+          <w:p>
+            <w:r>
+              <w:t xml:space="preserve">Tourner autour (orbite)</w:t>
+            </w:r>
+          </w:p>
+        </w:tc>
+        <w:tc>
+          <w:tcPr>
+            <w:tcW w:type="dxa" w:w="3360"/>
+            <w:tcMar>
+              <w:top w:type="dxa" w:w="80"/>
+              <w:left w:type="dxa" w:w="120"/>
+              <w:bottom w:type="dxa" w:w="80"/>
+              <w:right w:type="dxa" w:w="120"/>
+            </w:tcMar>
+          </w:tcPr>
+          <w:p>
+            <w:r>
+              <w:t xml:space="preserve">Maintenir le bouton du milieu (appui sur la molette) et glisser</w:t>
+            </w:r>
+          </w:p>
+        </w:tc>
+        <w:tc>
+          <w:tcPr>
+            <w:tcW w:type="dxa" w:w="3360"/>
+            <w:tcMar>
+              <w:top w:type="dxa" w:w="80"/>
+              <w:left w:type="dxa" w:w="120"/>
+              <w:bottom w:type="dxa" w:w="80"/>
+              <w:right w:type="dxa" w:w="120"/>
+            </w:tcMar>
+          </w:tcPr>
+          <w:p>
+            <w:r>
+              <w:rPr>
+                <w:b/>
+                <w:bCs/>
+              </w:rPr>
+              <w:t xml:space="preserve">Maj</w:t>
+            </w:r>
+            <w:r>
+              <w:t xml:space="preserve"> + bouton gauche, et rouler</w:t>
+            </w:r>
+          </w:p>
+        </w:tc>
+      </w:tr>
+      <w:tr>
+        <w:tc>
+          <w:tcPr>
+            <w:tcW w:type="dxa" w:w="3360"/>
+            <w:tcMar>
+              <w:top w:type="dxa" w:w="80"/>
+              <w:left w:type="dxa" w:w="120"/>
+              <w:bottom w:type="dxa" w:w="80"/>
+              <w:right w:type="dxa" w:w="120"/>
+            </w:tcMar>
+          </w:tcPr>
+          <w:p>
+            <w:r>
+              <w:t xml:space="preserve">Sélectionner un objet</w:t>
+            </w:r>
+          </w:p>
+        </w:tc>
+        <w:tc>
+          <w:tcPr>
+            <w:tcW w:type="dxa" w:w="3360"/>
+            <w:tcMar>
+              <w:top w:type="dxa" w:w="80"/>
+              <w:left w:type="dxa" w:w="120"/>
+              <w:bottom w:type="dxa" w:w="80"/>
+              <w:right w:type="dxa" w:w="120"/>
+            </w:tcMar>
+          </w:tcPr>
+          <w:p>
+            <w:r>
+              <w:t xml:space="preserve">Clic gauche</w:t>
+            </w:r>
+          </w:p>
+        </w:tc>
+        <w:tc>
+          <w:tcPr>
+            <w:tcW w:type="dxa" w:w="3360"/>
+            <w:tcMar>
+              <w:top w:type="dxa" w:w="80"/>
+              <w:left w:type="dxa" w:w="120"/>
+              <w:bottom w:type="dxa" w:w="80"/>
+              <w:right w:type="dxa" w:w="120"/>
+            </w:tcMar>
+          </w:tcPr>
+          <w:p>
+            <w:r>
+              <w:t xml:space="preserve">Clic gauche</w:t>
+            </w:r>
+          </w:p>
+        </w:tc>
+      </w:tr>
+      <w:tr>
+        <w:tc>
+          <w:tcPr>
+            <w:tcW w:type="dxa" w:w="3360"/>
+            <w:tcMar>
+              <w:top w:type="dxa" w:w="80"/>
+              <w:left w:type="dxa" w:w="120"/>
+              <w:bottom w:type="dxa" w:w="80"/>
+              <w:right w:type="dxa" w:w="120"/>
+            </w:tcMar>
+          </w:tcPr>
+          <w:p>
+            <w:r>
+              <w:t xml:space="preserve">Menu contextuel</w:t>
+            </w:r>
+          </w:p>
+        </w:tc>
+        <w:tc>
+          <w:tcPr>
+            <w:tcW w:type="dxa" w:w="3360"/>
+            <w:tcMar>
+              <w:top w:type="dxa" w:w="80"/>
+              <w:left w:type="dxa" w:w="120"/>
+              <w:bottom w:type="dxa" w:w="80"/>
+              <w:right w:type="dxa" w:w="120"/>
+            </w:tcMar>
+          </w:tcPr>
+          <w:p>
+            <w:r>
+              <w:t xml:space="preserve">Clic droit bref</w:t>
+            </w:r>
+          </w:p>
+        </w:tc>
+        <w:tc>
+          <w:tcPr>
+            <w:tcW w:type="dxa" w:w="3360"/>
+            <w:tcMar>
+              <w:top w:type="dxa" w:w="80"/>
+              <w:left w:type="dxa" w:w="120"/>
+              <w:bottom w:type="dxa" w:w="80"/>
+              <w:right w:type="dxa" w:w="120"/>
+            </w:tcMar>
+          </w:tcPr>
+          <w:p>
+            <w:r>
+              <w:t xml:space="preserve">Clic droit bref (seul l'appui maintenu avec mouvement zoome)</w:t>
+            </w:r>
+          </w:p>
+        </w:tc>
+      </w:tr>
+    </w:tbl>
+    <w:p>
+      <w:pPr>
+        <w:spacing w:after="120"/>
+      </w:pPr>
+    </w:p>
+    <w:p>
+      <w:pPr>
+        <w:pStyle w:val="ListParagraph"/>
+        <w:numPr>
+          <w:ilvl w:val="0"/>
+          <w:numId w:val="2"/>
+        </w:numPr>
+        <w:spacing w:after="80"/>
+      </w:pPr>
+      <w:r>
+        <w:t xml:space="preserve">Placez le curseur sur le cube rouge </w:t>
+      </w:r>
+      <w:r>
+        <w:rPr>
+          <w:b/>
+          <w:bCs/>
+        </w:rPr>
+        <w:t xml:space="preserve">avant</w:t>
+      </w:r>
+      <w:r>
+        <w:t xml:space="preserve"> de zoomer : le zoom se dirige vers le point sous le curseur.</w:t>
+      </w:r>
+    </w:p>
+    <w:p>
+      <w:pPr>
+        <w:pStyle w:val="ListParagraph"/>
+        <w:numPr>
+          <w:ilvl w:val="0"/>
+          <w:numId w:val="2"/>
+        </w:numPr>
+        <w:spacing w:after="80"/>
+      </w:pPr>
+      <w:r>
+        <w:rPr>
+          <w:b/>
+          <w:bCs/>
+        </w:rPr>
+        <w:t xml:space="preserve">Move to</w:t>
+      </w:r>
+      <w:r>
+        <w:t xml:space="preserve"> sur </w:t>
+      </w:r>
+      <w:r>
+        <w:rPr>
+          <w:rFonts w:ascii="Consolas" w:cs="Consolas" w:eastAsia="Consolas" w:hAnsi="Consolas"/>
+          <w:color w:val="0E4A40"/>
+          <w:sz w:val="19"/>
+          <w:szCs w:val="19"/>
+        </w:rPr>
+        <w:t xml:space="preserve">red_block</w:t>
+      </w:r>
+      <w:r>
+        <w:t xml:space="preserve"> ou </w:t>
+      </w:r>
+      <w:r>
+        <w:rPr>
+          <w:rFonts w:ascii="Consolas" w:cs="Consolas" w:eastAsia="Consolas" w:hAnsi="Consolas"/>
+          <w:color w:val="0E4A40"/>
+          <w:sz w:val="19"/>
+          <w:szCs w:val="19"/>
+        </w:rPr>
+        <w:t xml:space="preserve">plate</w:t>
+      </w:r>
+      <w:r>
+        <w:t xml:space="preserve"> (clic droit dans l'Entity Tree) les cadre de près. Évitez </w:t>
+      </w:r>
+      <w:r>
+        <w:rPr>
+          <w:b/>
+          <w:bCs/>
+        </w:rPr>
+        <w:t xml:space="preserve">Move to</w:t>
+      </w:r>
+      <w:r>
+        <w:t xml:space="preserve"> et </w:t>
+      </w:r>
+      <w:r>
+        <w:rPr>
+          <w:b/>
+          <w:bCs/>
+        </w:rPr>
+        <w:t xml:space="preserve">Follow</w:t>
+      </w:r>
+      <w:r>
+        <w:t xml:space="preserve"> sur </w:t>
+      </w:r>
+      <w:r>
+        <w:rPr>
+          <w:rFonts w:ascii="Consolas" w:cs="Consolas" w:eastAsia="Consolas" w:hAnsi="Consolas"/>
+          <w:color w:val="0E4A40"/>
+          <w:sz w:val="19"/>
+          <w:szCs w:val="19"/>
+        </w:rPr>
+        <w:t xml:space="preserve">mycobot_320</w:t>
+      </w:r>
+      <w:r>
+        <w:t xml:space="preserve"> (Sec.26).</w:t>
+      </w:r>
+    </w:p>
+    <w:p>
+      <w:pPr>
+        <w:pStyle w:val="ListParagraph"/>
+        <w:numPr>
+          <w:ilvl w:val="0"/>
+          <w:numId w:val="2"/>
+        </w:numPr>
+        <w:spacing w:after="80"/>
+      </w:pPr>
+      <w:r>
+        <w:t xml:space="preserve">En bas à gauche, </w:t>
+      </w:r>
+      <w:r>
+        <w:rPr>
+          <w:b/>
+          <w:bCs/>
+        </w:rPr>
+        <w:t xml:space="preserve">▶ / ⏸</w:t>
+      </w:r>
+      <w:r>
+        <w:t xml:space="preserve"> lance ou met en pause la simulation : ne la laissez pas en pause, sinon la démo s'arrête. En bas à droite, </w:t>
+      </w:r>
+      <w:r>
+        <w:rPr>
+          <w:b/>
+          <w:bCs/>
+        </w:rPr>
+        <w:t xml:space="preserve">RTF</w:t>
+      </w:r>
+      <w:r>
+        <w:t xml:space="preserve"> est le facteur temps réel ; bien en dessous de 100 % est normal sur ce portable.</w:t>
+      </w:r>
+    </w:p>
+    <w:p>
+      <w:pPr>
+        <w:pStyle w:val="ListParagraph"/>
+        <w:numPr>
+          <w:ilvl w:val="0"/>
+          <w:numId w:val="2"/>
+        </w:numPr>
+        <w:spacing w:after="80"/>
+      </w:pPr>
+      <w:r>
+        <w:t xml:space="preserve">Beaucoup de trackballs (Logitech Ergo/M575, Kensington Expert/Orbit et d'autres) peuvent émuler une molette (anneau de défilement, ou bouton maintenu + boule) via leur logiciel Windows (Logi Options+, KensingtonWorks).</w:t>
+      </w:r>
+    </w:p>
+    <w:p>
+      <w:pPr>
+        <w:pBdr>
+          <w:left w:val="single" w:color="8A5A12" w:sz="24"/>
+        </w:pBdr>
+        <w:shd w:fill="F7F8F7" w:val="clear"/>
+        <w:spacing w:after="200" w:before="120"/>
+        <w:ind w:left="200"/>
+      </w:pPr>
+      <w:r>
+        <w:rPr>
+          <w:b/>
+          <w:bCs/>
+        </w:rPr>
+        <w:t xml:space="preserve">N'utilisez pas les outils Translate (T) et Rotate (R)</w:t>
+      </w:r>
+      <w:r>
+        <w:t xml:space="preserve"> de la barre du haut : ils déplacent les objets dans la simulation elle-même, pas la caméra. Faire glisser le cube ou le bras gâche l'exécution. Appuyez sur </w:t>
+      </w:r>
+      <w:r>
+        <w:rPr>
+          <w:b/>
+          <w:bCs/>
+        </w:rPr>
+        <w:t xml:space="preserve">Échap</w:t>
+      </w:r>
+      <w:r>
+        <w:t xml:space="preserve"> pour revenir au mode sélection.</w:t>
+      </w:r>
+    </w:p>
+    <w:p>
+      <w:pPr>
+        <w:pStyle w:val="Heading2"/>
+        <w:spacing w:after="40" w:before="320"/>
+      </w:pPr>
+      <w:r>
+        <w:rPr>
+          <w:b/>
+          <w:bCs/>
+          <w:color w:val="0E4A40"/>
+        </w:rPr>
+        <w:t xml:space="preserve">29  </w:t>
+      </w:r>
+      <w:r>
+        <w:t xml:space="preserve">Lire le résultat dans le terminal</w:t>
+      </w:r>
+    </w:p>
+    <w:p>
+      <w:pPr>
+        <w:spacing w:after="160"/>
+      </w:pPr>
+      <w:r>
+        <w:rPr>
+          <w:i/>
+          <w:iCs/>
+          <w:color w:val="4B5B57"/>
+        </w:rPr>
+        <w:t xml:space="preserve">Ce que signifie la fin du journal, sur l'exécution reproductible (bloc en (0,25, 0,00)).</w:t>
+      </w:r>
+    </w:p>
+    <w:tbl>
+      <w:tblPr>
+        <w:tblW w:type="dxa" w:w="10080"/>
+        <w:tblBorders>
+          <w:top w:val="none"/>
+          <w:left w:val="none"/>
+          <w:bottom w:val="none"/>
+          <w:right w:val="none"/>
+          <w:insideH w:val="none"/>
+          <w:insideV w:val="none"/>
+        </w:tblBorders>
+      </w:tblPr>
+      <w:tblGrid>
+        <w:gridCol w:w="10080"/>
+      </w:tblGrid>
+      <w:tr>
+        <w:tc>
+          <w:tcPr>
+            <w:tcW w:type="dxa" w:w="10080"/>
+            <w:shd w:fill="10201D" w:val="clear"/>
+            <w:tcMar>
+              <w:top w:type="dxa" w:w="140"/>
+              <w:left w:type="dxa" w:w="180"/>
+              <w:bottom w:type="dxa" w:w="140"/>
+              <w:right w:type="dxa" w:w="180"/>
+            </w:tcMar>
+          </w:tcPr>
+          <w:p>
+            <w:pPr>
+              <w:spacing w:after="0" w:before="0"/>
+            </w:pPr>
+            <w:r>
+              <w:rPr>
+                <w:rFonts w:ascii="Consolas" w:cs="Consolas" w:eastAsia="Consolas" w:hAnsi="Consolas"/>
+                <w:color w:val="D9EDE8"/>
+                <w:sz w:val="17"/>
+                <w:szCs w:val="17"/>
+              </w:rPr>
+              <w:t xml:space="preserve">[pick_and_place]: [place] correction 1: max_err=0.0057 rad</w:t>
+            </w:r>
+            <w:r>
+              <w:br/>
+            </w:r>
+            <w:r>
+              <w:rPr>
+                <w:rFonts w:ascii="Consolas" w:cs="Consolas" w:eastAsia="Consolas" w:hAnsi="Consolas"/>
+                <w:color w:val="D9EDE8"/>
+                <w:sz w:val="17"/>
+                <w:szCs w:val="17"/>
+              </w:rPr>
+              <w:t xml:space="preserve">[pick_and_place]: SIMULATED ATTACHMENT: releasing block from link6</w:t>
+            </w:r>
+            <w:r>
+              <w:br/>
+            </w:r>
+            <w:r>
+              <w:rPr>
+                <w:rFonts w:ascii="Consolas" w:cs="Consolas" w:eastAsia="Consolas" w:hAnsi="Consolas"/>
+                <w:color w:val="D9EDE8"/>
+                <w:sz w:val="17"/>
+                <w:szCs w:val="17"/>
+              </w:rPr>
+              <w:t xml:space="preserve">[pick_and_place]: [release] gripper reached -0.045 (target 0.0)</w:t>
+            </w:r>
+            <w:r>
+              <w:br/>
+            </w:r>
+            <w:r>
+              <w:rPr>
+                <w:rFonts w:ascii="Consolas" w:cs="Consolas" w:eastAsia="Consolas" w:hAnsi="Consolas"/>
+                <w:color w:val="D9EDE8"/>
+                <w:sz w:val="17"/>
+                <w:szCs w:val="17"/>
+              </w:rPr>
+              <w:t xml:space="preserve">[pick_and_place]: [retreat] move OK</w:t>
+            </w:r>
+            <w:r>
+              <w:br/>
+            </w:r>
+            <w:r>
+              <w:rPr>
+                <w:rFonts w:ascii="Consolas" w:cs="Consolas" w:eastAsia="Consolas" w:hAnsi="Consolas"/>
+                <w:color w:val="D9EDE8"/>
+                <w:sz w:val="17"/>
+                <w:szCs w:val="17"/>
+              </w:rPr>
+              <w:t xml:space="preserve">[pick_and_place]: [home_final] move OK</w:t>
+            </w:r>
+            <w:r>
+              <w:br/>
+            </w:r>
+            <w:r>
+              <w:rPr>
+                <w:rFonts w:ascii="Consolas" w:cs="Consolas" w:eastAsia="Consolas" w:hAnsi="Consolas"/>
+                <w:color w:val="D9EDE8"/>
+                <w:sz w:val="17"/>
+                <w:szCs w:val="17"/>
+              </w:rPr>
+              <w:t xml:space="preserve">All motions succeeded: True</w:t>
+            </w:r>
+            <w:r>
+              <w:br/>
+            </w:r>
+            <w:r>
+              <w:rPr>
+                <w:rFonts w:ascii="Consolas" w:cs="Consolas" w:eastAsia="Consolas" w:hAnsi="Consolas"/>
+                <w:color w:val="D9EDE8"/>
+                <w:sz w:val="17"/>
+                <w:szCs w:val="17"/>
+              </w:rPr>
+              <w:t xml:space="preserve">Block carried (dz constant AND block rose through lift+transport): True</w:t>
+            </w:r>
+            <w:r>
+              <w:br/>
+            </w:r>
+            <w:r>
+              <w:rPr>
+                <w:rFonts w:ascii="Consolas" w:cs="Consolas" w:eastAsia="Consolas" w:hAnsi="Consolas"/>
+                <w:color w:val="D9EDE8"/>
+                <w:sz w:val="17"/>
+                <w:szCs w:val="17"/>
+              </w:rPr>
+              <w:t xml:space="preserve">Grasp held (dz constant through lift+transport): True</w:t>
+            </w:r>
+            <w:r>
+              <w:br/>
+            </w:r>
+            <w:r>
+              <w:rPr>
+                <w:rFonts w:ascii="Consolas" w:cs="Consolas" w:eastAsia="Consolas" w:hAnsi="Consolas"/>
+                <w:color w:val="D9EDE8"/>
+                <w:sz w:val="17"/>
+                <w:szCs w:val="17"/>
+              </w:rPr>
+              <w:t xml:space="preserve">Block final pose: (0.19744, -0.151968, 0.068)  placed on plate: True</w:t>
+            </w:r>
+            <w:r>
+              <w:br/>
+            </w:r>
+            <w:r>
+              <w:rPr>
+                <w:rFonts w:ascii="Consolas" w:cs="Consolas" w:eastAsia="Consolas" w:hAnsi="Consolas"/>
+                <w:color w:val="D9EDE8"/>
+                <w:sz w:val="17"/>
+                <w:szCs w:val="17"/>
+              </w:rPr>
+              <w:t xml:space="preserve">RESULT: motions_ok=True placed_on_plate=True grasp_held=True</w:t>
+            </w:r>
+          </w:p>
+        </w:tc>
+      </w:tr>
+    </w:tbl>
+    <w:p>
+      <w:pPr>
+        <w:spacing w:after="80"/>
+      </w:pPr>
+    </w:p>
+    <w:p>
+      <w:pPr>
+        <w:pStyle w:val="ListParagraph"/>
+        <w:numPr>
+          <w:ilvl w:val="0"/>
+          <w:numId w:val="2"/>
+        </w:numPr>
+        <w:spacing w:after="80"/>
+      </w:pPr>
+      <w:r>
+        <w:rPr>
+          <w:rFonts w:ascii="Consolas" w:cs="Consolas" w:eastAsia="Consolas" w:hAnsi="Consolas"/>
+          <w:color w:val="0E4A40"/>
+          <w:sz w:val="19"/>
+          <w:szCs w:val="19"/>
+        </w:rPr>
+        <w:t xml:space="preserve">move OK</w:t>
+      </w:r>
+      <w:r>
+        <w:t xml:space="preserve"> : l'action MoveGroup a signalé un succès pour cette phase. Les lignes </w:t>
+      </w:r>
+      <w:r>
+        <w:rPr>
+          <w:rFonts w:ascii="Consolas" w:cs="Consolas" w:eastAsia="Consolas" w:hAnsi="Consolas"/>
+          <w:color w:val="0E4A40"/>
+          <w:sz w:val="19"/>
+          <w:szCs w:val="19"/>
+        </w:rPr>
+        <w:t xml:space="preserve">correction N: max_err=…</w:t>
+      </w:r>
+      <w:r>
+        <w:t xml:space="preserve"> sont l'ajustement en boucle fermée du Sec.5, pas des erreurs.</w:t>
+      </w:r>
+    </w:p>
+    <w:p>
+      <w:pPr>
+        <w:pStyle w:val="ListParagraph"/>
+        <w:numPr>
+          <w:ilvl w:val="0"/>
+          <w:numId w:val="2"/>
+        </w:numPr>
+        <w:spacing w:after="80"/>
+      </w:pPr>
+      <w:r>
+        <w:rPr>
+          <w:rFonts w:ascii="Consolas" w:cs="Consolas" w:eastAsia="Consolas" w:hAnsi="Consolas"/>
+          <w:color w:val="0E4A40"/>
+          <w:sz w:val="19"/>
+          <w:szCs w:val="19"/>
+        </w:rPr>
+        <w:t xml:space="preserve">dz</w:t>
+      </w:r>
+      <w:r>
+        <w:t xml:space="preserve"> est la hauteur de la pince moins celle du cube. Constant pendant la levée et le transport alors que le cube monte, il prouve que le cube a vraiment été porté (Sec.6).</w:t>
+      </w:r>
+    </w:p>
+    <w:p>
+      <w:pPr>
+        <w:pStyle w:val="ListParagraph"/>
+        <w:numPr>
+          <w:ilvl w:val="0"/>
+          <w:numId w:val="2"/>
+        </w:numPr>
+        <w:spacing w:after="80"/>
+      </w:pPr>
+      <w:r>
+        <w:t xml:space="preserve">Pose finale (0,197, −0,152, 0,068) : environ 3 mm du centre de l'assiette (0,20, −0,15). La hauteur est cohérente aussi : 0,068 m = dessus de l'assiette (0,044 + 0,004 = 0,048 m) + moitié du cube de 4 cm (0,020 m), donc le cube repose sur l'assiette.</w:t>
+      </w:r>
+    </w:p>
+    <w:p>
+      <w:pPr>
+        <w:pStyle w:val="ListParagraph"/>
+        <w:numPr>
+          <w:ilvl w:val="0"/>
+          <w:numId w:val="2"/>
+        </w:numPr>
+        <w:spacing w:after="80"/>
+      </w:pPr>
+      <w:r>
+        <w:rPr>
+          <w:rFonts w:ascii="Consolas" w:cs="Consolas" w:eastAsia="Consolas" w:hAnsi="Consolas"/>
+          <w:color w:val="0E4A40"/>
+          <w:sz w:val="19"/>
+          <w:szCs w:val="19"/>
+        </w:rPr>
+        <w:t xml:space="preserve">SIMULATED ATTACHMENT</w:t>
+      </w:r>
+      <w:r>
+        <w:t xml:space="preserve"> : le cube est porté par une soudure Gazebo scriptée, fermée quand la pince se ferme et ouverte quand elle s'ouvre (Sec.8–9), pas par friction.</w:t>
+      </w:r>
+    </w:p>
+    <w:p>
+      <w:pPr>
+        <w:pStyle w:val="ListParagraph"/>
+        <w:numPr>
+          <w:ilvl w:val="0"/>
+          <w:numId w:val="2"/>
+        </w:numPr>
+        <w:spacing w:after="80"/>
+      </w:pPr>
+      <w:r>
+        <w:rPr>
+          <w:rFonts w:ascii="Consolas" w:cs="Consolas" w:eastAsia="Consolas" w:hAnsi="Consolas"/>
+          <w:color w:val="0E4A40"/>
+          <w:sz w:val="19"/>
+          <w:szCs w:val="19"/>
+        </w:rPr>
+        <w:t xml:space="preserve">motions_ok</w:t>
+      </w:r>
+      <w:r>
+        <w:t xml:space="preserve">, </w:t>
+      </w:r>
+      <w:r>
+        <w:rPr>
+          <w:rFonts w:ascii="Consolas" w:cs="Consolas" w:eastAsia="Consolas" w:hAnsi="Consolas"/>
+          <w:color w:val="0E4A40"/>
+          <w:sz w:val="19"/>
+          <w:szCs w:val="19"/>
+        </w:rPr>
+        <w:t xml:space="preserve">placed_on_plate</w:t>
+      </w:r>
+      <w:r>
+        <w:t xml:space="preserve"> et </w:t>
+      </w:r>
+      <w:r>
+        <w:rPr>
+          <w:rFonts w:ascii="Consolas" w:cs="Consolas" w:eastAsia="Consolas" w:hAnsi="Consolas"/>
+          <w:color w:val="0E4A40"/>
+          <w:sz w:val="19"/>
+          <w:szCs w:val="19"/>
+        </w:rPr>
+        <w:t xml:space="preserve">grasp_held</w:t>
+      </w:r>
+      <w:r>
+        <w:t xml:space="preserve"> doivent tous trois valoir </w:t>
+      </w:r>
+      <w:r>
+        <w:rPr>
+          <w:rFonts w:ascii="Consolas" w:cs="Consolas" w:eastAsia="Consolas" w:hAnsi="Consolas"/>
+          <w:color w:val="0E4A40"/>
+          <w:sz w:val="19"/>
+          <w:szCs w:val="19"/>
+        </w:rPr>
+        <w:t xml:space="preserve">True</w:t>
+      </w:r>
+      <w:r>
+        <w:t xml:space="preserve"> pour une réussite. Les mêmes valeurs sont dans </w:t>
+      </w:r>
+      <w:r>
+        <w:rPr>
+          <w:rFonts w:ascii="Consolas" w:cs="Consolas" w:eastAsia="Consolas" w:hAnsi="Consolas"/>
+          <w:color w:val="0E4A40"/>
+          <w:sz w:val="19"/>
+          <w:szCs w:val="19"/>
+        </w:rPr>
+        <w:t xml:space="preserve">/workspace/htgpp/demo/grasp_meta.json</w:t>
+      </w:r>
+      <w:r>
+        <w:t xml:space="preserve">.</w:t>
+      </w:r>
+    </w:p>
+    <w:p>
+      <w:pPr>
+        <w:pStyle w:val="Heading2"/>
+        <w:spacing w:after="40" w:before="320"/>
+      </w:pPr>
+      <w:r>
+        <w:rPr>
+          <w:b/>
+          <w:bCs/>
+          <w:color w:val="0E4A40"/>
+        </w:rPr>
+        <w:t xml:space="preserve">30  </w:t>
+      </w:r>
+      <w:r>
+        <w:t xml:space="preserve">Arrêter, relancer, et processus résiduels</w:t>
+      </w:r>
+    </w:p>
+    <w:p>
+      <w:pPr>
+        <w:spacing w:after="160"/>
+      </w:pPr>
+      <w:r>
+        <w:rPr>
+          <w:i/>
+          <w:iCs/>
+          <w:color w:val="4B5B57"/>
+        </w:rPr>
+        <w:t xml:space="preserve">Un arrêt propre compte : un </w:t>
+      </w:r>
+      <w:r>
+        <w:rPr>
+          <w:rFonts w:ascii="Consolas" w:cs="Consolas" w:eastAsia="Consolas" w:hAnsi="Consolas"/>
+          <w:color w:val="0E4A40"/>
+          <w:sz w:val="19"/>
+          <w:szCs w:val="19"/>
+        </w:rPr>
+        <w:t xml:space="preserve">move_group</w:t>
+      </w:r>
+      <w:r>
+        <w:rPr>
+          <w:i/>
+          <w:iCs/>
+          <w:color w:val="4B5B57"/>
+        </w:rPr>
+        <w:t xml:space="preserve"> ou un Gazebo restant de l'exécution précédente fait échouer la suivante.</w:t>
+      </w:r>
+    </w:p>
+    <w:p>
+      <w:pPr>
+        <w:spacing w:after="140"/>
+      </w:pPr>
+      <w:r>
+        <w:rPr>
+          <w:b/>
+          <w:bCs/>
+        </w:rPr>
+        <w:t xml:space="preserve">Arrêter :</w:t>
+      </w:r>
+      <w:r>
+        <w:t xml:space="preserve"> Ctrl+C dans le terminal qui exécute </w:t>
+      </w:r>
+      <w:r>
+        <w:rPr>
+          <w:rFonts w:ascii="Consolas" w:cs="Consolas" w:eastAsia="Consolas" w:hAnsi="Consolas"/>
+          <w:color w:val="0E4A40"/>
+          <w:sz w:val="19"/>
+          <w:szCs w:val="19"/>
+        </w:rPr>
+        <w:t xml:space="preserve">run_gui_demo.sh</w:t>
+      </w:r>
+      <w:r>
+        <w:t xml:space="preserve"> (ou le launch). </w:t>
+      </w:r>
+      <w:r>
+        <w:rPr>
+          <w:b/>
+          <w:bCs/>
+        </w:rPr>
+        <w:t xml:space="preserve">Vérifier</w:t>
+      </w:r>
+      <w:r>
+        <w:t xml:space="preserve"> depuis un terminal hôte qu'il ne reste rien :</w:t>
+      </w:r>
+    </w:p>
+    <w:tbl>
+      <w:tblPr>
+        <w:tblW w:type="dxa" w:w="10080"/>
+        <w:tblBorders>
+          <w:top w:val="none"/>
+          <w:left w:val="none"/>
+          <w:bottom w:val="none"/>
+          <w:right w:val="none"/>
+          <w:insideH w:val="none"/>
+          <w:insideV w:val="none"/>
+        </w:tblBorders>
+      </w:tblPr>
+      <w:tblGrid>
+        <w:gridCol w:w="10080"/>
+      </w:tblGrid>
+      <w:tr>
+        <w:tc>
+          <w:tcPr>
+            <w:tcW w:type="dxa" w:w="10080"/>
+            <w:shd w:fill="10201D" w:val="clear"/>
+            <w:tcMar>
+              <w:top w:type="dxa" w:w="140"/>
+              <w:left w:type="dxa" w:w="180"/>
+              <w:bottom w:type="dxa" w:w="140"/>
+              <w:right w:type="dxa" w:w="180"/>
+            </w:tcMar>
+          </w:tcPr>
+          <w:p>
+            <w:pPr>
+              <w:spacing w:after="0" w:before="0"/>
+            </w:pPr>
+            <w:r>
+              <w:rPr>
+                <w:rFonts w:ascii="Consolas" w:cs="Consolas" w:eastAsia="Consolas" w:hAnsi="Consolas"/>
+                <w:color w:val="D9EDE8"/>
+                <w:sz w:val="17"/>
+                <w:szCs w:val="17"/>
+              </w:rPr>
+              <w:t xml:space="preserve">docker exec gazebo_to_lerobot pgrep -af "gz sim|move_group|ros2 launch"</w:t>
+            </w:r>
+            <w:r>
+              <w:br/>
+            </w:r>
+            <w:r>
+              <w:rPr>
+                <w:rFonts w:ascii="Consolas" w:cs="Consolas" w:eastAsia="Consolas" w:hAnsi="Consolas"/>
+                <w:color w:val="7C978F"/>
+                <w:sz w:val="17"/>
+                <w:szCs w:val="17"/>
+              </w:rPr>
+              <w:t xml:space="preserve"># rien d'affiché = propre (les lignes marquées &lt;defunct&gt; sont des zombies déjà morts, sans conséquence)</w:t>
+            </w:r>
+          </w:p>
+        </w:tc>
+      </w:tr>
+    </w:tbl>
+    <w:p>
+      <w:pPr>
+        <w:spacing w:after="80"/>
+      </w:pPr>
+    </w:p>
+    <w:p>
+      <w:pPr>
+        <w:spacing w:after="140"/>
+      </w:pPr>
+      <w:r>
+        <w:t xml:space="preserve">S'il reste quelque chose, par exemple le </w:t>
+      </w:r>
+      <w:r>
+        <w:rPr>
+          <w:rFonts w:ascii="Consolas" w:cs="Consolas" w:eastAsia="Consolas" w:hAnsi="Consolas"/>
+          <w:color w:val="0E4A40"/>
+          <w:sz w:val="19"/>
+          <w:szCs w:val="19"/>
+        </w:rPr>
+        <w:t xml:space="preserve">ros2 launch mycobot_moveit_config move_group.launch.py</w:t>
+      </w:r>
+      <w:r>
+        <w:t xml:space="preserve"> constaté le 03/10/2026 après un Ctrl+C sur le fichier launch seul :</w:t>
+      </w:r>
+    </w:p>
+    <w:tbl>
+      <w:tblPr>
+        <w:tblW w:type="dxa" w:w="10080"/>
+        <w:tblBorders>
+          <w:top w:val="none"/>
+          <w:left w:val="none"/>
+          <w:bottom w:val="none"/>
+          <w:right w:val="none"/>
+          <w:insideH w:val="none"/>
+          <w:insideV w:val="none"/>
+        </w:tblBorders>
+      </w:tblPr>
+      <w:tblGrid>
+        <w:gridCol w:w="10080"/>
+      </w:tblGrid>
+      <w:tr>
+        <w:tc>
+          <w:tcPr>
+            <w:tcW w:type="dxa" w:w="10080"/>
+            <w:shd w:fill="10201D" w:val="clear"/>
+            <w:tcMar>
+              <w:top w:type="dxa" w:w="140"/>
+              <w:left w:type="dxa" w:w="180"/>
+              <w:bottom w:type="dxa" w:w="140"/>
+              <w:right w:type="dxa" w:w="180"/>
+            </w:tcMar>
+          </w:tcPr>
+          <w:p>
+            <w:pPr>
+              <w:spacing w:after="0" w:before="0"/>
+            </w:pPr>
+            <w:r>
+              <w:rPr>
+                <w:rFonts w:ascii="Consolas" w:cs="Consolas" w:eastAsia="Consolas" w:hAnsi="Consolas"/>
+                <w:color w:val="D9EDE8"/>
+                <w:sz w:val="17"/>
+                <w:szCs w:val="17"/>
+              </w:rPr>
+              <w:t xml:space="preserve">docker exec gazebo_to_lerobot pkill -INT -f move_group</w:t>
+            </w:r>
+            <w:r>
+              <w:br/>
+            </w:r>
+            <w:r>
+              <w:rPr>
+                <w:rFonts w:ascii="Consolas" w:cs="Consolas" w:eastAsia="Consolas" w:hAnsi="Consolas"/>
+                <w:color w:val="D9EDE8"/>
+                <w:sz w:val="17"/>
+                <w:szCs w:val="17"/>
+              </w:rPr>
+              <w:t xml:space="preserve">docker exec gazebo_to_lerobot pkill -INT -f "gz sim"</w:t>
+            </w:r>
+            <w:r>
+              <w:br/>
+            </w:r>
+            <w:r>
+              <w:rPr>
+                <w:rFonts w:ascii="Consolas" w:cs="Consolas" w:eastAsia="Consolas" w:hAnsi="Consolas"/>
+                <w:color w:val="7C978F"/>
+                <w:sz w:val="17"/>
+                <w:szCs w:val="17"/>
+              </w:rPr>
+              <w:t xml:space="preserve"># quelques secondes plus tard, si c'est encore là :</w:t>
+            </w:r>
+            <w:r>
+              <w:br/>
+            </w:r>
+            <w:r>
+              <w:rPr>
+                <w:rFonts w:ascii="Consolas" w:cs="Consolas" w:eastAsia="Consolas" w:hAnsi="Consolas"/>
+                <w:color w:val="D9EDE8"/>
+                <w:sz w:val="17"/>
+                <w:szCs w:val="17"/>
+              </w:rPr>
+              <w:t xml:space="preserve">docker exec gazebo_to_lerobot pkill -9 -f move_group</w:t>
+            </w:r>
+            <w:r>
+              <w:br/>
+            </w:r>
+            <w:r>
+              <w:rPr>
+                <w:rFonts w:ascii="Consolas" w:cs="Consolas" w:eastAsia="Consolas" w:hAnsi="Consolas"/>
+                <w:color w:val="D9EDE8"/>
+                <w:sz w:val="17"/>
+                <w:szCs w:val="17"/>
+              </w:rPr>
+              <w:t xml:space="preserve">docker exec gazebo_to_lerobot pkill -9 -f "gz sim"</w:t>
+            </w:r>
+          </w:p>
+        </w:tc>
+      </w:tr>
+    </w:tbl>
+    <w:p>
+      <w:pPr>
+        <w:spacing w:after="80"/>
+      </w:pPr>
+    </w:p>
+    <w:p>
+      <w:pPr>
+        <w:pBdr>
+          <w:left w:val="single" w:color="9C3B23" w:sz="24"/>
+        </w:pBdr>
+        <w:shd w:fill="F7F8F7" w:val="clear"/>
+        <w:spacing w:after="200" w:before="120"/>
+        <w:ind w:left="200"/>
+      </w:pPr>
+      <w:r>
+        <w:rPr>
+          <w:b/>
+          <w:bCs/>
+        </w:rPr>
+        <w:t xml:space="preserve">N'enveloppez pas </w:t>
+      </w:r>
+      <w:r>
+        <w:rPr>
+          <w:rFonts w:ascii="Consolas" w:cs="Consolas" w:eastAsia="Consolas" w:hAnsi="Consolas"/>
+          <w:b/>
+          <w:bCs/>
+          <w:color w:val="0E4A40"/>
+          <w:sz w:val="19"/>
+          <w:szCs w:val="19"/>
+        </w:rPr>
+        <w:t xml:space="preserve">pkill -f</w:t>
+      </w:r>
+      <w:r>
+        <w:rPr>
+          <w:b/>
+          <w:bCs/>
+        </w:rPr>
+        <w:t xml:space="preserve"> dans </w:t>
+      </w:r>
+      <w:r>
+        <w:rPr>
+          <w:rFonts w:ascii="Consolas" w:cs="Consolas" w:eastAsia="Consolas" w:hAnsi="Consolas"/>
+          <w:b/>
+          <w:bCs/>
+          <w:color w:val="0E4A40"/>
+          <w:sz w:val="19"/>
+          <w:szCs w:val="19"/>
+        </w:rPr>
+        <w:t xml:space="preserve">bash -c</w:t>
+      </w:r>
+      <w:r>
+        <w:rPr>
+          <w:b/>
+          <w:bCs/>
+        </w:rPr>
+        <w:t xml:space="preserve">.</w:t>
+      </w:r>
+      <w:r>
+        <w:t xml:space="preserve"> </w:t>
+      </w:r>
+      <w:r>
+        <w:rPr>
+          <w:rFonts w:ascii="Consolas" w:cs="Consolas" w:eastAsia="Consolas" w:hAnsi="Consolas"/>
+          <w:color w:val="0E4A40"/>
+          <w:sz w:val="19"/>
+          <w:szCs w:val="19"/>
+        </w:rPr>
+        <w:t xml:space="preserve">docker exec gazebo_to_lerobot bash -c 'pkill -f move_group; …'</w:t>
+      </w:r>
+      <w:r>
+        <w:t xml:space="preserve"> tue son propre shell : le motif figure dans la ligne de commande de ce shell, donc </w:t>
+      </w:r>
+      <w:r>
+        <w:rPr>
+          <w:rFonts w:ascii="Consolas" w:cs="Consolas" w:eastAsia="Consolas" w:hAnsi="Consolas"/>
+          <w:color w:val="0E4A40"/>
+          <w:sz w:val="19"/>
+          <w:szCs w:val="19"/>
+        </w:rPr>
+        <w:t xml:space="preserve">pkill</w:t>
+      </w:r>
+      <w:r>
+        <w:t xml:space="preserve"> le reconnaît, et la commande se termine avec le code 137 ou 143 sans aller au bout. C'est arrivé quatre fois le 03/10/2026. Appelez </w:t>
+      </w:r>
+      <w:r>
+        <w:rPr>
+          <w:rFonts w:ascii="Consolas" w:cs="Consolas" w:eastAsia="Consolas" w:hAnsi="Consolas"/>
+          <w:color w:val="0E4A40"/>
+          <w:sz w:val="19"/>
+          <w:szCs w:val="19"/>
+        </w:rPr>
+        <w:t xml:space="preserve">pkill</w:t>
+      </w:r>
+      <w:r>
+        <w:t xml:space="preserve"> directement via </w:t>
+      </w:r>
+      <w:r>
+        <w:rPr>
+          <w:rFonts w:ascii="Consolas" w:cs="Consolas" w:eastAsia="Consolas" w:hAnsi="Consolas"/>
+          <w:color w:val="0E4A40"/>
+          <w:sz w:val="19"/>
+          <w:szCs w:val="19"/>
+        </w:rPr>
+        <w:t xml:space="preserve">docker exec</w:t>
+      </w:r>
+      <w:r>
+        <w:t xml:space="preserve">, comme ci-dessus.</w:t>
+      </w:r>
+    </w:p>
+    <w:p>
+      <w:pPr>
+        <w:spacing w:after="140"/>
+      </w:pPr>
+      <w:r>
+        <w:rPr>
+          <w:b/>
+          <w:bCs/>
+        </w:rPr>
+        <w:t xml:space="preserve">Relancer :</w:t>
+      </w:r>
+      <w:r>
+        <w:t xml:space="preserve"> exécutez à nouveau la même commande </w:t>
+      </w:r>
+      <w:r>
+        <w:rPr>
+          <w:rFonts w:ascii="Consolas" w:cs="Consolas" w:eastAsia="Consolas" w:hAnsi="Consolas"/>
+          <w:color w:val="0E4A40"/>
+          <w:sz w:val="19"/>
+          <w:szCs w:val="19"/>
+        </w:rPr>
+        <w:t xml:space="preserve">docker exec -it gazebo_to_lerobot /workspace/htgpp/run_gui_demo.sh …</w:t>
+      </w:r>
+      <w:r>
+        <w:t xml:space="preserve">. Chaque exécution redémarre la simulation de zéro.</w:t>
+      </w:r>
+    </w:p>
+    <w:p>
+      <w:pPr>
+        <w:spacing w:after="140"/>
+      </w:pPr>
+      <w:r>
+        <w:rPr>
+          <w:b/>
+          <w:bCs/>
+        </w:rPr>
+        <w:t xml:space="preserve">Fin de session :</w:t>
+      </w:r>
+      <w:r>
+        <w:t xml:space="preserve"> </w:t>
+      </w:r>
+      <w:r>
+        <w:rPr>
+          <w:rFonts w:ascii="Consolas" w:cs="Consolas" w:eastAsia="Consolas" w:hAnsi="Consolas"/>
+          <w:color w:val="0E4A40"/>
+          <w:sz w:val="19"/>
+          <w:szCs w:val="19"/>
+        </w:rPr>
+        <w:t xml:space="preserve">docker stop gazebo_to_lerobot</w:t>
+      </w:r>
+      <w:r>
+        <w:t xml:space="preserve"> (facultatif ; le conteneur conserve </w:t>
+      </w:r>
+      <w:r>
+        <w:rPr>
+          <w:rFonts w:ascii="Consolas" w:cs="Consolas" w:eastAsia="Consolas" w:hAnsi="Consolas"/>
+          <w:color w:val="0E4A40"/>
+          <w:sz w:val="19"/>
+          <w:szCs w:val="19"/>
+        </w:rPr>
+        <w:t xml:space="preserve">moveit_py</w:t>
+      </w:r>
+      <w:r>
+        <w:t xml:space="preserve"> et l'espace de travail compilé). La fois suivante, commencez par la version courte en tête de cet addendum.</w:t>
+      </w:r>
+    </w:p>
+    <w:p>
+      <w:pPr>
+        <w:pStyle w:val="Heading1"/>
+        <w:spacing w:after="120" w:before="360"/>
+      </w:pPr>
+      <w:r>
+        <w:t xml:space="preserve">Récapitulatif des problèmes</w:t>
+      </w:r>
+    </w:p>
+    <w:tbl>
+      <w:tblPr>
+        <w:tblW w:type="dxa" w:w="10080"/>
+        <w:tblBorders>
+          <w:top w:val="single" w:color="C4CBC7" w:sz="4"/>
+          <w:left w:val="single" w:color="C4CBC7" w:sz="4"/>
+          <w:bottom w:val="single" w:color="C4CBC7" w:sz="4"/>
+          <w:right w:val="single" w:color="C4CBC7" w:sz="4"/>
+          <w:insideH w:val="single" w:color="C4CBC7" w:sz="4"/>
+          <w:insideV w:val="single" w:color="C4CBC7" w:sz="4"/>
+        </w:tblBorders>
+      </w:tblPr>
+      <w:tblGrid>
+        <w:gridCol w:w="3360"/>
+        <w:gridCol w:w="3360"/>
+        <w:gridCol w:w="3360"/>
+      </w:tblGrid>
+      <w:tr>
+        <w:trPr>
+          <w:tblHeader/>
+        </w:trPr>
+        <w:tc>
+          <w:tcPr>
+            <w:tcW w:type="dxa" w:w="3360"/>
+            <w:shd w:fill="DEE3E0" w:val="clear"/>
+            <w:tcMar>
+              <w:top w:type="dxa" w:w="80"/>
+              <w:left w:type="dxa" w:w="120"/>
+              <w:bottom w:type="dxa" w:w="80"/>
+              <w:right w:type="dxa" w:w="120"/>
+            </w:tcMar>
+          </w:tcPr>
+          <w:p>
+            <w:r>
+              <w:rPr>
+                <w:b/>
+                <w:bCs/>
+                <w:color w:val="7C8985"/>
+                <w:sz w:val="17"/>
+                <w:szCs w:val="17"/>
+              </w:rPr>
+              <w:t xml:space="preserve">Ce que vous voyez</w:t>
+            </w:r>
+          </w:p>
+        </w:tc>
+        <w:tc>
+          <w:tcPr>
+            <w:tcW w:type="dxa" w:w="3360"/>
+            <w:shd w:fill="DEE3E0" w:val="clear"/>
+            <w:tcMar>
+              <w:top w:type="dxa" w:w="80"/>
+              <w:left w:type="dxa" w:w="120"/>
+              <w:bottom w:type="dxa" w:w="80"/>
+              <w:right w:type="dxa" w:w="120"/>
+            </w:tcMar>
+          </w:tcPr>
+          <w:p>
+            <w:r>
+              <w:rPr>
+                <w:b/>
+                <w:bCs/>
+                <w:color w:val="7C8985"/>
+                <w:sz w:val="17"/>
+                <w:szCs w:val="17"/>
+              </w:rPr>
+              <w:t xml:space="preserve">Cause</w:t>
+            </w:r>
+          </w:p>
+        </w:tc>
+        <w:tc>
+          <w:tcPr>
+            <w:tcW w:type="dxa" w:w="3360"/>
+            <w:shd w:fill="DEE3E0" w:val="clear"/>
+            <w:tcMar>
+              <w:top w:type="dxa" w:w="80"/>
+              <w:left w:type="dxa" w:w="120"/>
+              <w:bottom w:type="dxa" w:w="80"/>
+              <w:right w:type="dxa" w:w="120"/>
+            </w:tcMar>
+          </w:tcPr>
+          <w:p>
+            <w:r>
+              <w:rPr>
+                <w:b/>
+                <w:bCs/>
+                <w:color w:val="7C8985"/>
+                <w:sz w:val="17"/>
+                <w:szCs w:val="17"/>
+              </w:rPr>
+              <w:t xml:space="preserve">Correction</w:t>
+            </w:r>
+          </w:p>
+        </w:tc>
+      </w:tr>
+      <w:tr>
+        <w:tc>
+          <w:tcPr>
+            <w:tcW w:type="dxa" w:w="3360"/>
+            <w:tcMar>
+              <w:top w:type="dxa" w:w="80"/>
+              <w:left w:type="dxa" w:w="120"/>
+              <w:bottom w:type="dxa" w:w="80"/>
+              <w:right w:type="dxa" w:w="120"/>
+            </w:tcMar>
+          </w:tcPr>
+          <w:p>
+            <w:r>
+              <w:rPr>
+                <w:rFonts w:ascii="Consolas" w:cs="Consolas" w:eastAsia="Consolas" w:hAnsi="Consolas"/>
+                <w:color w:val="0E4A40"/>
+                <w:sz w:val="19"/>
+                <w:szCs w:val="19"/>
+              </w:rPr>
+              <w:t xml:space="preserve">Cannot connect to the Docker daemon</w:t>
+            </w:r>
+          </w:p>
+        </w:tc>
+        <w:tc>
+          <w:tcPr>
+            <w:tcW w:type="dxa" w:w="3360"/>
+            <w:tcMar>
+              <w:top w:type="dxa" w:w="80"/>
+              <w:left w:type="dxa" w:w="120"/>
+              <w:bottom w:type="dxa" w:w="80"/>
+              <w:right w:type="dxa" w:w="120"/>
+            </w:tcMar>
+          </w:tcPr>
+          <w:p>
+            <w:r>
+              <w:t xml:space="preserve">Démon non démarré (pas de systemd dans WSL)</w:t>
+            </w:r>
+          </w:p>
+        </w:tc>
+        <w:tc>
+          <w:tcPr>
+            <w:tcW w:type="dxa" w:w="3360"/>
+            <w:tcMar>
+              <w:top w:type="dxa" w:w="80"/>
+              <w:left w:type="dxa" w:w="120"/>
+              <w:bottom w:type="dxa" w:w="80"/>
+              <w:right w:type="dxa" w:w="120"/>
+            </w:tcMar>
+          </w:tcPr>
+          <w:p>
+            <w:r>
+              <w:t xml:space="preserve">Sec.17</w:t>
+            </w:r>
+          </w:p>
+        </w:tc>
+      </w:tr>
+      <w:tr>
+        <w:tc>
+          <w:tcPr>
+            <w:tcW w:type="dxa" w:w="3360"/>
+            <w:tcMar>
+              <w:top w:type="dxa" w:w="80"/>
+              <w:left w:type="dxa" w:w="120"/>
+              <w:bottom w:type="dxa" w:w="80"/>
+              <w:right w:type="dxa" w:w="120"/>
+            </w:tcMar>
+          </w:tcPr>
+          <w:p>
+            <w:r>
+              <w:rPr>
+                <w:rFonts w:ascii="Consolas" w:cs="Consolas" w:eastAsia="Consolas" w:hAnsi="Consolas"/>
+                <w:color w:val="0E4A40"/>
+                <w:sz w:val="19"/>
+                <w:szCs w:val="19"/>
+              </w:rPr>
+              <w:t xml:space="preserve">docker ps -a</w:t>
+            </w:r>
+            <w:r>
+              <w:t xml:space="preserve"> ne montre pas </w:t>
+            </w:r>
+            <w:r>
+              <w:rPr>
+                <w:rFonts w:ascii="Consolas" w:cs="Consolas" w:eastAsia="Consolas" w:hAnsi="Consolas"/>
+                <w:color w:val="0E4A40"/>
+                <w:sz w:val="19"/>
+                <w:szCs w:val="19"/>
+              </w:rPr>
+              <w:t xml:space="preserve">gazebo_to_lerobot</w:t>
+            </w:r>
+          </w:p>
+        </w:tc>
+        <w:tc>
+          <w:tcPr>
+            <w:tcW w:type="dxa" w:w="3360"/>
+            <w:tcMar>
+              <w:top w:type="dxa" w:w="80"/>
+              <w:left w:type="dxa" w:w="120"/>
+              <w:bottom w:type="dxa" w:w="80"/>
+              <w:right w:type="dxa" w:w="120"/>
+            </w:tcMar>
+          </w:tcPr>
+          <w:p>
+            <w:r>
+              <w:t xml:space="preserve">Image et conteneur jamais construits sur cette machine</w:t>
+            </w:r>
+          </w:p>
+        </w:tc>
+        <w:tc>
+          <w:tcPr>
+            <w:tcW w:type="dxa" w:w="3360"/>
+            <w:tcMar>
+              <w:top w:type="dxa" w:w="80"/>
+              <w:left w:type="dxa" w:w="120"/>
+              <w:bottom w:type="dxa" w:w="80"/>
+              <w:right w:type="dxa" w:w="120"/>
+            </w:tcMar>
+          </w:tcPr>
+          <w:p>
+            <w:r>
+              <w:t xml:space="preserve">Sec.18–Sec.23</w:t>
+            </w:r>
+          </w:p>
+        </w:tc>
+      </w:tr>
+      <w:tr>
+        <w:tc>
+          <w:tcPr>
+            <w:tcW w:type="dxa" w:w="3360"/>
+            <w:tcMar>
+              <w:top w:type="dxa" w:w="80"/>
+              <w:left w:type="dxa" w:w="120"/>
+              <w:bottom w:type="dxa" w:w="80"/>
+              <w:right w:type="dxa" w:w="120"/>
+            </w:tcMar>
+          </w:tcPr>
+          <w:p>
+            <w:r>
+              <w:rPr>
+                <w:rFonts w:ascii="Consolas" w:cs="Consolas" w:eastAsia="Consolas" w:hAnsi="Consolas"/>
+                <w:color w:val="0E4A40"/>
+                <w:sz w:val="19"/>
+                <w:szCs w:val="19"/>
+              </w:rPr>
+              <w:t xml:space="preserve">controllers not all active yet</w:t>
+            </w:r>
+            <w:r>
+              <w:t xml:space="preserve">, puis </w:t>
+            </w:r>
+            <w:r>
+              <w:rPr>
+                <w:rFonts w:ascii="Consolas" w:cs="Consolas" w:eastAsia="Consolas" w:hAnsi="Consolas"/>
+                <w:color w:val="0E4A40"/>
+                <w:sz w:val="19"/>
+                <w:szCs w:val="19"/>
+              </w:rPr>
+              <w:t xml:space="preserve">FATAL: controllers never reached 'active'</w:t>
+            </w:r>
+          </w:p>
+        </w:tc>
+        <w:tc>
+          <w:tcPr>
+            <w:tcW w:type="dxa" w:w="3360"/>
+            <w:tcMar>
+              <w:top w:type="dxa" w:w="80"/>
+              <w:left w:type="dxa" w:w="120"/>
+              <w:bottom w:type="dxa" w:w="80"/>
+              <w:right w:type="dxa" w:w="120"/>
+            </w:tcMar>
+          </w:tcPr>
+          <w:p>
+            <w:r>
+              <w:t xml:space="preserve">Le </w:t>
+            </w:r>
+            <w:r>
+              <w:rPr>
+                <w:rFonts w:ascii="Consolas" w:cs="Consolas" w:eastAsia="Consolas" w:hAnsi="Consolas"/>
+                <w:color w:val="0E4A40"/>
+                <w:sz w:val="19"/>
+                <w:szCs w:val="19"/>
+              </w:rPr>
+              <w:t xml:space="preserve">DISPLAY=172.24.112.1:0</w:t>
+            </w:r>
+            <w:r>
+              <w:t xml:space="preserve"> de l'hôte, transmis au conteneur, fige la simulation</w:t>
+            </w:r>
+          </w:p>
+        </w:tc>
+        <w:tc>
+          <w:tcPr>
+            <w:tcW w:type="dxa" w:w="3360"/>
+            <w:tcMar>
+              <w:top w:type="dxa" w:w="80"/>
+              <w:left w:type="dxa" w:w="120"/>
+              <w:bottom w:type="dxa" w:w="80"/>
+              <w:right w:type="dxa" w:w="120"/>
+            </w:tcMar>
+          </w:tcPr>
+          <w:p>
+            <w:r>
+              <w:rPr>
+                <w:rFonts w:ascii="Consolas" w:cs="Consolas" w:eastAsia="Consolas" w:hAnsi="Consolas"/>
+                <w:color w:val="0E4A40"/>
+                <w:sz w:val="19"/>
+                <w:szCs w:val="19"/>
+              </w:rPr>
+              <w:t xml:space="preserve">-e DISPLAY=:0</w:t>
+            </w:r>
+            <w:r>
+              <w:t xml:space="preserve"> (Sec.24)</w:t>
+            </w:r>
+          </w:p>
+        </w:tc>
+      </w:tr>
+      <w:tr>
+        <w:tc>
+          <w:tcPr>
+            <w:tcW w:type="dxa" w:w="3360"/>
+            <w:tcMar>
+              <w:top w:type="dxa" w:w="80"/>
+              <w:left w:type="dxa" w:w="120"/>
+              <w:bottom w:type="dxa" w:w="80"/>
+              <w:right w:type="dxa" w:w="120"/>
+            </w:tcMar>
+          </w:tcPr>
+          <w:p>
+            <w:r>
+              <w:rPr>
+                <w:rFonts w:ascii="Consolas" w:cs="Consolas" w:eastAsia="Consolas" w:hAnsi="Consolas"/>
+                <w:color w:val="0E4A40"/>
+                <w:sz w:val="19"/>
+                <w:szCs w:val="19"/>
+              </w:rPr>
+              <w:t xml:space="preserve">FATAL: no reachable elbow-up IK solution</w:t>
+            </w:r>
+            <w:r>
+              <w:t xml:space="preserve"> environ 1 s après </w:t>
+            </w:r>
+            <w:r>
+              <w:rPr>
+                <w:rFonts w:ascii="Consolas" w:cs="Consolas" w:eastAsia="Consolas" w:hAnsi="Consolas"/>
+                <w:color w:val="0E4A40"/>
+                <w:sz w:val="19"/>
+                <w:szCs w:val="19"/>
+              </w:rPr>
+              <w:t xml:space="preserve">solving IK</w:t>
+            </w:r>
+            <w:r>
+              <w:t xml:space="preserve">, pour une position atteignable</w:t>
+            </w:r>
+          </w:p>
+        </w:tc>
+        <w:tc>
+          <w:tcPr>
+            <w:tcW w:type="dxa" w:w="3360"/>
+            <w:tcMar>
+              <w:top w:type="dxa" w:w="80"/>
+              <w:left w:type="dxa" w:w="120"/>
+              <w:bottom w:type="dxa" w:w="80"/>
+              <w:right w:type="dxa" w:w="120"/>
+            </w:tcMar>
+          </w:tcPr>
+          <w:p>
+            <w:r>
+              <w:rPr>
+                <w:rFonts w:ascii="Consolas" w:cs="Consolas" w:eastAsia="Consolas" w:hAnsi="Consolas"/>
+                <w:color w:val="0E4A40"/>
+                <w:sz w:val="19"/>
+                <w:szCs w:val="19"/>
+              </w:rPr>
+              <w:t xml:space="preserve">moveit_py</w:t>
+            </w:r>
+            <w:r>
+              <w:t xml:space="preserve"> non installé ; vraie erreur masquée</w:t>
+            </w:r>
+          </w:p>
+        </w:tc>
+        <w:tc>
+          <w:tcPr>
+            <w:tcW w:type="dxa" w:w="3360"/>
+            <w:tcMar>
+              <w:top w:type="dxa" w:w="80"/>
+              <w:left w:type="dxa" w:w="120"/>
+              <w:bottom w:type="dxa" w:w="80"/>
+              <w:right w:type="dxa" w:w="120"/>
+            </w:tcMar>
+          </w:tcPr>
+          <w:p>
+            <w:r>
+              <w:t xml:space="preserve">Sec.22</w:t>
+            </w:r>
+          </w:p>
+        </w:tc>
+      </w:tr>
+      <w:tr>
+        <w:tc>
+          <w:tcPr>
+            <w:tcW w:type="dxa" w:w="3360"/>
+            <w:tcMar>
+              <w:top w:type="dxa" w:w="80"/>
+              <w:left w:type="dxa" w:w="120"/>
+              <w:bottom w:type="dxa" w:w="80"/>
+              <w:right w:type="dxa" w:w="120"/>
+            </w:tcMar>
+          </w:tcPr>
+          <w:p>
+            <w:r>
+              <w:t xml:space="preserve">La fenêtre Gazebo s'ouvre mais reste blanche</w:t>
+            </w:r>
+          </w:p>
+        </w:tc>
+        <w:tc>
+          <w:tcPr>
+            <w:tcW w:type="dxa" w:w="3360"/>
+            <w:tcMar>
+              <w:top w:type="dxa" w:w="80"/>
+              <w:left w:type="dxa" w:w="120"/>
+              <w:bottom w:type="dxa" w:w="80"/>
+              <w:right w:type="dxa" w:w="120"/>
+            </w:tcMar>
+          </w:tcPr>
+          <w:p>
+            <w:r>
+              <w:t xml:space="preserve">Chemin GPU D3D12 : OpenGL 4.1, sans compute shaders</w:t>
+            </w:r>
+          </w:p>
+        </w:tc>
+        <w:tc>
+          <w:tcPr>
+            <w:tcW w:type="dxa" w:w="3360"/>
+            <w:tcMar>
+              <w:top w:type="dxa" w:w="80"/>
+              <w:left w:type="dxa" w:w="120"/>
+              <w:bottom w:type="dxa" w:w="80"/>
+              <w:right w:type="dxa" w:w="120"/>
+            </w:tcMar>
+          </w:tcPr>
+          <w:p>
+            <w:r>
+              <w:t xml:space="preserve">OpenGL logiciel (Sec.25), intégré à </w:t>
+            </w:r>
+            <w:r>
+              <w:rPr>
+                <w:rFonts w:ascii="Consolas" w:cs="Consolas" w:eastAsia="Consolas" w:hAnsi="Consolas"/>
+                <w:color w:val="0E4A40"/>
+                <w:sz w:val="19"/>
+                <w:szCs w:val="19"/>
+              </w:rPr>
+              <w:t xml:space="preserve">run_gui_demo.sh</w:t>
+            </w:r>
+          </w:p>
+        </w:tc>
+      </w:tr>
+      <w:tr>
+        <w:tc>
+          <w:tcPr>
+            <w:tcW w:type="dxa" w:w="3360"/>
+            <w:tcMar>
+              <w:top w:type="dxa" w:w="80"/>
+              <w:left w:type="dxa" w:w="120"/>
+              <w:bottom w:type="dxa" w:w="80"/>
+              <w:right w:type="dxa" w:w="120"/>
+            </w:tcMar>
+          </w:tcPr>
+          <w:p>
+            <w:r>
+              <w:t xml:space="preserve">Bras minuscule ; la vue se dézoome après chaque zoom avant</w:t>
+            </w:r>
+          </w:p>
+        </w:tc>
+        <w:tc>
+          <w:tcPr>
+            <w:tcW w:type="dxa" w:w="3360"/>
+            <w:tcMar>
+              <w:top w:type="dxa" w:w="80"/>
+              <w:left w:type="dxa" w:w="120"/>
+              <w:bottom w:type="dxa" w:w="80"/>
+              <w:right w:type="dxa" w:w="120"/>
+            </w:tcMar>
+          </w:tcPr>
+          <w:p>
+            <w:r>
+              <w:t xml:space="preserve">Follow sur </w:t>
+            </w:r>
+            <w:r>
+              <w:rPr>
+                <w:rFonts w:ascii="Consolas" w:cs="Consolas" w:eastAsia="Consolas" w:hAnsi="Consolas"/>
+                <w:color w:val="0E4A40"/>
+                <w:sz w:val="19"/>
+                <w:szCs w:val="19"/>
+              </w:rPr>
+              <w:t xml:space="preserve">mycobot_320</w:t>
+            </w:r>
+            <w:r>
+              <w:t xml:space="preserve"> (3 m en arrière, 2 m au-dessus) ; boîte englobante incluant les caméras</w:t>
+            </w:r>
+          </w:p>
+        </w:tc>
+        <w:tc>
+          <w:tcPr>
+            <w:tcW w:type="dxa" w:w="3360"/>
+            <w:tcMar>
+              <w:top w:type="dxa" w:w="80"/>
+              <w:left w:type="dxa" w:w="120"/>
+              <w:bottom w:type="dxa" w:w="80"/>
+              <w:right w:type="dxa" w:w="120"/>
+            </w:tcMar>
+          </w:tcPr>
+          <w:p>
+            <w:r>
+              <w:t xml:space="preserve">Unfollow, Move to </w:t>
+            </w:r>
+            <w:r>
+              <w:rPr>
+                <w:rFonts w:ascii="Consolas" w:cs="Consolas" w:eastAsia="Consolas" w:hAnsi="Consolas"/>
+                <w:color w:val="0E4A40"/>
+                <w:sz w:val="19"/>
+                <w:szCs w:val="19"/>
+              </w:rPr>
+              <w:t xml:space="preserve">red_block</w:t>
+            </w:r>
+            <w:r>
+              <w:t xml:space="preserve"> (Sec.26)</w:t>
+            </w:r>
+          </w:p>
+        </w:tc>
+      </w:tr>
+      <w:tr>
+        <w:tc>
+          <w:tcPr>
+            <w:tcW w:type="dxa" w:w="3360"/>
+            <w:tcMar>
+              <w:top w:type="dxa" w:w="80"/>
+              <w:left w:type="dxa" w:w="120"/>
+              <w:bottom w:type="dxa" w:w="80"/>
+              <w:right w:type="dxa" w:w="120"/>
+            </w:tcMar>
+          </w:tcPr>
+          <w:p>
+            <w:r>
+              <w:t xml:space="preserve">La seconde fenêtre s'ouvre trop tard : bras déjà immobile</w:t>
+            </w:r>
+          </w:p>
+        </w:tc>
+        <w:tc>
+          <w:tcPr>
+            <w:tcW w:type="dxa" w:w="3360"/>
+            <w:tcMar>
+              <w:top w:type="dxa" w:w="80"/>
+              <w:left w:type="dxa" w:w="120"/>
+              <w:bottom w:type="dxa" w:w="80"/>
+              <w:right w:type="dxa" w:w="120"/>
+            </w:tcMar>
+          </w:tcPr>
+          <w:p>
+            <w:r>
+              <w:t xml:space="preserve">Approche à deux terminaux</w:t>
+            </w:r>
+          </w:p>
+        </w:tc>
+        <w:tc>
+          <w:tcPr>
+            <w:tcW w:type="dxa" w:w="3360"/>
+            <w:tcMar>
+              <w:top w:type="dxa" w:w="80"/>
+              <w:left w:type="dxa" w:w="120"/>
+              <w:bottom w:type="dxa" w:w="80"/>
+              <w:right w:type="dxa" w:w="120"/>
+            </w:tcMar>
+          </w:tcPr>
+          <w:p>
+            <w:r>
+              <w:rPr>
+                <w:rFonts w:ascii="Consolas" w:cs="Consolas" w:eastAsia="Consolas" w:hAnsi="Consolas"/>
+                <w:color w:val="0E4A40"/>
+                <w:sz w:val="19"/>
+                <w:szCs w:val="19"/>
+              </w:rPr>
+              <w:t xml:space="preserve">run_gui_demo.sh</w:t>
+            </w:r>
+            <w:r>
+              <w:t xml:space="preserve"> (Sec.27)</w:t>
+            </w:r>
+          </w:p>
+        </w:tc>
+      </w:tr>
+      <w:tr>
+        <w:tc>
+          <w:tcPr>
+            <w:tcW w:type="dxa" w:w="3360"/>
+            <w:tcMar>
+              <w:top w:type="dxa" w:w="80"/>
+              <w:left w:type="dxa" w:w="120"/>
+              <w:bottom w:type="dxa" w:w="80"/>
+              <w:right w:type="dxa" w:w="120"/>
+            </w:tcMar>
+          </w:tcPr>
+          <w:p>
+            <w:r>
+              <w:t xml:space="preserve">Pas de molette</w:t>
+            </w:r>
+          </w:p>
+        </w:tc>
+        <w:tc>
+          <w:tcPr>
+            <w:tcW w:type="dxa" w:w="3360"/>
+            <w:tcMar>
+              <w:top w:type="dxa" w:w="80"/>
+              <w:left w:type="dxa" w:w="120"/>
+              <w:bottom w:type="dxa" w:w="80"/>
+              <w:right w:type="dxa" w:w="120"/>
+            </w:tcMar>
+          </w:tcPr>
+          <w:p>
+            <w:r>
+              <w:t xml:space="preserve">Trackball</w:t>
+            </w:r>
+          </w:p>
+        </w:tc>
+        <w:tc>
+          <w:tcPr>
+            <w:tcW w:type="dxa" w:w="3360"/>
+            <w:tcMar>
+              <w:top w:type="dxa" w:w="80"/>
+              <w:left w:type="dxa" w:w="120"/>
+              <w:bottom w:type="dxa" w:w="80"/>
+              <w:right w:type="dxa" w:w="120"/>
+            </w:tcMar>
+          </w:tcPr>
+          <w:p>
+            <w:r>
+              <w:t xml:space="preserve">Le glisser bouton droit zoome (Sec.28)</w:t>
+            </w:r>
+          </w:p>
+        </w:tc>
+      </w:tr>
+      <w:tr>
+        <w:tc>
+          <w:tcPr>
+            <w:tcW w:type="dxa" w:w="3360"/>
+            <w:tcMar>
+              <w:top w:type="dxa" w:w="80"/>
+              <w:left w:type="dxa" w:w="120"/>
+              <w:bottom w:type="dxa" w:w="80"/>
+              <w:right w:type="dxa" w:w="120"/>
+            </w:tcMar>
+          </w:tcPr>
+          <w:p>
+            <w:r>
+              <w:t xml:space="preserve">L'exécution suivante échoue tout de suite après un Ctrl+C</w:t>
+            </w:r>
+          </w:p>
+        </w:tc>
+        <w:tc>
+          <w:tcPr>
+            <w:tcW w:type="dxa" w:w="3360"/>
+            <w:tcMar>
+              <w:top w:type="dxa" w:w="80"/>
+              <w:left w:type="dxa" w:w="120"/>
+              <w:bottom w:type="dxa" w:w="80"/>
+              <w:right w:type="dxa" w:w="120"/>
+            </w:tcMar>
+          </w:tcPr>
+          <w:p>
+            <w:r>
+              <w:rPr>
+                <w:rFonts w:ascii="Consolas" w:cs="Consolas" w:eastAsia="Consolas" w:hAnsi="Consolas"/>
+                <w:color w:val="0E4A40"/>
+                <w:sz w:val="19"/>
+                <w:szCs w:val="19"/>
+              </w:rPr>
+              <w:t xml:space="preserve">move_group</w:t>
+            </w:r>
+            <w:r>
+              <w:t xml:space="preserve"> / </w:t>
+            </w:r>
+            <w:r>
+              <w:rPr>
+                <w:rFonts w:ascii="Consolas" w:cs="Consolas" w:eastAsia="Consolas" w:hAnsi="Consolas"/>
+                <w:color w:val="0E4A40"/>
+                <w:sz w:val="19"/>
+                <w:szCs w:val="19"/>
+              </w:rPr>
+              <w:t xml:space="preserve">gz sim</w:t>
+            </w:r>
+            <w:r>
+              <w:t xml:space="preserve"> résiduel</w:t>
+            </w:r>
+          </w:p>
+        </w:tc>
+        <w:tc>
+          <w:tcPr>
+            <w:tcW w:type="dxa" w:w="3360"/>
+            <w:tcMar>
+              <w:top w:type="dxa" w:w="80"/>
+              <w:left w:type="dxa" w:w="120"/>
+              <w:bottom w:type="dxa" w:w="80"/>
+              <w:right w:type="dxa" w:w="120"/>
+            </w:tcMar>
+          </w:tcPr>
+          <w:p>
+            <w:r>
+              <w:t xml:space="preserve">Sec.30</w:t>
+            </w:r>
+          </w:p>
+        </w:tc>
+      </w:tr>
+      <w:tr>
+        <w:tc>
+          <w:tcPr>
+            <w:tcW w:type="dxa" w:w="3360"/>
+            <w:tcMar>
+              <w:top w:type="dxa" w:w="80"/>
+              <w:left w:type="dxa" w:w="120"/>
+              <w:bottom w:type="dxa" w:w="80"/>
+              <w:right w:type="dxa" w:w="120"/>
+            </w:tcMar>
+          </w:tcPr>
+          <w:p>
+            <w:r>
+              <w:rPr>
+                <w:rFonts w:ascii="Consolas" w:cs="Consolas" w:eastAsia="Consolas" w:hAnsi="Consolas"/>
+                <w:color w:val="0E4A40"/>
+                <w:sz w:val="19"/>
+                <w:szCs w:val="19"/>
+              </w:rPr>
+              <w:t xml:space="preserve">docker exec … bash -c 'pkill -f …'</w:t>
+            </w:r>
+            <w:r>
+              <w:t xml:space="preserve"> se termine avec le code 137/143</w:t>
+            </w:r>
+          </w:p>
+        </w:tc>
+        <w:tc>
+          <w:tcPr>
+            <w:tcW w:type="dxa" w:w="3360"/>
+            <w:tcMar>
+              <w:top w:type="dxa" w:w="80"/>
+              <w:left w:type="dxa" w:w="120"/>
+              <w:bottom w:type="dxa" w:w="80"/>
+              <w:right w:type="dxa" w:w="120"/>
+            </w:tcMar>
+          </w:tcPr>
+          <w:p>
+            <w:r>
+              <w:rPr>
+                <w:rFonts w:ascii="Consolas" w:cs="Consolas" w:eastAsia="Consolas" w:hAnsi="Consolas"/>
+                <w:color w:val="0E4A40"/>
+                <w:sz w:val="19"/>
+                <w:szCs w:val="19"/>
+              </w:rPr>
+              <w:t xml:space="preserve">pkill -f</w:t>
+            </w:r>
+            <w:r>
+              <w:t xml:space="preserve"> a reconnu son propre shell</w:t>
+            </w:r>
+          </w:p>
+        </w:tc>
+        <w:tc>
+          <w:tcPr>
+            <w:tcW w:type="dxa" w:w="3360"/>
+            <w:tcMar>
+              <w:top w:type="dxa" w:w="80"/>
+              <w:left w:type="dxa" w:w="120"/>
+              <w:bottom w:type="dxa" w:w="80"/>
+              <w:right w:type="dxa" w:w="120"/>
+            </w:tcMar>
+          </w:tcPr>
+          <w:p>
+            <w:r>
+              <w:t xml:space="preserve">Appeler </w:t>
+            </w:r>
+            <w:r>
+              <w:rPr>
+                <w:rFonts w:ascii="Consolas" w:cs="Consolas" w:eastAsia="Consolas" w:hAnsi="Consolas"/>
+                <w:color w:val="0E4A40"/>
+                <w:sz w:val="19"/>
+                <w:szCs w:val="19"/>
+              </w:rPr>
+              <w:t xml:space="preserve">pkill</w:t>
+            </w:r>
+            <w:r>
+              <w:t xml:space="preserve"> sans </w:t>
+            </w:r>
+            <w:r>
+              <w:rPr>
+                <w:rFonts w:ascii="Consolas" w:cs="Consolas" w:eastAsia="Consolas" w:hAnsi="Consolas"/>
+                <w:color w:val="0E4A40"/>
+                <w:sz w:val="19"/>
+                <w:szCs w:val="19"/>
+              </w:rPr>
+              <w:t xml:space="preserve">bash -c</w:t>
+            </w:r>
+            <w:r>
+              <w:t xml:space="preserve"> (Sec.30)</w:t>
+            </w:r>
+          </w:p>
+        </w:tc>
+      </w:tr>
+    </w:tbl>
+    <w:p>
+      <w:pPr>
+        <w:spacing w:after="120"/>
+      </w:pPr>
+    </w:p>
+    <w:p>
+      <w:pPr>
+        <w:pStyle w:val="Heading3"/>
+        <w:spacing w:after="80" w:before="240"/>
+      </w:pPr>
+      <w:r>
+        <w:t xml:space="preserve">Ce qui n'a pas été modifié</w:t>
+      </w:r>
+    </w:p>
+    <w:p>
+      <w:pPr>
+        <w:spacing w:after="140"/>
+      </w:pPr>
+      <w:r>
+        <w:t xml:space="preserve">Pour que cet addendum reste un relevé fidèle, les fichiers partagés ont été laissés tels quels ; les corrections vivent dans les commandes ci-dessus et dans le nouveau </w:t>
+      </w:r>
+      <w:r>
+        <w:rPr>
+          <w:rFonts w:ascii="Consolas" w:cs="Consolas" w:eastAsia="Consolas" w:hAnsi="Consolas"/>
+          <w:color w:val="0E4A40"/>
+          <w:sz w:val="19"/>
+          <w:szCs w:val="19"/>
+        </w:rPr>
+        <w:t xml:space="preserve">run_gui_demo.sh</w:t>
+      </w:r>
+      <w:r>
+        <w:t xml:space="preserve">. Trois corrections permanentes sont proposées, non appliquées :</w:t>
+      </w:r>
+    </w:p>
+    <w:p>
+      <w:pPr>
+        <w:pStyle w:val="ListParagraph"/>
+        <w:numPr>
+          <w:ilvl w:val="0"/>
+          <w:numId w:val="2"/>
+        </w:numPr>
+        <w:spacing w:after="80"/>
+      </w:pPr>
+      <w:r>
+        <w:rPr>
+          <w:rFonts w:ascii="Consolas" w:cs="Consolas" w:eastAsia="Consolas" w:hAnsi="Consolas"/>
+          <w:color w:val="0E4A40"/>
+          <w:sz w:val="19"/>
+          <w:szCs w:val="19"/>
+        </w:rPr>
+        <w:t xml:space="preserve">Gazebo_to_LeRobot_Pipeline/docker/Dockerfile</w:t>
+      </w:r>
+      <w:r>
+        <w:t xml:space="preserve"> : ajouter </w:t>
+      </w:r>
+      <w:r>
+        <w:rPr>
+          <w:rFonts w:ascii="Consolas" w:cs="Consolas" w:eastAsia="Consolas" w:hAnsi="Consolas"/>
+          <w:color w:val="0E4A40"/>
+          <w:sz w:val="19"/>
+          <w:szCs w:val="19"/>
+        </w:rPr>
+        <w:t xml:space="preserve">ros-jazzy-moveit-py</w:t>
+      </w:r>
+      <w:r>
+        <w:t xml:space="preserve">, ce qui rendrait le Sec.22 inutile.</w:t>
+      </w:r>
+    </w:p>
+    <w:p>
+      <w:pPr>
+        <w:pStyle w:val="ListParagraph"/>
+        <w:numPr>
+          <w:ilvl w:val="0"/>
+          <w:numId w:val="2"/>
+        </w:numPr>
+        <w:spacing w:after="80"/>
+      </w:pPr>
+      <w:r>
+        <w:rPr>
+          <w:rFonts w:ascii="Consolas" w:cs="Consolas" w:eastAsia="Consolas" w:hAnsi="Consolas"/>
+          <w:color w:val="0E4A40"/>
+          <w:sz w:val="19"/>
+          <w:szCs w:val="19"/>
+        </w:rPr>
+        <w:t xml:space="preserve">Gazebo_to_LeRobot_Pipeline/docker/run.sh</w:t>
+      </w:r>
+      <w:r>
+        <w:t xml:space="preserve"> : transmettre </w:t>
+      </w:r>
+      <w:r>
+        <w:rPr>
+          <w:rFonts w:ascii="Consolas" w:cs="Consolas" w:eastAsia="Consolas" w:hAnsi="Consolas"/>
+          <w:color w:val="0E4A40"/>
+          <w:sz w:val="19"/>
+          <w:szCs w:val="19"/>
+        </w:rPr>
+        <w:t xml:space="preserve">DISPLAY=:0</w:t>
+      </w:r>
+      <w:r>
+        <w:t xml:space="preserve"> au lieu du </w:t>
+      </w:r>
+      <w:r>
+        <w:rPr>
+          <w:rFonts w:ascii="Consolas" w:cs="Consolas" w:eastAsia="Consolas" w:hAnsi="Consolas"/>
+          <w:color w:val="0E4A40"/>
+          <w:sz w:val="19"/>
+          <w:szCs w:val="19"/>
+        </w:rPr>
+        <w:t xml:space="preserve">DISPLAY</w:t>
+      </w:r>
+      <w:r>
+        <w:t xml:space="preserve"> de l'hôte sous WSLg, ce qui rendrait inutile le </w:t>
+      </w:r>
+      <w:r>
+        <w:rPr>
+          <w:rFonts w:ascii="Consolas" w:cs="Consolas" w:eastAsia="Consolas" w:hAnsi="Consolas"/>
+          <w:color w:val="0E4A40"/>
+          <w:sz w:val="19"/>
+          <w:szCs w:val="19"/>
+        </w:rPr>
+        <w:t xml:space="preserve">-e DISPLAY=:0</w:t>
+      </w:r>
+      <w:r>
+        <w:t xml:space="preserve"> du Sec.24.</w:t>
+      </w:r>
+    </w:p>
+    <w:p>
+      <w:pPr>
+        <w:pStyle w:val="ListParagraph"/>
+        <w:numPr>
+          <w:ilvl w:val="0"/>
+          <w:numId w:val="2"/>
+        </w:numPr>
+        <w:spacing w:after="80"/>
+      </w:pPr>
+      <w:r>
+        <w:rPr>
+          <w:rFonts w:ascii="Consolas" w:cs="Consolas" w:eastAsia="Consolas" w:hAnsi="Consolas"/>
+          <w:color w:val="0E4A40"/>
+          <w:sz w:val="19"/>
+          <w:szCs w:val="19"/>
+        </w:rPr>
+        <w:t xml:space="preserve">scripts/run_demo.py</w:t>
+      </w:r>
+      <w:r>
+        <w:t xml:space="preserve"> : afficher la sortie d'erreur de </w:t>
+      </w:r>
+      <w:r>
+        <w:rPr>
+          <w:rFonts w:ascii="Consolas" w:cs="Consolas" w:eastAsia="Consolas" w:hAnsi="Consolas"/>
+          <w:color w:val="0E4A40"/>
+          <w:sz w:val="19"/>
+          <w:szCs w:val="19"/>
+        </w:rPr>
+        <w:t xml:space="preserve">precompute_ik.py</w:t>
+      </w:r>
+      <w:r>
+        <w:t xml:space="preserve"> en cas d'échec, pour qu'un module manquant ne soit plus présenté comme une position inatteignable (Sec.22).</w:t>
+      </w:r>
+    </w:p>
+    <w:p>
+      <w:pPr>
+        <w:pStyle w:val="Heading1"/>
+        <w:spacing w:after="120" w:before="360"/>
+      </w:pPr>
+      <w:r>
+        <w:t xml:space="preserve">Échelle de vérification</w:t>
+      </w:r>
+    </w:p>
+    <w:p>
+      <w:pPr>
+        <w:spacing w:after="140"/>
+      </w:pPr>
+      <w:r>
+        <w:t xml:space="preserve">Le niveau 7 est un ajout ultérieur (Sec.13-15) non demandé par la spec.</w:t>
+      </w:r>
+    </w:p>
+    <w:p>
+      <w:pPr>
+        <w:pBdr>
+          <w:top w:val="single" w:color="C4CBC7" w:sz="4"/>
+        </w:pBdr>
+        <w:spacing w:after="40" w:before="160"/>
+      </w:pPr>
+      <w:r>
+        <w:rPr>
+          <w:b/>
+          <w:bCs/>
+          <w:color w:val="0E4A40"/>
+        </w:rPr>
+        <w:t xml:space="preserve">Niveau 0 — </w:t>
+      </w:r>
+      <w:r>
+        <w:rPr>
+          <w:b/>
+          <w:bCs/>
+          <w:color w:val="0E4A40"/>
+        </w:rPr>
+        <w:t xml:space="preserve">RÉUSSI</w:t>
+      </w:r>
+      <w:r>
+        <w:br/>
+      </w:r>
+      <w:r>
+        <w:rPr>
+          <w:b/>
+          <w:bCs/>
+        </w:rPr>
+        <w:t xml:space="preserve">La scène est physiquement valide</w:t>
+      </w:r>
+      <w:r>
+        <w:br/>
+      </w:r>
+      <w:r>
+        <w:t xml:space="preserve">Bloc et assiette spawnent et se stabilisent (Sec.2).</w:t>
+      </w:r>
+    </w:p>
+    <w:p>
+      <w:pPr>
+        <w:pBdr>
+          <w:top w:val="single" w:color="C4CBC7" w:sz="4"/>
+        </w:pBdr>
+        <w:spacing w:after="40" w:before="160"/>
+      </w:pPr>
+      <w:r>
+        <w:rPr>
+          <w:b/>
+          <w:bCs/>
+          <w:color w:val="0E4A40"/>
+        </w:rPr>
+        <w:t xml:space="preserve">Niveau 1 — </w:t>
+      </w:r>
+      <w:r>
+        <w:rPr>
+          <w:b/>
+          <w:bCs/>
+          <w:color w:val="0E4A40"/>
+        </w:rPr>
+        <w:t xml:space="preserve">RÉUSSI</w:t>
+      </w:r>
+      <w:r>
+        <w:br/>
+      </w:r>
+      <w:r>
+        <w:rPr>
+          <w:b/>
+          <w:bCs/>
+        </w:rPr>
+        <w:t xml:space="preserve">Le bras atteint les points commandés</w:t>
+      </w:r>
+      <w:r>
+        <w:br/>
+      </w:r>
+      <w:r>
+        <w:t xml:space="preserve">IK sur la branche coude-haut, erreur FK-de-IK ~1e-7 m (Sec.3-5).</w:t>
+      </w:r>
+    </w:p>
+    <w:p>
+      <w:pPr>
+        <w:pBdr>
+          <w:top w:val="single" w:color="C4CBC7" w:sz="4"/>
+        </w:pBdr>
+        <w:spacing w:after="40" w:before="160"/>
+      </w:pPr>
+      <w:r>
+        <w:rPr>
+          <w:b/>
+          <w:bCs/>
+          <w:color w:val="8A5A12"/>
+        </w:rPr>
+        <w:t xml:space="preserve">Niveau 2 — </w:t>
+      </w:r>
+      <w:r>
+        <w:rPr>
+          <w:b/>
+          <w:bCs/>
+          <w:color w:val="8A5A12"/>
+        </w:rPr>
+        <w:t xml:space="preserve">ARRÊTÉ ICI</w:t>
+      </w:r>
+      <w:r>
+        <w:br/>
+      </w:r>
+      <w:r>
+        <w:rPr>
+          <w:b/>
+          <w:bCs/>
+        </w:rPr>
+        <w:t xml:space="preserve">Une prise par friction tient le bloc</w:t>
+      </w:r>
+      <w:r>
+        <w:br/>
+      </w:r>
+      <w:r>
+        <w:t xml:space="preserve">Non atteint (Sec.8).</w:t>
+      </w:r>
+    </w:p>
+    <w:p>
+      <w:pPr>
+        <w:pBdr>
+          <w:top w:val="single" w:color="C4CBC7" w:sz="4"/>
+        </w:pBdr>
+        <w:spacing w:after="40" w:before="160"/>
+      </w:pPr>
+      <w:r>
+        <w:rPr>
+          <w:b/>
+          <w:bCs/>
+          <w:color w:val="0E4A40"/>
+        </w:rPr>
+        <w:t xml:space="preserve">Niveau 3 — </w:t>
+      </w:r>
+      <w:r>
+        <w:rPr>
+          <w:b/>
+          <w:bCs/>
+          <w:color w:val="0E4A40"/>
+        </w:rPr>
+        <w:t xml:space="preserve">RÉUSSI, PAR SUBSTITUTION</w:t>
+      </w:r>
+      <w:r>
+        <w:br/>
+      </w:r>
+      <w:r>
+        <w:rPr>
+          <w:b/>
+          <w:bCs/>
+        </w:rPr>
+        <w:t xml:space="preserve">Le bloc est porté et posé</w:t>
+      </w:r>
+      <w:r>
+        <w:br/>
+      </w:r>
+      <w:r>
+        <w:t xml:space="preserve">Via l'attache simulée (Sec.9).</w:t>
+      </w:r>
+    </w:p>
+    <w:p>
+      <w:pPr>
+        <w:pBdr>
+          <w:top w:val="single" w:color="C4CBC7" w:sz="4"/>
+        </w:pBdr>
+        <w:spacing w:after="40" w:before="160"/>
+      </w:pPr>
+      <w:r>
+        <w:rPr>
+          <w:b/>
+          <w:bCs/>
+          <w:color w:val="0E4A40"/>
+        </w:rPr>
+        <w:t xml:space="preserve">Niveau 4 — </w:t>
+      </w:r>
+      <w:r>
+        <w:rPr>
+          <w:b/>
+          <w:bCs/>
+          <w:color w:val="0E4A40"/>
+        </w:rPr>
+        <w:t xml:space="preserve">RÉUSSI</w:t>
+      </w:r>
+      <w:r>
+        <w:br/>
+      </w:r>
+      <w:r>
+        <w:rPr>
+          <w:b/>
+          <w:bCs/>
+        </w:rPr>
+        <w:t xml:space="preserve">20 épisodes enregistrés</w:t>
+      </w:r>
+      <w:r>
+        <w:br/>
+      </w:r>
+      <w:r>
+        <w:t xml:space="preserve">Chaque bag confirmé (Sec.10-11).</w:t>
+      </w:r>
+    </w:p>
+    <w:p>
+      <w:pPr>
+        <w:pBdr>
+          <w:top w:val="single" w:color="C4CBC7" w:sz="4"/>
+        </w:pBdr>
+        <w:spacing w:after="40" w:before="160"/>
+      </w:pPr>
+      <w:r>
+        <w:rPr>
+          <w:b/>
+          <w:bCs/>
+          <w:color w:val="0E4A40"/>
+        </w:rPr>
+        <w:t xml:space="preserve">Niveau 5 — </w:t>
+      </w:r>
+      <w:r>
+        <w:rPr>
+          <w:b/>
+          <w:bCs/>
+          <w:color w:val="0E4A40"/>
+        </w:rPr>
+        <w:t xml:space="preserve">RÉUSSI</w:t>
+      </w:r>
+      <w:r>
+        <w:br/>
+      </w:r>
+      <w:r>
+        <w:rPr>
+          <w:b/>
+          <w:bCs/>
+        </w:rPr>
+        <w:t xml:space="preserve">Épisodes convertis</w:t>
+      </w:r>
+      <w:r>
+        <w:br/>
+      </w:r>
+      <w:r>
+        <w:t xml:space="preserve">port_bag.py, sans torch (Sec.12).</w:t>
+      </w:r>
+    </w:p>
+    <w:p>
+      <w:pPr>
+        <w:pBdr>
+          <w:top w:val="single" w:color="C4CBC7" w:sz="4"/>
+        </w:pBdr>
+        <w:spacing w:after="40" w:before="160"/>
+      </w:pPr>
+      <w:r>
+        <w:rPr>
+          <w:b/>
+          <w:bCs/>
+          <w:color w:val="8A5A12"/>
+        </w:rPr>
+        <w:t xml:space="preserve">Niveau 6 — </w:t>
+      </w:r>
+      <w:r>
+        <w:rPr>
+          <w:b/>
+          <w:bCs/>
+          <w:color w:val="8A5A12"/>
+        </w:rPr>
+        <w:t xml:space="preserve">NON TENTÉ ICI</w:t>
+      </w:r>
+      <w:r>
+        <w:br/>
+      </w:r>
+      <w:r>
+        <w:rPr>
+          <w:b/>
+          <w:bCs/>
+        </w:rPr>
+        <w:t xml:space="preserve">Chargé via LeRobotDataset</w:t>
+      </w:r>
+      <w:r>
+        <w:br/>
+      </w:r>
+      <w:r>
+        <w:t xml:space="preserve">Nécessite torch (Sec.12).</w:t>
+      </w:r>
+    </w:p>
+    <w:p>
+      <w:pPr>
+        <w:pBdr>
+          <w:top w:val="single" w:color="C4CBC7" w:sz="4"/>
+        </w:pBdr>
+        <w:spacing w:after="40" w:before="160"/>
+      </w:pPr>
+      <w:r>
+        <w:rPr>
+          <w:b/>
+          <w:bCs/>
+          <w:color w:val="0E4A40"/>
+        </w:rPr>
+        <w:t xml:space="preserve">Niveau 7 — </w:t>
+      </w:r>
+      <w:r>
+        <w:rPr>
+          <w:b/>
+          <w:bCs/>
+          <w:color w:val="0E4A40"/>
+        </w:rPr>
+        <w:t xml:space="preserve">RÉUSSI</w:t>
+      </w:r>
+      <w:r>
+        <w:br/>
+      </w:r>
+      <w:r>
+        <w:rPr>
+          <w:b/>
+          <w:bCs/>
+        </w:rPr>
+        <w:t xml:space="preserve">Point d'entrée unique ros2 launch</w:t>
+      </w:r>
+      <w:r>
+        <w:br/>
+      </w:r>
+      <w:r>
+        <w:t xml:space="preserve">Vérifié deux fois de bout en bout (Sec.13-15).</w:t>
+      </w:r>
+    </w:p>
+    <w:p>
+      <w:pPr>
+        <w:pStyle w:val="Heading1"/>
+        <w:spacing w:after="120" w:before="360"/>
+      </w:pPr>
+      <w:r>
+        <w:t xml:space="preserve">Bugs corrigés — spécifiques à la session</w:t>
+      </w:r>
+    </w:p>
+    <w:p>
+      <w:pPr>
+        <w:spacing w:after="140"/>
+      </w:pPr>
+      <w:r>
+        <w:t xml:space="preserve">Symptômes de cet environnement exact.</w:t>
+      </w:r>
+    </w:p>
+    <w:tbl>
+      <w:tblPr>
+        <w:tblW w:type="dxa" w:w="10080"/>
+        <w:tblBorders>
+          <w:top w:val="single" w:color="C4CBC7" w:sz="4"/>
+          <w:left w:val="single" w:color="C4CBC7" w:sz="4"/>
+          <w:bottom w:val="single" w:color="C4CBC7" w:sz="4"/>
+          <w:right w:val="single" w:color="C4CBC7" w:sz="4"/>
+          <w:insideH w:val="single" w:color="C4CBC7" w:sz="4"/>
+          <w:insideV w:val="single" w:color="C4CBC7" w:sz="4"/>
+        </w:tblBorders>
+      </w:tblPr>
+      <w:tblGrid>
+        <w:gridCol w:w="3360"/>
+        <w:gridCol w:w="3360"/>
+        <w:gridCol w:w="3360"/>
+      </w:tblGrid>
+      <w:tr>
+        <w:trPr>
+          <w:tblHeader/>
+        </w:trPr>
+        <w:tc>
+          <w:tcPr>
+            <w:tcW w:type="dxa" w:w="3360"/>
+            <w:shd w:fill="DEE3E0" w:val="clear"/>
+            <w:tcMar>
+              <w:top w:type="dxa" w:w="80"/>
+              <w:left w:type="dxa" w:w="120"/>
+              <w:bottom w:type="dxa" w:w="80"/>
+              <w:right w:type="dxa" w:w="120"/>
+            </w:tcMar>
+          </w:tcPr>
+          <w:p>
+            <w:r>
+              <w:rPr>
+                <w:b/>
+                <w:bCs/>
+                <w:color w:val="7C8985"/>
+                <w:sz w:val="17"/>
+                <w:szCs w:val="17"/>
+              </w:rPr>
               <w:t xml:space="preserve">Symptôme</w:t>
             </w:r>
           </w:p>
@@ -6786,6 +15509,38 @@
     </w:p>
     <w:p>
       <w:pPr>
+        <w:pBdr>
+          <w:left w:val="single" w:color="146356" w:sz="24"/>
+        </w:pBdr>
+        <w:shd w:fill="F7F8F7" w:val="clear"/>
+        <w:spacing w:after="200" w:before="120"/>
+        <w:ind w:left="200"/>
+      </w:pPr>
+      <w:r>
+        <w:rPr>
+          <w:b/>
+          <w:bCs/>
+        </w:rPr>
+        <w:t xml:space="preserve">Regarder la variante GUI sur un portable WSL2 :</w:t>
+      </w:r>
+      <w:r>
+        <w:t xml:space="preserve"> la commande GUI simple ci-dessus s'y fige ou y affiche une fenêtre blanche. Utilisez plutôt </w:t>
+      </w:r>
+      <w:r>
+        <w:rPr>
+          <w:rFonts w:ascii="Consolas" w:cs="Consolas" w:eastAsia="Consolas" w:hAnsi="Consolas"/>
+          <w:color w:val="0E4A40"/>
+          <w:sz w:val="19"/>
+          <w:szCs w:val="19"/>
+        </w:rPr>
+        <w:t xml:space="preserve">docker exec -it gazebo_to_lerobot /workspace/htgpp/run_gui_demo.sh</w:t>
+      </w:r>
+      <w:r>
+        <w:t xml:space="preserve">, après l'installation unique des Sec.17–Sec.23 (voir Sec.27).</w:t>
+      </w:r>
+    </w:p>
+    <w:p>
+      <w:pPr>
         <w:pStyle w:val="Heading1"/>
         <w:spacing w:after="120" w:before="360"/>
       </w:pPr>
@@ -7018,7 +15773,19 @@
                 <w:sz w:val="18"/>
                 <w:szCs w:val="18"/>
               </w:rPr>
-              <w:t xml:space="preserve">|   `-- run_demo.py                                # Sec.14</w:t>
+              <w:t xml:space="preserve">|   |-- run_demo.py                                # Sec.14</w:t>
+            </w:r>
+            <w:r>
+              <w:br/>
+            </w:r>
+            <w:r>
+              <w:rPr>
+                <w:rFonts w:ascii="Consolas" w:cs="Consolas" w:eastAsia="Consolas" w:hAnsi="Consolas"/>
+                <w:color w:val="D9EDE8"/>
+                <w:sz w:val="18"/>
+                <w:szCs w:val="18"/>
+              </w:rPr>
+              <w:t xml:space="preserve">|   `-- run_gui_demo.sh                        # Sec.27, démo GUI en une commande pour WSL2 (03/10/2026)</w:t>
             </w:r>
             <w:r>
               <w:br/>
@@ -7087,7 +15854,7 @@
           <w:sz w:val="16"/>
           <w:szCs w:val="16"/>
         </w:rPr>
-        <w:t xml:space="preserve">Rapport Headless_Task-Grounded_Pick-and-Place_in_Gazebo | ecrit le 22/09/2026 | commit 5c92a565 | Tomislav Ilic</w:t>
+        <w:t xml:space="preserve">Rapport Headless_Task-Grounded_Pick-and-Place_in_Gazebo | ecrit le 22/09/2026 | commit 5c92a565 | Tomislav Ilic | mis à jour le 03/10/2026</w:t>
       </w:r>
     </w:p>
     <w:sectPr>
